--- a/Docs/UI/ArtBrief-20261025/Moonkov_UI_Modules_zh-CN.docx
+++ b/Docs/UI/ArtBrief-20261025/Moonkov_UI_Modules_zh-CN.docx
@@ -24,7 +24,7 @@
           <w:color w:val="000000"/>
           <w:lang w:val="zh-CN" w:eastAsia="zh-CN"/>
         </w:rPr>
-        <w:t>中文交付版  2026年10月25日  v1.0</w:t>
+        <w:t>中文交付版  2026年10月25日  v1.1</w:t>
       </w:r>
     </w:p>
     <w:p>
@@ -5585,6 +5585,418 @@
         <w:t>本案按截至 2026年10月25日 的 develop 11c245a3 和项目交接资料整理。历史截图只作背景参考；功能描述冲突时以当前实现为准。</w:t>
       </w:r>
     </w:p>
+    <w:p>
+      <w:r>
+        <w:br w:type="page"/>
+      </w:r>
+    </w:p>
+    <w:p>
+      <w:pPr>
+        <w:pStyle w:val="Heading1"/>
+      </w:pPr>
+      <w:r>
+        <w:rPr>
+          <w:rFonts w:ascii="Arial" w:hAnsi="Arial" w:eastAsia="Noto Sans CJK SC"/>
+          <w:b w:val="0"/>
+          <w:color w:val="000000"/>
+          <w:lang w:val="zh-CN" w:eastAsia="zh-CN"/>
+        </w:rPr>
+        <w:t>给美术的最低交付要求</w:t>
+      </w:r>
+    </w:p>
+    <w:p>
+      <w:r>
+        <w:rPr>
+          <w:rFonts w:ascii="Arial" w:hAnsi="Arial" w:eastAsia="Noto Sans CJK SC"/>
+          <w:b w:val="0"/>
+          <w:color w:val="000000"/>
+          <w:lang w:val="zh-CN" w:eastAsia="zh-CN"/>
+        </w:rPr>
+        <w:t>本页只保证设计能被程序还原，不限制创意。不要求使用专业 UI 软件，也不要求美术制作图集、写代码或配置 Unity。先用一个按钮、一个窗口和一个物品格试交接，确认可用后再批量制作。</w:t>
+      </w:r>
+    </w:p>
+    <w:tbl>
+      <w:tblPr>
+        <w:tblW w:type="auto" w:w="0"/>
+        <w:jc w:val="center"/>
+        <w:tblLayout w:type="fixed"/>
+        <w:tblLook w:firstColumn="1" w:firstRow="1" w:lastColumn="0" w:lastRow="0" w:noHBand="0" w:noVBand="1" w:val="04A0"/>
+        <w:tblBorders>
+          <w:top w:val="single" w:sz="5" w:color="D9D9D9"/>
+          <w:left w:val="single" w:sz="5" w:color="D9D9D9"/>
+          <w:bottom w:val="single" w:sz="5" w:color="D9D9D9"/>
+          <w:right w:val="single" w:sz="5" w:color="D9D9D9"/>
+          <w:insideH w:val="single" w:sz="5" w:color="D9D9D9"/>
+          <w:insideV w:val="single" w:sz="5" w:color="D9D9D9"/>
+        </w:tblBorders>
+        <w:tblCellMar>
+          <w:top w:w="85" w:type="dxa"/>
+          <w:bottom w:w="85" w:type="dxa"/>
+          <w:left w:w="100" w:type="dxa"/>
+          <w:right w:w="100" w:type="dxa"/>
+        </w:tblCellMar>
+      </w:tblPr>
+      <w:tblGrid>
+        <w:gridCol w:w="1800"/>
+        <w:gridCol w:w="8136"/>
+      </w:tblGrid>
+      <w:tr>
+        <w:trPr>
+          <w:cantSplit/>
+          <w:tblHeader/>
+        </w:trPr>
+        <w:tc>
+          <w:tcPr>
+            <w:tcW w:type="dxa" w:w="1800"/>
+            <w:vAlign w:val="center"/>
+            <w:shd w:fill="E7EDF2"/>
+          </w:tcPr>
+          <w:p>
+            <w:pPr>
+              <w:spacing w:before="0" w:after="0" w:line="269" w:lineRule="auto"/>
+            </w:pPr>
+            <w:r>
+              <w:rPr>
+                <w:rFonts w:ascii="Arial" w:hAnsi="Arial" w:eastAsia="Noto Sans CJK SC"/>
+                <w:b/>
+                <w:color w:val="000000"/>
+                <w:sz w:val="21"/>
+                <w:lang w:val="zh-CN" w:eastAsia="zh-CN"/>
+              </w:rPr>
+              <w:t>交付物</w:t>
+            </w:r>
+          </w:p>
+        </w:tc>
+        <w:tc>
+          <w:tcPr>
+            <w:tcW w:type="dxa" w:w="8136"/>
+            <w:vAlign w:val="center"/>
+            <w:shd w:fill="E7EDF2"/>
+          </w:tcPr>
+          <w:p>
+            <w:pPr>
+              <w:spacing w:before="0" w:after="0" w:line="269" w:lineRule="auto"/>
+            </w:pPr>
+            <w:r>
+              <w:rPr>
+                <w:rFonts w:ascii="Arial" w:hAnsi="Arial" w:eastAsia="Noto Sans CJK SC"/>
+                <w:b/>
+                <w:color w:val="000000"/>
+                <w:sz w:val="21"/>
+                <w:lang w:val="zh-CN" w:eastAsia="zh-CN"/>
+              </w:rPr>
+              <w:t>最低要求</w:t>
+            </w:r>
+          </w:p>
+        </w:tc>
+      </w:tr>
+      <w:tr>
+        <w:trPr>
+          <w:cantSplit/>
+        </w:trPr>
+        <w:tc>
+          <w:tcPr>
+            <w:tcW w:type="dxa" w:w="1800"/>
+            <w:vAlign w:val="center"/>
+          </w:tcPr>
+          <w:p>
+            <w:pPr>
+              <w:spacing w:before="0" w:after="0" w:line="269" w:lineRule="auto"/>
+            </w:pPr>
+            <w:r>
+              <w:rPr>
+                <w:rFonts w:ascii="Arial" w:hAnsi="Arial" w:eastAsia="Noto Sans CJK SC"/>
+                <w:b w:val="0"/>
+                <w:color w:val="000000"/>
+                <w:sz w:val="21"/>
+                <w:lang w:val="zh-CN" w:eastAsia="zh-CN"/>
+              </w:rPr>
+              <w:t>完整效果图</w:t>
+            </w:r>
+          </w:p>
+        </w:tc>
+        <w:tc>
+          <w:tcPr>
+            <w:tcW w:type="dxa" w:w="8136"/>
+            <w:vAlign w:val="center"/>
+          </w:tcPr>
+          <w:p>
+            <w:pPr>
+              <w:spacing w:before="0" w:after="0" w:line="269" w:lineRule="auto"/>
+            </w:pPr>
+            <w:r>
+              <w:rPr>
+                <w:rFonts w:ascii="Arial" w:hAnsi="Arial" w:eastAsia="Noto Sans CJK SC"/>
+                <w:b w:val="0"/>
+                <w:color w:val="000000"/>
+                <w:sz w:val="21"/>
+                <w:lang w:val="zh-CN" w:eastAsia="zh-CN"/>
+              </w:rPr>
+              <w:t>标出设计尺寸与 M 编号。能看清界面内容、操作与图片裁切即可。</w:t>
+            </w:r>
+          </w:p>
+        </w:tc>
+      </w:tr>
+      <w:tr>
+        <w:trPr>
+          <w:cantSplit/>
+        </w:trPr>
+        <w:tc>
+          <w:tcPr>
+            <w:tcW w:type="dxa" w:w="1800"/>
+            <w:vAlign w:val="center"/>
+          </w:tcPr>
+          <w:p>
+            <w:pPr>
+              <w:spacing w:before="0" w:after="0" w:line="269" w:lineRule="auto"/>
+            </w:pPr>
+            <w:r>
+              <w:rPr>
+                <w:rFonts w:ascii="Arial" w:hAnsi="Arial" w:eastAsia="Noto Sans CJK SC"/>
+                <w:b w:val="0"/>
+                <w:color w:val="000000"/>
+                <w:sz w:val="21"/>
+                <w:lang w:val="zh-CN" w:eastAsia="zh-CN"/>
+              </w:rPr>
+              <w:t>可编辑源稿</w:t>
+            </w:r>
+          </w:p>
+        </w:tc>
+        <w:tc>
+          <w:tcPr>
+            <w:tcW w:type="dxa" w:w="8136"/>
+            <w:vAlign w:val="center"/>
+          </w:tcPr>
+          <w:p>
+            <w:pPr>
+              <w:spacing w:before="0" w:after="0" w:line="269" w:lineRule="auto"/>
+            </w:pPr>
+            <w:r>
+              <w:rPr>
+                <w:rFonts w:ascii="Arial" w:hAnsi="Arial" w:eastAsia="Noto Sans CJK SC"/>
+                <w:b w:val="0"/>
+                <w:color w:val="000000"/>
+                <w:sz w:val="21"/>
+                <w:lang w:val="zh-CN" w:eastAsia="zh-CN"/>
+              </w:rPr>
+              <w:t>用熟悉的软件。背景、插画、边框和文字分层；注明使用的字体。</w:t>
+            </w:r>
+          </w:p>
+        </w:tc>
+      </w:tr>
+      <w:tr>
+        <w:trPr>
+          <w:cantSplit/>
+        </w:trPr>
+        <w:tc>
+          <w:tcPr>
+            <w:tcW w:type="dxa" w:w="1800"/>
+            <w:vAlign w:val="center"/>
+          </w:tcPr>
+          <w:p>
+            <w:pPr>
+              <w:spacing w:before="0" w:after="0" w:line="269" w:lineRule="auto"/>
+            </w:pPr>
+            <w:r>
+              <w:rPr>
+                <w:rFonts w:ascii="Arial" w:hAnsi="Arial" w:eastAsia="Noto Sans CJK SC"/>
+                <w:b w:val="0"/>
+                <w:color w:val="000000"/>
+                <w:sz w:val="21"/>
+                <w:lang w:val="zh-CN" w:eastAsia="zh-CN"/>
+              </w:rPr>
+              <w:t>通用组件</w:t>
+            </w:r>
+          </w:p>
+        </w:tc>
+        <w:tc>
+          <w:tcPr>
+            <w:tcW w:type="dxa" w:w="8136"/>
+            <w:vAlign w:val="center"/>
+          </w:tcPr>
+          <w:p>
+            <w:pPr>
+              <w:spacing w:before="0" w:after="0" w:line="269" w:lineRule="auto"/>
+            </w:pPr>
+            <w:r>
+              <w:rPr>
+                <w:rFonts w:ascii="Arial" w:hAnsi="Arial" w:eastAsia="Noto Sans CJK SC"/>
+                <w:b w:val="0"/>
+                <w:color w:val="000000"/>
+                <w:sz w:val="21"/>
+                <w:lang w:val="zh-CN" w:eastAsia="zh-CN"/>
+              </w:rPr>
+              <w:t>按钮、窗口、页签、物品格、进度条等共用样式只交一份。纯色框、线条和简单圆形可由程序绘制，不必切图。</w:t>
+            </w:r>
+          </w:p>
+        </w:tc>
+      </w:tr>
+      <w:tr>
+        <w:trPr>
+          <w:cantSplit/>
+        </w:trPr>
+        <w:tc>
+          <w:tcPr>
+            <w:tcW w:type="dxa" w:w="1800"/>
+            <w:vAlign w:val="center"/>
+          </w:tcPr>
+          <w:p>
+            <w:pPr>
+              <w:spacing w:before="0" w:after="0" w:line="269" w:lineRule="auto"/>
+            </w:pPr>
+            <w:r>
+              <w:rPr>
+                <w:rFonts w:ascii="Arial" w:hAnsi="Arial" w:eastAsia="Noto Sans CJK SC"/>
+                <w:b w:val="0"/>
+                <w:color w:val="000000"/>
+                <w:sz w:val="21"/>
+                <w:lang w:val="zh-CN" w:eastAsia="zh-CN"/>
+              </w:rPr>
+              <w:t>独立素材</w:t>
+            </w:r>
+          </w:p>
+        </w:tc>
+        <w:tc>
+          <w:tcPr>
+            <w:tcW w:type="dxa" w:w="8136"/>
+            <w:vAlign w:val="center"/>
+          </w:tcPr>
+          <w:p>
+            <w:pPr>
+              <w:spacing w:before="0" w:after="0" w:line="269" w:lineRule="auto"/>
+            </w:pPr>
+            <w:r>
+              <w:rPr>
+                <w:rFonts w:ascii="Arial" w:hAnsi="Arial" w:eastAsia="Noto Sans CJK SC"/>
+                <w:b w:val="0"/>
+                <w:color w:val="000000"/>
+                <w:sz w:val="21"/>
+                <w:lang w:val="zh-CN" w:eastAsia="zh-CN"/>
+              </w:rPr>
+              <w:t>需要贴图的图标、插画、复杂底板分别导出 PNG；镂空处透明。文字、数量和价格不要烘进通用底图。</w:t>
+            </w:r>
+          </w:p>
+        </w:tc>
+      </w:tr>
+      <w:tr>
+        <w:trPr>
+          <w:cantSplit/>
+        </w:trPr>
+        <w:tc>
+          <w:tcPr>
+            <w:tcW w:type="dxa" w:w="1800"/>
+            <w:vAlign w:val="center"/>
+          </w:tcPr>
+          <w:p>
+            <w:pPr>
+              <w:spacing w:before="0" w:after="0" w:line="269" w:lineRule="auto"/>
+            </w:pPr>
+            <w:r>
+              <w:rPr>
+                <w:rFonts w:ascii="Arial" w:hAnsi="Arial" w:eastAsia="Noto Sans CJK SC"/>
+                <w:b w:val="0"/>
+                <w:color w:val="000000"/>
+                <w:sz w:val="21"/>
+                <w:lang w:val="zh-CN" w:eastAsia="zh-CN"/>
+              </w:rPr>
+              <w:t>状态与素材表</w:t>
+            </w:r>
+          </w:p>
+        </w:tc>
+        <w:tc>
+          <w:tcPr>
+            <w:tcW w:type="dxa" w:w="8136"/>
+            <w:vAlign w:val="center"/>
+          </w:tcPr>
+          <w:p>
+            <w:pPr>
+              <w:spacing w:before="0" w:after="0" w:line="269" w:lineRule="auto"/>
+            </w:pPr>
+            <w:r>
+              <w:rPr>
+                <w:rFonts w:ascii="Arial" w:hAnsi="Arial" w:eastAsia="Noto Sans CJK SC"/>
+                <w:b w:val="0"/>
+                <w:color w:val="000000"/>
+                <w:sz w:val="21"/>
+                <w:lang w:val="zh-CN" w:eastAsia="zh-CN"/>
+              </w:rPr>
+              <w:t>说明普通、悬停或焦点、按下、选中、禁用；适用时补等待和错误。表中写名称、用途、尺寸、切片四边和内容边距；不适用的留空。</w:t>
+            </w:r>
+          </w:p>
+        </w:tc>
+      </w:tr>
+    </w:tbl>
+    <w:p>
+      <w:pPr>
+        <w:spacing w:after="20" w:before="0" w:line="96" w:lineRule="auto"/>
+      </w:pPr>
+      <w:r>
+        <w:rPr>
+          <w:sz w:val="4"/>
+        </w:rPr>
+      </w:r>
+    </w:p>
+    <w:p>
+      <w:pPr>
+        <w:pStyle w:val="Heading2"/>
+      </w:pPr>
+      <w:r>
+        <w:rPr>
+          <w:rFonts w:ascii="Arial" w:hAnsi="Arial" w:eastAsia="Noto Sans CJK SC"/>
+          <w:b w:val="0"/>
+          <w:color w:val="000000"/>
+          <w:lang w:val="zh-CN" w:eastAsia="zh-CN"/>
+        </w:rPr>
+        <w:t>九宫格只用于需要拉伸的框</w:t>
+      </w:r>
+    </w:p>
+    <w:p>
+      <w:r>
+        <w:rPr>
+          <w:rFonts w:ascii="Arial" w:hAnsi="Arial" w:eastAsia="Noto Sans CJK SC"/>
+          <w:b w:val="0"/>
+          <w:color w:val="000000"/>
+          <w:lang w:val="zh-CN" w:eastAsia="zh-CN"/>
+        </w:rPr>
+        <w:t>按钮底板、弹窗边框需要变宽或变高，且边角不能变形时，才需要九宫格。通常交一张完整 PNG，不是九张图。标出左、上、右、下固定区域的像素值，并说明最小可用尺寸。图标、人物和插画通常保持比例，不做九宫格。</w:t>
+      </w:r>
+    </w:p>
+    <w:p>
+      <w:r>
+        <w:rPr>
+          <w:rFonts w:ascii="Arial" w:hAnsi="Arial" w:eastAsia="Noto Sans CJK SC"/>
+          <w:b w:val="0"/>
+          <w:color w:val="000000"/>
+          <w:lang w:val="zh-CN" w:eastAsia="zh-CN"/>
+        </w:rPr>
+        <w:t>例如一张 128×64 PNG，四边各保留 12px；这只是标注示例，不是统一标准。文字离框多远要另外标，不能把它和切片边距当成同一个数。若状态需要多张图，保持画布尺寸与位置一致。只改颜色时，用说明即可。</w:t>
+      </w:r>
+    </w:p>
+    <w:p>
+      <w:pPr>
+        <w:pStyle w:val="Heading2"/>
+      </w:pPr>
+      <w:r>
+        <w:rPr>
+          <w:rFonts w:ascii="Arial" w:hAnsi="Arial" w:eastAsia="Noto Sans CJK SC"/>
+          <w:b w:val="0"/>
+          <w:color w:val="000000"/>
+          <w:lang w:val="zh-CN" w:eastAsia="zh-CN"/>
+        </w:rPr>
+        <w:t>程序负责接入和验证</w:t>
+      </w:r>
+    </w:p>
+    <w:p>
+      <w:r>
+        <w:rPr>
+          <w:rFonts w:ascii="Arial" w:hAnsi="Arial" w:eastAsia="Noto Sans CJK SC"/>
+          <w:b w:val="0"/>
+          <w:color w:val="000000"/>
+          <w:lang w:val="zh-CN" w:eastAsia="zh-CN"/>
+        </w:rPr>
+        <w:t>程序负责导入、九宫格参数、动态文字、双语、交互、真实数据与适配。拉宽、缩小后检查边角、边框和文字；有问题再一起调整素材或边距。</w:t>
+      </w:r>
+    </w:p>
     <w:sectPr>
       <w:headerReference w:type="default" r:id="rId9"/>
       <w:footerReference w:type="default" r:id="rId10"/>

--- a/Docs/UI/ArtBrief-20261025/Moonkov_UI_Modules_zh-CN.docx
+++ b/Docs/UI/ArtBrief-20261025/Moonkov_UI_Modules_zh-CN.docx
@@ -5,62 +5,1347 @@
     <w:p>
       <w:pPr>
         <w:pStyle w:val="Title"/>
+        <w:keepNext/>
+        <w:spacing w:line="560" w:lineRule="exact" w:after="160" w:before="0"/>
+        <w:snapToGrid w:val="0"/>
       </w:pPr>
       <w:r>
         <w:rPr>
           <w:rFonts w:ascii="Arial" w:hAnsi="Arial" w:eastAsia="Noto Sans CJK SC"/>
-          <w:b w:val="0"/>
           <w:color w:val="000000"/>
           <w:lang w:val="zh-CN" w:eastAsia="zh-CN"/>
         </w:rPr>
-        <w:t>Moonkov UI 模块与层级策划案</w:t>
+        <w:t>Moonkov 游戏界面需求</w:t>
       </w:r>
     </w:p>
     <w:p>
+      <w:pPr>
+        <w:spacing w:line="340" w:lineRule="exact" w:after="120"/>
+        <w:snapToGrid w:val="0"/>
+      </w:pPr>
       <w:r>
         <w:rPr>
           <w:rFonts w:ascii="Arial" w:hAnsi="Arial" w:eastAsia="Noto Sans CJK SC"/>
-          <w:b w:val="0"/>
           <w:color w:val="000000"/>
           <w:lang w:val="zh-CN" w:eastAsia="zh-CN"/>
         </w:rPr>
-        <w:t>中文交付版  2026年10月25日  v1.1</w:t>
+        <w:t>给 UI 美术同事  2026年10月25日  第二版</w:t>
       </w:r>
     </w:p>
     <w:p>
+      <w:pPr>
+        <w:spacing w:line="340" w:lineRule="exact" w:after="120"/>
+        <w:snapToGrid w:val="0"/>
+      </w:pPr>
       <w:r>
         <w:rPr>
           <w:rFonts w:ascii="Arial" w:hAnsi="Arial" w:eastAsia="Noto Sans CJK SC"/>
-          <w:b w:val="0"/>
           <w:color w:val="000000"/>
           <w:lang w:val="zh-CN" w:eastAsia="zh-CN"/>
         </w:rPr>
-        <w:t>供 UI 美术了解项目功能范围。本案重点说明有哪些模块、模块下面有什么，以及模块之间的关系。Moonkov 是月球题材的二次元角色第一人称射击撤离游戏，包含远征与赏金玩法。</w:t>
+        <w:t>Moonkov 是一款在月球上战斗、搜刮物资并设法撤离的游戏。玩家出发前准备装备，带回的东西可以存起来、出售，或用于改装和研究。</w:t>
       </w:r>
     </w:p>
     <w:p>
+      <w:pPr>
+        <w:spacing w:line="340" w:lineRule="exact" w:after="120"/>
+        <w:snapToGrid w:val="0"/>
+      </w:pPr>
       <w:r>
         <w:rPr>
           <w:rFonts w:ascii="Arial" w:hAnsi="Arial" w:eastAsia="Noto Sans CJK SC"/>
-          <w:b w:val="0"/>
           <w:color w:val="000000"/>
           <w:lang w:val="zh-CN" w:eastAsia="zh-CN"/>
         </w:rPr>
-        <w:t>主界面计划重做。美术自主决定风格、构图、布局和页面组合。下列层级是功能分类，不是规定菜单必须怎样排列。一个页面可以承载多个模块，一个模块也可以拆成多个页面。</w:t>
+        <w:t>主界面要重做。下面列出游戏需要哪些界面，以及每个界面里要有什么。风格、构图和排列由美术决定；可以合并页面，只要功能都能找到。</w:t>
       </w:r>
     </w:p>
     <w:p>
       <w:pPr>
         <w:pStyle w:val="Heading2"/>
+        <w:keepNext/>
+        <w:spacing w:line="400" w:lineRule="exact" w:after="100" w:before="240"/>
+        <w:snapToGrid w:val="0"/>
       </w:pPr>
       <w:r>
         <w:rPr>
           <w:rFonts w:ascii="Arial" w:hAnsi="Arial" w:eastAsia="Noto Sans CJK SC"/>
-          <w:b w:val="0"/>
           <w:color w:val="000000"/>
           <w:lang w:val="zh-CN" w:eastAsia="zh-CN"/>
         </w:rPr>
-        <w:t>一级与二级模块总览</w:t>
+        <w:t>先看整体结构</w:t>
+      </w:r>
+    </w:p>
+    <w:p>
+      <w:pPr>
+        <w:pStyle w:val="Heading2"/>
+        <w:keepNext/>
+        <w:spacing w:line="400" w:lineRule="exact" w:after="100" w:before="240"/>
+        <w:snapToGrid w:val="0"/>
+      </w:pPr>
+      <w:r>
+        <w:rPr>
+          <w:rFonts w:ascii="Arial" w:hAnsi="Arial" w:eastAsia="Noto Sans CJK SC"/>
+          <w:color w:val="000000"/>
+          <w:lang w:val="zh-CN" w:eastAsia="zh-CN"/>
+        </w:rPr>
+        <w:t>打开游戏</w:t>
+      </w:r>
+    </w:p>
+    <w:p>
+      <w:pPr>
+        <w:spacing w:line="340" w:lineRule="exact" w:after="120"/>
+        <w:snapToGrid w:val="0"/>
+        <w:ind w:left="288"/>
+      </w:pPr>
+      <w:r>
+        <w:rPr>
+          <w:rFonts w:ascii="Arial" w:hAnsi="Arial" w:eastAsia="Noto Sans CJK SC"/>
+          <w:color w:val="000000"/>
+          <w:lang w:val="zh-CN" w:eastAsia="zh-CN"/>
+        </w:rPr>
+        <w:t>主界面、登录与账号。</w:t>
+      </w:r>
+    </w:p>
+    <w:p>
+      <w:pPr>
+        <w:pStyle w:val="Heading2"/>
+        <w:keepNext/>
+        <w:spacing w:line="400" w:lineRule="exact" w:after="100" w:before="240"/>
+        <w:snapToGrid w:val="0"/>
+      </w:pPr>
+      <w:r>
+        <w:rPr>
+          <w:rFonts w:ascii="Arial" w:hAnsi="Arial" w:eastAsia="Noto Sans CJK SC"/>
+          <w:color w:val="000000"/>
+          <w:lang w:val="zh-CN" w:eastAsia="zh-CN"/>
+        </w:rPr>
+        <w:t>出发之前</w:t>
+      </w:r>
+    </w:p>
+    <w:p>
+      <w:pPr>
+        <w:spacing w:line="340" w:lineRule="exact" w:after="120"/>
+        <w:snapToGrid w:val="0"/>
+        <w:ind w:left="288"/>
+      </w:pPr>
+      <w:r>
+        <w:rPr>
+          <w:rFonts w:ascii="Arial" w:hAnsi="Arial" w:eastAsia="Noto Sans CJK SC"/>
+          <w:color w:val="000000"/>
+          <w:lang w:val="zh-CN" w:eastAsia="zh-CN"/>
+        </w:rPr>
+        <w:t>出发准备、联机队伍与房间。</w:t>
+      </w:r>
+    </w:p>
+    <w:p>
+      <w:pPr>
+        <w:spacing w:line="340" w:lineRule="exact" w:after="120"/>
+        <w:snapToGrid w:val="0"/>
+        <w:ind w:left="288"/>
+      </w:pPr>
+      <w:r>
+        <w:rPr>
+          <w:rFonts w:ascii="Arial" w:hAnsi="Arial" w:eastAsia="Noto Sans CJK SC"/>
+          <w:color w:val="000000"/>
+          <w:lang w:val="zh-CN" w:eastAsia="zh-CN"/>
+        </w:rPr>
+        <w:t>仓库与装备、光环改装、商店与补给、研究与制造、任务与调查记录。</w:t>
+      </w:r>
+    </w:p>
+    <w:p>
+      <w:pPr>
+        <w:pStyle w:val="Heading2"/>
+        <w:keepNext/>
+        <w:spacing w:line="400" w:lineRule="exact" w:after="100" w:before="240"/>
+        <w:snapToGrid w:val="0"/>
+      </w:pPr>
+      <w:r>
+        <w:rPr>
+          <w:rFonts w:ascii="Arial" w:hAnsi="Arial" w:eastAsia="Noto Sans CJK SC"/>
+          <w:color w:val="000000"/>
+          <w:lang w:val="zh-CN" w:eastAsia="zh-CN"/>
+        </w:rPr>
+        <w:t>游戏进行中</w:t>
+      </w:r>
+    </w:p>
+    <w:p>
+      <w:pPr>
+        <w:spacing w:line="340" w:lineRule="exact" w:after="120"/>
+        <w:snapToGrid w:val="0"/>
+        <w:ind w:left="288"/>
+      </w:pPr>
+      <w:r>
+        <w:rPr>
+          <w:rFonts w:ascii="Arial" w:hAnsi="Arial" w:eastAsia="Noto Sans CJK SC"/>
+          <w:color w:val="000000"/>
+          <w:lang w:val="zh-CN" w:eastAsia="zh-CN"/>
+        </w:rPr>
+        <w:t>战斗画面、背包与搜刮、健康与治疗、地图与工具。</w:t>
+      </w:r>
+    </w:p>
+    <w:p>
+      <w:pPr>
+        <w:spacing w:line="340" w:lineRule="exact" w:after="120"/>
+        <w:snapToGrid w:val="0"/>
+        <w:ind w:left="288"/>
+      </w:pPr>
+      <w:r>
+        <w:rPr>
+          <w:rFonts w:ascii="Arial" w:hAnsi="Arial" w:eastAsia="Noto Sans CJK SC"/>
+          <w:color w:val="000000"/>
+          <w:lang w:val="zh-CN" w:eastAsia="zh-CN"/>
+        </w:rPr>
+        <w:t>赏金玩法另加目标争夺、暗视和队友救援。</w:t>
+      </w:r>
+    </w:p>
+    <w:p>
+      <w:pPr>
+        <w:pStyle w:val="Heading2"/>
+        <w:keepNext/>
+        <w:spacing w:line="400" w:lineRule="exact" w:after="100" w:before="240"/>
+        <w:snapToGrid w:val="0"/>
+      </w:pPr>
+      <w:r>
+        <w:rPr>
+          <w:rFonts w:ascii="Arial" w:hAnsi="Arial" w:eastAsia="Noto Sans CJK SC"/>
+          <w:color w:val="000000"/>
+          <w:lang w:val="zh-CN" w:eastAsia="zh-CN"/>
+        </w:rPr>
+        <w:t>一局结束后</w:t>
+      </w:r>
+    </w:p>
+    <w:p>
+      <w:pPr>
+        <w:spacing w:line="340" w:lineRule="exact" w:after="120"/>
+        <w:snapToGrid w:val="0"/>
+        <w:ind w:left="288"/>
+      </w:pPr>
+      <w:r>
+        <w:rPr>
+          <w:rFonts w:ascii="Arial" w:hAnsi="Arial" w:eastAsia="Noto Sans CJK SC"/>
+          <w:color w:val="000000"/>
+          <w:lang w:val="zh-CN" w:eastAsia="zh-CN"/>
+        </w:rPr>
+        <w:t>撤离或死亡、查看结果和物品、入库或领取、回到出发前。</w:t>
+      </w:r>
+    </w:p>
+    <w:p>
+      <w:pPr>
+        <w:pStyle w:val="Heading2"/>
+        <w:keepNext/>
+        <w:spacing w:line="400" w:lineRule="exact" w:after="100" w:before="240"/>
+        <w:snapToGrid w:val="0"/>
+      </w:pPr>
+      <w:r>
+        <w:rPr>
+          <w:rFonts w:ascii="Arial" w:hAnsi="Arial" w:eastAsia="Noto Sans CJK SC"/>
+          <w:color w:val="000000"/>
+          <w:lang w:val="zh-CN" w:eastAsia="zh-CN"/>
+        </w:rPr>
+        <w:t>各处共用</w:t>
+      </w:r>
+    </w:p>
+    <w:p>
+      <w:pPr>
+        <w:spacing w:line="340" w:lineRule="exact" w:after="120"/>
+        <w:snapToGrid w:val="0"/>
+        <w:ind w:left="288"/>
+      </w:pPr>
+      <w:r>
+        <w:rPr>
+          <w:rFonts w:ascii="Arial" w:hAnsi="Arial" w:eastAsia="Noto Sans CJK SC"/>
+          <w:color w:val="000000"/>
+          <w:lang w:val="zh-CN" w:eastAsia="zh-CN"/>
+        </w:rPr>
+        <w:t>设置、暂停菜单、确认窗口、提示和进度条。</w:t>
+      </w:r>
+    </w:p>
+    <w:p>
+      <w:pPr>
+        <w:spacing w:line="340" w:lineRule="exact" w:after="120"/>
+        <w:snapToGrid w:val="0"/>
+      </w:pPr>
+      <w:r>
+        <w:rPr>
+          <w:rFonts w:ascii="Arial" w:hAnsi="Arial" w:eastAsia="Noto Sans CJK SC"/>
+          <w:color w:val="000000"/>
+          <w:lang w:val="zh-CN" w:eastAsia="zh-CN"/>
+        </w:rPr>
+        <w:t>阅读顺序：第 2 页看主界面和出发，第 3 页看装备与成长，第 4 页看战斗，第 5 页看结算，第 6 页看素材怎么交。</w:t>
+      </w:r>
+    </w:p>
+    <w:p>
+      <w:r>
+        <w:br w:type="page"/>
+      </w:r>
+    </w:p>
+    <w:p>
+      <w:pPr>
+        <w:pStyle w:val="Heading1"/>
+        <w:keepNext/>
+        <w:spacing w:line="480" w:lineRule="exact" w:after="160" w:before="0"/>
+        <w:snapToGrid w:val="0"/>
+      </w:pPr>
+      <w:r>
+        <w:rPr>
+          <w:rFonts w:ascii="Arial" w:hAnsi="Arial" w:eastAsia="Noto Sans CJK SC"/>
+          <w:color w:val="000000"/>
+          <w:lang w:val="zh-CN" w:eastAsia="zh-CN"/>
+        </w:rPr>
+        <w:t>主界面和出发</w:t>
+      </w:r>
+    </w:p>
+    <w:p>
+      <w:pPr>
+        <w:pStyle w:val="Heading2"/>
+        <w:keepNext/>
+        <w:spacing w:line="400" w:lineRule="exact" w:after="100" w:before="240"/>
+        <w:snapToGrid w:val="0"/>
+      </w:pPr>
+      <w:r>
+        <w:rPr>
+          <w:rFonts w:ascii="Arial" w:hAnsi="Arial" w:eastAsia="Noto Sans CJK SC"/>
+          <w:color w:val="000000"/>
+          <w:lang w:val="zh-CN" w:eastAsia="zh-CN"/>
+        </w:rPr>
+        <w:t>主界面</w:t>
+      </w:r>
+    </w:p>
+    <w:p>
+      <w:pPr>
+        <w:spacing w:line="340" w:lineRule="exact" w:after="120"/>
+        <w:snapToGrid w:val="0"/>
+      </w:pPr>
+      <w:r>
+        <w:rPr>
+          <w:rFonts w:ascii="Arial" w:hAnsi="Arial" w:eastAsia="Noto Sans CJK SC"/>
+          <w:color w:val="000000"/>
+          <w:lang w:val="zh-CN" w:eastAsia="zh-CN"/>
+        </w:rPr>
+        <w:t>玩家在这里决定接下来做什么。需要能进入出发、仓库、光环改装、商店、研究、任务和设置，并看见当前角色、账号和资源。主次和摆放由美术重新设计。</w:t>
+      </w:r>
+    </w:p>
+    <w:p>
+      <w:pPr>
+        <w:pStyle w:val="Heading2"/>
+        <w:keepNext/>
+        <w:spacing w:line="400" w:lineRule="exact" w:after="100" w:before="240"/>
+        <w:snapToGrid w:val="0"/>
+      </w:pPr>
+      <w:r>
+        <w:rPr>
+          <w:rFonts w:ascii="Arial" w:hAnsi="Arial" w:eastAsia="Noto Sans CJK SC"/>
+          <w:color w:val="000000"/>
+          <w:lang w:val="zh-CN" w:eastAsia="zh-CN"/>
+        </w:rPr>
+        <w:t>登录与账号</w:t>
+      </w:r>
+    </w:p>
+    <w:p>
+      <w:pPr>
+        <w:spacing w:line="340" w:lineRule="exact" w:after="120"/>
+        <w:snapToGrid w:val="0"/>
+      </w:pPr>
+      <w:r>
+        <w:rPr>
+          <w:rFonts w:ascii="Arial" w:hAnsi="Arial" w:eastAsia="Noto Sans CJK SC"/>
+          <w:color w:val="000000"/>
+          <w:lang w:val="zh-CN" w:eastAsia="zh-CN"/>
+        </w:rPr>
+        <w:t>包括登录、注册和退出账号，也要能识别离线游玩。输入账号后，需要告诉玩家正在登录、登录成功，还是哪里出了问题。</w:t>
+      </w:r>
+    </w:p>
+    <w:p>
+      <w:pPr>
+        <w:pStyle w:val="Heading2"/>
+        <w:keepNext/>
+        <w:spacing w:line="400" w:lineRule="exact" w:after="100" w:before="240"/>
+        <w:snapToGrid w:val="0"/>
+      </w:pPr>
+      <w:r>
+        <w:rPr>
+          <w:rFonts w:ascii="Arial" w:hAnsi="Arial" w:eastAsia="Noto Sans CJK SC"/>
+          <w:color w:val="000000"/>
+          <w:lang w:val="zh-CN" w:eastAsia="zh-CN"/>
+        </w:rPr>
+        <w:t>出发准备</w:t>
+      </w:r>
+    </w:p>
+    <w:p>
+      <w:pPr>
+        <w:spacing w:line="340" w:lineRule="exact" w:after="120"/>
+        <w:snapToGrid w:val="0"/>
+      </w:pPr>
+      <w:r>
+        <w:rPr>
+          <w:rFonts w:ascii="Arial" w:hAnsi="Arial" w:eastAsia="Noto Sans CJK SC"/>
+          <w:color w:val="000000"/>
+          <w:lang w:val="zh-CN" w:eastAsia="zh-CN"/>
+        </w:rPr>
+        <w:t>玩家确认这一局带谁、去哪、带什么。需要有：</w:t>
+      </w:r>
+    </w:p>
+    <w:p>
+      <w:pPr>
+        <w:pStyle w:val="ListBullet"/>
+        <w:spacing w:line="340" w:lineRule="exact" w:after="120"/>
+        <w:snapToGrid w:val="0"/>
+      </w:pPr>
+      <w:r>
+        <w:rPr>
+          <w:rFonts w:ascii="Arial" w:hAnsi="Arial" w:eastAsia="Noto Sans CJK SC"/>
+          <w:color w:val="000000"/>
+          <w:lang w:val="zh-CN" w:eastAsia="zh-CN"/>
+        </w:rPr>
+        <w:t>角色选择：人偶歌者、初音未来、诗岸。</w:t>
+      </w:r>
+    </w:p>
+    <w:p>
+      <w:pPr>
+        <w:pStyle w:val="ListBullet"/>
+        <w:spacing w:line="340" w:lineRule="exact" w:after="120"/>
+        <w:snapToGrid w:val="0"/>
+      </w:pPr>
+      <w:r>
+        <w:rPr>
+          <w:rFonts w:ascii="Arial" w:hAnsi="Arial" w:eastAsia="Noto Sans CJK SC"/>
+          <w:color w:val="000000"/>
+          <w:lang w:val="zh-CN" w:eastAsia="zh-CN"/>
+        </w:rPr>
+        <w:t>地点和玩法：本局去哪、玩远征还是赏金。</w:t>
+      </w:r>
+    </w:p>
+    <w:p>
+      <w:pPr>
+        <w:pStyle w:val="ListBullet"/>
+        <w:spacing w:line="340" w:lineRule="exact" w:after="120"/>
+        <w:snapToGrid w:val="0"/>
+      </w:pPr>
+      <w:r>
+        <w:rPr>
+          <w:rFonts w:ascii="Arial" w:hAnsi="Arial" w:eastAsia="Noto Sans CJK SC"/>
+          <w:color w:val="000000"/>
+          <w:lang w:val="zh-CN" w:eastAsia="zh-CN"/>
+        </w:rPr>
+        <w:t>装备检查：身上穿什么、用什么武器、带多少电池。</w:t>
+      </w:r>
+    </w:p>
+    <w:p>
+      <w:pPr>
+        <w:pStyle w:val="ListBullet"/>
+        <w:spacing w:line="340" w:lineRule="exact" w:after="120"/>
+        <w:snapToGrid w:val="0"/>
+      </w:pPr>
+      <w:r>
+        <w:rPr>
+          <w:rFonts w:ascii="Arial" w:hAnsi="Arial" w:eastAsia="Noto Sans CJK SC"/>
+          <w:color w:val="000000"/>
+          <w:lang w:val="zh-CN" w:eastAsia="zh-CN"/>
+        </w:rPr>
+        <w:t>目标和风险：这局要做什么，死亡会失去什么。</w:t>
+      </w:r>
+    </w:p>
+    <w:p>
+      <w:pPr>
+        <w:pStyle w:val="ListBullet"/>
+        <w:spacing w:line="340" w:lineRule="exact" w:after="120"/>
+        <w:snapToGrid w:val="0"/>
+      </w:pPr>
+      <w:r>
+        <w:rPr>
+          <w:rFonts w:ascii="Arial" w:hAnsi="Arial" w:eastAsia="Noto Sans CJK SC"/>
+          <w:color w:val="000000"/>
+          <w:lang w:val="zh-CN" w:eastAsia="zh-CN"/>
+        </w:rPr>
+        <w:t>确认出发，以及返回修改装备。</w:t>
+      </w:r>
+    </w:p>
+    <w:p>
+      <w:pPr>
+        <w:spacing w:line="340" w:lineRule="exact" w:after="120"/>
+        <w:snapToGrid w:val="0"/>
+      </w:pPr>
+      <w:r>
+        <w:rPr>
+          <w:rFonts w:ascii="Arial" w:hAnsi="Arial" w:eastAsia="Noto Sans CJK SC"/>
+          <w:color w:val="000000"/>
+          <w:lang w:val="zh-CN" w:eastAsia="zh-CN"/>
+        </w:rPr>
+        <w:t>这些内容可以在一页里完成，也可以拆成几步，不必沿用现在的五步页面。</w:t>
+      </w:r>
+    </w:p>
+    <w:p>
+      <w:pPr>
+        <w:pStyle w:val="Heading2"/>
+        <w:keepNext/>
+        <w:spacing w:line="400" w:lineRule="exact" w:after="100" w:before="240"/>
+        <w:snapToGrid w:val="0"/>
+      </w:pPr>
+      <w:r>
+        <w:rPr>
+          <w:rFonts w:ascii="Arial" w:hAnsi="Arial" w:eastAsia="Noto Sans CJK SC"/>
+          <w:color w:val="000000"/>
+          <w:lang w:val="zh-CN" w:eastAsia="zh-CN"/>
+        </w:rPr>
+        <w:t>联机队伍与房间</w:t>
+      </w:r>
+    </w:p>
+    <w:p>
+      <w:pPr>
+        <w:spacing w:line="340" w:lineRule="exact" w:after="120"/>
+        <w:snapToGrid w:val="0"/>
+      </w:pPr>
+      <w:r>
+        <w:rPr>
+          <w:rFonts w:ascii="Arial" w:hAnsi="Arial" w:eastAsia="Noto Sans CJK SC"/>
+          <w:color w:val="000000"/>
+          <w:lang w:val="zh-CN" w:eastAsia="zh-CN"/>
+        </w:rPr>
+        <w:t>在线组队需要创建或加入队伍、队伍码、成员名单、队长、准备状态和出发按钮。合作支持 1–4 人，也可以自己开局；好友对抗还需要选择队伍。也可以选择寻找其他队伍，并能取消匹配；暂时没有可用地图时，要显示正在等待。</w:t>
+      </w:r>
+    </w:p>
+    <w:p>
+      <w:pPr>
+        <w:spacing w:line="340" w:lineRule="exact" w:after="120"/>
+        <w:snapToGrid w:val="0"/>
+      </w:pPr>
+      <w:r>
+        <w:rPr>
+          <w:rFonts w:ascii="Arial" w:hAnsi="Arial" w:eastAsia="Noto Sans CJK SC"/>
+          <w:color w:val="000000"/>
+          <w:lang w:val="zh-CN" w:eastAsia="zh-CN"/>
+        </w:rPr>
+        <w:t>局域网需要找房间、建房间和输入地址加入。连接和加载时显示进度或当前情况；失败后可以重试，掉线后可以返回原来的战局。复杂连接设置放在需要时才打开的地方。</w:t>
+      </w:r>
+    </w:p>
+    <w:p>
+      <w:r>
+        <w:br w:type="page"/>
+      </w:r>
+    </w:p>
+    <w:p>
+      <w:pPr>
+        <w:pStyle w:val="Heading1"/>
+        <w:keepNext/>
+        <w:spacing w:line="480" w:lineRule="exact" w:after="160" w:before="0"/>
+        <w:snapToGrid w:val="0"/>
+      </w:pPr>
+      <w:r>
+        <w:rPr>
+          <w:rFonts w:ascii="Arial" w:hAnsi="Arial" w:eastAsia="Noto Sans CJK SC"/>
+          <w:color w:val="000000"/>
+          <w:lang w:val="zh-CN" w:eastAsia="zh-CN"/>
+        </w:rPr>
+        <w:t>装备补给和成长</w:t>
+      </w:r>
+    </w:p>
+    <w:p>
+      <w:pPr>
+        <w:pStyle w:val="Heading2"/>
+        <w:keepNext/>
+        <w:spacing w:line="400" w:lineRule="exact" w:after="100" w:before="240"/>
+        <w:snapToGrid w:val="0"/>
+      </w:pPr>
+      <w:r>
+        <w:rPr>
+          <w:rFonts w:ascii="Arial" w:hAnsi="Arial" w:eastAsia="Noto Sans CJK SC"/>
+          <w:color w:val="000000"/>
+          <w:lang w:val="zh-CN" w:eastAsia="zh-CN"/>
+        </w:rPr>
+        <w:t>仓库与装备</w:t>
+      </w:r>
+    </w:p>
+    <w:p>
+      <w:pPr>
+        <w:spacing w:line="340" w:lineRule="exact" w:after="120"/>
+        <w:snapToGrid w:val="0"/>
+      </w:pPr>
+      <w:r>
+        <w:rPr>
+          <w:rFonts w:ascii="Arial" w:hAnsi="Arial" w:eastAsia="Noto Sans CJK SC"/>
+          <w:color w:val="000000"/>
+          <w:lang w:val="zh-CN" w:eastAsia="zh-CN"/>
+        </w:rPr>
+        <w:t>玩家在这里整理战利品，决定下一局带什么。需要三类内容：</w:t>
+      </w:r>
+    </w:p>
+    <w:p>
+      <w:pPr>
+        <w:pStyle w:val="ListBullet"/>
+        <w:spacing w:line="340" w:lineRule="exact" w:after="120"/>
+        <w:snapToGrid w:val="0"/>
+      </w:pPr>
+      <w:r>
+        <w:rPr>
+          <w:rFonts w:ascii="Arial" w:hAnsi="Arial" w:eastAsia="Noto Sans CJK SC"/>
+          <w:color w:val="000000"/>
+          <w:lang w:val="zh-CN" w:eastAsia="zh-CN"/>
+        </w:rPr>
+        <w:t>角色身上的装备：项圈、护盾、主武器、副武器、手枪、近战。</w:t>
+      </w:r>
+    </w:p>
+    <w:p>
+      <w:pPr>
+        <w:pStyle w:val="ListBullet"/>
+        <w:spacing w:line="340" w:lineRule="exact" w:after="120"/>
+        <w:snapToGrid w:val="0"/>
+      </w:pPr>
+      <w:r>
+        <w:rPr>
+          <w:rFonts w:ascii="Arial" w:hAnsi="Arial" w:eastAsia="Noto Sans CJK SC"/>
+          <w:color w:val="000000"/>
+          <w:lang w:val="zh-CN" w:eastAsia="zh-CN"/>
+        </w:rPr>
+        <w:t>随身物品：衣兜、胸挂、背包、保险箱，以及三个特殊工具槽。</w:t>
+      </w:r>
+    </w:p>
+    <w:p>
+      <w:pPr>
+        <w:pStyle w:val="ListBullet"/>
+        <w:spacing w:line="340" w:lineRule="exact" w:after="120"/>
+        <w:snapToGrid w:val="0"/>
+      </w:pPr>
+      <w:r>
+        <w:rPr>
+          <w:rFonts w:ascii="Arial" w:hAnsi="Arial" w:eastAsia="Noto Sans CJK SC"/>
+          <w:color w:val="000000"/>
+          <w:lang w:val="zh-CN" w:eastAsia="zh-CN"/>
+        </w:rPr>
+        <w:t>留在基地的物品：个人仓库。</w:t>
+      </w:r>
+    </w:p>
+    <w:p>
+      <w:pPr>
+        <w:spacing w:line="340" w:lineRule="exact" w:after="120"/>
+        <w:snapToGrid w:val="0"/>
+      </w:pPr>
+      <w:r>
+        <w:rPr>
+          <w:rFonts w:ascii="Arial" w:hAnsi="Arial" w:eastAsia="Noto Sans CJK SC"/>
+          <w:color w:val="000000"/>
+          <w:lang w:val="zh-CN" w:eastAsia="zh-CN"/>
+        </w:rPr>
+        <w:t>要能查看物品详情、打开容器、换装备、移动和旋转物品、拆分数量。容器里的东西也要看得到。保险箱有保护物品的作用，要和普通背包区分。</w:t>
+      </w:r>
+    </w:p>
+    <w:p>
+      <w:pPr>
+        <w:pStyle w:val="Heading2"/>
+        <w:keepNext/>
+        <w:spacing w:line="400" w:lineRule="exact" w:after="100" w:before="240"/>
+        <w:snapToGrid w:val="0"/>
+      </w:pPr>
+      <w:r>
+        <w:rPr>
+          <w:rFonts w:ascii="Arial" w:hAnsi="Arial" w:eastAsia="Noto Sans CJK SC"/>
+          <w:color w:val="000000"/>
+          <w:lang w:val="zh-CN" w:eastAsia="zh-CN"/>
+        </w:rPr>
+        <w:t>光环改装</w:t>
+      </w:r>
+    </w:p>
+    <w:p>
+      <w:pPr>
+        <w:spacing w:line="340" w:lineRule="exact" w:after="120"/>
+        <w:snapToGrid w:val="0"/>
+      </w:pPr>
+      <w:r>
+        <w:rPr>
+          <w:rFonts w:ascii="Arial" w:hAnsi="Arial" w:eastAsia="Noto Sans CJK SC"/>
+          <w:color w:val="000000"/>
+          <w:lang w:val="zh-CN" w:eastAsia="zh-CN"/>
+        </w:rPr>
+        <w:t>光环是游戏里的武器。玩家选择一件光环，查看已装模块，再比较其他模块的用途、好处和代价。需要安装、替换、拆下，以及更换前后的属性对比。</w:t>
+      </w:r>
+    </w:p>
+    <w:p>
+      <w:pPr>
+        <w:pStyle w:val="Heading2"/>
+        <w:keepNext/>
+        <w:spacing w:line="400" w:lineRule="exact" w:after="100" w:before="240"/>
+        <w:snapToGrid w:val="0"/>
+      </w:pPr>
+      <w:r>
+        <w:rPr>
+          <w:rFonts w:ascii="Arial" w:hAnsi="Arial" w:eastAsia="Noto Sans CJK SC"/>
+          <w:color w:val="000000"/>
+          <w:lang w:val="zh-CN" w:eastAsia="zh-CN"/>
+        </w:rPr>
+        <w:t>商店与补给</w:t>
+      </w:r>
+    </w:p>
+    <w:p>
+      <w:pPr>
+        <w:spacing w:line="340" w:lineRule="exact" w:after="120"/>
+        <w:snapToGrid w:val="0"/>
+      </w:pPr>
+      <w:r>
+        <w:rPr>
+          <w:rFonts w:ascii="Arial" w:hAnsi="Arial" w:eastAsia="Noto Sans CJK SC"/>
+          <w:color w:val="000000"/>
+          <w:lang w:val="zh-CN" w:eastAsia="zh-CN"/>
+        </w:rPr>
+        <w:t>玩家选择补给商、浏览商品、看用途和价格、选择数量、购买或出售。还要有应急补给的领取入口。钱不够、仓库放不下或物品不能卖时，要说明原因。</w:t>
+      </w:r>
+    </w:p>
+    <w:p>
+      <w:pPr>
+        <w:pStyle w:val="Heading2"/>
+        <w:keepNext/>
+        <w:spacing w:line="400" w:lineRule="exact" w:after="100" w:before="240"/>
+        <w:snapToGrid w:val="0"/>
+      </w:pPr>
+      <w:r>
+        <w:rPr>
+          <w:rFonts w:ascii="Arial" w:hAnsi="Arial" w:eastAsia="Noto Sans CJK SC"/>
+          <w:color w:val="000000"/>
+          <w:lang w:val="zh-CN" w:eastAsia="zh-CN"/>
+        </w:rPr>
+        <w:t>研究与制造</w:t>
+      </w:r>
+    </w:p>
+    <w:p>
+      <w:pPr>
+        <w:spacing w:line="340" w:lineRule="exact" w:after="120"/>
+        <w:snapToGrid w:val="0"/>
+      </w:pPr>
+      <w:r>
+        <w:rPr>
+          <w:rFonts w:ascii="Arial" w:hAnsi="Arial" w:eastAsia="Noto Sans CJK SC"/>
+          <w:color w:val="000000"/>
+          <w:lang w:val="zh-CN" w:eastAsia="zh-CN"/>
+        </w:rPr>
+        <w:t>玩家看有哪些研究、能获得什么、需要什么材料、还缺多少。研究解锁后，可以消耗材料制造模块，再去安装。研究、制造、安装是分开的事情。</w:t>
+      </w:r>
+    </w:p>
+    <w:p>
+      <w:pPr>
+        <w:pStyle w:val="Heading2"/>
+        <w:keepNext/>
+        <w:spacing w:line="400" w:lineRule="exact" w:after="100" w:before="240"/>
+        <w:snapToGrid w:val="0"/>
+      </w:pPr>
+      <w:r>
+        <w:rPr>
+          <w:rFonts w:ascii="Arial" w:hAnsi="Arial" w:eastAsia="Noto Sans CJK SC"/>
+          <w:color w:val="000000"/>
+          <w:lang w:val="zh-CN" w:eastAsia="zh-CN"/>
+        </w:rPr>
+        <w:t>任务与调查记录</w:t>
+      </w:r>
+    </w:p>
+    <w:p>
+      <w:pPr>
+        <w:spacing w:line="340" w:lineRule="exact" w:after="120"/>
+        <w:snapToGrid w:val="0"/>
+      </w:pPr>
+      <w:r>
+        <w:rPr>
+          <w:rFonts w:ascii="Arial" w:hAnsi="Arial" w:eastAsia="Noto Sans CJK SC"/>
+          <w:color w:val="000000"/>
+          <w:lang w:val="zh-CN" w:eastAsia="zh-CN"/>
+        </w:rPr>
+        <w:t>玩家查看目标、当前进度和已经找到的调查资料，并选择在游戏里显示哪个目标。局内还需要任务步骤、地点、距离和设备操作详情。追踪只是显示目标，不是接取任务。</w:t>
+      </w:r>
+    </w:p>
+    <w:p>
+      <w:pPr>
+        <w:spacing w:line="340" w:lineRule="exact" w:after="120"/>
+        <w:snapToGrid w:val="0"/>
+      </w:pPr>
+      <w:r>
+        <w:rPr>
+          <w:rFonts w:ascii="Arial" w:hAnsi="Arial" w:eastAsia="Noto Sans CJK SC"/>
+          <w:color w:val="000000"/>
+          <w:lang w:val="zh-CN" w:eastAsia="zh-CN"/>
+        </w:rPr>
+        <w:t>完整剧情战役另有策划，本案不要求美术根据旧随机任务自行编出整套战役内容。</w:t>
+      </w:r>
+    </w:p>
+    <w:p>
+      <w:r>
+        <w:br w:type="page"/>
+      </w:r>
+    </w:p>
+    <w:p>
+      <w:pPr>
+        <w:pStyle w:val="Heading1"/>
+        <w:keepNext/>
+        <w:spacing w:line="480" w:lineRule="exact" w:after="160" w:before="0"/>
+        <w:snapToGrid w:val="0"/>
+      </w:pPr>
+      <w:r>
+        <w:rPr>
+          <w:rFonts w:ascii="Arial" w:hAnsi="Arial" w:eastAsia="Noto Sans CJK SC"/>
+          <w:color w:val="000000"/>
+          <w:lang w:val="zh-CN" w:eastAsia="zh-CN"/>
+        </w:rPr>
+        <w:t>游戏进行中的界面</w:t>
+      </w:r>
+    </w:p>
+    <w:p>
+      <w:pPr>
+        <w:pStyle w:val="Heading2"/>
+        <w:keepNext/>
+        <w:spacing w:line="400" w:lineRule="exact" w:after="100" w:before="240"/>
+        <w:snapToGrid w:val="0"/>
+      </w:pPr>
+      <w:r>
+        <w:rPr>
+          <w:rFonts w:ascii="Arial" w:hAnsi="Arial" w:eastAsia="Noto Sans CJK SC"/>
+          <w:color w:val="000000"/>
+          <w:lang w:val="zh-CN" w:eastAsia="zh-CN"/>
+        </w:rPr>
+        <w:t>战斗画面</w:t>
+      </w:r>
+    </w:p>
+    <w:p>
+      <w:pPr>
+        <w:spacing w:line="340" w:lineRule="exact" w:after="120"/>
+        <w:snapToGrid w:val="0"/>
+      </w:pPr>
+      <w:r>
+        <w:rPr>
+          <w:rFonts w:ascii="Arial" w:hAnsi="Arial" w:eastAsia="Noto Sans CJK SC"/>
+          <w:color w:val="000000"/>
+          <w:lang w:val="zh-CN" w:eastAsia="zh-CN"/>
+        </w:rPr>
+        <w:t>这是玩家移动和射击时一直看到的画面。需要的信息分三类：</w:t>
+      </w:r>
+    </w:p>
+    <w:p>
+      <w:pPr>
+        <w:pStyle w:val="ListBullet"/>
+        <w:spacing w:line="340" w:lineRule="exact" w:after="120"/>
+        <w:snapToGrid w:val="0"/>
+      </w:pPr>
+      <w:r>
+        <w:rPr>
+          <w:rFonts w:ascii="Arial" w:hAnsi="Arial" w:eastAsia="Noto Sans CJK SC"/>
+          <w:color w:val="000000"/>
+          <w:lang w:val="zh-CN" w:eastAsia="zh-CN"/>
+        </w:rPr>
+        <w:t>战斗：生命、当前武器、弹药或充能、护盾、剩余时间。</w:t>
+      </w:r>
+    </w:p>
+    <w:p>
+      <w:pPr>
+        <w:pStyle w:val="ListBullet"/>
+        <w:spacing w:line="340" w:lineRule="exact" w:after="120"/>
+        <w:snapToGrid w:val="0"/>
+      </w:pPr>
+      <w:r>
+        <w:rPr>
+          <w:rFonts w:ascii="Arial" w:hAnsi="Arial" w:eastAsia="Noto Sans CJK SC"/>
+          <w:color w:val="000000"/>
+          <w:lang w:val="zh-CN" w:eastAsia="zh-CN"/>
+        </w:rPr>
+        <w:t>生存：氧气、饮水、饥饿、胃容量，以及受伤、中毒、疲劳等状态。</w:t>
+      </w:r>
+    </w:p>
+    <w:p>
+      <w:pPr>
+        <w:pStyle w:val="ListBullet"/>
+        <w:spacing w:line="340" w:lineRule="exact" w:after="120"/>
+        <w:snapToGrid w:val="0"/>
+      </w:pPr>
+      <w:r>
+        <w:rPr>
+          <w:rFonts w:ascii="Arial" w:hAnsi="Arial" w:eastAsia="Noto Sans CJK SC"/>
+          <w:color w:val="000000"/>
+          <w:lang w:val="zh-CN" w:eastAsia="zh-CN"/>
+        </w:rPr>
+        <w:t>操作：九格快捷栏、当前拿着什么、互动按键、操作进度、命中和击杀提示、当前任务。</w:t>
+      </w:r>
+    </w:p>
+    <w:p>
+      <w:pPr>
+        <w:spacing w:line="340" w:lineRule="exact" w:after="120"/>
+        <w:snapToGrid w:val="0"/>
+      </w:pPr>
+      <w:r>
+        <w:rPr>
+          <w:rFonts w:ascii="Arial" w:hAnsi="Arial" w:eastAsia="Noto Sans CJK SC"/>
+          <w:color w:val="000000"/>
+          <w:lang w:val="zh-CN" w:eastAsia="zh-CN"/>
+        </w:rPr>
+        <w:t>这些是同一个画面里的信息，不是每项都要单独做一页。护盾还剩多少、护盾电量还剩多少，要分别显示。数字键选中物品，左键才使用。</w:t>
+      </w:r>
+    </w:p>
+    <w:p>
+      <w:pPr>
+        <w:pStyle w:val="Heading2"/>
+        <w:keepNext/>
+        <w:spacing w:line="400" w:lineRule="exact" w:after="100" w:before="240"/>
+        <w:snapToGrid w:val="0"/>
+      </w:pPr>
+      <w:r>
+        <w:rPr>
+          <w:rFonts w:ascii="Arial" w:hAnsi="Arial" w:eastAsia="Noto Sans CJK SC"/>
+          <w:color w:val="000000"/>
+          <w:lang w:val="zh-CN" w:eastAsia="zh-CN"/>
+        </w:rPr>
+        <w:t>背包与搜刮</w:t>
+      </w:r>
+    </w:p>
+    <w:p>
+      <w:pPr>
+        <w:spacing w:line="340" w:lineRule="exact" w:after="120"/>
+        <w:snapToGrid w:val="0"/>
+      </w:pPr>
+      <w:r>
+        <w:rPr>
+          <w:rFonts w:ascii="Arial" w:hAnsi="Arial" w:eastAsia="Noto Sans CJK SC"/>
+          <w:color w:val="000000"/>
+          <w:lang w:val="zh-CN" w:eastAsia="zh-CN"/>
+        </w:rPr>
+        <w:t>打开后能看自己的装备和物品，也能看正在搜索的箱子、尸体或地面包。玩家要能搜索、拿取、拖放和整理；箱子空了、空间不够、物品被别人拿走，也要有对应变化。尸体显示对方的角色和装备。</w:t>
+      </w:r>
+    </w:p>
+    <w:p>
+      <w:pPr>
+        <w:pStyle w:val="Heading2"/>
+        <w:keepNext/>
+        <w:spacing w:line="400" w:lineRule="exact" w:after="100" w:before="240"/>
+        <w:snapToGrid w:val="0"/>
+      </w:pPr>
+      <w:r>
+        <w:rPr>
+          <w:rFonts w:ascii="Arial" w:hAnsi="Arial" w:eastAsia="Noto Sans CJK SC"/>
+          <w:color w:val="000000"/>
+          <w:lang w:val="zh-CN" w:eastAsia="zh-CN"/>
+        </w:rPr>
+        <w:t>健康与治疗</w:t>
+      </w:r>
+    </w:p>
+    <w:p>
+      <w:pPr>
+        <w:spacing w:line="340" w:lineRule="exact" w:after="120"/>
+        <w:snapToGrid w:val="0"/>
+      </w:pPr>
+      <w:r>
+        <w:rPr>
+          <w:rFonts w:ascii="Arial" w:hAnsi="Arial" w:eastAsia="Noto Sans CJK SC"/>
+          <w:color w:val="000000"/>
+          <w:lang w:val="zh-CN" w:eastAsia="zh-CN"/>
+        </w:rPr>
+        <w:t>用人体图显示头、胸、腹、双臂和双腿的伤势。玩家选择受伤部位，查看能用的医疗物品并治疗；显示治疗进度，以及被打断或缺少药品的情况。</w:t>
+      </w:r>
+    </w:p>
+    <w:p>
+      <w:pPr>
+        <w:pStyle w:val="Heading2"/>
+        <w:keepNext/>
+        <w:spacing w:line="400" w:lineRule="exact" w:after="100" w:before="240"/>
+        <w:snapToGrid w:val="0"/>
+      </w:pPr>
+      <w:r>
+        <w:rPr>
+          <w:rFonts w:ascii="Arial" w:hAnsi="Arial" w:eastAsia="Noto Sans CJK SC"/>
+          <w:color w:val="000000"/>
+          <w:lang w:val="zh-CN" w:eastAsia="zh-CN"/>
+        </w:rPr>
+        <w:t>地图与工具</w:t>
+      </w:r>
+    </w:p>
+    <w:p>
+      <w:pPr>
+        <w:spacing w:line="340" w:lineRule="exact" w:after="120"/>
+        <w:snapToGrid w:val="0"/>
+      </w:pPr>
+      <w:r>
+        <w:rPr>
+          <w:rFonts w:ascii="Arial" w:hAnsi="Arial" w:eastAsia="Noto Sans CJK SC"/>
+          <w:color w:val="000000"/>
+          <w:lang w:val="zh-CN" w:eastAsia="zh-CN"/>
+        </w:rPr>
+        <w:t>地图需要自己位置和朝向、地点名称、撤离点、个人标记、补给信息，以及缩放和拖动。另有指南针、测距仪读数和光环灯光调节。任务步骤和设备操作详情也要能在局内查看。地图不能显示精确敌方雷达。</w:t>
+      </w:r>
+    </w:p>
+    <w:p>
+      <w:pPr>
+        <w:pStyle w:val="Heading2"/>
+        <w:keepNext/>
+        <w:spacing w:line="400" w:lineRule="exact" w:after="100" w:before="240"/>
+        <w:snapToGrid w:val="0"/>
+      </w:pPr>
+      <w:r>
+        <w:rPr>
+          <w:rFonts w:ascii="Arial" w:hAnsi="Arial" w:eastAsia="Noto Sans CJK SC"/>
+          <w:color w:val="000000"/>
+          <w:lang w:val="zh-CN" w:eastAsia="zh-CN"/>
+        </w:rPr>
+        <w:t>赏金玩法增加的内容</w:t>
+      </w:r>
+    </w:p>
+    <w:p>
+      <w:pPr>
+        <w:spacing w:line="340" w:lineRule="exact" w:after="120"/>
+        <w:snapToGrid w:val="0"/>
+      </w:pPr>
+      <w:r>
+        <w:rPr>
+          <w:rFonts w:ascii="Arial" w:hAnsi="Arial" w:eastAsia="Noto Sans CJK SC"/>
+          <w:color w:val="000000"/>
+          <w:lang w:val="zh-CN" w:eastAsia="zh-CN"/>
+        </w:rPr>
+        <w:t>普通战斗、背包、健康和地图继续共用。额外需要：赏金准备界面、当前目标、放逐进度、谁拿着赏金、暗视剩余量、队友倒地与救援、出口情况，以及结束后进入下一局。</w:t>
+      </w:r>
+    </w:p>
+    <w:p>
+      <w:r>
+        <w:br w:type="page"/>
+      </w:r>
+    </w:p>
+    <w:p>
+      <w:pPr>
+        <w:pStyle w:val="Heading1"/>
+        <w:keepNext/>
+        <w:spacing w:line="480" w:lineRule="exact" w:after="160" w:before="0"/>
+        <w:snapToGrid w:val="0"/>
+      </w:pPr>
+      <w:r>
+        <w:rPr>
+          <w:rFonts w:ascii="Arial" w:hAnsi="Arial" w:eastAsia="Noto Sans CJK SC"/>
+          <w:color w:val="000000"/>
+          <w:lang w:val="zh-CN" w:eastAsia="zh-CN"/>
+        </w:rPr>
+        <w:t>一局结束和共用界面</w:t>
+      </w:r>
+    </w:p>
+    <w:p>
+      <w:pPr>
+        <w:pStyle w:val="Heading2"/>
+        <w:keepNext/>
+        <w:spacing w:line="400" w:lineRule="exact" w:after="100" w:before="240"/>
+        <w:snapToGrid w:val="0"/>
+      </w:pPr>
+      <w:r>
+        <w:rPr>
+          <w:rFonts w:ascii="Arial" w:hAnsi="Arial" w:eastAsia="Noto Sans CJK SC"/>
+          <w:color w:val="000000"/>
+          <w:lang w:val="zh-CN" w:eastAsia="zh-CN"/>
+        </w:rPr>
+        <w:t>撤离与死亡</w:t>
+      </w:r>
+    </w:p>
+    <w:p>
+      <w:pPr>
+        <w:spacing w:line="340" w:lineRule="exact" w:after="120"/>
+        <w:snapToGrid w:val="0"/>
+      </w:pPr>
+      <w:r>
+        <w:rPr>
+          <w:rFonts w:ascii="Arial" w:hAnsi="Arial" w:eastAsia="Noto Sans CJK SC"/>
+          <w:color w:val="000000"/>
+          <w:lang w:val="zh-CN" w:eastAsia="zh-CN"/>
+        </w:rPr>
+        <w:t>准备撤离时，玩家需要知道能不能走、还要等多久、为什么被阻止。撤离成功、死亡和时间耗尽后，都要有清楚的结果。死亡时显示游戏实际能提供的死因信息。</w:t>
+      </w:r>
+    </w:p>
+    <w:p>
+      <w:pPr>
+        <w:pStyle w:val="Heading2"/>
+        <w:keepNext/>
+        <w:spacing w:line="400" w:lineRule="exact" w:after="100" w:before="240"/>
+        <w:snapToGrid w:val="0"/>
+      </w:pPr>
+      <w:r>
+        <w:rPr>
+          <w:rFonts w:ascii="Arial" w:hAnsi="Arial" w:eastAsia="Noto Sans CJK SC"/>
+          <w:color w:val="000000"/>
+          <w:lang w:val="zh-CN" w:eastAsia="zh-CN"/>
+        </w:rPr>
+        <w:t>结算和返回仓库</w:t>
+      </w:r>
+    </w:p>
+    <w:p>
+      <w:pPr>
+        <w:spacing w:line="340" w:lineRule="exact" w:after="120"/>
+        <w:snapToGrid w:val="0"/>
+      </w:pPr>
+      <w:r>
+        <w:rPr>
+          <w:rFonts w:ascii="Arial" w:hAnsi="Arial" w:eastAsia="Noto Sans CJK SC"/>
+          <w:color w:val="000000"/>
+          <w:lang w:val="zh-CN" w:eastAsia="zh-CN"/>
+        </w:rPr>
+        <w:t>结算按玩家关心的三个问题组织：</w:t>
+      </w:r>
+    </w:p>
+    <w:p>
+      <w:pPr>
+        <w:pStyle w:val="ListBullet"/>
+        <w:spacing w:line="340" w:lineRule="exact" w:after="120"/>
+        <w:snapToGrid w:val="0"/>
+      </w:pPr>
+      <w:r>
+        <w:rPr>
+          <w:rFonts w:ascii="Arial" w:hAnsi="Arial" w:eastAsia="Noto Sans CJK SC"/>
+          <w:color w:val="000000"/>
+          <w:lang w:val="zh-CN" w:eastAsia="zh-CN"/>
+        </w:rPr>
+        <w:t>这一局怎么样：是否撤离、为什么失败、获得了什么。</w:t>
+      </w:r>
+    </w:p>
+    <w:p>
+      <w:pPr>
+        <w:pStyle w:val="ListBullet"/>
+        <w:spacing w:line="340" w:lineRule="exact" w:after="120"/>
+        <w:snapToGrid w:val="0"/>
+      </w:pPr>
+      <w:r>
+        <w:rPr>
+          <w:rFonts w:ascii="Arial" w:hAnsi="Arial" w:eastAsia="Noto Sans CJK SC"/>
+          <w:color w:val="000000"/>
+          <w:lang w:val="zh-CN" w:eastAsia="zh-CN"/>
+        </w:rPr>
+        <w:t>东西去了哪里：带回物品、死亡后仍保住的物品、已经放进仓库的物品。</w:t>
+      </w:r>
+    </w:p>
+    <w:p>
+      <w:pPr>
+        <w:pStyle w:val="ListBullet"/>
+        <w:spacing w:line="340" w:lineRule="exact" w:after="120"/>
+        <w:snapToGrid w:val="0"/>
+      </w:pPr>
+      <w:r>
+        <w:rPr>
+          <w:rFonts w:ascii="Arial" w:hAnsi="Arial" w:eastAsia="Noto Sans CJK SC"/>
+          <w:color w:val="000000"/>
+          <w:lang w:val="zh-CN" w:eastAsia="zh-CN"/>
+        </w:rPr>
+        <w:t>接下来能做什么：领取仓库放不下的物品、返回仓库、再次准备。</w:t>
+      </w:r>
+    </w:p>
+    <w:p>
+      <w:pPr>
+        <w:spacing w:line="340" w:lineRule="exact" w:after="120"/>
+        <w:snapToGrid w:val="0"/>
+      </w:pPr>
+      <w:r>
+        <w:rPr>
+          <w:rFonts w:ascii="Arial" w:hAnsi="Arial" w:eastAsia="Noto Sans CJK SC"/>
+          <w:color w:val="000000"/>
+          <w:lang w:val="zh-CN" w:eastAsia="zh-CN"/>
+        </w:rPr>
+        <w:t>还需要“正在保存”“保存失败，可重试”“已保存”这些提示。保险箱保住的东西不算成功撤离成果。放不进仓库的物品进入待领取列表，不能让玩家以为东西丢了。保存还没完成时，不能再次出发。</w:t>
+      </w:r>
+    </w:p>
+    <w:p>
+      <w:pPr>
+        <w:pStyle w:val="Heading2"/>
+        <w:keepNext/>
+        <w:spacing w:line="400" w:lineRule="exact" w:after="100" w:before="240"/>
+        <w:snapToGrid w:val="0"/>
+      </w:pPr>
+      <w:r>
+        <w:rPr>
+          <w:rFonts w:ascii="Arial" w:hAnsi="Arial" w:eastAsia="Noto Sans CJK SC"/>
+          <w:color w:val="000000"/>
+          <w:lang w:val="zh-CN" w:eastAsia="zh-CN"/>
+        </w:rPr>
+        <w:t>设置与暂停</w:t>
+      </w:r>
+    </w:p>
+    <w:p>
+      <w:pPr>
+        <w:spacing w:line="340" w:lineRule="exact" w:after="120"/>
+        <w:snapToGrid w:val="0"/>
+      </w:pPr>
+      <w:r>
+        <w:rPr>
+          <w:rFonts w:ascii="Arial" w:hAnsi="Arial" w:eastAsia="Noto Sans CJK SC"/>
+          <w:color w:val="000000"/>
+          <w:lang w:val="zh-CN" w:eastAsia="zh-CN"/>
+        </w:rPr>
+        <w:t>设置包含声音、画面、语言和已有的战斗画面设置。局内菜单包含继续、返回主界面和退出。在线游戏打开菜单时，战局仍在继续。</w:t>
+      </w:r>
+    </w:p>
+    <w:p>
+      <w:pPr>
+        <w:pStyle w:val="Heading2"/>
+        <w:keepNext/>
+        <w:spacing w:line="400" w:lineRule="exact" w:after="100" w:before="240"/>
+        <w:snapToGrid w:val="0"/>
+      </w:pPr>
+      <w:r>
+        <w:rPr>
+          <w:rFonts w:ascii="Arial" w:hAnsi="Arial" w:eastAsia="Noto Sans CJK SC"/>
+          <w:color w:val="000000"/>
+          <w:lang w:val="zh-CN" w:eastAsia="zh-CN"/>
+        </w:rPr>
+        <w:t>各界面共用的小部件</w:t>
+      </w:r>
+    </w:p>
+    <w:p>
+      <w:pPr>
+        <w:spacing w:line="340" w:lineRule="exact" w:after="120"/>
+        <w:snapToGrid w:val="0"/>
+      </w:pPr>
+      <w:r>
+        <w:rPr>
+          <w:rFonts w:ascii="Arial" w:hAnsi="Arial" w:eastAsia="Noto Sans CJK SC"/>
+          <w:color w:val="000000"/>
+          <w:lang w:val="zh-CN" w:eastAsia="zh-CN"/>
+        </w:rPr>
+        <w:t>按钮、页签、物品格、进度条、提示和确认窗口应能重复使用。需要说明正常、鼠标移上去或键盘选中、按下、不可点，以及等待和出错时的区别。只换文字或颜色的地方，不用重新画整张页面。</w:t>
+      </w:r>
+    </w:p>
+    <w:p>
+      <w:pPr>
+        <w:pStyle w:val="Heading2"/>
+        <w:keepNext/>
+        <w:spacing w:line="400" w:lineRule="exact" w:after="100" w:before="240"/>
+        <w:snapToGrid w:val="0"/>
+      </w:pPr>
+      <w:r>
+        <w:rPr>
+          <w:rFonts w:ascii="Arial" w:hAnsi="Arial" w:eastAsia="Noto Sans CJK SC"/>
+          <w:color w:val="000000"/>
+          <w:lang w:val="zh-CN" w:eastAsia="zh-CN"/>
+        </w:rPr>
+        <w:t>暂时只留入口的内容</w:t>
+      </w:r>
+    </w:p>
+    <w:p>
+      <w:pPr>
+        <w:spacing w:line="340" w:lineRule="exact" w:after="120"/>
+        <w:snapToGrid w:val="0"/>
+      </w:pPr>
+      <w:r>
+        <w:rPr>
+          <w:rFonts w:ascii="Arial" w:hAnsi="Arial" w:eastAsia="Noto Sans CJK SC"/>
+          <w:color w:val="000000"/>
+          <w:lang w:val="zh-CN" w:eastAsia="zh-CN"/>
+        </w:rPr>
+        <w:t>基地建设、通讯和出发前保险尚未开放。这次保留位置和“暂未开放”的表达，不要求画完整建设、聊天、邮件或保险购买流程。</w:t>
+      </w:r>
+    </w:p>
+    <w:p>
+      <w:r>
+        <w:br w:type="page"/>
+      </w:r>
+    </w:p>
+    <w:p>
+      <w:pPr>
+        <w:pStyle w:val="Heading1"/>
+        <w:keepNext/>
+        <w:spacing w:line="480" w:lineRule="exact" w:after="160" w:before="0"/>
+        <w:snapToGrid w:val="0"/>
+      </w:pPr>
+      <w:r>
+        <w:rPr>
+          <w:rFonts w:ascii="Arial" w:hAnsi="Arial" w:eastAsia="Noto Sans CJK SC"/>
+          <w:color w:val="000000"/>
+          <w:lang w:val="zh-CN" w:eastAsia="zh-CN"/>
+        </w:rPr>
+        <w:t>美术最后交什么</w:t>
+      </w:r>
+    </w:p>
+    <w:p>
+      <w:pPr>
+        <w:spacing w:line="340" w:lineRule="exact" w:after="120"/>
+        <w:snapToGrid w:val="0"/>
+      </w:pPr>
+      <w:r>
+        <w:rPr>
+          <w:rFonts w:ascii="Arial" w:hAnsi="Arial" w:eastAsia="Noto Sans CJK SC"/>
+          <w:color w:val="000000"/>
+          <w:lang w:val="zh-CN" w:eastAsia="zh-CN"/>
+        </w:rPr>
+        <w:t>不用学 Unity，也不限定用什么软件。先交一个按钮、一个窗口和一个物品格，让程序试着放进游戏；确认没问题后，再做其余素材。</w:t>
+      </w:r>
+    </w:p>
+    <w:p>
+      <w:pPr>
+        <w:pStyle w:val="Heading2"/>
+        <w:keepNext/>
+        <w:spacing w:line="400" w:lineRule="exact" w:after="100" w:before="240"/>
+        <w:snapToGrid w:val="0"/>
+      </w:pPr>
+      <w:r>
+        <w:rPr>
+          <w:rFonts w:ascii="Arial" w:hAnsi="Arial" w:eastAsia="Noto Sans CJK SC"/>
+          <w:color w:val="000000"/>
+          <w:lang w:val="zh-CN" w:eastAsia="zh-CN"/>
+        </w:rPr>
+        <w:t>一份能修改的原稿</w:t>
+      </w:r>
+    </w:p>
+    <w:p>
+      <w:pPr>
+        <w:spacing w:line="340" w:lineRule="exact" w:after="120"/>
+        <w:snapToGrid w:val="0"/>
+      </w:pPr>
+      <w:r>
+        <w:rPr>
+          <w:rFonts w:ascii="Arial" w:hAnsi="Arial" w:eastAsia="Noto Sans CJK SC"/>
+          <w:color w:val="000000"/>
+          <w:lang w:val="zh-CN" w:eastAsia="zh-CN"/>
+        </w:rPr>
+        <w:t>文字、图标、底板和插画尽量分层。写清设计稿尺寸和字体名称。另导出完整效果图，让程序知道做完应该是什么样。</w:t>
+      </w:r>
+    </w:p>
+    <w:p>
+      <w:pPr>
+        <w:pStyle w:val="Heading2"/>
+        <w:keepNext/>
+        <w:spacing w:line="400" w:lineRule="exact" w:after="100" w:before="240"/>
+        <w:snapToGrid w:val="0"/>
+      </w:pPr>
+      <w:r>
+        <w:rPr>
+          <w:rFonts w:ascii="Arial" w:hAnsi="Arial" w:eastAsia="Noto Sans CJK SC"/>
+          <w:color w:val="000000"/>
+          <w:lang w:val="zh-CN" w:eastAsia="zh-CN"/>
+        </w:rPr>
+        <w:t>游戏里要用的单独图片</w:t>
+      </w:r>
+    </w:p>
+    <w:p>
+      <w:pPr>
+        <w:spacing w:line="340" w:lineRule="exact" w:after="120"/>
+        <w:snapToGrid w:val="0"/>
+      </w:pPr>
+      <w:r>
+        <w:rPr>
+          <w:rFonts w:ascii="Arial" w:hAnsi="Arial" w:eastAsia="Noto Sans CJK SC"/>
+          <w:color w:val="000000"/>
+          <w:lang w:val="zh-CN" w:eastAsia="zh-CN"/>
+        </w:rPr>
+        <w:t>图标、插画和复杂边框分开导出 PNG，需要镂空的地方透明。按钮底图不要带文字，物品图不要带数量和价格。同一种按钮或窗口可以反复用，只交一份。纯色框和简单线条可以由程序画。</w:t>
+      </w:r>
+    </w:p>
+    <w:p>
+      <w:pPr>
+        <w:pStyle w:val="Heading2"/>
+        <w:keepNext/>
+        <w:spacing w:line="400" w:lineRule="exact" w:after="100" w:before="240"/>
+        <w:snapToGrid w:val="0"/>
+      </w:pPr>
+      <w:r>
+        <w:rPr>
+          <w:rFonts w:ascii="Arial" w:hAnsi="Arial" w:eastAsia="Noto Sans CJK SC"/>
+          <w:color w:val="000000"/>
+          <w:lang w:val="zh-CN" w:eastAsia="zh-CN"/>
+        </w:rPr>
+        <w:t>会变宽变高的框才做九宫格</w:t>
+      </w:r>
+    </w:p>
+    <w:p>
+      <w:pPr>
+        <w:spacing w:line="340" w:lineRule="exact" w:after="120"/>
+        <w:snapToGrid w:val="0"/>
+      </w:pPr>
+      <w:r>
+        <w:rPr>
+          <w:rFonts w:ascii="Arial" w:hAnsi="Arial" w:eastAsia="Noto Sans CJK SC"/>
+          <w:color w:val="000000"/>
+          <w:lang w:val="zh-CN" w:eastAsia="zh-CN"/>
+        </w:rPr>
+        <w:t>例如，同一种按钮既要放“返回”，又要放“确认出发”。按钮宽度不同，但四个角不能被拉扁。做法是交一张完整底图，在上面标出四条切分线：四角保留，边和中间允许拉长。不是交九张图片。</w:t>
       </w:r>
     </w:p>
     <w:tbl>
@@ -85,8 +1370,9 @@
         </w:tblCellMar>
       </w:tblPr>
       <w:tblGrid>
-        <w:gridCol w:w="2376"/>
-        <w:gridCol w:w="7560"/>
+        <w:gridCol w:w="2016"/>
+        <w:gridCol w:w="5904"/>
+        <w:gridCol w:w="2016"/>
       </w:tblGrid>
       <w:tr>
         <w:trPr>
@@ -95,478 +1381,7 @@
         </w:trPr>
         <w:tc>
           <w:tcPr>
-            <w:tcW w:type="dxa" w:w="2376"/>
-            <w:vAlign w:val="center"/>
-            <w:shd w:fill="E7EDF2"/>
-          </w:tcPr>
-          <w:p>
-            <w:pPr>
-              <w:spacing w:before="0" w:after="0" w:line="269" w:lineRule="auto"/>
-            </w:pPr>
-            <w:r>
-              <w:rPr>
-                <w:rFonts w:ascii="Arial" w:hAnsi="Arial" w:eastAsia="Noto Sans CJK SC"/>
-                <w:b/>
-                <w:color w:val="000000"/>
-                <w:sz w:val="21"/>
-                <w:lang w:val="zh-CN" w:eastAsia="zh-CN"/>
-              </w:rPr>
-              <w:t>一级模块</w:t>
-            </w:r>
-          </w:p>
-        </w:tc>
-        <w:tc>
-          <w:tcPr>
-            <w:tcW w:type="dxa" w:w="7560"/>
-            <w:vAlign w:val="center"/>
-            <w:shd w:fill="E7EDF2"/>
-          </w:tcPr>
-          <w:p>
-            <w:pPr>
-              <w:spacing w:before="0" w:after="0" w:line="269" w:lineRule="auto"/>
-            </w:pPr>
-            <w:r>
-              <w:rPr>
-                <w:rFonts w:ascii="Arial" w:hAnsi="Arial" w:eastAsia="Noto Sans CJK SC"/>
-                <w:b/>
-                <w:color w:val="000000"/>
-                <w:sz w:val="21"/>
-                <w:lang w:val="zh-CN" w:eastAsia="zh-CN"/>
-              </w:rPr>
-              <w:t>二级模块</w:t>
-            </w:r>
-          </w:p>
-        </w:tc>
-      </w:tr>
-      <w:tr>
-        <w:trPr>
-          <w:cantSplit/>
-        </w:trPr>
-        <w:tc>
-          <w:tcPr>
-            <w:tcW w:type="dxa" w:w="2376"/>
-            <w:vAlign w:val="center"/>
-          </w:tcPr>
-          <w:p>
-            <w:pPr>
-              <w:spacing w:before="0" w:after="0" w:line="269" w:lineRule="auto"/>
-            </w:pPr>
-            <w:r>
-              <w:rPr>
-                <w:rFonts w:ascii="Arial" w:hAnsi="Arial" w:eastAsia="Noto Sans CJK SC"/>
-                <w:b w:val="0"/>
-                <w:color w:val="000000"/>
-                <w:sz w:val="21"/>
-                <w:lang w:val="zh-CN" w:eastAsia="zh-CN"/>
-              </w:rPr>
-              <w:t>入口与会话</w:t>
-            </w:r>
-          </w:p>
-        </w:tc>
-        <w:tc>
-          <w:tcPr>
-            <w:tcW w:type="dxa" w:w="7560"/>
-            <w:vAlign w:val="center"/>
-          </w:tcPr>
-          <w:p>
-            <w:pPr>
-              <w:spacing w:before="0" w:after="0" w:line="269" w:lineRule="auto"/>
-            </w:pPr>
-            <w:r>
-              <w:rPr>
-                <w:rFonts w:ascii="Arial" w:hAnsi="Arial" w:eastAsia="Noto Sans CJK SC"/>
-                <w:b w:val="0"/>
-                <w:color w:val="000000"/>
-                <w:sz w:val="21"/>
-                <w:lang w:val="zh-CN" w:eastAsia="zh-CN"/>
-              </w:rPr>
-              <w:t>主界面、账号、全局导航、在线小队、LAN、连接与加载。</w:t>
-            </w:r>
-          </w:p>
-        </w:tc>
-      </w:tr>
-      <w:tr>
-        <w:trPr>
-          <w:cantSplit/>
-        </w:trPr>
-        <w:tc>
-          <w:tcPr>
-            <w:tcW w:type="dxa" w:w="2376"/>
-            <w:vAlign w:val="center"/>
-          </w:tcPr>
-          <w:p>
-            <w:pPr>
-              <w:spacing w:before="0" w:after="0" w:line="269" w:lineRule="auto"/>
-            </w:pPr>
-            <w:r>
-              <w:rPr>
-                <w:rFonts w:ascii="Arial" w:hAnsi="Arial" w:eastAsia="Noto Sans CJK SC"/>
-                <w:b w:val="0"/>
-                <w:color w:val="000000"/>
-                <w:sz w:val="21"/>
-                <w:lang w:val="zh-CN" w:eastAsia="zh-CN"/>
-              </w:rPr>
-              <w:t>基地管理与成长</w:t>
-            </w:r>
-          </w:p>
-        </w:tc>
-        <w:tc>
-          <w:tcPr>
-            <w:tcW w:type="dxa" w:w="7560"/>
-            <w:vAlign w:val="center"/>
-          </w:tcPr>
-          <w:p>
-            <w:pPr>
-              <w:spacing w:before="0" w:after="0" w:line="269" w:lineRule="auto"/>
-            </w:pPr>
-            <w:r>
-              <w:rPr>
-                <w:rFonts w:ascii="Arial" w:hAnsi="Arial" w:eastAsia="Noto Sans CJK SC"/>
-                <w:b w:val="0"/>
-                <w:color w:val="000000"/>
-                <w:sz w:val="21"/>
-                <w:lang w:val="zh-CN" w:eastAsia="zh-CN"/>
-              </w:rPr>
-              <w:t>装备与物品、仓库、光环、供应商、交易、应急补给、研究、制造、任务与成长；基地和通讯占位。</w:t>
-            </w:r>
-          </w:p>
-        </w:tc>
-      </w:tr>
-      <w:tr>
-        <w:trPr>
-          <w:cantSplit/>
-        </w:trPr>
-        <w:tc>
-          <w:tcPr>
-            <w:tcW w:type="dxa" w:w="2376"/>
-            <w:vAlign w:val="center"/>
-          </w:tcPr>
-          <w:p>
-            <w:pPr>
-              <w:spacing w:before="0" w:after="0" w:line="269" w:lineRule="auto"/>
-            </w:pPr>
-            <w:r>
-              <w:rPr>
-                <w:rFonts w:ascii="Arial" w:hAnsi="Arial" w:eastAsia="Noto Sans CJK SC"/>
-                <w:b w:val="0"/>
-                <w:color w:val="000000"/>
-                <w:sz w:val="21"/>
-                <w:lang w:val="zh-CN" w:eastAsia="zh-CN"/>
-              </w:rPr>
-              <w:t>出发准备</w:t>
-            </w:r>
-          </w:p>
-        </w:tc>
-        <w:tc>
-          <w:tcPr>
-            <w:tcW w:type="dxa" w:w="7560"/>
-            <w:vAlign w:val="center"/>
-          </w:tcPr>
-          <w:p>
-            <w:pPr>
-              <w:spacing w:before="0" w:after="0" w:line="269" w:lineRule="auto"/>
-            </w:pPr>
-            <w:r>
-              <w:rPr>
-                <w:rFonts w:ascii="Arial" w:hAnsi="Arial" w:eastAsia="Noto Sans CJK SC"/>
-                <w:b w:val="0"/>
-                <w:color w:val="000000"/>
-                <w:sz w:val="21"/>
-                <w:lang w:val="zh-CN" w:eastAsia="zh-CN"/>
-              </w:rPr>
-              <w:t>角色与装备检查、地点、简报与携带、风险与回收、最终确认。</w:t>
-            </w:r>
-          </w:p>
-        </w:tc>
-      </w:tr>
-      <w:tr>
-        <w:trPr>
-          <w:cantSplit/>
-        </w:trPr>
-        <w:tc>
-          <w:tcPr>
-            <w:tcW w:type="dxa" w:w="2376"/>
-            <w:vAlign w:val="center"/>
-          </w:tcPr>
-          <w:p>
-            <w:pPr>
-              <w:spacing w:before="0" w:after="0" w:line="269" w:lineRule="auto"/>
-            </w:pPr>
-            <w:r>
-              <w:rPr>
-                <w:rFonts w:ascii="Arial" w:hAnsi="Arial" w:eastAsia="Noto Sans CJK SC"/>
-                <w:b w:val="0"/>
-                <w:color w:val="000000"/>
-                <w:sz w:val="21"/>
-                <w:lang w:val="zh-CN" w:eastAsia="zh-CN"/>
-              </w:rPr>
-              <w:t>战局内通用模块</w:t>
-            </w:r>
-          </w:p>
-        </w:tc>
-        <w:tc>
-          <w:tcPr>
-            <w:tcW w:type="dxa" w:w="7560"/>
-            <w:vAlign w:val="center"/>
-          </w:tcPr>
-          <w:p>
-            <w:pPr>
-              <w:spacing w:before="0" w:after="0" w:line="269" w:lineRule="auto"/>
-            </w:pPr>
-            <w:r>
-              <w:rPr>
-                <w:rFonts w:ascii="Arial" w:hAnsi="Arial" w:eastAsia="Noto Sans CJK SC"/>
-                <w:b w:val="0"/>
-                <w:color w:val="000000"/>
-                <w:sz w:val="21"/>
-                <w:lang w:val="zh-CN" w:eastAsia="zh-CN"/>
-              </w:rPr>
-              <w:t>战斗 HUD、健康与生存、随身管理、搜刮、快捷栏、世界交互、工具、地图、局内事件、撤离。</w:t>
-            </w:r>
-          </w:p>
-        </w:tc>
-      </w:tr>
-      <w:tr>
-        <w:trPr>
-          <w:cantSplit/>
-        </w:trPr>
-        <w:tc>
-          <w:tcPr>
-            <w:tcW w:type="dxa" w:w="2376"/>
-            <w:vAlign w:val="center"/>
-          </w:tcPr>
-          <w:p>
-            <w:pPr>
-              <w:spacing w:before="0" w:after="0" w:line="269" w:lineRule="auto"/>
-            </w:pPr>
-            <w:r>
-              <w:rPr>
-                <w:rFonts w:ascii="Arial" w:hAnsi="Arial" w:eastAsia="Noto Sans CJK SC"/>
-                <w:b w:val="0"/>
-                <w:color w:val="000000"/>
-                <w:sz w:val="21"/>
-                <w:lang w:val="zh-CN" w:eastAsia="zh-CN"/>
-              </w:rPr>
-              <w:t>赏金专用模块</w:t>
-            </w:r>
-          </w:p>
-        </w:tc>
-        <w:tc>
-          <w:tcPr>
-            <w:tcW w:type="dxa" w:w="7560"/>
-            <w:vAlign w:val="center"/>
-          </w:tcPr>
-          <w:p>
-            <w:pPr>
-              <w:spacing w:before="0" w:after="0" w:line="269" w:lineRule="auto"/>
-            </w:pPr>
-            <w:r>
-              <w:rPr>
-                <w:rFonts w:ascii="Arial" w:hAnsi="Arial" w:eastAsia="Noto Sans CJK SC"/>
-                <w:b w:val="0"/>
-                <w:color w:val="000000"/>
-                <w:sz w:val="21"/>
-                <w:lang w:val="zh-CN" w:eastAsia="zh-CN"/>
-              </w:rPr>
-              <w:t>模式与准备、阶段与目标、放逐与赏金、暗视、小队与救援、赏金结算。</w:t>
-            </w:r>
-          </w:p>
-        </w:tc>
-      </w:tr>
-      <w:tr>
-        <w:trPr>
-          <w:cantSplit/>
-        </w:trPr>
-        <w:tc>
-          <w:tcPr>
-            <w:tcW w:type="dxa" w:w="2376"/>
-            <w:vAlign w:val="center"/>
-          </w:tcPr>
-          <w:p>
-            <w:pPr>
-              <w:spacing w:before="0" w:after="0" w:line="269" w:lineRule="auto"/>
-            </w:pPr>
-            <w:r>
-              <w:rPr>
-                <w:rFonts w:ascii="Arial" w:hAnsi="Arial" w:eastAsia="Noto Sans CJK SC"/>
-                <w:b w:val="0"/>
-                <w:color w:val="000000"/>
-                <w:sz w:val="21"/>
-                <w:lang w:val="zh-CN" w:eastAsia="zh-CN"/>
-              </w:rPr>
-              <w:t>结算与返回</w:t>
-            </w:r>
-          </w:p>
-        </w:tc>
-        <w:tc>
-          <w:tcPr>
-            <w:tcW w:type="dxa" w:w="7560"/>
-            <w:vAlign w:val="center"/>
-          </w:tcPr>
-          <w:p>
-            <w:pPr>
-              <w:spacing w:before="0" w:after="0" w:line="269" w:lineRule="auto"/>
-            </w:pPr>
-            <w:r>
-              <w:rPr>
-                <w:rFonts w:ascii="Arial" w:hAnsi="Arial" w:eastAsia="Noto Sans CJK SC"/>
-                <w:b w:val="0"/>
-                <w:color w:val="000000"/>
-                <w:sz w:val="21"/>
-                <w:lang w:val="zh-CN" w:eastAsia="zh-CN"/>
-              </w:rPr>
-              <w:t>行动结果、物资明细、保存与入库、待领取、再出发。</w:t>
-            </w:r>
-          </w:p>
-        </w:tc>
-      </w:tr>
-      <w:tr>
-        <w:trPr>
-          <w:cantSplit/>
-        </w:trPr>
-        <w:tc>
-          <w:tcPr>
-            <w:tcW w:type="dxa" w:w="2376"/>
-            <w:vAlign w:val="center"/>
-          </w:tcPr>
-          <w:p>
-            <w:pPr>
-              <w:spacing w:before="0" w:after="0" w:line="269" w:lineRule="auto"/>
-            </w:pPr>
-            <w:r>
-              <w:rPr>
-                <w:rFonts w:ascii="Arial" w:hAnsi="Arial" w:eastAsia="Noto Sans CJK SC"/>
-                <w:b w:val="0"/>
-                <w:color w:val="000000"/>
-                <w:sz w:val="21"/>
-                <w:lang w:val="zh-CN" w:eastAsia="zh-CN"/>
-              </w:rPr>
-              <w:t>系统辅助</w:t>
-            </w:r>
-          </w:p>
-        </w:tc>
-        <w:tc>
-          <w:tcPr>
-            <w:tcW w:type="dxa" w:w="7560"/>
-            <w:vAlign w:val="center"/>
-          </w:tcPr>
-          <w:p>
-            <w:pPr>
-              <w:spacing w:before="0" w:after="0" w:line="269" w:lineRule="auto"/>
-            </w:pPr>
-            <w:r>
-              <w:rPr>
-                <w:rFonts w:ascii="Arial" w:hAnsi="Arial" w:eastAsia="Noto Sans CJK SC"/>
-                <w:b w:val="0"/>
-                <w:color w:val="000000"/>
-                <w:sz w:val="21"/>
-                <w:lang w:val="zh-CN" w:eastAsia="zh-CN"/>
-              </w:rPr>
-              <w:t>设置、局内菜单、死亡呈现、战斗提示与行动播报。</w:t>
-            </w:r>
-          </w:p>
-        </w:tc>
-      </w:tr>
-    </w:tbl>
-    <w:p>
-      <w:pPr>
-        <w:spacing w:after="20" w:before="0" w:line="96" w:lineRule="auto"/>
-      </w:pPr>
-      <w:r>
-        <w:rPr>
-          <w:sz w:val="4"/>
-        </w:rPr>
-      </w:r>
-    </w:p>
-    <w:p>
-      <w:r>
-        <w:rPr>
-          <w:rFonts w:ascii="Arial" w:hAnsi="Arial" w:eastAsia="Noto Sans CJK SC"/>
-          <w:b w:val="0"/>
-          <w:color w:val="000000"/>
-          <w:lang w:val="zh-CN" w:eastAsia="zh-CN"/>
-        </w:rPr>
-        <w:t>后文使用 M01 至 M50 标记玩家功能，M51 标记开发工具范围。编号用于防止遗漏，不要求每项单独做一张页面。</w:t>
-      </w:r>
-    </w:p>
-    <w:p>
-      <w:r>
-        <w:rPr>
-          <w:rFonts w:ascii="Arial" w:hAnsi="Arial" w:eastAsia="Noto Sans CJK SC"/>
-          <w:b w:val="0"/>
-          <w:color w:val="000000"/>
-          <w:lang w:val="zh-CN" w:eastAsia="zh-CN"/>
-        </w:rPr>
-        <w:t>范围依据：develop 11c245a3 的代码与项目文档。当前有实现不代表已经完成当前版本的实机或视觉验收。</w:t>
-      </w:r>
-    </w:p>
-    <w:p>
-      <w:r>
-        <w:br w:type="page"/>
-      </w:r>
-    </w:p>
-    <w:p>
-      <w:pPr>
-        <w:pStyle w:val="Heading1"/>
-      </w:pPr>
-      <w:r>
-        <w:rPr>
-          <w:rFonts w:ascii="Arial" w:hAnsi="Arial" w:eastAsia="Noto Sans CJK SC"/>
-          <w:b w:val="0"/>
-          <w:color w:val="000000"/>
-          <w:lang w:val="zh-CN" w:eastAsia="zh-CN"/>
-        </w:rPr>
-        <w:t>入口会话与出发准备</w:t>
-      </w:r>
-    </w:p>
-    <w:p>
-      <w:pPr>
-        <w:pStyle w:val="Heading2"/>
-      </w:pPr>
-      <w:r>
-        <w:rPr>
-          <w:rFonts w:ascii="Arial" w:hAnsi="Arial" w:eastAsia="Noto Sans CJK SC"/>
-          <w:b w:val="0"/>
-          <w:color w:val="000000"/>
-          <w:lang w:val="zh-CN" w:eastAsia="zh-CN"/>
-        </w:rPr>
-        <w:t>入口与会话</w:t>
-      </w:r>
-    </w:p>
-    <w:tbl>
-      <w:tblPr>
-        <w:tblW w:type="auto" w:w="0"/>
-        <w:jc w:val="center"/>
-        <w:tblLayout w:type="fixed"/>
-        <w:tblLook w:firstColumn="1" w:firstRow="1" w:lastColumn="0" w:lastRow="0" w:noHBand="0" w:noVBand="1" w:val="04A0"/>
-        <w:tblBorders>
-          <w:top w:val="single" w:sz="5" w:color="D9D9D9"/>
-          <w:left w:val="single" w:sz="5" w:color="D9D9D9"/>
-          <w:bottom w:val="single" w:sz="5" w:color="D9D9D9"/>
-          <w:right w:val="single" w:sz="5" w:color="D9D9D9"/>
-          <w:insideH w:val="single" w:sz="5" w:color="D9D9D9"/>
-          <w:insideV w:val="single" w:sz="5" w:color="D9D9D9"/>
-        </w:tblBorders>
-        <w:tblCellMar>
-          <w:top w:w="85" w:type="dxa"/>
-          <w:bottom w:w="85" w:type="dxa"/>
-          <w:left w:w="100" w:type="dxa"/>
-          <w:right w:w="100" w:type="dxa"/>
-        </w:tblCellMar>
-      </w:tblPr>
-      <w:tblGrid>
-        <w:gridCol w:w="691"/>
-        <w:gridCol w:w="1944"/>
-        <w:gridCol w:w="7301"/>
-      </w:tblGrid>
-      <w:tr>
-        <w:trPr>
-          <w:cantSplit/>
-          <w:tblHeader/>
-        </w:trPr>
-        <w:tc>
-          <w:tcPr>
-            <w:tcW w:type="dxa" w:w="691"/>
+            <w:tcW w:type="dxa" w:w="2016"/>
             <w:vAlign w:val="center"/>
             <w:shd w:fill="E7EDF2"/>
           </w:tcPr>
@@ -583,13 +1398,13 @@
                 <w:sz w:val="21"/>
                 <w:lang w:val="zh-CN" w:eastAsia="zh-CN"/>
               </w:rPr>
-              <w:t>编号</w:t>
+              <w:t>角不变</w:t>
             </w:r>
           </w:p>
         </w:tc>
         <w:tc>
           <w:tcPr>
-            <w:tcW w:type="dxa" w:w="1944"/>
+            <w:tcW w:type="dxa" w:w="5904"/>
             <w:vAlign w:val="center"/>
             <w:shd w:fill="E7EDF2"/>
           </w:tcPr>
@@ -605,13 +1420,13 @@
                 <w:sz w:val="21"/>
                 <w:lang w:val="zh-CN" w:eastAsia="zh-CN"/>
               </w:rPr>
-              <w:t>模块</w:t>
+              <w:t>横向拉伸</w:t>
             </w:r>
           </w:p>
         </w:tc>
         <w:tc>
           <w:tcPr>
-            <w:tcW w:type="dxa" w:w="7301"/>
+            <w:tcW w:type="dxa" w:w="2016"/>
             <w:vAlign w:val="center"/>
             <w:shd w:fill="E7EDF2"/>
           </w:tcPr>
@@ -627,7 +1442,7 @@
                 <w:sz w:val="21"/>
                 <w:lang w:val="zh-CN" w:eastAsia="zh-CN"/>
               </w:rPr>
-              <w:t>包含内容</w:t>
+              <w:t>角不变</w:t>
             </w:r>
           </w:p>
         </w:tc>
@@ -638,7 +1453,7 @@
         </w:trPr>
         <w:tc>
           <w:tcPr>
-            <w:tcW w:type="dxa" w:w="691"/>
+            <w:tcW w:type="dxa" w:w="2016"/>
             <w:vAlign w:val="center"/>
           </w:tcPr>
           <w:p>
@@ -654,13 +1469,13 @@
                 <w:sz w:val="21"/>
                 <w:lang w:val="zh-CN" w:eastAsia="zh-CN"/>
               </w:rPr>
-              <w:t>M01</w:t>
+              <w:t>纵向拉伸</w:t>
             </w:r>
           </w:p>
         </w:tc>
         <w:tc>
           <w:tcPr>
-            <w:tcW w:type="dxa" w:w="1944"/>
+            <w:tcW w:type="dxa" w:w="5904"/>
             <w:vAlign w:val="center"/>
           </w:tcPr>
           <w:p>
@@ -675,13 +1490,13 @@
                 <w:sz w:val="21"/>
                 <w:lang w:val="zh-CN" w:eastAsia="zh-CN"/>
               </w:rPr>
-              <w:t>主界面 重做</w:t>
+              <w:t>中间扩展</w:t>
             </w:r>
           </w:p>
         </w:tc>
         <w:tc>
           <w:tcPr>
-            <w:tcW w:type="dxa" w:w="7301"/>
+            <w:tcW w:type="dxa" w:w="2016"/>
             <w:vAlign w:val="center"/>
           </w:tcPr>
           <w:p>
@@ -696,7 +1511,7 @@
                 <w:sz w:val="21"/>
                 <w:lang w:val="zh-CN" w:eastAsia="zh-CN"/>
               </w:rPr>
-              <w:t>承接主要玩法和管理模块的入口。现有排列不作为设计限制。</w:t>
+              <w:t>纵向拉伸</w:t>
             </w:r>
           </w:p>
         </w:tc>
@@ -707,7 +1522,7 @@
         </w:trPr>
         <w:tc>
           <w:tcPr>
-            <w:tcW w:type="dxa" w:w="691"/>
+            <w:tcW w:type="dxa" w:w="2016"/>
             <w:vAlign w:val="center"/>
           </w:tcPr>
           <w:p>
@@ -723,13 +1538,13 @@
                 <w:sz w:val="21"/>
                 <w:lang w:val="zh-CN" w:eastAsia="zh-CN"/>
               </w:rPr>
-              <w:t>M02</w:t>
+              <w:t>角不变</w:t>
             </w:r>
           </w:p>
         </w:tc>
         <w:tc>
           <w:tcPr>
-            <w:tcW w:type="dxa" w:w="1944"/>
+            <w:tcW w:type="dxa" w:w="5904"/>
             <w:vAlign w:val="center"/>
           </w:tcPr>
           <w:p>
@@ -744,13 +1559,13 @@
                 <w:sz w:val="21"/>
                 <w:lang w:val="zh-CN" w:eastAsia="zh-CN"/>
               </w:rPr>
-              <w:t>账号与身份</w:t>
+              <w:t>横向拉伸</w:t>
             </w:r>
           </w:p>
         </w:tc>
         <w:tc>
           <w:tcPr>
-            <w:tcW w:type="dxa" w:w="7301"/>
+            <w:tcW w:type="dxa" w:w="2016"/>
             <w:vAlign w:val="center"/>
           </w:tcPr>
           <w:p>
@@ -765,283 +1580,7 @@
                 <w:sz w:val="21"/>
                 <w:lang w:val="zh-CN" w:eastAsia="zh-CN"/>
               </w:rPr>
-              <w:t>登录、注册、退出；在线账号与离线身份、提交和错误反馈。</w:t>
-            </w:r>
-          </w:p>
-        </w:tc>
-      </w:tr>
-      <w:tr>
-        <w:trPr>
-          <w:cantSplit/>
-        </w:trPr>
-        <w:tc>
-          <w:tcPr>
-            <w:tcW w:type="dxa" w:w="691"/>
-            <w:vAlign w:val="center"/>
-          </w:tcPr>
-          <w:p>
-            <w:pPr>
-              <w:spacing w:before="0" w:after="0" w:line="269" w:lineRule="auto"/>
-              <w:jc w:val="center"/>
-            </w:pPr>
-            <w:r>
-              <w:rPr>
-                <w:rFonts w:ascii="Arial" w:hAnsi="Arial" w:eastAsia="Noto Sans CJK SC"/>
-                <w:b w:val="0"/>
-                <w:color w:val="000000"/>
-                <w:sz w:val="21"/>
-                <w:lang w:val="zh-CN" w:eastAsia="zh-CN"/>
-              </w:rPr>
-              <w:t>M03</w:t>
-            </w:r>
-          </w:p>
-        </w:tc>
-        <w:tc>
-          <w:tcPr>
-            <w:tcW w:type="dxa" w:w="1944"/>
-            <w:vAlign w:val="center"/>
-          </w:tcPr>
-          <w:p>
-            <w:pPr>
-              <w:spacing w:before="0" w:after="0" w:line="269" w:lineRule="auto"/>
-            </w:pPr>
-            <w:r>
-              <w:rPr>
-                <w:rFonts w:ascii="Arial" w:hAnsi="Arial" w:eastAsia="Noto Sans CJK SC"/>
-                <w:b w:val="0"/>
-                <w:color w:val="000000"/>
-                <w:sz w:val="21"/>
-                <w:lang w:val="zh-CN" w:eastAsia="zh-CN"/>
-              </w:rPr>
-              <w:t>全局导航与资源</w:t>
-            </w:r>
-          </w:p>
-        </w:tc>
-        <w:tc>
-          <w:tcPr>
-            <w:tcW w:type="dxa" w:w="7301"/>
-            <w:vAlign w:val="center"/>
-          </w:tcPr>
-          <w:p>
-            <w:pPr>
-              <w:spacing w:before="0" w:after="0" w:line="269" w:lineRule="auto"/>
-            </w:pPr>
-            <w:r>
-              <w:rPr>
-                <w:rFonts w:ascii="Arial" w:hAnsi="Arial" w:eastAsia="Noto Sans CJK SC"/>
-                <w:b w:val="0"/>
-                <w:color w:val="000000"/>
-                <w:sz w:val="21"/>
-                <w:lang w:val="zh-CN" w:eastAsia="zh-CN"/>
-              </w:rPr>
-              <w:t>模块切换、当前角色、月尘等资源、会话和连接状态。</w:t>
-            </w:r>
-          </w:p>
-        </w:tc>
-      </w:tr>
-      <w:tr>
-        <w:trPr>
-          <w:cantSplit/>
-        </w:trPr>
-        <w:tc>
-          <w:tcPr>
-            <w:tcW w:type="dxa" w:w="691"/>
-            <w:vAlign w:val="center"/>
-          </w:tcPr>
-          <w:p>
-            <w:pPr>
-              <w:spacing w:before="0" w:after="0" w:line="269" w:lineRule="auto"/>
-              <w:jc w:val="center"/>
-            </w:pPr>
-            <w:r>
-              <w:rPr>
-                <w:rFonts w:ascii="Arial" w:hAnsi="Arial" w:eastAsia="Noto Sans CJK SC"/>
-                <w:b w:val="0"/>
-                <w:color w:val="000000"/>
-                <w:sz w:val="21"/>
-                <w:lang w:val="zh-CN" w:eastAsia="zh-CN"/>
-              </w:rPr>
-              <w:t>M04</w:t>
-            </w:r>
-          </w:p>
-        </w:tc>
-        <w:tc>
-          <w:tcPr>
-            <w:tcW w:type="dxa" w:w="1944"/>
-            <w:vAlign w:val="center"/>
-          </w:tcPr>
-          <w:p>
-            <w:pPr>
-              <w:spacing w:before="0" w:after="0" w:line="269" w:lineRule="auto"/>
-            </w:pPr>
-            <w:r>
-              <w:rPr>
-                <w:rFonts w:ascii="Arial" w:hAnsi="Arial" w:eastAsia="Noto Sans CJK SC"/>
-                <w:b w:val="0"/>
-                <w:color w:val="000000"/>
-                <w:sz w:val="21"/>
-                <w:lang w:val="zh-CN" w:eastAsia="zh-CN"/>
-              </w:rPr>
-              <w:t>在线小队</w:t>
-            </w:r>
-          </w:p>
-        </w:tc>
-        <w:tc>
-          <w:tcPr>
-            <w:tcW w:type="dxa" w:w="7301"/>
-            <w:vAlign w:val="center"/>
-          </w:tcPr>
-          <w:p>
-            <w:pPr>
-              <w:spacing w:before="0" w:after="0" w:line="269" w:lineRule="auto"/>
-            </w:pPr>
-            <w:r>
-              <w:rPr>
-                <w:rFonts w:ascii="Arial" w:hAnsi="Arial" w:eastAsia="Noto Sans CJK SC"/>
-                <w:b w:val="0"/>
-                <w:color w:val="000000"/>
-                <w:sz w:val="21"/>
-                <w:lang w:val="zh-CN" w:eastAsia="zh-CN"/>
-              </w:rPr>
-              <w:t>创建或加入、队伍码、1–4 人名单、队长、准备、合作或好友对抗；可选公共匹配。</w:t>
-            </w:r>
-          </w:p>
-        </w:tc>
-      </w:tr>
-      <w:tr>
-        <w:trPr>
-          <w:cantSplit/>
-        </w:trPr>
-        <w:tc>
-          <w:tcPr>
-            <w:tcW w:type="dxa" w:w="691"/>
-            <w:vAlign w:val="center"/>
-          </w:tcPr>
-          <w:p>
-            <w:pPr>
-              <w:spacing w:before="0" w:after="0" w:line="269" w:lineRule="auto"/>
-              <w:jc w:val="center"/>
-            </w:pPr>
-            <w:r>
-              <w:rPr>
-                <w:rFonts w:ascii="Arial" w:hAnsi="Arial" w:eastAsia="Noto Sans CJK SC"/>
-                <w:b w:val="0"/>
-                <w:color w:val="000000"/>
-                <w:sz w:val="21"/>
-                <w:lang w:val="zh-CN" w:eastAsia="zh-CN"/>
-              </w:rPr>
-              <w:t>M05</w:t>
-            </w:r>
-          </w:p>
-        </w:tc>
-        <w:tc>
-          <w:tcPr>
-            <w:tcW w:type="dxa" w:w="1944"/>
-            <w:vAlign w:val="center"/>
-          </w:tcPr>
-          <w:p>
-            <w:pPr>
-              <w:spacing w:before="0" w:after="0" w:line="269" w:lineRule="auto"/>
-            </w:pPr>
-            <w:r>
-              <w:rPr>
-                <w:rFonts w:ascii="Arial" w:hAnsi="Arial" w:eastAsia="Noto Sans CJK SC"/>
-                <w:b w:val="0"/>
-                <w:color w:val="000000"/>
-                <w:sz w:val="21"/>
-                <w:lang w:val="zh-CN" w:eastAsia="zh-CN"/>
-              </w:rPr>
-              <w:t>LAN 作战室</w:t>
-            </w:r>
-          </w:p>
-        </w:tc>
-        <w:tc>
-          <w:tcPr>
-            <w:tcW w:type="dxa" w:w="7301"/>
-            <w:vAlign w:val="center"/>
-          </w:tcPr>
-          <w:p>
-            <w:pPr>
-              <w:spacing w:before="0" w:after="0" w:line="269" w:lineRule="auto"/>
-            </w:pPr>
-            <w:r>
-              <w:rPr>
-                <w:rFonts w:ascii="Arial" w:hAnsi="Arial" w:eastAsia="Noto Sans CJK SC"/>
-                <w:b w:val="0"/>
-                <w:color w:val="000000"/>
-                <w:sz w:val="21"/>
-                <w:lang w:val="zh-CN" w:eastAsia="zh-CN"/>
-              </w:rPr>
-              <w:t>浏览、创建、直连、房间与成员名单、房主权限、准备和出发。</w:t>
-            </w:r>
-          </w:p>
-        </w:tc>
-      </w:tr>
-      <w:tr>
-        <w:trPr>
-          <w:cantSplit/>
-        </w:trPr>
-        <w:tc>
-          <w:tcPr>
-            <w:tcW w:type="dxa" w:w="691"/>
-            <w:vAlign w:val="center"/>
-          </w:tcPr>
-          <w:p>
-            <w:pPr>
-              <w:spacing w:before="0" w:after="0" w:line="269" w:lineRule="auto"/>
-              <w:jc w:val="center"/>
-            </w:pPr>
-            <w:r>
-              <w:rPr>
-                <w:rFonts w:ascii="Arial" w:hAnsi="Arial" w:eastAsia="Noto Sans CJK SC"/>
-                <w:b w:val="0"/>
-                <w:color w:val="000000"/>
-                <w:sz w:val="21"/>
-                <w:lang w:val="zh-CN" w:eastAsia="zh-CN"/>
-              </w:rPr>
-              <w:t>M06</w:t>
-            </w:r>
-          </w:p>
-        </w:tc>
-        <w:tc>
-          <w:tcPr>
-            <w:tcW w:type="dxa" w:w="1944"/>
-            <w:vAlign w:val="center"/>
-          </w:tcPr>
-          <w:p>
-            <w:pPr>
-              <w:spacing w:before="0" w:after="0" w:line="269" w:lineRule="auto"/>
-            </w:pPr>
-            <w:r>
-              <w:rPr>
-                <w:rFonts w:ascii="Arial" w:hAnsi="Arial" w:eastAsia="Noto Sans CJK SC"/>
-                <w:b w:val="0"/>
-                <w:color w:val="000000"/>
-                <w:sz w:val="21"/>
-                <w:lang w:val="zh-CN" w:eastAsia="zh-CN"/>
-              </w:rPr>
-              <w:t>连接与加载</w:t>
-            </w:r>
-          </w:p>
-        </w:tc>
-        <w:tc>
-          <w:tcPr>
-            <w:tcW w:type="dxa" w:w="7301"/>
-            <w:vAlign w:val="center"/>
-          </w:tcPr>
-          <w:p>
-            <w:pPr>
-              <w:spacing w:before="0" w:after="0" w:line="269" w:lineRule="auto"/>
-            </w:pPr>
-            <w:r>
-              <w:rPr>
-                <w:rFonts w:ascii="Arial" w:hAnsi="Arial" w:eastAsia="Noto Sans CJK SC"/>
-                <w:b w:val="0"/>
-                <w:color w:val="000000"/>
-                <w:sz w:val="21"/>
-                <w:lang w:val="zh-CN" w:eastAsia="zh-CN"/>
-              </w:rPr>
-              <w:t>高级连接设置、等待地图空位、加载、连接、错误重试、原战局重连。</w:t>
+              <w:t>角不变</w:t>
             </w:r>
           </w:p>
         </w:tc>
@@ -1059,4942 +1598,46 @@
     </w:p>
     <w:p>
       <w:pPr>
-        <w:pStyle w:val="Heading2"/>
+        <w:spacing w:line="340" w:lineRule="exact" w:after="120"/>
+        <w:snapToGrid w:val="0"/>
       </w:pPr>
       <w:r>
         <w:rPr>
           <w:rFonts w:ascii="Arial" w:hAnsi="Arial" w:eastAsia="Noto Sans CJK SC"/>
-          <w:b w:val="0"/>
           <w:color w:val="000000"/>
           <w:lang w:val="zh-CN" w:eastAsia="zh-CN"/>
         </w:rPr>
-        <w:t>出发准备的五类信息</w:t>
-      </w:r>
-    </w:p>
-    <w:p>
-      <w:r>
-        <w:rPr>
-          <w:rFonts w:ascii="Arial" w:hAnsi="Arial" w:eastAsia="Noto Sans CJK SC"/>
-          <w:b w:val="0"/>
-          <w:color w:val="000000"/>
-          <w:lang w:val="zh-CN" w:eastAsia="zh-CN"/>
-        </w:rPr>
-        <w:t>以下是当前流程包含的信息。新设计可以合并或拆分页面，不必沿用五步布局。</w:t>
-      </w:r>
-    </w:p>
-    <w:tbl>
-      <w:tblPr>
-        <w:tblW w:type="auto" w:w="0"/>
-        <w:jc w:val="center"/>
-        <w:tblLayout w:type="fixed"/>
-        <w:tblLook w:firstColumn="1" w:firstRow="1" w:lastColumn="0" w:lastRow="0" w:noHBand="0" w:noVBand="1" w:val="04A0"/>
-        <w:tblBorders>
-          <w:top w:val="single" w:sz="5" w:color="D9D9D9"/>
-          <w:left w:val="single" w:sz="5" w:color="D9D9D9"/>
-          <w:bottom w:val="single" w:sz="5" w:color="D9D9D9"/>
-          <w:right w:val="single" w:sz="5" w:color="D9D9D9"/>
-          <w:insideH w:val="single" w:sz="5" w:color="D9D9D9"/>
-          <w:insideV w:val="single" w:sz="5" w:color="D9D9D9"/>
-        </w:tblBorders>
-        <w:tblCellMar>
-          <w:top w:w="85" w:type="dxa"/>
-          <w:bottom w:w="85" w:type="dxa"/>
-          <w:left w:w="100" w:type="dxa"/>
-          <w:right w:w="100" w:type="dxa"/>
-        </w:tblCellMar>
-      </w:tblPr>
-      <w:tblGrid>
-        <w:gridCol w:w="691"/>
-        <w:gridCol w:w="1944"/>
-        <w:gridCol w:w="7301"/>
-      </w:tblGrid>
-      <w:tr>
-        <w:trPr>
-          <w:cantSplit/>
-          <w:tblHeader/>
-        </w:trPr>
-        <w:tc>
-          <w:tcPr>
-            <w:tcW w:type="dxa" w:w="691"/>
-            <w:vAlign w:val="center"/>
-            <w:shd w:fill="E7EDF2"/>
-          </w:tcPr>
-          <w:p>
-            <w:pPr>
-              <w:spacing w:before="0" w:after="0" w:line="269" w:lineRule="auto"/>
-              <w:jc w:val="center"/>
-            </w:pPr>
-            <w:r>
-              <w:rPr>
-                <w:rFonts w:ascii="Arial" w:hAnsi="Arial" w:eastAsia="Noto Sans CJK SC"/>
-                <w:b/>
-                <w:color w:val="000000"/>
-                <w:sz w:val="21"/>
-                <w:lang w:val="zh-CN" w:eastAsia="zh-CN"/>
-              </w:rPr>
-              <w:t>编号</w:t>
-            </w:r>
-          </w:p>
-        </w:tc>
-        <w:tc>
-          <w:tcPr>
-            <w:tcW w:type="dxa" w:w="1944"/>
-            <w:vAlign w:val="center"/>
-            <w:shd w:fill="E7EDF2"/>
-          </w:tcPr>
-          <w:p>
-            <w:pPr>
-              <w:spacing w:before="0" w:after="0" w:line="269" w:lineRule="auto"/>
-            </w:pPr>
-            <w:r>
-              <w:rPr>
-                <w:rFonts w:ascii="Arial" w:hAnsi="Arial" w:eastAsia="Noto Sans CJK SC"/>
-                <w:b/>
-                <w:color w:val="000000"/>
-                <w:sz w:val="21"/>
-                <w:lang w:val="zh-CN" w:eastAsia="zh-CN"/>
-              </w:rPr>
-              <w:t>模块</w:t>
-            </w:r>
-          </w:p>
-        </w:tc>
-        <w:tc>
-          <w:tcPr>
-            <w:tcW w:type="dxa" w:w="7301"/>
-            <w:vAlign w:val="center"/>
-            <w:shd w:fill="E7EDF2"/>
-          </w:tcPr>
-          <w:p>
-            <w:pPr>
-              <w:spacing w:before="0" w:after="0" w:line="269" w:lineRule="auto"/>
-            </w:pPr>
-            <w:r>
-              <w:rPr>
-                <w:rFonts w:ascii="Arial" w:hAnsi="Arial" w:eastAsia="Noto Sans CJK SC"/>
-                <w:b/>
-                <w:color w:val="000000"/>
-                <w:sz w:val="21"/>
-                <w:lang w:val="zh-CN" w:eastAsia="zh-CN"/>
-              </w:rPr>
-              <w:t>包含内容</w:t>
-            </w:r>
-          </w:p>
-        </w:tc>
-      </w:tr>
-      <w:tr>
-        <w:trPr>
-          <w:cantSplit/>
-        </w:trPr>
-        <w:tc>
-          <w:tcPr>
-            <w:tcW w:type="dxa" w:w="691"/>
-            <w:vAlign w:val="center"/>
-          </w:tcPr>
-          <w:p>
-            <w:pPr>
-              <w:spacing w:before="0" w:after="0" w:line="269" w:lineRule="auto"/>
-              <w:jc w:val="center"/>
-            </w:pPr>
-            <w:r>
-              <w:rPr>
-                <w:rFonts w:ascii="Arial" w:hAnsi="Arial" w:eastAsia="Noto Sans CJK SC"/>
-                <w:b w:val="0"/>
-                <w:color w:val="000000"/>
-                <w:sz w:val="21"/>
-                <w:lang w:val="zh-CN" w:eastAsia="zh-CN"/>
-              </w:rPr>
-              <w:t>M22</w:t>
-            </w:r>
-          </w:p>
-        </w:tc>
-        <w:tc>
-          <w:tcPr>
-            <w:tcW w:type="dxa" w:w="1944"/>
-            <w:vAlign w:val="center"/>
-          </w:tcPr>
-          <w:p>
-            <w:pPr>
-              <w:spacing w:before="0" w:after="0" w:line="269" w:lineRule="auto"/>
-            </w:pPr>
-            <w:r>
-              <w:rPr>
-                <w:rFonts w:ascii="Arial" w:hAnsi="Arial" w:eastAsia="Noto Sans CJK SC"/>
-                <w:b w:val="0"/>
-                <w:color w:val="000000"/>
-                <w:sz w:val="21"/>
-                <w:lang w:val="zh-CN" w:eastAsia="zh-CN"/>
-              </w:rPr>
-              <w:t>角色与装备检查</w:t>
-            </w:r>
-          </w:p>
-        </w:tc>
-        <w:tc>
-          <w:tcPr>
-            <w:tcW w:type="dxa" w:w="7301"/>
-            <w:vAlign w:val="center"/>
-          </w:tcPr>
-          <w:p>
-            <w:pPr>
-              <w:spacing w:before="0" w:after="0" w:line="269" w:lineRule="auto"/>
-            </w:pPr>
-            <w:r>
-              <w:rPr>
-                <w:rFonts w:ascii="Arial" w:hAnsi="Arial" w:eastAsia="Noto Sans CJK SC"/>
-                <w:b w:val="0"/>
-                <w:color w:val="000000"/>
-                <w:sz w:val="21"/>
-                <w:lang w:val="zh-CN" w:eastAsia="zh-CN"/>
-              </w:rPr>
-              <w:t>DollSinger、Hatsune Miku、Shian 三角色；真实装备、空槽与缺失数据。</w:t>
-            </w:r>
-          </w:p>
-        </w:tc>
-      </w:tr>
-      <w:tr>
-        <w:trPr>
-          <w:cantSplit/>
-        </w:trPr>
-        <w:tc>
-          <w:tcPr>
-            <w:tcW w:type="dxa" w:w="691"/>
-            <w:vAlign w:val="center"/>
-          </w:tcPr>
-          <w:p>
-            <w:pPr>
-              <w:spacing w:before="0" w:after="0" w:line="269" w:lineRule="auto"/>
-              <w:jc w:val="center"/>
-            </w:pPr>
-            <w:r>
-              <w:rPr>
-                <w:rFonts w:ascii="Arial" w:hAnsi="Arial" w:eastAsia="Noto Sans CJK SC"/>
-                <w:b w:val="0"/>
-                <w:color w:val="000000"/>
-                <w:sz w:val="21"/>
-                <w:lang w:val="zh-CN" w:eastAsia="zh-CN"/>
-              </w:rPr>
-              <w:t>M23</w:t>
-            </w:r>
-          </w:p>
-        </w:tc>
-        <w:tc>
-          <w:tcPr>
-            <w:tcW w:type="dxa" w:w="1944"/>
-            <w:vAlign w:val="center"/>
-          </w:tcPr>
-          <w:p>
-            <w:pPr>
-              <w:spacing w:before="0" w:after="0" w:line="269" w:lineRule="auto"/>
-            </w:pPr>
-            <w:r>
-              <w:rPr>
-                <w:rFonts w:ascii="Arial" w:hAnsi="Arial" w:eastAsia="Noto Sans CJK SC"/>
-                <w:b w:val="0"/>
-                <w:color w:val="000000"/>
-                <w:sz w:val="21"/>
-                <w:lang w:val="zh-CN" w:eastAsia="zh-CN"/>
-              </w:rPr>
-              <w:t>地点</w:t>
-            </w:r>
-          </w:p>
-        </w:tc>
-        <w:tc>
-          <w:tcPr>
-            <w:tcW w:type="dxa" w:w="7301"/>
-            <w:vAlign w:val="center"/>
-          </w:tcPr>
-          <w:p>
-            <w:pPr>
-              <w:spacing w:before="0" w:after="0" w:line="269" w:lineRule="auto"/>
-            </w:pPr>
-            <w:r>
-              <w:rPr>
-                <w:rFonts w:ascii="Arial" w:hAnsi="Arial" w:eastAsia="Noto Sans CJK SC"/>
-                <w:b w:val="0"/>
-                <w:color w:val="000000"/>
-                <w:sz w:val="21"/>
-                <w:lang w:val="zh-CN" w:eastAsia="zh-CN"/>
-              </w:rPr>
-              <w:t>当前可用地点、区域与任务背景；未开放地点的状态。</w:t>
-            </w:r>
-          </w:p>
-        </w:tc>
-      </w:tr>
-      <w:tr>
-        <w:trPr>
-          <w:cantSplit/>
-        </w:trPr>
-        <w:tc>
-          <w:tcPr>
-            <w:tcW w:type="dxa" w:w="691"/>
-            <w:vAlign w:val="center"/>
-          </w:tcPr>
-          <w:p>
-            <w:pPr>
-              <w:spacing w:before="0" w:after="0" w:line="269" w:lineRule="auto"/>
-              <w:jc w:val="center"/>
-            </w:pPr>
-            <w:r>
-              <w:rPr>
-                <w:rFonts w:ascii="Arial" w:hAnsi="Arial" w:eastAsia="Noto Sans CJK SC"/>
-                <w:b w:val="0"/>
-                <w:color w:val="000000"/>
-                <w:sz w:val="21"/>
-                <w:lang w:val="zh-CN" w:eastAsia="zh-CN"/>
-              </w:rPr>
-              <w:t>M24</w:t>
-            </w:r>
-          </w:p>
-        </w:tc>
-        <w:tc>
-          <w:tcPr>
-            <w:tcW w:type="dxa" w:w="1944"/>
-            <w:vAlign w:val="center"/>
-          </w:tcPr>
-          <w:p>
-            <w:pPr>
-              <w:spacing w:before="0" w:after="0" w:line="269" w:lineRule="auto"/>
-            </w:pPr>
-            <w:r>
-              <w:rPr>
-                <w:rFonts w:ascii="Arial" w:hAnsi="Arial" w:eastAsia="Noto Sans CJK SC"/>
-                <w:b w:val="0"/>
-                <w:color w:val="000000"/>
-                <w:sz w:val="21"/>
-                <w:lang w:val="zh-CN" w:eastAsia="zh-CN"/>
-              </w:rPr>
-              <w:t>简报与携带</w:t>
-            </w:r>
-          </w:p>
-        </w:tc>
-        <w:tc>
-          <w:tcPr>
-            <w:tcW w:type="dxa" w:w="7301"/>
-            <w:vAlign w:val="center"/>
-          </w:tcPr>
-          <w:p>
-            <w:pPr>
-              <w:spacing w:before="0" w:after="0" w:line="269" w:lineRule="auto"/>
-            </w:pPr>
-            <w:r>
-              <w:rPr>
-                <w:rFonts w:ascii="Arial" w:hAnsi="Arial" w:eastAsia="Noto Sans CJK SC"/>
-                <w:b w:val="0"/>
-                <w:color w:val="000000"/>
-                <w:sz w:val="21"/>
-                <w:lang w:val="zh-CN" w:eastAsia="zh-CN"/>
-              </w:rPr>
-              <w:t>搜集、生存、撤离目标；实际携带电池数量和上限。</w:t>
-            </w:r>
-          </w:p>
-        </w:tc>
-      </w:tr>
-      <w:tr>
-        <w:trPr>
-          <w:cantSplit/>
-        </w:trPr>
-        <w:tc>
-          <w:tcPr>
-            <w:tcW w:type="dxa" w:w="691"/>
-            <w:vAlign w:val="center"/>
-          </w:tcPr>
-          <w:p>
-            <w:pPr>
-              <w:spacing w:before="0" w:after="0" w:line="269" w:lineRule="auto"/>
-              <w:jc w:val="center"/>
-            </w:pPr>
-            <w:r>
-              <w:rPr>
-                <w:rFonts w:ascii="Arial" w:hAnsi="Arial" w:eastAsia="Noto Sans CJK SC"/>
-                <w:b w:val="0"/>
-                <w:color w:val="000000"/>
-                <w:sz w:val="21"/>
-                <w:lang w:val="zh-CN" w:eastAsia="zh-CN"/>
-              </w:rPr>
-              <w:t>M25</w:t>
-            </w:r>
-          </w:p>
-        </w:tc>
-        <w:tc>
-          <w:tcPr>
-            <w:tcW w:type="dxa" w:w="1944"/>
-            <w:vAlign w:val="center"/>
-          </w:tcPr>
-          <w:p>
-            <w:pPr>
-              <w:spacing w:before="0" w:after="0" w:line="269" w:lineRule="auto"/>
-            </w:pPr>
-            <w:r>
-              <w:rPr>
-                <w:rFonts w:ascii="Arial" w:hAnsi="Arial" w:eastAsia="Noto Sans CJK SC"/>
-                <w:b w:val="0"/>
-                <w:color w:val="000000"/>
-                <w:sz w:val="21"/>
-                <w:lang w:val="zh-CN" w:eastAsia="zh-CN"/>
-              </w:rPr>
-              <w:t>风险与回收</w:t>
-            </w:r>
-          </w:p>
-        </w:tc>
-        <w:tc>
-          <w:tcPr>
-            <w:tcW w:type="dxa" w:w="7301"/>
-            <w:vAlign w:val="center"/>
-          </w:tcPr>
-          <w:p>
-            <w:pPr>
-              <w:spacing w:before="0" w:after="0" w:line="269" w:lineRule="auto"/>
-            </w:pPr>
-            <w:r>
-              <w:rPr>
-                <w:rFonts w:ascii="Arial" w:hAnsi="Arial" w:eastAsia="Noto Sans CJK SC"/>
-                <w:b w:val="0"/>
-                <w:color w:val="000000"/>
-                <w:sz w:val="21"/>
-                <w:lang w:val="zh-CN" w:eastAsia="zh-CN"/>
-              </w:rPr>
-              <w:t>死亡损失说明；出发保险目前未开放。与保险箱和待领取区是不同机制。</w:t>
-            </w:r>
-          </w:p>
-        </w:tc>
-      </w:tr>
-      <w:tr>
-        <w:trPr>
-          <w:cantSplit/>
-        </w:trPr>
-        <w:tc>
-          <w:tcPr>
-            <w:tcW w:type="dxa" w:w="691"/>
-            <w:vAlign w:val="center"/>
-          </w:tcPr>
-          <w:p>
-            <w:pPr>
-              <w:spacing w:before="0" w:after="0" w:line="269" w:lineRule="auto"/>
-              <w:jc w:val="center"/>
-            </w:pPr>
-            <w:r>
-              <w:rPr>
-                <w:rFonts w:ascii="Arial" w:hAnsi="Arial" w:eastAsia="Noto Sans CJK SC"/>
-                <w:b w:val="0"/>
-                <w:color w:val="000000"/>
-                <w:sz w:val="21"/>
-                <w:lang w:val="zh-CN" w:eastAsia="zh-CN"/>
-              </w:rPr>
-              <w:t>M26</w:t>
-            </w:r>
-          </w:p>
-        </w:tc>
-        <w:tc>
-          <w:tcPr>
-            <w:tcW w:type="dxa" w:w="1944"/>
-            <w:vAlign w:val="center"/>
-          </w:tcPr>
-          <w:p>
-            <w:pPr>
-              <w:spacing w:before="0" w:after="0" w:line="269" w:lineRule="auto"/>
-            </w:pPr>
-            <w:r>
-              <w:rPr>
-                <w:rFonts w:ascii="Arial" w:hAnsi="Arial" w:eastAsia="Noto Sans CJK SC"/>
-                <w:b w:val="0"/>
-                <w:color w:val="000000"/>
-                <w:sz w:val="21"/>
-                <w:lang w:val="zh-CN" w:eastAsia="zh-CN"/>
-              </w:rPr>
-              <w:t>最终确认</w:t>
-            </w:r>
-          </w:p>
-        </w:tc>
-        <w:tc>
-          <w:tcPr>
-            <w:tcW w:type="dxa" w:w="7301"/>
-            <w:vAlign w:val="center"/>
-          </w:tcPr>
-          <w:p>
-            <w:pPr>
-              <w:spacing w:before="0" w:after="0" w:line="269" w:lineRule="auto"/>
-            </w:pPr>
-            <w:r>
-              <w:rPr>
-                <w:rFonts w:ascii="Arial" w:hAnsi="Arial" w:eastAsia="Noto Sans CJK SC"/>
-                <w:b w:val="0"/>
-                <w:color w:val="000000"/>
-                <w:sz w:val="21"/>
-                <w:lang w:val="zh-CN" w:eastAsia="zh-CN"/>
-              </w:rPr>
-              <w:t>角色、地点、模式、装备、携带量汇总；提交、等待、返回修改。</w:t>
-            </w:r>
-          </w:p>
-        </w:tc>
-      </w:tr>
-    </w:tbl>
-    <w:p>
-      <w:pPr>
-        <w:spacing w:after="20" w:before="0" w:line="96" w:lineRule="auto"/>
-      </w:pPr>
-      <w:r>
-        <w:rPr>
-          <w:sz w:val="4"/>
-        </w:rPr>
-      </w:r>
-    </w:p>
-    <w:p>
-      <w:r>
-        <w:rPr>
-          <w:rFonts w:ascii="Arial" w:hAnsi="Arial" w:eastAsia="Noto Sans CJK SC"/>
-          <w:b w:val="0"/>
-          <w:color w:val="000000"/>
-          <w:lang w:val="zh-CN" w:eastAsia="zh-CN"/>
-        </w:rPr>
-        <w:t>关系：主界面可进入管理或出发准备。准备过程可返回装备。在线合作可单人开始；好友对抗需满足分队条件。LAN 人数由模式配置决定，不套用在线小队的四人上限。</w:t>
-      </w:r>
-    </w:p>
-    <w:p>
-      <w:r>
-        <w:br w:type="page"/>
-      </w:r>
-    </w:p>
-    <w:p>
-      <w:pPr>
-        <w:pStyle w:val="Heading1"/>
-      </w:pPr>
-      <w:r>
-        <w:rPr>
-          <w:rFonts w:ascii="Arial" w:hAnsi="Arial" w:eastAsia="Noto Sans CJK SC"/>
-          <w:b w:val="0"/>
-          <w:color w:val="000000"/>
-          <w:lang w:val="zh-CN" w:eastAsia="zh-CN"/>
-        </w:rPr>
-        <w:t>装备物品与光环层级</w:t>
+        <w:t>在图片旁写：左、上、右、下各保留多少像素。文字离边框多远也另外标。图标、人物和插画不按这种方式拉伸。</w:t>
       </w:r>
     </w:p>
     <w:p>
       <w:pPr>
         <w:pStyle w:val="Heading2"/>
+        <w:keepNext/>
+        <w:spacing w:line="400" w:lineRule="exact" w:after="100" w:before="240"/>
+        <w:snapToGrid w:val="0"/>
       </w:pPr>
       <w:r>
         <w:rPr>
           <w:rFonts w:ascii="Arial" w:hAnsi="Arial" w:eastAsia="Noto Sans CJK SC"/>
-          <w:b w:val="0"/>
           <w:color w:val="000000"/>
           <w:lang w:val="zh-CN" w:eastAsia="zh-CN"/>
         </w:rPr>
-        <w:t>装备与存储</w:t>
-      </w:r>
-    </w:p>
-    <w:tbl>
-      <w:tblPr>
-        <w:tblW w:type="auto" w:w="0"/>
-        <w:jc w:val="center"/>
-        <w:tblLayout w:type="fixed"/>
-        <w:tblLook w:firstColumn="1" w:firstRow="1" w:lastColumn="0" w:lastRow="0" w:noHBand="0" w:noVBand="1" w:val="04A0"/>
-        <w:tblBorders>
-          <w:top w:val="single" w:sz="5" w:color="D9D9D9"/>
-          <w:left w:val="single" w:sz="5" w:color="D9D9D9"/>
-          <w:bottom w:val="single" w:sz="5" w:color="D9D9D9"/>
-          <w:right w:val="single" w:sz="5" w:color="D9D9D9"/>
-          <w:insideH w:val="single" w:sz="5" w:color="D9D9D9"/>
-          <w:insideV w:val="single" w:sz="5" w:color="D9D9D9"/>
-        </w:tblBorders>
-        <w:tblCellMar>
-          <w:top w:w="85" w:type="dxa"/>
-          <w:bottom w:w="85" w:type="dxa"/>
-          <w:left w:w="100" w:type="dxa"/>
-          <w:right w:w="100" w:type="dxa"/>
-        </w:tblCellMar>
-      </w:tblPr>
-      <w:tblGrid>
-        <w:gridCol w:w="691"/>
-        <w:gridCol w:w="1944"/>
-        <w:gridCol w:w="7301"/>
-      </w:tblGrid>
-      <w:tr>
-        <w:trPr>
-          <w:cantSplit/>
-          <w:tblHeader/>
-        </w:trPr>
-        <w:tc>
-          <w:tcPr>
-            <w:tcW w:type="dxa" w:w="691"/>
-            <w:vAlign w:val="center"/>
-            <w:shd w:fill="E7EDF2"/>
-          </w:tcPr>
-          <w:p>
-            <w:pPr>
-              <w:spacing w:before="0" w:after="0" w:line="269" w:lineRule="auto"/>
-              <w:jc w:val="center"/>
-            </w:pPr>
-            <w:r>
-              <w:rPr>
-                <w:rFonts w:ascii="Arial" w:hAnsi="Arial" w:eastAsia="Noto Sans CJK SC"/>
-                <w:b/>
-                <w:color w:val="000000"/>
-                <w:sz w:val="21"/>
-                <w:lang w:val="zh-CN" w:eastAsia="zh-CN"/>
-              </w:rPr>
-              <w:t>编号</w:t>
-            </w:r>
-          </w:p>
-        </w:tc>
-        <w:tc>
-          <w:tcPr>
-            <w:tcW w:type="dxa" w:w="1944"/>
-            <w:vAlign w:val="center"/>
-            <w:shd w:fill="E7EDF2"/>
-          </w:tcPr>
-          <w:p>
-            <w:pPr>
-              <w:spacing w:before="0" w:after="0" w:line="269" w:lineRule="auto"/>
-            </w:pPr>
-            <w:r>
-              <w:rPr>
-                <w:rFonts w:ascii="Arial" w:hAnsi="Arial" w:eastAsia="Noto Sans CJK SC"/>
-                <w:b/>
-                <w:color w:val="000000"/>
-                <w:sz w:val="21"/>
-                <w:lang w:val="zh-CN" w:eastAsia="zh-CN"/>
-              </w:rPr>
-              <w:t>模块</w:t>
-            </w:r>
-          </w:p>
-        </w:tc>
-        <w:tc>
-          <w:tcPr>
-            <w:tcW w:type="dxa" w:w="7301"/>
-            <w:vAlign w:val="center"/>
-            <w:shd w:fill="E7EDF2"/>
-          </w:tcPr>
-          <w:p>
-            <w:pPr>
-              <w:spacing w:before="0" w:after="0" w:line="269" w:lineRule="auto"/>
-            </w:pPr>
-            <w:r>
-              <w:rPr>
-                <w:rFonts w:ascii="Arial" w:hAnsi="Arial" w:eastAsia="Noto Sans CJK SC"/>
-                <w:b/>
-                <w:color w:val="000000"/>
-                <w:sz w:val="21"/>
-                <w:lang w:val="zh-CN" w:eastAsia="zh-CN"/>
-              </w:rPr>
-              <w:t>包含内容</w:t>
-            </w:r>
-          </w:p>
-        </w:tc>
-      </w:tr>
-      <w:tr>
-        <w:trPr>
-          <w:cantSplit/>
-        </w:trPr>
-        <w:tc>
-          <w:tcPr>
-            <w:tcW w:type="dxa" w:w="691"/>
-            <w:vAlign w:val="center"/>
-          </w:tcPr>
-          <w:p>
-            <w:pPr>
-              <w:spacing w:before="0" w:after="0" w:line="269" w:lineRule="auto"/>
-              <w:jc w:val="center"/>
-            </w:pPr>
-            <w:r>
-              <w:rPr>
-                <w:rFonts w:ascii="Arial" w:hAnsi="Arial" w:eastAsia="Noto Sans CJK SC"/>
-                <w:b w:val="0"/>
-                <w:color w:val="000000"/>
-                <w:sz w:val="21"/>
-                <w:lang w:val="zh-CN" w:eastAsia="zh-CN"/>
-              </w:rPr>
-              <w:t>M07</w:t>
-            </w:r>
-          </w:p>
-        </w:tc>
-        <w:tc>
-          <w:tcPr>
-            <w:tcW w:type="dxa" w:w="1944"/>
-            <w:vAlign w:val="center"/>
-          </w:tcPr>
-          <w:p>
-            <w:pPr>
-              <w:spacing w:before="0" w:after="0" w:line="269" w:lineRule="auto"/>
-            </w:pPr>
-            <w:r>
-              <w:rPr>
-                <w:rFonts w:ascii="Arial" w:hAnsi="Arial" w:eastAsia="Noto Sans CJK SC"/>
-                <w:b w:val="0"/>
-                <w:color w:val="000000"/>
-                <w:sz w:val="21"/>
-                <w:lang w:val="zh-CN" w:eastAsia="zh-CN"/>
-              </w:rPr>
-              <w:t>身体装备</w:t>
-            </w:r>
-          </w:p>
-        </w:tc>
-        <w:tc>
-          <w:tcPr>
-            <w:tcW w:type="dxa" w:w="7301"/>
-            <w:vAlign w:val="center"/>
-          </w:tcPr>
-          <w:p>
-            <w:pPr>
-              <w:spacing w:before="0" w:after="0" w:line="269" w:lineRule="auto"/>
-            </w:pPr>
-            <w:r>
-              <w:rPr>
-                <w:rFonts w:ascii="Arial" w:hAnsi="Arial" w:eastAsia="Noto Sans CJK SC"/>
-                <w:b w:val="0"/>
-                <w:color w:val="000000"/>
-                <w:sz w:val="21"/>
-                <w:lang w:val="zh-CN" w:eastAsia="zh-CN"/>
-              </w:rPr>
-              <w:t>项圈、护盾、主武器、副武器、手枪、近战六槽；角色身份和装备状态。</w:t>
-            </w:r>
-          </w:p>
-        </w:tc>
-      </w:tr>
-      <w:tr>
-        <w:trPr>
-          <w:cantSplit/>
-        </w:trPr>
-        <w:tc>
-          <w:tcPr>
-            <w:tcW w:type="dxa" w:w="691"/>
-            <w:vAlign w:val="center"/>
-          </w:tcPr>
-          <w:p>
-            <w:pPr>
-              <w:spacing w:before="0" w:after="0" w:line="269" w:lineRule="auto"/>
-              <w:jc w:val="center"/>
-            </w:pPr>
-            <w:r>
-              <w:rPr>
-                <w:rFonts w:ascii="Arial" w:hAnsi="Arial" w:eastAsia="Noto Sans CJK SC"/>
-                <w:b w:val="0"/>
-                <w:color w:val="000000"/>
-                <w:sz w:val="21"/>
-                <w:lang w:val="zh-CN" w:eastAsia="zh-CN"/>
-              </w:rPr>
-              <w:t>M08</w:t>
-            </w:r>
-          </w:p>
-        </w:tc>
-        <w:tc>
-          <w:tcPr>
-            <w:tcW w:type="dxa" w:w="1944"/>
-            <w:vAlign w:val="center"/>
-          </w:tcPr>
-          <w:p>
-            <w:pPr>
-              <w:spacing w:before="0" w:after="0" w:line="269" w:lineRule="auto"/>
-            </w:pPr>
-            <w:r>
-              <w:rPr>
-                <w:rFonts w:ascii="Arial" w:hAnsi="Arial" w:eastAsia="Noto Sans CJK SC"/>
-                <w:b w:val="0"/>
-                <w:color w:val="000000"/>
-                <w:sz w:val="21"/>
-                <w:lang w:val="zh-CN" w:eastAsia="zh-CN"/>
-              </w:rPr>
-              <w:t>随身容器</w:t>
-            </w:r>
-          </w:p>
-        </w:tc>
-        <w:tc>
-          <w:tcPr>
-            <w:tcW w:type="dxa" w:w="7301"/>
-            <w:vAlign w:val="center"/>
-          </w:tcPr>
-          <w:p>
-            <w:pPr>
-              <w:spacing w:before="0" w:after="0" w:line="269" w:lineRule="auto"/>
-            </w:pPr>
-            <w:r>
-              <w:rPr>
-                <w:rFonts w:ascii="Arial" w:hAnsi="Arial" w:eastAsia="Noto Sans CJK SC"/>
-                <w:b w:val="0"/>
-                <w:color w:val="000000"/>
-                <w:sz w:val="21"/>
-                <w:lang w:val="zh-CN" w:eastAsia="zh-CN"/>
-              </w:rPr>
-              <w:t>衣兜、胸挂、背包；容器入口、实际内容和未装备状态。</w:t>
-            </w:r>
-          </w:p>
-        </w:tc>
-      </w:tr>
-      <w:tr>
-        <w:trPr>
-          <w:cantSplit/>
-        </w:trPr>
-        <w:tc>
-          <w:tcPr>
-            <w:tcW w:type="dxa" w:w="691"/>
-            <w:vAlign w:val="center"/>
-          </w:tcPr>
-          <w:p>
-            <w:pPr>
-              <w:spacing w:before="0" w:after="0" w:line="269" w:lineRule="auto"/>
-              <w:jc w:val="center"/>
-            </w:pPr>
-            <w:r>
-              <w:rPr>
-                <w:rFonts w:ascii="Arial" w:hAnsi="Arial" w:eastAsia="Noto Sans CJK SC"/>
-                <w:b w:val="0"/>
-                <w:color w:val="000000"/>
-                <w:sz w:val="21"/>
-                <w:lang w:val="zh-CN" w:eastAsia="zh-CN"/>
-              </w:rPr>
-              <w:t>M09</w:t>
-            </w:r>
-          </w:p>
-        </w:tc>
-        <w:tc>
-          <w:tcPr>
-            <w:tcW w:type="dxa" w:w="1944"/>
-            <w:vAlign w:val="center"/>
-          </w:tcPr>
-          <w:p>
-            <w:pPr>
-              <w:spacing w:before="0" w:after="0" w:line="269" w:lineRule="auto"/>
-            </w:pPr>
-            <w:r>
-              <w:rPr>
-                <w:rFonts w:ascii="Arial" w:hAnsi="Arial" w:eastAsia="Noto Sans CJK SC"/>
-                <w:b w:val="0"/>
-                <w:color w:val="000000"/>
-                <w:sz w:val="21"/>
-                <w:lang w:val="zh-CN" w:eastAsia="zh-CN"/>
-              </w:rPr>
-              <w:t>个人仓库</w:t>
-            </w:r>
-          </w:p>
-        </w:tc>
-        <w:tc>
-          <w:tcPr>
-            <w:tcW w:type="dxa" w:w="7301"/>
-            <w:vAlign w:val="center"/>
-          </w:tcPr>
-          <w:p>
-            <w:pPr>
-              <w:spacing w:before="0" w:after="0" w:line="269" w:lineRule="auto"/>
-            </w:pPr>
-            <w:r>
-              <w:rPr>
-                <w:rFonts w:ascii="Arial" w:hAnsi="Arial" w:eastAsia="Noto Sans CJK SC"/>
-                <w:b w:val="0"/>
-                <w:color w:val="000000"/>
-                <w:sz w:val="21"/>
-                <w:lang w:val="zh-CN" w:eastAsia="zh-CN"/>
-              </w:rPr>
-              <w:t>仓库物品、容量、负重、滚动、满仓、加载和战局锁定。</w:t>
-            </w:r>
-          </w:p>
-        </w:tc>
-      </w:tr>
-      <w:tr>
-        <w:trPr>
-          <w:cantSplit/>
-        </w:trPr>
-        <w:tc>
-          <w:tcPr>
-            <w:tcW w:type="dxa" w:w="691"/>
-            <w:vAlign w:val="center"/>
-          </w:tcPr>
-          <w:p>
-            <w:pPr>
-              <w:spacing w:before="0" w:after="0" w:line="269" w:lineRule="auto"/>
-              <w:jc w:val="center"/>
-            </w:pPr>
-            <w:r>
-              <w:rPr>
-                <w:rFonts w:ascii="Arial" w:hAnsi="Arial" w:eastAsia="Noto Sans CJK SC"/>
-                <w:b w:val="0"/>
-                <w:color w:val="000000"/>
-                <w:sz w:val="21"/>
-                <w:lang w:val="zh-CN" w:eastAsia="zh-CN"/>
-              </w:rPr>
-              <w:t>M11</w:t>
-            </w:r>
-          </w:p>
-        </w:tc>
-        <w:tc>
-          <w:tcPr>
-            <w:tcW w:type="dxa" w:w="1944"/>
-            <w:vAlign w:val="center"/>
-          </w:tcPr>
-          <w:p>
-            <w:pPr>
-              <w:spacing w:before="0" w:after="0" w:line="269" w:lineRule="auto"/>
-            </w:pPr>
-            <w:r>
-              <w:rPr>
-                <w:rFonts w:ascii="Arial" w:hAnsi="Arial" w:eastAsia="Noto Sans CJK SC"/>
-                <w:b w:val="0"/>
-                <w:color w:val="000000"/>
-                <w:sz w:val="21"/>
-                <w:lang w:val="zh-CN" w:eastAsia="zh-CN"/>
-              </w:rPr>
-              <w:t>物品与容器操作</w:t>
-            </w:r>
-          </w:p>
-        </w:tc>
-        <w:tc>
-          <w:tcPr>
-            <w:tcW w:type="dxa" w:w="7301"/>
-            <w:vAlign w:val="center"/>
-          </w:tcPr>
-          <w:p>
-            <w:pPr>
-              <w:spacing w:before="0" w:after="0" w:line="269" w:lineRule="auto"/>
-            </w:pPr>
-            <w:r>
-              <w:rPr>
-                <w:rFonts w:ascii="Arial" w:hAnsi="Arial" w:eastAsia="Noto Sans CJK SC"/>
-                <w:b w:val="0"/>
-                <w:color w:val="000000"/>
-                <w:sz w:val="21"/>
-                <w:lang w:val="zh-CN" w:eastAsia="zh-CN"/>
-              </w:rPr>
-              <w:t>物品检查、右键菜单、拆分、拖放、旋转、快捷转移和容器窗口。</w:t>
-            </w:r>
-          </w:p>
-        </w:tc>
-      </w:tr>
-      <w:tr>
-        <w:trPr>
-          <w:cantSplit/>
-        </w:trPr>
-        <w:tc>
-          <w:tcPr>
-            <w:tcW w:type="dxa" w:w="691"/>
-            <w:vAlign w:val="center"/>
-          </w:tcPr>
-          <w:p>
-            <w:pPr>
-              <w:spacing w:before="0" w:after="0" w:line="269" w:lineRule="auto"/>
-              <w:jc w:val="center"/>
-            </w:pPr>
-            <w:r>
-              <w:rPr>
-                <w:rFonts w:ascii="Arial" w:hAnsi="Arial" w:eastAsia="Noto Sans CJK SC"/>
-                <w:b w:val="0"/>
-                <w:color w:val="000000"/>
-                <w:sz w:val="21"/>
-                <w:lang w:val="zh-CN" w:eastAsia="zh-CN"/>
-              </w:rPr>
-              <w:t>M12</w:t>
-            </w:r>
-          </w:p>
-        </w:tc>
-        <w:tc>
-          <w:tcPr>
-            <w:tcW w:type="dxa" w:w="1944"/>
-            <w:vAlign w:val="center"/>
-          </w:tcPr>
-          <w:p>
-            <w:pPr>
-              <w:spacing w:before="0" w:after="0" w:line="269" w:lineRule="auto"/>
-            </w:pPr>
-            <w:r>
-              <w:rPr>
-                <w:rFonts w:ascii="Arial" w:hAnsi="Arial" w:eastAsia="Noto Sans CJK SC"/>
-                <w:b w:val="0"/>
-                <w:color w:val="000000"/>
-                <w:sz w:val="21"/>
-                <w:lang w:val="zh-CN" w:eastAsia="zh-CN"/>
-              </w:rPr>
-              <w:t>个人保险箱</w:t>
-            </w:r>
-          </w:p>
-        </w:tc>
-        <w:tc>
-          <w:tcPr>
-            <w:tcW w:type="dxa" w:w="7301"/>
-            <w:vAlign w:val="center"/>
-          </w:tcPr>
-          <w:p>
-            <w:pPr>
-              <w:spacing w:before="0" w:after="0" w:line="269" w:lineRule="auto"/>
-            </w:pPr>
-            <w:r>
-              <w:rPr>
-                <w:rFonts w:ascii="Arial" w:hAnsi="Arial" w:eastAsia="Noto Sans CJK SC"/>
-                <w:b w:val="0"/>
-                <w:color w:val="000000"/>
-                <w:sz w:val="21"/>
-                <w:lang w:val="zh-CN" w:eastAsia="zh-CN"/>
-              </w:rPr>
-              <w:t>专用槽与 2×2 内部空间；放入限制、满格和保护规则。</w:t>
-            </w:r>
-          </w:p>
-        </w:tc>
-      </w:tr>
-      <w:tr>
-        <w:trPr>
-          <w:cantSplit/>
-        </w:trPr>
-        <w:tc>
-          <w:tcPr>
-            <w:tcW w:type="dxa" w:w="691"/>
-            <w:vAlign w:val="center"/>
-          </w:tcPr>
-          <w:p>
-            <w:pPr>
-              <w:spacing w:before="0" w:after="0" w:line="269" w:lineRule="auto"/>
-              <w:jc w:val="center"/>
-            </w:pPr>
-            <w:r>
-              <w:rPr>
-                <w:rFonts w:ascii="Arial" w:hAnsi="Arial" w:eastAsia="Noto Sans CJK SC"/>
-                <w:b w:val="0"/>
-                <w:color w:val="000000"/>
-                <w:sz w:val="21"/>
-                <w:lang w:val="zh-CN" w:eastAsia="zh-CN"/>
-              </w:rPr>
-              <w:t>M13</w:t>
-            </w:r>
-          </w:p>
-        </w:tc>
-        <w:tc>
-          <w:tcPr>
-            <w:tcW w:type="dxa" w:w="1944"/>
-            <w:vAlign w:val="center"/>
-          </w:tcPr>
-          <w:p>
-            <w:pPr>
-              <w:spacing w:before="0" w:after="0" w:line="269" w:lineRule="auto"/>
-            </w:pPr>
-            <w:r>
-              <w:rPr>
-                <w:rFonts w:ascii="Arial" w:hAnsi="Arial" w:eastAsia="Noto Sans CJK SC"/>
-                <w:b w:val="0"/>
-                <w:color w:val="000000"/>
-                <w:sz w:val="21"/>
-                <w:lang w:val="zh-CN" w:eastAsia="zh-CN"/>
-              </w:rPr>
-              <w:t>特殊工具</w:t>
-            </w:r>
-          </w:p>
-        </w:tc>
-        <w:tc>
-          <w:tcPr>
-            <w:tcW w:type="dxa" w:w="7301"/>
-            <w:vAlign w:val="center"/>
-          </w:tcPr>
-          <w:p>
-            <w:pPr>
-              <w:spacing w:before="0" w:after="0" w:line="269" w:lineRule="auto"/>
-            </w:pPr>
-            <w:r>
-              <w:rPr>
-                <w:rFonts w:ascii="Arial" w:hAnsi="Arial" w:eastAsia="Noto Sans CJK SC"/>
-                <w:b w:val="0"/>
-                <w:color w:val="000000"/>
-                <w:sz w:val="21"/>
-                <w:lang w:val="zh-CN" w:eastAsia="zh-CN"/>
-              </w:rPr>
-              <w:t>三个专用槽、指南针和测距仪；局内方位或距离读数及无效读数。</w:t>
-            </w:r>
-          </w:p>
-        </w:tc>
-      </w:tr>
-    </w:tbl>
-    <w:p>
-      <w:pPr>
-        <w:spacing w:after="20" w:before="0" w:line="96" w:lineRule="auto"/>
-      </w:pPr>
-      <w:r>
-        <w:rPr>
-          <w:sz w:val="4"/>
-        </w:rPr>
-      </w:r>
-    </w:p>
-    <w:p>
-      <w:r>
-        <w:rPr>
-          <w:rFonts w:ascii="Arial" w:hAnsi="Arial" w:eastAsia="Noto Sans CJK SC"/>
-          <w:b w:val="0"/>
-          <w:color w:val="000000"/>
-          <w:lang w:val="zh-CN" w:eastAsia="zh-CN"/>
-        </w:rPr>
-        <w:t>装备层级：六个身体槽，加胸挂与背包两槽，再加保险箱一槽和工具三槽，共十二个装备目标。衣兜是固定存储，不计为装备槽。物品可以包含子容器，不能只按一层列表理解。</w:t>
-      </w:r>
-    </w:p>
-    <w:p>
-      <w:r>
-        <w:rPr>
-          <w:rFonts w:ascii="Arial" w:hAnsi="Arial" w:eastAsia="Noto Sans CJK SC"/>
-          <w:b w:val="0"/>
-          <w:color w:val="000000"/>
-          <w:lang w:val="zh-CN" w:eastAsia="zh-CN"/>
-        </w:rPr>
-        <w:t>保险箱只有装备在专用槽中才保护箱体和内容。专用槽中的工具也有失败保留规则。保护返还不等于成功撤离，也不授予任务首次成果。</w:t>
+        <w:t>附一张简单说明</w:t>
       </w:r>
     </w:p>
     <w:p>
       <w:pPr>
-        <w:pStyle w:val="Heading2"/>
+        <w:spacing w:line="340" w:lineRule="exact" w:after="120"/>
+        <w:snapToGrid w:val="0"/>
       </w:pPr>
       <w:r>
         <w:rPr>
           <w:rFonts w:ascii="Arial" w:hAnsi="Arial" w:eastAsia="Noto Sans CJK SC"/>
-          <w:b w:val="0"/>
           <w:color w:val="000000"/>
           <w:lang w:val="zh-CN" w:eastAsia="zh-CN"/>
         </w:rPr>
-        <w:t>光环武器与模块</w:t>
-      </w:r>
-    </w:p>
-    <w:tbl>
-      <w:tblPr>
-        <w:tblW w:type="auto" w:w="0"/>
-        <w:jc w:val="center"/>
-        <w:tblLayout w:type="fixed"/>
-        <w:tblLook w:firstColumn="1" w:firstRow="1" w:lastColumn="0" w:lastRow="0" w:noHBand="0" w:noVBand="1" w:val="04A0"/>
-        <w:tblBorders>
-          <w:top w:val="single" w:sz="5" w:color="D9D9D9"/>
-          <w:left w:val="single" w:sz="5" w:color="D9D9D9"/>
-          <w:bottom w:val="single" w:sz="5" w:color="D9D9D9"/>
-          <w:right w:val="single" w:sz="5" w:color="D9D9D9"/>
-          <w:insideH w:val="single" w:sz="5" w:color="D9D9D9"/>
-          <w:insideV w:val="single" w:sz="5" w:color="D9D9D9"/>
-        </w:tblBorders>
-        <w:tblCellMar>
-          <w:top w:w="85" w:type="dxa"/>
-          <w:bottom w:w="85" w:type="dxa"/>
-          <w:left w:w="100" w:type="dxa"/>
-          <w:right w:w="100" w:type="dxa"/>
-        </w:tblCellMar>
-      </w:tblPr>
-      <w:tblGrid>
-        <w:gridCol w:w="691"/>
-        <w:gridCol w:w="1944"/>
-        <w:gridCol w:w="7301"/>
-      </w:tblGrid>
-      <w:tr>
-        <w:trPr>
-          <w:cantSplit/>
-          <w:tblHeader/>
-        </w:trPr>
-        <w:tc>
-          <w:tcPr>
-            <w:tcW w:type="dxa" w:w="691"/>
-            <w:vAlign w:val="center"/>
-            <w:shd w:fill="E7EDF2"/>
-          </w:tcPr>
-          <w:p>
-            <w:pPr>
-              <w:spacing w:before="0" w:after="0" w:line="269" w:lineRule="auto"/>
-              <w:jc w:val="center"/>
-            </w:pPr>
-            <w:r>
-              <w:rPr>
-                <w:rFonts w:ascii="Arial" w:hAnsi="Arial" w:eastAsia="Noto Sans CJK SC"/>
-                <w:b/>
-                <w:color w:val="000000"/>
-                <w:sz w:val="21"/>
-                <w:lang w:val="zh-CN" w:eastAsia="zh-CN"/>
-              </w:rPr>
-              <w:t>编号</w:t>
-            </w:r>
-          </w:p>
-        </w:tc>
-        <w:tc>
-          <w:tcPr>
-            <w:tcW w:type="dxa" w:w="1944"/>
-            <w:vAlign w:val="center"/>
-            <w:shd w:fill="E7EDF2"/>
-          </w:tcPr>
-          <w:p>
-            <w:pPr>
-              <w:spacing w:before="0" w:after="0" w:line="269" w:lineRule="auto"/>
-            </w:pPr>
-            <w:r>
-              <w:rPr>
-                <w:rFonts w:ascii="Arial" w:hAnsi="Arial" w:eastAsia="Noto Sans CJK SC"/>
-                <w:b/>
-                <w:color w:val="000000"/>
-                <w:sz w:val="21"/>
-                <w:lang w:val="zh-CN" w:eastAsia="zh-CN"/>
-              </w:rPr>
-              <w:t>模块</w:t>
-            </w:r>
-          </w:p>
-        </w:tc>
-        <w:tc>
-          <w:tcPr>
-            <w:tcW w:type="dxa" w:w="7301"/>
-            <w:vAlign w:val="center"/>
-            <w:shd w:fill="E7EDF2"/>
-          </w:tcPr>
-          <w:p>
-            <w:pPr>
-              <w:spacing w:before="0" w:after="0" w:line="269" w:lineRule="auto"/>
-            </w:pPr>
-            <w:r>
-              <w:rPr>
-                <w:rFonts w:ascii="Arial" w:hAnsi="Arial" w:eastAsia="Noto Sans CJK SC"/>
-                <w:b/>
-                <w:color w:val="000000"/>
-                <w:sz w:val="21"/>
-                <w:lang w:val="zh-CN" w:eastAsia="zh-CN"/>
-              </w:rPr>
-              <w:t>包含内容</w:t>
-            </w:r>
-          </w:p>
-        </w:tc>
-      </w:tr>
-      <w:tr>
-        <w:trPr>
-          <w:cantSplit/>
-        </w:trPr>
-        <w:tc>
-          <w:tcPr>
-            <w:tcW w:type="dxa" w:w="691"/>
-            <w:vAlign w:val="center"/>
-          </w:tcPr>
-          <w:p>
-            <w:pPr>
-              <w:spacing w:before="0" w:after="0" w:line="269" w:lineRule="auto"/>
-              <w:jc w:val="center"/>
-            </w:pPr>
-            <w:r>
-              <w:rPr>
-                <w:rFonts w:ascii="Arial" w:hAnsi="Arial" w:eastAsia="Noto Sans CJK SC"/>
-                <w:b w:val="0"/>
-                <w:color w:val="000000"/>
-                <w:sz w:val="21"/>
-                <w:lang w:val="zh-CN" w:eastAsia="zh-CN"/>
-              </w:rPr>
-              <w:t>M14</w:t>
-            </w:r>
-          </w:p>
-        </w:tc>
-        <w:tc>
-          <w:tcPr>
-            <w:tcW w:type="dxa" w:w="1944"/>
-            <w:vAlign w:val="center"/>
-          </w:tcPr>
-          <w:p>
-            <w:pPr>
-              <w:spacing w:before="0" w:after="0" w:line="269" w:lineRule="auto"/>
-            </w:pPr>
-            <w:r>
-              <w:rPr>
-                <w:rFonts w:ascii="Arial" w:hAnsi="Arial" w:eastAsia="Noto Sans CJK SC"/>
-                <w:b w:val="0"/>
-                <w:color w:val="000000"/>
-                <w:sz w:val="21"/>
-                <w:lang w:val="zh-CN" w:eastAsia="zh-CN"/>
-              </w:rPr>
-              <w:t>光环总览</w:t>
-            </w:r>
-          </w:p>
-        </w:tc>
-        <w:tc>
-          <w:tcPr>
-            <w:tcW w:type="dxa" w:w="7301"/>
-            <w:vAlign w:val="center"/>
-          </w:tcPr>
-          <w:p>
-            <w:pPr>
-              <w:spacing w:before="0" w:after="0" w:line="269" w:lineRule="auto"/>
-            </w:pPr>
-            <w:r>
-              <w:rPr>
-                <w:rFonts w:ascii="Arial" w:hAnsi="Arial" w:eastAsia="Noto Sans CJK SC"/>
-                <w:b w:val="0"/>
-                <w:color w:val="000000"/>
-                <w:sz w:val="21"/>
-                <w:lang w:val="zh-CN" w:eastAsia="zh-CN"/>
-              </w:rPr>
-              <w:t>武器身份、结构与模块说明。当前说明图不代表玩家实时构筑。</w:t>
-            </w:r>
-          </w:p>
-        </w:tc>
-      </w:tr>
-      <w:tr>
-        <w:trPr>
-          <w:cantSplit/>
-        </w:trPr>
-        <w:tc>
-          <w:tcPr>
-            <w:tcW w:type="dxa" w:w="691"/>
-            <w:vAlign w:val="center"/>
-          </w:tcPr>
-          <w:p>
-            <w:pPr>
-              <w:spacing w:before="0" w:after="0" w:line="269" w:lineRule="auto"/>
-              <w:jc w:val="center"/>
-            </w:pPr>
-            <w:r>
-              <w:rPr>
-                <w:rFonts w:ascii="Arial" w:hAnsi="Arial" w:eastAsia="Noto Sans CJK SC"/>
-                <w:b w:val="0"/>
-                <w:color w:val="000000"/>
-                <w:sz w:val="21"/>
-                <w:lang w:val="zh-CN" w:eastAsia="zh-CN"/>
-              </w:rPr>
-              <w:t>M15</w:t>
-            </w:r>
-          </w:p>
-        </w:tc>
-        <w:tc>
-          <w:tcPr>
-            <w:tcW w:type="dxa" w:w="1944"/>
-            <w:vAlign w:val="center"/>
-          </w:tcPr>
-          <w:p>
-            <w:pPr>
-              <w:spacing w:before="0" w:after="0" w:line="269" w:lineRule="auto"/>
-            </w:pPr>
-            <w:r>
-              <w:rPr>
-                <w:rFonts w:ascii="Arial" w:hAnsi="Arial" w:eastAsia="Noto Sans CJK SC"/>
-                <w:b w:val="0"/>
-                <w:color w:val="000000"/>
-                <w:sz w:val="21"/>
-                <w:lang w:val="zh-CN" w:eastAsia="zh-CN"/>
-              </w:rPr>
-              <w:t>光环实体改装</w:t>
-            </w:r>
-          </w:p>
-        </w:tc>
-        <w:tc>
-          <w:tcPr>
-            <w:tcW w:type="dxa" w:w="7301"/>
-            <w:vAlign w:val="center"/>
-          </w:tcPr>
-          <w:p>
-            <w:pPr>
-              <w:spacing w:before="0" w:after="0" w:line="269" w:lineRule="auto"/>
-            </w:pPr>
-            <w:r>
-              <w:rPr>
-                <w:rFonts w:ascii="Arial" w:hAnsi="Arial" w:eastAsia="Noto Sans CJK SC"/>
-                <w:b w:val="0"/>
-                <w:color w:val="000000"/>
-                <w:sz w:val="21"/>
-                <w:lang w:val="zh-CN" w:eastAsia="zh-CN"/>
-              </w:rPr>
-              <w:t>选真实武器；储能、整形、功能三槽；兼容、安装、替换、拆卸与参数比较。</w:t>
-            </w:r>
-          </w:p>
-        </w:tc>
-      </w:tr>
-    </w:tbl>
-    <w:p>
-      <w:pPr>
-        <w:spacing w:after="20" w:before="0" w:line="96" w:lineRule="auto"/>
-      </w:pPr>
-      <w:r>
-        <w:rPr>
-          <w:sz w:val="4"/>
-        </w:rPr>
-      </w:r>
-    </w:p>
-    <w:p>
-      <w:r>
-        <w:rPr>
-          <w:rFonts w:ascii="Arial" w:hAnsi="Arial" w:eastAsia="Noto Sans CJK SC"/>
-          <w:b w:val="0"/>
-          <w:color w:val="000000"/>
-          <w:lang w:val="zh-CN" w:eastAsia="zh-CN"/>
-        </w:rPr>
-        <w:t>当前有十三种独立光环外观、十四个库存代码；compact 共用 rifle 外观。原六种模块加月核回流器，共七种。实体改装兼容步枪、紧凑步枪和霰弹光环；基地可拆装，局内只读。</w:t>
-      </w:r>
-    </w:p>
-    <w:p>
-      <w:r>
-        <w:rPr>
-          <w:rFonts w:ascii="Arial" w:hAnsi="Arial" w:eastAsia="Noto Sans CJK SC"/>
-          <w:b w:val="0"/>
-          <w:color w:val="000000"/>
-          <w:lang w:val="zh-CN" w:eastAsia="zh-CN"/>
-        </w:rPr>
-        <w:t>同一套装备与物品能力会被仓库、出发检查、局内背包和搜刮复用。角色画像需对应真实身份；未知尸体不能使用自己的角色画像。</w:t>
-      </w:r>
-    </w:p>
-    <w:p>
-      <w:r>
-        <w:br w:type="page"/>
-      </w:r>
-    </w:p>
-    <w:p>
-      <w:pPr>
-        <w:pStyle w:val="Heading1"/>
-      </w:pPr>
-      <w:r>
-        <w:rPr>
-          <w:rFonts w:ascii="Arial" w:hAnsi="Arial" w:eastAsia="Noto Sans CJK SC"/>
-          <w:b w:val="0"/>
-          <w:color w:val="000000"/>
-          <w:lang w:val="zh-CN" w:eastAsia="zh-CN"/>
-        </w:rPr>
-        <w:t>交易成长与基地辅助</w:t>
-      </w:r>
-    </w:p>
-    <w:p>
-      <w:pPr>
-        <w:pStyle w:val="Heading2"/>
-      </w:pPr>
-      <w:r>
-        <w:rPr>
-          <w:rFonts w:ascii="Arial" w:hAnsi="Arial" w:eastAsia="Noto Sans CJK SC"/>
-          <w:b w:val="0"/>
-          <w:color w:val="000000"/>
-          <w:lang w:val="zh-CN" w:eastAsia="zh-CN"/>
-        </w:rPr>
-        <w:t>经济与成长</w:t>
-      </w:r>
-    </w:p>
-    <w:tbl>
-      <w:tblPr>
-        <w:tblW w:type="auto" w:w="0"/>
-        <w:jc w:val="center"/>
-        <w:tblLayout w:type="fixed"/>
-        <w:tblLook w:firstColumn="1" w:firstRow="1" w:lastColumn="0" w:lastRow="0" w:noHBand="0" w:noVBand="1" w:val="04A0"/>
-        <w:tblBorders>
-          <w:top w:val="single" w:sz="5" w:color="D9D9D9"/>
-          <w:left w:val="single" w:sz="5" w:color="D9D9D9"/>
-          <w:bottom w:val="single" w:sz="5" w:color="D9D9D9"/>
-          <w:right w:val="single" w:sz="5" w:color="D9D9D9"/>
-          <w:insideH w:val="single" w:sz="5" w:color="D9D9D9"/>
-          <w:insideV w:val="single" w:sz="5" w:color="D9D9D9"/>
-        </w:tblBorders>
-        <w:tblCellMar>
-          <w:top w:w="85" w:type="dxa"/>
-          <w:bottom w:w="85" w:type="dxa"/>
-          <w:left w:w="100" w:type="dxa"/>
-          <w:right w:w="100" w:type="dxa"/>
-        </w:tblCellMar>
-      </w:tblPr>
-      <w:tblGrid>
-        <w:gridCol w:w="691"/>
-        <w:gridCol w:w="1944"/>
-        <w:gridCol w:w="7301"/>
-      </w:tblGrid>
-      <w:tr>
-        <w:trPr>
-          <w:cantSplit/>
-          <w:tblHeader/>
-        </w:trPr>
-        <w:tc>
-          <w:tcPr>
-            <w:tcW w:type="dxa" w:w="691"/>
-            <w:vAlign w:val="center"/>
-            <w:shd w:fill="E7EDF2"/>
-          </w:tcPr>
-          <w:p>
-            <w:pPr>
-              <w:spacing w:before="0" w:after="0" w:line="269" w:lineRule="auto"/>
-              <w:jc w:val="center"/>
-            </w:pPr>
-            <w:r>
-              <w:rPr>
-                <w:rFonts w:ascii="Arial" w:hAnsi="Arial" w:eastAsia="Noto Sans CJK SC"/>
-                <w:b/>
-                <w:color w:val="000000"/>
-                <w:sz w:val="21"/>
-                <w:lang w:val="zh-CN" w:eastAsia="zh-CN"/>
-              </w:rPr>
-              <w:t>编号</w:t>
-            </w:r>
-          </w:p>
-        </w:tc>
-        <w:tc>
-          <w:tcPr>
-            <w:tcW w:type="dxa" w:w="1944"/>
-            <w:vAlign w:val="center"/>
-            <w:shd w:fill="E7EDF2"/>
-          </w:tcPr>
-          <w:p>
-            <w:pPr>
-              <w:spacing w:before="0" w:after="0" w:line="269" w:lineRule="auto"/>
-            </w:pPr>
-            <w:r>
-              <w:rPr>
-                <w:rFonts w:ascii="Arial" w:hAnsi="Arial" w:eastAsia="Noto Sans CJK SC"/>
-                <w:b/>
-                <w:color w:val="000000"/>
-                <w:sz w:val="21"/>
-                <w:lang w:val="zh-CN" w:eastAsia="zh-CN"/>
-              </w:rPr>
-              <w:t>模块</w:t>
-            </w:r>
-          </w:p>
-        </w:tc>
-        <w:tc>
-          <w:tcPr>
-            <w:tcW w:type="dxa" w:w="7301"/>
-            <w:vAlign w:val="center"/>
-            <w:shd w:fill="E7EDF2"/>
-          </w:tcPr>
-          <w:p>
-            <w:pPr>
-              <w:spacing w:before="0" w:after="0" w:line="269" w:lineRule="auto"/>
-            </w:pPr>
-            <w:r>
-              <w:rPr>
-                <w:rFonts w:ascii="Arial" w:hAnsi="Arial" w:eastAsia="Noto Sans CJK SC"/>
-                <w:b/>
-                <w:color w:val="000000"/>
-                <w:sz w:val="21"/>
-                <w:lang w:val="zh-CN" w:eastAsia="zh-CN"/>
-              </w:rPr>
-              <w:t>包含内容</w:t>
-            </w:r>
-          </w:p>
-        </w:tc>
-      </w:tr>
-      <w:tr>
-        <w:trPr>
-          <w:cantSplit/>
-        </w:trPr>
-        <w:tc>
-          <w:tcPr>
-            <w:tcW w:type="dxa" w:w="691"/>
-            <w:vAlign w:val="center"/>
-          </w:tcPr>
-          <w:p>
-            <w:pPr>
-              <w:spacing w:before="0" w:after="0" w:line="269" w:lineRule="auto"/>
-              <w:jc w:val="center"/>
-            </w:pPr>
-            <w:r>
-              <w:rPr>
-                <w:rFonts w:ascii="Arial" w:hAnsi="Arial" w:eastAsia="Noto Sans CJK SC"/>
-                <w:b w:val="0"/>
-                <w:color w:val="000000"/>
-                <w:sz w:val="21"/>
-                <w:lang w:val="zh-CN" w:eastAsia="zh-CN"/>
-              </w:rPr>
-              <w:t>M16</w:t>
-            </w:r>
-          </w:p>
-        </w:tc>
-        <w:tc>
-          <w:tcPr>
-            <w:tcW w:type="dxa" w:w="1944"/>
-            <w:vAlign w:val="center"/>
-          </w:tcPr>
-          <w:p>
-            <w:pPr>
-              <w:spacing w:before="0" w:after="0" w:line="269" w:lineRule="auto"/>
-            </w:pPr>
-            <w:r>
-              <w:rPr>
-                <w:rFonts w:ascii="Arial" w:hAnsi="Arial" w:eastAsia="Noto Sans CJK SC"/>
-                <w:b w:val="0"/>
-                <w:color w:val="000000"/>
-                <w:sz w:val="21"/>
-                <w:lang w:val="zh-CN" w:eastAsia="zh-CN"/>
-              </w:rPr>
-              <w:t>供应商目录</w:t>
-            </w:r>
-          </w:p>
-        </w:tc>
-        <w:tc>
-          <w:tcPr>
-            <w:tcW w:type="dxa" w:w="7301"/>
-            <w:vAlign w:val="center"/>
-          </w:tcPr>
-          <w:p>
-            <w:pPr>
-              <w:spacing w:before="0" w:after="0" w:line="269" w:lineRule="auto"/>
-            </w:pPr>
-            <w:r>
-              <w:rPr>
-                <w:rFonts w:ascii="Arial" w:hAnsi="Arial" w:eastAsia="Noto Sans CJK SC"/>
-                <w:b w:val="0"/>
-                <w:color w:val="000000"/>
-                <w:sz w:val="21"/>
-                <w:lang w:val="zh-CN" w:eastAsia="zh-CN"/>
-              </w:rPr>
-              <w:t>供应商身份、经营内容，以及交易、研究和制造入口。</w:t>
-            </w:r>
-          </w:p>
-        </w:tc>
-      </w:tr>
-      <w:tr>
-        <w:trPr>
-          <w:cantSplit/>
-        </w:trPr>
-        <w:tc>
-          <w:tcPr>
-            <w:tcW w:type="dxa" w:w="691"/>
-            <w:vAlign w:val="center"/>
-          </w:tcPr>
-          <w:p>
-            <w:pPr>
-              <w:spacing w:before="0" w:after="0" w:line="269" w:lineRule="auto"/>
-              <w:jc w:val="center"/>
-            </w:pPr>
-            <w:r>
-              <w:rPr>
-                <w:rFonts w:ascii="Arial" w:hAnsi="Arial" w:eastAsia="Noto Sans CJK SC"/>
-                <w:b w:val="0"/>
-                <w:color w:val="000000"/>
-                <w:sz w:val="21"/>
-                <w:lang w:val="zh-CN" w:eastAsia="zh-CN"/>
-              </w:rPr>
-              <w:t>M17</w:t>
-            </w:r>
-          </w:p>
-        </w:tc>
-        <w:tc>
-          <w:tcPr>
-            <w:tcW w:type="dxa" w:w="1944"/>
-            <w:vAlign w:val="center"/>
-          </w:tcPr>
-          <w:p>
-            <w:pPr>
-              <w:spacing w:before="0" w:after="0" w:line="269" w:lineRule="auto"/>
-            </w:pPr>
-            <w:r>
-              <w:rPr>
-                <w:rFonts w:ascii="Arial" w:hAnsi="Arial" w:eastAsia="Noto Sans CJK SC"/>
-                <w:b w:val="0"/>
-                <w:color w:val="000000"/>
-                <w:sz w:val="21"/>
-                <w:lang w:val="zh-CN" w:eastAsia="zh-CN"/>
-              </w:rPr>
-              <w:t>购买与出售</w:t>
-            </w:r>
-          </w:p>
-        </w:tc>
-        <w:tc>
-          <w:tcPr>
-            <w:tcW w:type="dxa" w:w="7301"/>
-            <w:vAlign w:val="center"/>
-          </w:tcPr>
-          <w:p>
-            <w:pPr>
-              <w:spacing w:before="0" w:after="0" w:line="269" w:lineRule="auto"/>
-            </w:pPr>
-            <w:r>
-              <w:rPr>
-                <w:rFonts w:ascii="Arial" w:hAnsi="Arial" w:eastAsia="Noto Sans CJK SC"/>
-                <w:b w:val="0"/>
-                <w:color w:val="000000"/>
-                <w:sz w:val="21"/>
-                <w:lang w:val="zh-CN" w:eastAsia="zh-CN"/>
-              </w:rPr>
-              <w:t>商品、用途、数量、价格、余额、容量、可售条件和交易结果。</w:t>
-            </w:r>
-          </w:p>
-        </w:tc>
-      </w:tr>
-      <w:tr>
-        <w:trPr>
-          <w:cantSplit/>
-        </w:trPr>
-        <w:tc>
-          <w:tcPr>
-            <w:tcW w:type="dxa" w:w="691"/>
-            <w:vAlign w:val="center"/>
-          </w:tcPr>
-          <w:p>
-            <w:pPr>
-              <w:spacing w:before="0" w:after="0" w:line="269" w:lineRule="auto"/>
-              <w:jc w:val="center"/>
-            </w:pPr>
-            <w:r>
-              <w:rPr>
-                <w:rFonts w:ascii="Arial" w:hAnsi="Arial" w:eastAsia="Noto Sans CJK SC"/>
-                <w:b w:val="0"/>
-                <w:color w:val="000000"/>
-                <w:sz w:val="21"/>
-                <w:lang w:val="zh-CN" w:eastAsia="zh-CN"/>
-              </w:rPr>
-              <w:t>M18</w:t>
-            </w:r>
-          </w:p>
-        </w:tc>
-        <w:tc>
-          <w:tcPr>
-            <w:tcW w:type="dxa" w:w="1944"/>
-            <w:vAlign w:val="center"/>
-          </w:tcPr>
-          <w:p>
-            <w:pPr>
-              <w:spacing w:before="0" w:after="0" w:line="269" w:lineRule="auto"/>
-            </w:pPr>
-            <w:r>
-              <w:rPr>
-                <w:rFonts w:ascii="Arial" w:hAnsi="Arial" w:eastAsia="Noto Sans CJK SC"/>
-                <w:b w:val="0"/>
-                <w:color w:val="000000"/>
-                <w:sz w:val="21"/>
-                <w:lang w:val="zh-CN" w:eastAsia="zh-CN"/>
-              </w:rPr>
-              <w:t>应急补给</w:t>
-            </w:r>
-          </w:p>
-        </w:tc>
-        <w:tc>
-          <w:tcPr>
-            <w:tcW w:type="dxa" w:w="7301"/>
-            <w:vAlign w:val="center"/>
-          </w:tcPr>
-          <w:p>
-            <w:pPr>
-              <w:spacing w:before="0" w:after="0" w:line="269" w:lineRule="auto"/>
-            </w:pPr>
-            <w:r>
-              <w:rPr>
-                <w:rFonts w:ascii="Arial" w:hAnsi="Arial" w:eastAsia="Noto Sans CJK SC"/>
-                <w:b w:val="0"/>
-                <w:color w:val="000000"/>
-                <w:sz w:val="21"/>
-                <w:lang w:val="zh-CN" w:eastAsia="zh-CN"/>
-              </w:rPr>
-              <w:t>补给内容、领取条件和结果。无剩余光环武器时可按当前规则再次领取。</w:t>
-            </w:r>
-          </w:p>
-        </w:tc>
-      </w:tr>
-      <w:tr>
-        <w:trPr>
-          <w:cantSplit/>
-        </w:trPr>
-        <w:tc>
-          <w:tcPr>
-            <w:tcW w:type="dxa" w:w="691"/>
-            <w:vAlign w:val="center"/>
-          </w:tcPr>
-          <w:p>
-            <w:pPr>
-              <w:spacing w:before="0" w:after="0" w:line="269" w:lineRule="auto"/>
-              <w:jc w:val="center"/>
-            </w:pPr>
-            <w:r>
-              <w:rPr>
-                <w:rFonts w:ascii="Arial" w:hAnsi="Arial" w:eastAsia="Noto Sans CJK SC"/>
-                <w:b w:val="0"/>
-                <w:color w:val="000000"/>
-                <w:sz w:val="21"/>
-                <w:lang w:val="zh-CN" w:eastAsia="zh-CN"/>
-              </w:rPr>
-              <w:t>M19</w:t>
-            </w:r>
-          </w:p>
-        </w:tc>
-        <w:tc>
-          <w:tcPr>
-            <w:tcW w:type="dxa" w:w="1944"/>
-            <w:vAlign w:val="center"/>
-          </w:tcPr>
-          <w:p>
-            <w:pPr>
-              <w:spacing w:before="0" w:after="0" w:line="269" w:lineRule="auto"/>
-            </w:pPr>
-            <w:r>
-              <w:rPr>
-                <w:rFonts w:ascii="Arial" w:hAnsi="Arial" w:eastAsia="Noto Sans CJK SC"/>
-                <w:b w:val="0"/>
-                <w:color w:val="000000"/>
-                <w:sz w:val="21"/>
-                <w:lang w:val="zh-CN" w:eastAsia="zh-CN"/>
-              </w:rPr>
-              <w:t>研究</w:t>
-            </w:r>
-          </w:p>
-        </w:tc>
-        <w:tc>
-          <w:tcPr>
-            <w:tcW w:type="dxa" w:w="7301"/>
-            <w:vAlign w:val="center"/>
-          </w:tcPr>
-          <w:p>
-            <w:pPr>
-              <w:spacing w:before="0" w:after="0" w:line="269" w:lineRule="auto"/>
-            </w:pPr>
-            <w:r>
-              <w:rPr>
-                <w:rFonts w:ascii="Arial" w:hAnsi="Arial" w:eastAsia="Noto Sans CJK SC"/>
-                <w:b w:val="0"/>
-                <w:color w:val="000000"/>
-                <w:sz w:val="21"/>
-                <w:lang w:val="zh-CN" w:eastAsia="zh-CN"/>
-              </w:rPr>
-              <w:t>月核与生物研究分区；选项、作用、材料已有或缺口、永久解锁。</w:t>
-            </w:r>
-          </w:p>
-        </w:tc>
-      </w:tr>
-      <w:tr>
-        <w:trPr>
-          <w:cantSplit/>
-        </w:trPr>
-        <w:tc>
-          <w:tcPr>
-            <w:tcW w:type="dxa" w:w="691"/>
-            <w:vAlign w:val="center"/>
-          </w:tcPr>
-          <w:p>
-            <w:pPr>
-              <w:spacing w:before="0" w:after="0" w:line="269" w:lineRule="auto"/>
-              <w:jc w:val="center"/>
-            </w:pPr>
-            <w:r>
-              <w:rPr>
-                <w:rFonts w:ascii="Arial" w:hAnsi="Arial" w:eastAsia="Noto Sans CJK SC"/>
-                <w:b w:val="0"/>
-                <w:color w:val="000000"/>
-                <w:sz w:val="21"/>
-                <w:lang w:val="zh-CN" w:eastAsia="zh-CN"/>
-              </w:rPr>
-              <w:t>M20</w:t>
-            </w:r>
-          </w:p>
-        </w:tc>
-        <w:tc>
-          <w:tcPr>
-            <w:tcW w:type="dxa" w:w="1944"/>
-            <w:vAlign w:val="center"/>
-          </w:tcPr>
-          <w:p>
-            <w:pPr>
-              <w:spacing w:before="0" w:after="0" w:line="269" w:lineRule="auto"/>
-            </w:pPr>
-            <w:r>
-              <w:rPr>
-                <w:rFonts w:ascii="Arial" w:hAnsi="Arial" w:eastAsia="Noto Sans CJK SC"/>
-                <w:b w:val="0"/>
-                <w:color w:val="000000"/>
-                <w:sz w:val="21"/>
-                <w:lang w:val="zh-CN" w:eastAsia="zh-CN"/>
-              </w:rPr>
-              <w:t>模块制造</w:t>
-            </w:r>
-          </w:p>
-        </w:tc>
-        <w:tc>
-          <w:tcPr>
-            <w:tcW w:type="dxa" w:w="7301"/>
-            <w:vAlign w:val="center"/>
-          </w:tcPr>
-          <w:p>
-            <w:pPr>
-              <w:spacing w:before="0" w:after="0" w:line="269" w:lineRule="auto"/>
-            </w:pPr>
-            <w:r>
-              <w:rPr>
-                <w:rFonts w:ascii="Arial" w:hAnsi="Arial" w:eastAsia="Noto Sans CJK SC"/>
-                <w:b w:val="0"/>
-                <w:color w:val="000000"/>
-                <w:sz w:val="21"/>
-                <w:lang w:val="zh-CN" w:eastAsia="zh-CN"/>
-              </w:rPr>
-              <w:t>配方、消耗、产物、可制造条件、空间不足、已持有和已安装数量。</w:t>
-            </w:r>
-          </w:p>
-        </w:tc>
-      </w:tr>
-      <w:tr>
-        <w:trPr>
-          <w:cantSplit/>
-        </w:trPr>
-        <w:tc>
-          <w:tcPr>
-            <w:tcW w:type="dxa" w:w="691"/>
-            <w:vAlign w:val="center"/>
-          </w:tcPr>
-          <w:p>
-            <w:pPr>
-              <w:spacing w:before="0" w:after="0" w:line="269" w:lineRule="auto"/>
-              <w:jc w:val="center"/>
-            </w:pPr>
-            <w:r>
-              <w:rPr>
-                <w:rFonts w:ascii="Arial" w:hAnsi="Arial" w:eastAsia="Noto Sans CJK SC"/>
-                <w:b w:val="0"/>
-                <w:color w:val="000000"/>
-                <w:sz w:val="21"/>
-                <w:lang w:val="zh-CN" w:eastAsia="zh-CN"/>
-              </w:rPr>
-              <w:t>M21</w:t>
-            </w:r>
-          </w:p>
-        </w:tc>
-        <w:tc>
-          <w:tcPr>
-            <w:tcW w:type="dxa" w:w="1944"/>
-            <w:vAlign w:val="center"/>
-          </w:tcPr>
-          <w:p>
-            <w:pPr>
-              <w:spacing w:before="0" w:after="0" w:line="269" w:lineRule="auto"/>
-            </w:pPr>
-            <w:r>
-              <w:rPr>
-                <w:rFonts w:ascii="Arial" w:hAnsi="Arial" w:eastAsia="Noto Sans CJK SC"/>
-                <w:b w:val="0"/>
-                <w:color w:val="000000"/>
-                <w:sz w:val="21"/>
-                <w:lang w:val="zh-CN" w:eastAsia="zh-CN"/>
-              </w:rPr>
-              <w:t>任务与成长记录</w:t>
-            </w:r>
-          </w:p>
-        </w:tc>
-        <w:tc>
-          <w:tcPr>
-            <w:tcW w:type="dxa" w:w="7301"/>
-            <w:vAlign w:val="center"/>
-          </w:tcPr>
-          <w:p>
-            <w:pPr>
-              <w:spacing w:before="0" w:after="0" w:line="269" w:lineRule="auto"/>
-            </w:pPr>
-            <w:r>
-              <w:rPr>
-                <w:rFonts w:ascii="Arial" w:hAnsi="Arial" w:eastAsia="Noto Sans CJK SC"/>
-                <w:b w:val="0"/>
-                <w:color w:val="000000"/>
-                <w:sz w:val="21"/>
-                <w:lang w:val="zh-CN" w:eastAsia="zh-CN"/>
-              </w:rPr>
-              <w:t>任务说明、追踪、调查成果和成长入口；无事件、未带回与已保存。</w:t>
-            </w:r>
-          </w:p>
-        </w:tc>
-      </w:tr>
-    </w:tbl>
-    <w:p>
-      <w:pPr>
-        <w:spacing w:after="20" w:before="0" w:line="96" w:lineRule="auto"/>
-      </w:pPr>
-      <w:r>
-        <w:rPr>
-          <w:sz w:val="4"/>
-        </w:rPr>
-      </w:r>
-    </w:p>
-    <w:p>
-      <w:r>
-        <w:rPr>
-          <w:rFonts w:ascii="Arial" w:hAnsi="Arial" w:eastAsia="Noto Sans CJK SC"/>
-          <w:b w:val="0"/>
-          <w:color w:val="000000"/>
-          <w:lang w:val="zh-CN" w:eastAsia="zh-CN"/>
-        </w:rPr>
-        <w:t>成长关系：局内产物成功带回并保存后，可用于研究或交易。月核研究永久解锁知识；制造消耗材料生成实体模块；安装是单独操作。研究、制造、安装不能合成一个虚构的免费升级机制。</w:t>
-      </w:r>
-    </w:p>
-    <w:p>
-      <w:r>
-        <w:rPr>
-          <w:rFonts w:ascii="Arial" w:hAnsi="Arial" w:eastAsia="Noto Sans CJK SC"/>
-          <w:b w:val="0"/>
-          <w:color w:val="000000"/>
-          <w:lang w:val="zh-CN" w:eastAsia="zh-CN"/>
-        </w:rPr>
-        <w:t>任务在局内随机出现，无需先接取。追踪只改变显示。带在身上不等于已经保存；首次带回成果要等成功撤离和保存确认。</w:t>
-      </w:r>
-    </w:p>
-    <w:p>
-      <w:pPr>
-        <w:pStyle w:val="Heading2"/>
-      </w:pPr>
-      <w:r>
-        <w:rPr>
-          <w:rFonts w:ascii="Arial" w:hAnsi="Arial" w:eastAsia="Noto Sans CJK SC"/>
-          <w:b w:val="0"/>
-          <w:color w:val="000000"/>
-          <w:lang w:val="zh-CN" w:eastAsia="zh-CN"/>
-        </w:rPr>
-        <w:t>基地辅助模块</w:t>
-      </w:r>
-    </w:p>
-    <w:tbl>
-      <w:tblPr>
-        <w:tblW w:type="auto" w:w="0"/>
-        <w:jc w:val="center"/>
-        <w:tblLayout w:type="fixed"/>
-        <w:tblLook w:firstColumn="1" w:firstRow="1" w:lastColumn="0" w:lastRow="0" w:noHBand="0" w:noVBand="1" w:val="04A0"/>
-        <w:tblBorders>
-          <w:top w:val="single" w:sz="5" w:color="D9D9D9"/>
-          <w:left w:val="single" w:sz="5" w:color="D9D9D9"/>
-          <w:bottom w:val="single" w:sz="5" w:color="D9D9D9"/>
-          <w:right w:val="single" w:sz="5" w:color="D9D9D9"/>
-          <w:insideH w:val="single" w:sz="5" w:color="D9D9D9"/>
-          <w:insideV w:val="single" w:sz="5" w:color="D9D9D9"/>
-        </w:tblBorders>
-        <w:tblCellMar>
-          <w:top w:w="85" w:type="dxa"/>
-          <w:bottom w:w="85" w:type="dxa"/>
-          <w:left w:w="100" w:type="dxa"/>
-          <w:right w:w="100" w:type="dxa"/>
-        </w:tblCellMar>
-      </w:tblPr>
-      <w:tblGrid>
-        <w:gridCol w:w="691"/>
-        <w:gridCol w:w="1944"/>
-        <w:gridCol w:w="7301"/>
-      </w:tblGrid>
-      <w:tr>
-        <w:trPr>
-          <w:cantSplit/>
-          <w:tblHeader/>
-        </w:trPr>
-        <w:tc>
-          <w:tcPr>
-            <w:tcW w:type="dxa" w:w="691"/>
-            <w:vAlign w:val="center"/>
-            <w:shd w:fill="E7EDF2"/>
-          </w:tcPr>
-          <w:p>
-            <w:pPr>
-              <w:spacing w:before="0" w:after="0" w:line="269" w:lineRule="auto"/>
-              <w:jc w:val="center"/>
-            </w:pPr>
-            <w:r>
-              <w:rPr>
-                <w:rFonts w:ascii="Arial" w:hAnsi="Arial" w:eastAsia="Noto Sans CJK SC"/>
-                <w:b/>
-                <w:color w:val="000000"/>
-                <w:sz w:val="21"/>
-                <w:lang w:val="zh-CN" w:eastAsia="zh-CN"/>
-              </w:rPr>
-              <w:t>编号</w:t>
-            </w:r>
-          </w:p>
-        </w:tc>
-        <w:tc>
-          <w:tcPr>
-            <w:tcW w:type="dxa" w:w="1944"/>
-            <w:vAlign w:val="center"/>
-            <w:shd w:fill="E7EDF2"/>
-          </w:tcPr>
-          <w:p>
-            <w:pPr>
-              <w:spacing w:before="0" w:after="0" w:line="269" w:lineRule="auto"/>
-            </w:pPr>
-            <w:r>
-              <w:rPr>
-                <w:rFonts w:ascii="Arial" w:hAnsi="Arial" w:eastAsia="Noto Sans CJK SC"/>
-                <w:b/>
-                <w:color w:val="000000"/>
-                <w:sz w:val="21"/>
-                <w:lang w:val="zh-CN" w:eastAsia="zh-CN"/>
-              </w:rPr>
-              <w:t>模块</w:t>
-            </w:r>
-          </w:p>
-        </w:tc>
-        <w:tc>
-          <w:tcPr>
-            <w:tcW w:type="dxa" w:w="7301"/>
-            <w:vAlign w:val="center"/>
-            <w:shd w:fill="E7EDF2"/>
-          </w:tcPr>
-          <w:p>
-            <w:pPr>
-              <w:spacing w:before="0" w:after="0" w:line="269" w:lineRule="auto"/>
-            </w:pPr>
-            <w:r>
-              <w:rPr>
-                <w:rFonts w:ascii="Arial" w:hAnsi="Arial" w:eastAsia="Noto Sans CJK SC"/>
-                <w:b/>
-                <w:color w:val="000000"/>
-                <w:sz w:val="21"/>
-                <w:lang w:val="zh-CN" w:eastAsia="zh-CN"/>
-              </w:rPr>
-              <w:t>包含内容</w:t>
-            </w:r>
-          </w:p>
-        </w:tc>
-      </w:tr>
-      <w:tr>
-        <w:trPr>
-          <w:cantSplit/>
-        </w:trPr>
-        <w:tc>
-          <w:tcPr>
-            <w:tcW w:type="dxa" w:w="691"/>
-            <w:vAlign w:val="center"/>
-          </w:tcPr>
-          <w:p>
-            <w:pPr>
-              <w:spacing w:before="0" w:after="0" w:line="269" w:lineRule="auto"/>
-              <w:jc w:val="center"/>
-            </w:pPr>
-            <w:r>
-              <w:rPr>
-                <w:rFonts w:ascii="Arial" w:hAnsi="Arial" w:eastAsia="Noto Sans CJK SC"/>
-                <w:b w:val="0"/>
-                <w:color w:val="000000"/>
-                <w:sz w:val="21"/>
-                <w:lang w:val="zh-CN" w:eastAsia="zh-CN"/>
-              </w:rPr>
-              <w:t>M48</w:t>
-            </w:r>
-          </w:p>
-        </w:tc>
-        <w:tc>
-          <w:tcPr>
-            <w:tcW w:type="dxa" w:w="1944"/>
-            <w:vAlign w:val="center"/>
-          </w:tcPr>
-          <w:p>
-            <w:pPr>
-              <w:spacing w:before="0" w:after="0" w:line="269" w:lineRule="auto"/>
-            </w:pPr>
-            <w:r>
-              <w:rPr>
-                <w:rFonts w:ascii="Arial" w:hAnsi="Arial" w:eastAsia="Noto Sans CJK SC"/>
-                <w:b w:val="0"/>
-                <w:color w:val="000000"/>
-                <w:sz w:val="21"/>
-                <w:lang w:val="zh-CN" w:eastAsia="zh-CN"/>
-              </w:rPr>
-              <w:t>基地</w:t>
-            </w:r>
-          </w:p>
-        </w:tc>
-        <w:tc>
-          <w:tcPr>
-            <w:tcW w:type="dxa" w:w="7301"/>
-            <w:vAlign w:val="center"/>
-          </w:tcPr>
-          <w:p>
-            <w:pPr>
-              <w:spacing w:before="0" w:after="0" w:line="269" w:lineRule="auto"/>
-            </w:pPr>
-            <w:r>
-              <w:rPr>
-                <w:rFonts w:ascii="Arial" w:hAnsi="Arial" w:eastAsia="Noto Sans CJK SC"/>
-                <w:b w:val="0"/>
-                <w:color w:val="000000"/>
-                <w:sz w:val="21"/>
-                <w:lang w:val="zh-CN" w:eastAsia="zh-CN"/>
-              </w:rPr>
-              <w:t>已有资源与仓库入口；建设、工坊、医疗舱、反应堆升级目前未开放。</w:t>
-            </w:r>
-          </w:p>
-        </w:tc>
-      </w:tr>
-      <w:tr>
-        <w:trPr>
-          <w:cantSplit/>
-        </w:trPr>
-        <w:tc>
-          <w:tcPr>
-            <w:tcW w:type="dxa" w:w="691"/>
-            <w:vAlign w:val="center"/>
-          </w:tcPr>
-          <w:p>
-            <w:pPr>
-              <w:spacing w:before="0" w:after="0" w:line="269" w:lineRule="auto"/>
-              <w:jc w:val="center"/>
-            </w:pPr>
-            <w:r>
-              <w:rPr>
-                <w:rFonts w:ascii="Arial" w:hAnsi="Arial" w:eastAsia="Noto Sans CJK SC"/>
-                <w:b w:val="0"/>
-                <w:color w:val="000000"/>
-                <w:sz w:val="21"/>
-                <w:lang w:val="zh-CN" w:eastAsia="zh-CN"/>
-              </w:rPr>
-              <w:t>M49</w:t>
-            </w:r>
-          </w:p>
-        </w:tc>
-        <w:tc>
-          <w:tcPr>
-            <w:tcW w:type="dxa" w:w="1944"/>
-            <w:vAlign w:val="center"/>
-          </w:tcPr>
-          <w:p>
-            <w:pPr>
-              <w:spacing w:before="0" w:after="0" w:line="269" w:lineRule="auto"/>
-            </w:pPr>
-            <w:r>
-              <w:rPr>
-                <w:rFonts w:ascii="Arial" w:hAnsi="Arial" w:eastAsia="Noto Sans CJK SC"/>
-                <w:b w:val="0"/>
-                <w:color w:val="000000"/>
-                <w:sz w:val="21"/>
-                <w:lang w:val="zh-CN" w:eastAsia="zh-CN"/>
-              </w:rPr>
-              <w:t>通讯</w:t>
-            </w:r>
-          </w:p>
-        </w:tc>
-        <w:tc>
-          <w:tcPr>
-            <w:tcW w:type="dxa" w:w="7301"/>
-            <w:vAlign w:val="center"/>
-          </w:tcPr>
-          <w:p>
-            <w:pPr>
-              <w:spacing w:before="0" w:after="0" w:line="269" w:lineRule="auto"/>
-            </w:pPr>
-            <w:r>
-              <w:rPr>
-                <w:rFonts w:ascii="Arial" w:hAnsi="Arial" w:eastAsia="Noto Sans CJK SC"/>
-                <w:b w:val="0"/>
-                <w:color w:val="000000"/>
-                <w:sz w:val="21"/>
-                <w:lang w:val="zh-CN" w:eastAsia="zh-CN"/>
-              </w:rPr>
-              <w:t>联系人、频道和无消息内容；当前没有正式聊天或邮件服务。</w:t>
-            </w:r>
-          </w:p>
-        </w:tc>
-      </w:tr>
-    </w:tbl>
-    <w:p>
-      <w:pPr>
-        <w:spacing w:after="20" w:before="0" w:line="96" w:lineRule="auto"/>
-      </w:pPr>
-      <w:r>
-        <w:rPr>
-          <w:sz w:val="4"/>
-        </w:rPr>
-      </w:r>
-    </w:p>
-    <w:p>
-      <w:r>
-        <w:rPr>
-          <w:rFonts w:ascii="Arial" w:hAnsi="Arial" w:eastAsia="Noto Sans CJK SC"/>
-          <w:b w:val="0"/>
-          <w:color w:val="000000"/>
-          <w:lang w:val="zh-CN" w:eastAsia="zh-CN"/>
-        </w:rPr>
-        <w:t>未开放模块需要在整体层级中有对应。它们可以被收进次级入口，但不能被描述为已经能建设、聊天、收邮件或购买保险。</w:t>
-      </w:r>
-    </w:p>
-    <w:p>
-      <w:r>
-        <w:br w:type="page"/>
-      </w:r>
-    </w:p>
-    <w:p>
-      <w:pPr>
-        <w:pStyle w:val="Heading1"/>
-      </w:pPr>
-      <w:r>
-        <w:rPr>
-          <w:rFonts w:ascii="Arial" w:hAnsi="Arial" w:eastAsia="Noto Sans CJK SC"/>
-          <w:b w:val="0"/>
-          <w:color w:val="000000"/>
-          <w:lang w:val="zh-CN" w:eastAsia="zh-CN"/>
-        </w:rPr>
-        <w:t>战局内通用模块</w:t>
-      </w:r>
-    </w:p>
-    <w:p>
-      <w:r>
-        <w:rPr>
-          <w:rFonts w:ascii="Arial" w:hAnsi="Arial" w:eastAsia="Noto Sans CJK SC"/>
-          <w:b w:val="0"/>
-          <w:color w:val="000000"/>
-          <w:lang w:val="zh-CN" w:eastAsia="zh-CN"/>
-        </w:rPr>
-        <w:t>以下能力由远征与适用的赏金流程复用。不同玩法可以显示不同信息，但共用模块不用重复发明一套规则。</w:t>
-      </w:r>
-    </w:p>
-    <w:tbl>
-      <w:tblPr>
-        <w:tblW w:type="auto" w:w="0"/>
-        <w:jc w:val="center"/>
-        <w:tblLayout w:type="fixed"/>
-        <w:tblLook w:firstColumn="1" w:firstRow="1" w:lastColumn="0" w:lastRow="0" w:noHBand="0" w:noVBand="1" w:val="04A0"/>
-        <w:tblBorders>
-          <w:top w:val="single" w:sz="5" w:color="D9D9D9"/>
-          <w:left w:val="single" w:sz="5" w:color="D9D9D9"/>
-          <w:bottom w:val="single" w:sz="5" w:color="D9D9D9"/>
-          <w:right w:val="single" w:sz="5" w:color="D9D9D9"/>
-          <w:insideH w:val="single" w:sz="5" w:color="D9D9D9"/>
-          <w:insideV w:val="single" w:sz="5" w:color="D9D9D9"/>
-        </w:tblBorders>
-        <w:tblCellMar>
-          <w:top w:w="85" w:type="dxa"/>
-          <w:bottom w:w="85" w:type="dxa"/>
-          <w:left w:w="100" w:type="dxa"/>
-          <w:right w:w="100" w:type="dxa"/>
-        </w:tblCellMar>
-      </w:tblPr>
-      <w:tblGrid>
-        <w:gridCol w:w="691"/>
-        <w:gridCol w:w="1944"/>
-        <w:gridCol w:w="7301"/>
-      </w:tblGrid>
-      <w:tr>
-        <w:trPr>
-          <w:cantSplit/>
-          <w:tblHeader/>
-        </w:trPr>
-        <w:tc>
-          <w:tcPr>
-            <w:tcW w:type="dxa" w:w="691"/>
-            <w:vAlign w:val="center"/>
-            <w:shd w:fill="E7EDF2"/>
-          </w:tcPr>
-          <w:p>
-            <w:pPr>
-              <w:spacing w:before="0" w:after="0" w:line="269" w:lineRule="auto"/>
-              <w:jc w:val="center"/>
-            </w:pPr>
-            <w:r>
-              <w:rPr>
-                <w:rFonts w:ascii="Arial" w:hAnsi="Arial" w:eastAsia="Noto Sans CJK SC"/>
-                <w:b/>
-                <w:color w:val="000000"/>
-                <w:sz w:val="21"/>
-                <w:lang w:val="zh-CN" w:eastAsia="zh-CN"/>
-              </w:rPr>
-              <w:t>编号</w:t>
-            </w:r>
-          </w:p>
-        </w:tc>
-        <w:tc>
-          <w:tcPr>
-            <w:tcW w:type="dxa" w:w="1944"/>
-            <w:vAlign w:val="center"/>
-            <w:shd w:fill="E7EDF2"/>
-          </w:tcPr>
-          <w:p>
-            <w:pPr>
-              <w:spacing w:before="0" w:after="0" w:line="269" w:lineRule="auto"/>
-            </w:pPr>
-            <w:r>
-              <w:rPr>
-                <w:rFonts w:ascii="Arial" w:hAnsi="Arial" w:eastAsia="Noto Sans CJK SC"/>
-                <w:b/>
-                <w:color w:val="000000"/>
-                <w:sz w:val="21"/>
-                <w:lang w:val="zh-CN" w:eastAsia="zh-CN"/>
-              </w:rPr>
-              <w:t>模块</w:t>
-            </w:r>
-          </w:p>
-        </w:tc>
-        <w:tc>
-          <w:tcPr>
-            <w:tcW w:type="dxa" w:w="7301"/>
-            <w:vAlign w:val="center"/>
-            <w:shd w:fill="E7EDF2"/>
-          </w:tcPr>
-          <w:p>
-            <w:pPr>
-              <w:spacing w:before="0" w:after="0" w:line="269" w:lineRule="auto"/>
-            </w:pPr>
-            <w:r>
-              <w:rPr>
-                <w:rFonts w:ascii="Arial" w:hAnsi="Arial" w:eastAsia="Noto Sans CJK SC"/>
-                <w:b/>
-                <w:color w:val="000000"/>
-                <w:sz w:val="21"/>
-                <w:lang w:val="zh-CN" w:eastAsia="zh-CN"/>
-              </w:rPr>
-              <w:t>包含内容</w:t>
-            </w:r>
-          </w:p>
-        </w:tc>
-      </w:tr>
-      <w:tr>
-        <w:trPr>
-          <w:cantSplit/>
-        </w:trPr>
-        <w:tc>
-          <w:tcPr>
-            <w:tcW w:type="dxa" w:w="691"/>
-            <w:vAlign w:val="center"/>
-          </w:tcPr>
-          <w:p>
-            <w:pPr>
-              <w:spacing w:before="0" w:after="0" w:line="269" w:lineRule="auto"/>
-              <w:jc w:val="center"/>
-            </w:pPr>
-            <w:r>
-              <w:rPr>
-                <w:rFonts w:ascii="Arial" w:hAnsi="Arial" w:eastAsia="Noto Sans CJK SC"/>
-                <w:b w:val="0"/>
-                <w:color w:val="000000"/>
-                <w:sz w:val="21"/>
-                <w:lang w:val="zh-CN" w:eastAsia="zh-CN"/>
-              </w:rPr>
-              <w:t>M10</w:t>
-            </w:r>
-          </w:p>
-        </w:tc>
-        <w:tc>
-          <w:tcPr>
-            <w:tcW w:type="dxa" w:w="1944"/>
-            <w:vAlign w:val="center"/>
-          </w:tcPr>
-          <w:p>
-            <w:pPr>
-              <w:spacing w:before="0" w:after="0" w:line="269" w:lineRule="auto"/>
-            </w:pPr>
-            <w:r>
-              <w:rPr>
-                <w:rFonts w:ascii="Arial" w:hAnsi="Arial" w:eastAsia="Noto Sans CJK SC"/>
-                <w:b w:val="0"/>
-                <w:color w:val="000000"/>
-                <w:sz w:val="21"/>
-                <w:lang w:val="zh-CN" w:eastAsia="zh-CN"/>
-              </w:rPr>
-              <w:t>搜刮与尸体</w:t>
-            </w:r>
-          </w:p>
-        </w:tc>
-        <w:tc>
-          <w:tcPr>
-            <w:tcW w:type="dxa" w:w="7301"/>
-            <w:vAlign w:val="center"/>
-          </w:tcPr>
-          <w:p>
-            <w:pPr>
-              <w:spacing w:before="0" w:after="0" w:line="269" w:lineRule="auto"/>
-            </w:pPr>
-            <w:r>
-              <w:rPr>
-                <w:rFonts w:ascii="Arial" w:hAnsi="Arial" w:eastAsia="Noto Sans CJK SC"/>
-                <w:b w:val="0"/>
-                <w:color w:val="000000"/>
-                <w:sz w:val="21"/>
-                <w:lang w:val="zh-CN" w:eastAsia="zh-CN"/>
-              </w:rPr>
-              <w:t>物资箱、尸体、地面包、任务输出；搜索、空内容、对方装备、容器与物品被他人取走后的状态。</w:t>
-            </w:r>
-          </w:p>
-        </w:tc>
-      </w:tr>
-      <w:tr>
-        <w:trPr>
-          <w:cantSplit/>
-        </w:trPr>
-        <w:tc>
-          <w:tcPr>
-            <w:tcW w:type="dxa" w:w="691"/>
-            <w:vAlign w:val="center"/>
-          </w:tcPr>
-          <w:p>
-            <w:pPr>
-              <w:spacing w:before="0" w:after="0" w:line="269" w:lineRule="auto"/>
-              <w:jc w:val="center"/>
-            </w:pPr>
-            <w:r>
-              <w:rPr>
-                <w:rFonts w:ascii="Arial" w:hAnsi="Arial" w:eastAsia="Noto Sans CJK SC"/>
-                <w:b w:val="0"/>
-                <w:color w:val="000000"/>
-                <w:sz w:val="21"/>
-                <w:lang w:val="zh-CN" w:eastAsia="zh-CN"/>
-              </w:rPr>
-              <w:t>M27</w:t>
-            </w:r>
-          </w:p>
-        </w:tc>
-        <w:tc>
-          <w:tcPr>
-            <w:tcW w:type="dxa" w:w="1944"/>
-            <w:vAlign w:val="center"/>
-          </w:tcPr>
-          <w:p>
-            <w:pPr>
-              <w:spacing w:before="0" w:after="0" w:line="269" w:lineRule="auto"/>
-            </w:pPr>
-            <w:r>
-              <w:rPr>
-                <w:rFonts w:ascii="Arial" w:hAnsi="Arial" w:eastAsia="Noto Sans CJK SC"/>
-                <w:b w:val="0"/>
-                <w:color w:val="000000"/>
-                <w:sz w:val="21"/>
-                <w:lang w:val="zh-CN" w:eastAsia="zh-CN"/>
-              </w:rPr>
-              <w:t>基础战斗 HUD</w:t>
-            </w:r>
-          </w:p>
-        </w:tc>
-        <w:tc>
-          <w:tcPr>
-            <w:tcW w:type="dxa" w:w="7301"/>
-            <w:vAlign w:val="center"/>
-          </w:tcPr>
-          <w:p>
-            <w:pPr>
-              <w:spacing w:before="0" w:after="0" w:line="269" w:lineRule="auto"/>
-            </w:pPr>
-            <w:r>
-              <w:rPr>
-                <w:rFonts w:ascii="Arial" w:hAnsi="Arial" w:eastAsia="Noto Sans CJK SC"/>
-                <w:b w:val="0"/>
-                <w:color w:val="000000"/>
-                <w:sz w:val="21"/>
-                <w:lang w:val="zh-CN" w:eastAsia="zh-CN"/>
-              </w:rPr>
-              <w:t>生命、弹药或充能、当前武器、时间与必要战斗信息。</w:t>
-            </w:r>
-          </w:p>
-        </w:tc>
-      </w:tr>
-      <w:tr>
-        <w:trPr>
-          <w:cantSplit/>
-        </w:trPr>
-        <w:tc>
-          <w:tcPr>
-            <w:tcW w:type="dxa" w:w="691"/>
-            <w:vAlign w:val="center"/>
-          </w:tcPr>
-          <w:p>
-            <w:pPr>
-              <w:spacing w:before="0" w:after="0" w:line="269" w:lineRule="auto"/>
-              <w:jc w:val="center"/>
-            </w:pPr>
-            <w:r>
-              <w:rPr>
-                <w:rFonts w:ascii="Arial" w:hAnsi="Arial" w:eastAsia="Noto Sans CJK SC"/>
-                <w:b w:val="0"/>
-                <w:color w:val="000000"/>
-                <w:sz w:val="21"/>
-                <w:lang w:val="zh-CN" w:eastAsia="zh-CN"/>
-              </w:rPr>
-              <w:t>M28</w:t>
-            </w:r>
-          </w:p>
-        </w:tc>
-        <w:tc>
-          <w:tcPr>
-            <w:tcW w:type="dxa" w:w="1944"/>
-            <w:vAlign w:val="center"/>
-          </w:tcPr>
-          <w:p>
-            <w:pPr>
-              <w:spacing w:before="0" w:after="0" w:line="269" w:lineRule="auto"/>
-            </w:pPr>
-            <w:r>
-              <w:rPr>
-                <w:rFonts w:ascii="Arial" w:hAnsi="Arial" w:eastAsia="Noto Sans CJK SC"/>
-                <w:b w:val="0"/>
-                <w:color w:val="000000"/>
-                <w:sz w:val="21"/>
-                <w:lang w:val="zh-CN" w:eastAsia="zh-CN"/>
-              </w:rPr>
-              <w:t>七部位健康</w:t>
-            </w:r>
-          </w:p>
-        </w:tc>
-        <w:tc>
-          <w:tcPr>
-            <w:tcW w:type="dxa" w:w="7301"/>
-            <w:vAlign w:val="center"/>
-          </w:tcPr>
-          <w:p>
-            <w:pPr>
-              <w:spacing w:before="0" w:after="0" w:line="269" w:lineRule="auto"/>
-            </w:pPr>
-            <w:r>
-              <w:rPr>
-                <w:rFonts w:ascii="Arial" w:hAnsi="Arial" w:eastAsia="Noto Sans CJK SC"/>
-                <w:b w:val="0"/>
-                <w:color w:val="000000"/>
-                <w:sz w:val="21"/>
-                <w:lang w:val="zh-CN" w:eastAsia="zh-CN"/>
-              </w:rPr>
-              <w:t>头、胸、腹、双臂、双腿；部位伤情、选中部位、医疗和治疗过程。</w:t>
-            </w:r>
-          </w:p>
-        </w:tc>
-      </w:tr>
-      <w:tr>
-        <w:trPr>
-          <w:cantSplit/>
-        </w:trPr>
-        <w:tc>
-          <w:tcPr>
-            <w:tcW w:type="dxa" w:w="691"/>
-            <w:vAlign w:val="center"/>
-          </w:tcPr>
-          <w:p>
-            <w:pPr>
-              <w:spacing w:before="0" w:after="0" w:line="269" w:lineRule="auto"/>
-              <w:jc w:val="center"/>
-            </w:pPr>
-            <w:r>
-              <w:rPr>
-                <w:rFonts w:ascii="Arial" w:hAnsi="Arial" w:eastAsia="Noto Sans CJK SC"/>
-                <w:b w:val="0"/>
-                <w:color w:val="000000"/>
-                <w:sz w:val="21"/>
-                <w:lang w:val="zh-CN" w:eastAsia="zh-CN"/>
-              </w:rPr>
-              <w:t>M29</w:t>
-            </w:r>
-          </w:p>
-        </w:tc>
-        <w:tc>
-          <w:tcPr>
-            <w:tcW w:type="dxa" w:w="1944"/>
-            <w:vAlign w:val="center"/>
-          </w:tcPr>
-          <w:p>
-            <w:pPr>
-              <w:spacing w:before="0" w:after="0" w:line="269" w:lineRule="auto"/>
-            </w:pPr>
-            <w:r>
-              <w:rPr>
-                <w:rFonts w:ascii="Arial" w:hAnsi="Arial" w:eastAsia="Noto Sans CJK SC"/>
-                <w:b w:val="0"/>
-                <w:color w:val="000000"/>
-                <w:sz w:val="21"/>
-                <w:lang w:val="zh-CN" w:eastAsia="zh-CN"/>
-              </w:rPr>
-              <w:t>生存与护盾</w:t>
-            </w:r>
-          </w:p>
-        </w:tc>
-        <w:tc>
-          <w:tcPr>
-            <w:tcW w:type="dxa" w:w="7301"/>
-            <w:vAlign w:val="center"/>
-          </w:tcPr>
-          <w:p>
-            <w:pPr>
-              <w:spacing w:before="0" w:after="0" w:line="269" w:lineRule="auto"/>
-            </w:pPr>
-            <w:r>
-              <w:rPr>
-                <w:rFonts w:ascii="Arial" w:hAnsi="Arial" w:eastAsia="Noto Sans CJK SC"/>
-                <w:b w:val="0"/>
-                <w:color w:val="000000"/>
-                <w:sz w:val="21"/>
-                <w:lang w:val="zh-CN" w:eastAsia="zh-CN"/>
-              </w:rPr>
-              <w:t>氧气和剩余时间、营养能量、饮水、胃容量；护盾量、供能、恢复、破盾与异常状态。</w:t>
-            </w:r>
-          </w:p>
-        </w:tc>
-      </w:tr>
-      <w:tr>
-        <w:trPr>
-          <w:cantSplit/>
-        </w:trPr>
-        <w:tc>
-          <w:tcPr>
-            <w:tcW w:type="dxa" w:w="691"/>
-            <w:vAlign w:val="center"/>
-          </w:tcPr>
-          <w:p>
-            <w:pPr>
-              <w:spacing w:before="0" w:after="0" w:line="269" w:lineRule="auto"/>
-              <w:jc w:val="center"/>
-            </w:pPr>
-            <w:r>
-              <w:rPr>
-                <w:rFonts w:ascii="Arial" w:hAnsi="Arial" w:eastAsia="Noto Sans CJK SC"/>
-                <w:b w:val="0"/>
-                <w:color w:val="000000"/>
-                <w:sz w:val="21"/>
-                <w:lang w:val="zh-CN" w:eastAsia="zh-CN"/>
-              </w:rPr>
-              <w:t>M30</w:t>
-            </w:r>
-          </w:p>
-        </w:tc>
-        <w:tc>
-          <w:tcPr>
-            <w:tcW w:type="dxa" w:w="1944"/>
-            <w:vAlign w:val="center"/>
-          </w:tcPr>
-          <w:p>
-            <w:pPr>
-              <w:spacing w:before="0" w:after="0" w:line="269" w:lineRule="auto"/>
-            </w:pPr>
-            <w:r>
-              <w:rPr>
-                <w:rFonts w:ascii="Arial" w:hAnsi="Arial" w:eastAsia="Noto Sans CJK SC"/>
-                <w:b w:val="0"/>
-                <w:color w:val="000000"/>
-                <w:sz w:val="21"/>
-                <w:lang w:val="zh-CN" w:eastAsia="zh-CN"/>
-              </w:rPr>
-              <w:t>快捷栏与耗时动作</w:t>
-            </w:r>
-          </w:p>
-        </w:tc>
-        <w:tc>
-          <w:tcPr>
-            <w:tcW w:type="dxa" w:w="7301"/>
-            <w:vAlign w:val="center"/>
-          </w:tcPr>
-          <w:p>
-            <w:pPr>
-              <w:spacing w:before="0" w:after="0" w:line="269" w:lineRule="auto"/>
-            </w:pPr>
-            <w:r>
-              <w:rPr>
-                <w:rFonts w:ascii="Arial" w:hAnsi="Arial" w:eastAsia="Noto Sans CJK SC"/>
-                <w:b w:val="0"/>
-                <w:color w:val="000000"/>
-                <w:sz w:val="21"/>
-                <w:lang w:val="zh-CN" w:eastAsia="zh-CN"/>
-              </w:rPr>
-              <w:t>1–9 绑定、选中、左键使用；可用性、数量、进度、取消、中断和等待确认。</w:t>
-            </w:r>
-          </w:p>
-        </w:tc>
-      </w:tr>
-      <w:tr>
-        <w:trPr>
-          <w:cantSplit/>
-        </w:trPr>
-        <w:tc>
-          <w:tcPr>
-            <w:tcW w:type="dxa" w:w="691"/>
-            <w:vAlign w:val="center"/>
-          </w:tcPr>
-          <w:p>
-            <w:pPr>
-              <w:spacing w:before="0" w:after="0" w:line="269" w:lineRule="auto"/>
-              <w:jc w:val="center"/>
-            </w:pPr>
-            <w:r>
-              <w:rPr>
-                <w:rFonts w:ascii="Arial" w:hAnsi="Arial" w:eastAsia="Noto Sans CJK SC"/>
-                <w:b w:val="0"/>
-                <w:color w:val="000000"/>
-                <w:sz w:val="21"/>
-                <w:lang w:val="zh-CN" w:eastAsia="zh-CN"/>
-              </w:rPr>
-              <w:t>M31</w:t>
-            </w:r>
-          </w:p>
-        </w:tc>
-        <w:tc>
-          <w:tcPr>
-            <w:tcW w:type="dxa" w:w="1944"/>
-            <w:vAlign w:val="center"/>
-          </w:tcPr>
-          <w:p>
-            <w:pPr>
-              <w:spacing w:before="0" w:after="0" w:line="269" w:lineRule="auto"/>
-            </w:pPr>
-            <w:r>
-              <w:rPr>
-                <w:rFonts w:ascii="Arial" w:hAnsi="Arial" w:eastAsia="Noto Sans CJK SC"/>
-                <w:b w:val="0"/>
-                <w:color w:val="000000"/>
-                <w:sz w:val="21"/>
-                <w:lang w:val="zh-CN" w:eastAsia="zh-CN"/>
-              </w:rPr>
-              <w:t>世界交互</w:t>
-            </w:r>
-          </w:p>
-        </w:tc>
-        <w:tc>
-          <w:tcPr>
-            <w:tcW w:type="dxa" w:w="7301"/>
-            <w:vAlign w:val="center"/>
-          </w:tcPr>
-          <w:p>
-            <w:pPr>
-              <w:spacing w:before="0" w:after="0" w:line="269" w:lineRule="auto"/>
-            </w:pPr>
-            <w:r>
-              <w:rPr>
-                <w:rFonts w:ascii="Arial" w:hAnsi="Arial" w:eastAsia="Noto Sans CJK SC"/>
-                <w:b w:val="0"/>
-                <w:color w:val="000000"/>
-                <w:sz w:val="21"/>
-                <w:lang w:val="zh-CN" w:eastAsia="zh-CN"/>
-              </w:rPr>
-              <w:t>拾取、搜索、气闸、开关、设备；目标、按键、操作进度与不能操作的原因。</w:t>
-            </w:r>
-          </w:p>
-        </w:tc>
-      </w:tr>
-      <w:tr>
-        <w:trPr>
-          <w:cantSplit/>
-        </w:trPr>
-        <w:tc>
-          <w:tcPr>
-            <w:tcW w:type="dxa" w:w="691"/>
-            <w:vAlign w:val="center"/>
-          </w:tcPr>
-          <w:p>
-            <w:pPr>
-              <w:spacing w:before="0" w:after="0" w:line="269" w:lineRule="auto"/>
-              <w:jc w:val="center"/>
-            </w:pPr>
-            <w:r>
-              <w:rPr>
-                <w:rFonts w:ascii="Arial" w:hAnsi="Arial" w:eastAsia="Noto Sans CJK SC"/>
-                <w:b w:val="0"/>
-                <w:color w:val="000000"/>
-                <w:sz w:val="21"/>
-                <w:lang w:val="zh-CN" w:eastAsia="zh-CN"/>
-              </w:rPr>
-              <w:t>M32</w:t>
-            </w:r>
-          </w:p>
-        </w:tc>
-        <w:tc>
-          <w:tcPr>
-            <w:tcW w:type="dxa" w:w="1944"/>
-            <w:vAlign w:val="center"/>
-          </w:tcPr>
-          <w:p>
-            <w:pPr>
-              <w:spacing w:before="0" w:after="0" w:line="269" w:lineRule="auto"/>
-            </w:pPr>
-            <w:r>
-              <w:rPr>
-                <w:rFonts w:ascii="Arial" w:hAnsi="Arial" w:eastAsia="Noto Sans CJK SC"/>
-                <w:b w:val="0"/>
-                <w:color w:val="000000"/>
-                <w:sz w:val="21"/>
-                <w:lang w:val="zh-CN" w:eastAsia="zh-CN"/>
-              </w:rPr>
-              <w:t>光环灯光</w:t>
-            </w:r>
-          </w:p>
-        </w:tc>
-        <w:tc>
-          <w:tcPr>
-            <w:tcW w:type="dxa" w:w="7301"/>
-            <w:vAlign w:val="center"/>
-          </w:tcPr>
-          <w:p>
-            <w:pPr>
-              <w:spacing w:before="0" w:after="0" w:line="269" w:lineRule="auto"/>
-            </w:pPr>
-            <w:r>
-              <w:rPr>
-                <w:rFonts w:ascii="Arial" w:hAnsi="Arial" w:eastAsia="Noto Sans CJK SC"/>
-                <w:b w:val="0"/>
-                <w:color w:val="000000"/>
-                <w:sz w:val="21"/>
-                <w:lang w:val="zh-CN" w:eastAsia="zh-CN"/>
-              </w:rPr>
-              <w:t>灯光开关与参数调节。与武器实体模块改装是不同功能。</w:t>
-            </w:r>
-          </w:p>
-        </w:tc>
-      </w:tr>
-      <w:tr>
-        <w:trPr>
-          <w:cantSplit/>
-        </w:trPr>
-        <w:tc>
-          <w:tcPr>
-            <w:tcW w:type="dxa" w:w="691"/>
-            <w:vAlign w:val="center"/>
-          </w:tcPr>
-          <w:p>
-            <w:pPr>
-              <w:spacing w:before="0" w:after="0" w:line="269" w:lineRule="auto"/>
-              <w:jc w:val="center"/>
-            </w:pPr>
-            <w:r>
-              <w:rPr>
-                <w:rFonts w:ascii="Arial" w:hAnsi="Arial" w:eastAsia="Noto Sans CJK SC"/>
-                <w:b w:val="0"/>
-                <w:color w:val="000000"/>
-                <w:sz w:val="21"/>
-                <w:lang w:val="zh-CN" w:eastAsia="zh-CN"/>
-              </w:rPr>
-              <w:t>M33</w:t>
-            </w:r>
-          </w:p>
-        </w:tc>
-        <w:tc>
-          <w:tcPr>
-            <w:tcW w:type="dxa" w:w="1944"/>
-            <w:vAlign w:val="center"/>
-          </w:tcPr>
-          <w:p>
-            <w:pPr>
-              <w:spacing w:before="0" w:after="0" w:line="269" w:lineRule="auto"/>
-            </w:pPr>
-            <w:r>
-              <w:rPr>
-                <w:rFonts w:ascii="Arial" w:hAnsi="Arial" w:eastAsia="Noto Sans CJK SC"/>
-                <w:b w:val="0"/>
-                <w:color w:val="000000"/>
-                <w:sz w:val="21"/>
-                <w:lang w:val="zh-CN" w:eastAsia="zh-CN"/>
-              </w:rPr>
-              <w:t>M 战术地图</w:t>
-            </w:r>
-          </w:p>
-        </w:tc>
-        <w:tc>
-          <w:tcPr>
-            <w:tcW w:type="dxa" w:w="7301"/>
-            <w:vAlign w:val="center"/>
-          </w:tcPr>
-          <w:p>
-            <w:pPr>
-              <w:spacing w:before="0" w:after="0" w:line="269" w:lineRule="auto"/>
-            </w:pPr>
-            <w:r>
-              <w:rPr>
-                <w:rFonts w:ascii="Arial" w:hAnsi="Arial" w:eastAsia="Noto Sans CJK SC"/>
-                <w:b w:val="0"/>
-                <w:color w:val="000000"/>
-                <w:sz w:val="21"/>
-                <w:lang w:val="zh-CN" w:eastAsia="zh-CN"/>
-              </w:rPr>
-              <w:t>真实卫星底图、位置朝向、导航点、撤离、地名、补给图层、详情、缩放和平移。</w:t>
-            </w:r>
-          </w:p>
-        </w:tc>
-      </w:tr>
-      <w:tr>
-        <w:trPr>
-          <w:cantSplit/>
-        </w:trPr>
-        <w:tc>
-          <w:tcPr>
-            <w:tcW w:type="dxa" w:w="691"/>
-            <w:vAlign w:val="center"/>
-          </w:tcPr>
-          <w:p>
-            <w:pPr>
-              <w:spacing w:before="0" w:after="0" w:line="269" w:lineRule="auto"/>
-              <w:jc w:val="center"/>
-            </w:pPr>
-            <w:r>
-              <w:rPr>
-                <w:rFonts w:ascii="Arial" w:hAnsi="Arial" w:eastAsia="Noto Sans CJK SC"/>
-                <w:b w:val="0"/>
-                <w:color w:val="000000"/>
-                <w:sz w:val="21"/>
-                <w:lang w:val="zh-CN" w:eastAsia="zh-CN"/>
-              </w:rPr>
-              <w:t>M34</w:t>
-            </w:r>
-          </w:p>
-        </w:tc>
-        <w:tc>
-          <w:tcPr>
-            <w:tcW w:type="dxa" w:w="1944"/>
-            <w:vAlign w:val="center"/>
-          </w:tcPr>
-          <w:p>
-            <w:pPr>
-              <w:spacing w:before="0" w:after="0" w:line="269" w:lineRule="auto"/>
-            </w:pPr>
-            <w:r>
-              <w:rPr>
-                <w:rFonts w:ascii="Arial" w:hAnsi="Arial" w:eastAsia="Noto Sans CJK SC"/>
-                <w:b w:val="0"/>
-                <w:color w:val="000000"/>
-                <w:sz w:val="21"/>
-                <w:lang w:val="zh-CN" w:eastAsia="zh-CN"/>
-              </w:rPr>
-              <w:t>局内事件与 J 详情</w:t>
-            </w:r>
-          </w:p>
-        </w:tc>
-        <w:tc>
-          <w:tcPr>
-            <w:tcW w:type="dxa" w:w="7301"/>
-            <w:vAlign w:val="center"/>
-          </w:tcPr>
-          <w:p>
-            <w:pPr>
-              <w:spacing w:before="0" w:after="0" w:line="269" w:lineRule="auto"/>
-            </w:pPr>
-            <w:r>
-              <w:rPr>
-                <w:rFonts w:ascii="Arial" w:hAnsi="Arial" w:eastAsia="Noto Sans CJK SC"/>
-                <w:b w:val="0"/>
-                <w:color w:val="000000"/>
-                <w:sz w:val="21"/>
-                <w:lang w:val="zh-CN" w:eastAsia="zh-CN"/>
-              </w:rPr>
-              <w:t>追踪、步骤、区域或楼层、距离、设备节点、前置条件、占用、产物与进度。</w:t>
-            </w:r>
-          </w:p>
-        </w:tc>
-      </w:tr>
-      <w:tr>
-        <w:trPr>
-          <w:cantSplit/>
-        </w:trPr>
-        <w:tc>
-          <w:tcPr>
-            <w:tcW w:type="dxa" w:w="691"/>
-            <w:vAlign w:val="center"/>
-          </w:tcPr>
-          <w:p>
-            <w:pPr>
-              <w:spacing w:before="0" w:after="0" w:line="269" w:lineRule="auto"/>
-              <w:jc w:val="center"/>
-            </w:pPr>
-            <w:r>
-              <w:rPr>
-                <w:rFonts w:ascii="Arial" w:hAnsi="Arial" w:eastAsia="Noto Sans CJK SC"/>
-                <w:b w:val="0"/>
-                <w:color w:val="000000"/>
-                <w:sz w:val="21"/>
-                <w:lang w:val="zh-CN" w:eastAsia="zh-CN"/>
-              </w:rPr>
-              <w:t>M35</w:t>
-            </w:r>
-          </w:p>
-        </w:tc>
-        <w:tc>
-          <w:tcPr>
-            <w:tcW w:type="dxa" w:w="1944"/>
-            <w:vAlign w:val="center"/>
-          </w:tcPr>
-          <w:p>
-            <w:pPr>
-              <w:spacing w:before="0" w:after="0" w:line="269" w:lineRule="auto"/>
-            </w:pPr>
-            <w:r>
-              <w:rPr>
-                <w:rFonts w:ascii="Arial" w:hAnsi="Arial" w:eastAsia="Noto Sans CJK SC"/>
-                <w:b w:val="0"/>
-                <w:color w:val="000000"/>
-                <w:sz w:val="21"/>
-                <w:lang w:val="zh-CN" w:eastAsia="zh-CN"/>
-              </w:rPr>
-              <w:t>撤离过程</w:t>
-            </w:r>
-          </w:p>
-        </w:tc>
-        <w:tc>
-          <w:tcPr>
-            <w:tcW w:type="dxa" w:w="7301"/>
-            <w:vAlign w:val="center"/>
-          </w:tcPr>
-          <w:p>
-            <w:pPr>
-              <w:spacing w:before="0" w:after="0" w:line="269" w:lineRule="auto"/>
-            </w:pPr>
-            <w:r>
-              <w:rPr>
-                <w:rFonts w:ascii="Arial" w:hAnsi="Arial" w:eastAsia="Noto Sans CJK SC"/>
-                <w:b w:val="0"/>
-                <w:color w:val="000000"/>
-                <w:sz w:val="21"/>
-                <w:lang w:val="zh-CN" w:eastAsia="zh-CN"/>
-              </w:rPr>
-              <w:t>撤离条件、区域、倒计时、受阻、离开和中断；按当前玩法判定。</w:t>
-            </w:r>
-          </w:p>
-        </w:tc>
-      </w:tr>
-    </w:tbl>
-    <w:p>
-      <w:pPr>
-        <w:spacing w:after="20" w:before="0" w:line="96" w:lineRule="auto"/>
-      </w:pPr>
-      <w:r>
-        <w:rPr>
-          <w:sz w:val="4"/>
-        </w:rPr>
-      </w:r>
-    </w:p>
-    <w:p>
-      <w:r>
-        <w:rPr>
-          <w:rFonts w:ascii="Arial" w:hAnsi="Arial" w:eastAsia="Noto Sans CJK SC"/>
-          <w:b w:val="0"/>
-          <w:color w:val="000000"/>
-          <w:lang w:val="zh-CN" w:eastAsia="zh-CN"/>
-        </w:rPr>
-        <w:t>相关层级：随身管理复用 M07 至 M13。特殊工具的 HUD 读数归 M13；地图归 M33，不再把旧常驻小地图作为独立新模块。任务详情归 M34，任务带回后的成长归 M21。</w:t>
-      </w:r>
-    </w:p>
-    <w:p>
-      <w:r>
-        <w:rPr>
-          <w:rFonts w:ascii="Arial" w:hAnsi="Arial" w:eastAsia="Noto Sans CJK SC"/>
-          <w:b w:val="0"/>
-          <w:color w:val="000000"/>
-          <w:lang w:val="zh-CN" w:eastAsia="zh-CN"/>
-        </w:rPr>
-        <w:t>关键关系：数字键只选中，左键才使用。动作进度结束不等于服务器已确认成功。地图不提供精确敌方雷达，赏金敌情仅显示授权粗区域。</w:t>
-      </w:r>
-    </w:p>
-    <w:p>
-      <w:r>
-        <w:br w:type="page"/>
-      </w:r>
-    </w:p>
-    <w:p>
-      <w:pPr>
-        <w:pStyle w:val="Heading1"/>
-      </w:pPr>
-      <w:r>
-        <w:rPr>
-          <w:rFonts w:ascii="Arial" w:hAnsi="Arial" w:eastAsia="Noto Sans CJK SC"/>
-          <w:b w:val="0"/>
-          <w:color w:val="000000"/>
-          <w:lang w:val="zh-CN" w:eastAsia="zh-CN"/>
-        </w:rPr>
-        <w:t>赏金专用与结算返回</w:t>
-      </w:r>
-    </w:p>
-    <w:p>
-      <w:pPr>
-        <w:pStyle w:val="Heading2"/>
-      </w:pPr>
-      <w:r>
-        <w:rPr>
-          <w:rFonts w:ascii="Arial" w:hAnsi="Arial" w:eastAsia="Noto Sans CJK SC"/>
-          <w:b w:val="0"/>
-          <w:color w:val="000000"/>
-          <w:lang w:val="zh-CN" w:eastAsia="zh-CN"/>
-        </w:rPr>
-        <w:t>赏金专用模块</w:t>
-      </w:r>
-    </w:p>
-    <w:tbl>
-      <w:tblPr>
-        <w:tblW w:type="auto" w:w="0"/>
-        <w:jc w:val="center"/>
-        <w:tblLayout w:type="fixed"/>
-        <w:tblLook w:firstColumn="1" w:firstRow="1" w:lastColumn="0" w:lastRow="0" w:noHBand="0" w:noVBand="1" w:val="04A0"/>
-        <w:tblBorders>
-          <w:top w:val="single" w:sz="5" w:color="D9D9D9"/>
-          <w:left w:val="single" w:sz="5" w:color="D9D9D9"/>
-          <w:bottom w:val="single" w:sz="5" w:color="D9D9D9"/>
-          <w:right w:val="single" w:sz="5" w:color="D9D9D9"/>
-          <w:insideH w:val="single" w:sz="5" w:color="D9D9D9"/>
-          <w:insideV w:val="single" w:sz="5" w:color="D9D9D9"/>
-        </w:tblBorders>
-        <w:tblCellMar>
-          <w:top w:w="85" w:type="dxa"/>
-          <w:bottom w:w="85" w:type="dxa"/>
-          <w:left w:w="100" w:type="dxa"/>
-          <w:right w:w="100" w:type="dxa"/>
-        </w:tblCellMar>
-      </w:tblPr>
-      <w:tblGrid>
-        <w:gridCol w:w="691"/>
-        <w:gridCol w:w="1944"/>
-        <w:gridCol w:w="7301"/>
-      </w:tblGrid>
-      <w:tr>
-        <w:trPr>
-          <w:cantSplit/>
-          <w:tblHeader/>
-        </w:trPr>
-        <w:tc>
-          <w:tcPr>
-            <w:tcW w:type="dxa" w:w="691"/>
-            <w:vAlign w:val="center"/>
-            <w:shd w:fill="E7EDF2"/>
-          </w:tcPr>
-          <w:p>
-            <w:pPr>
-              <w:spacing w:before="0" w:after="0" w:line="269" w:lineRule="auto"/>
-              <w:jc w:val="center"/>
-            </w:pPr>
-            <w:r>
-              <w:rPr>
-                <w:rFonts w:ascii="Arial" w:hAnsi="Arial" w:eastAsia="Noto Sans CJK SC"/>
-                <w:b/>
-                <w:color w:val="000000"/>
-                <w:sz w:val="21"/>
-                <w:lang w:val="zh-CN" w:eastAsia="zh-CN"/>
-              </w:rPr>
-              <w:t>编号</w:t>
-            </w:r>
-          </w:p>
-        </w:tc>
-        <w:tc>
-          <w:tcPr>
-            <w:tcW w:type="dxa" w:w="1944"/>
-            <w:vAlign w:val="center"/>
-            <w:shd w:fill="E7EDF2"/>
-          </w:tcPr>
-          <w:p>
-            <w:pPr>
-              <w:spacing w:before="0" w:after="0" w:line="269" w:lineRule="auto"/>
-            </w:pPr>
-            <w:r>
-              <w:rPr>
-                <w:rFonts w:ascii="Arial" w:hAnsi="Arial" w:eastAsia="Noto Sans CJK SC"/>
-                <w:b/>
-                <w:color w:val="000000"/>
-                <w:sz w:val="21"/>
-                <w:lang w:val="zh-CN" w:eastAsia="zh-CN"/>
-              </w:rPr>
-              <w:t>模块</w:t>
-            </w:r>
-          </w:p>
-        </w:tc>
-        <w:tc>
-          <w:tcPr>
-            <w:tcW w:type="dxa" w:w="7301"/>
-            <w:vAlign w:val="center"/>
-            <w:shd w:fill="E7EDF2"/>
-          </w:tcPr>
-          <w:p>
-            <w:pPr>
-              <w:spacing w:before="0" w:after="0" w:line="269" w:lineRule="auto"/>
-            </w:pPr>
-            <w:r>
-              <w:rPr>
-                <w:rFonts w:ascii="Arial" w:hAnsi="Arial" w:eastAsia="Noto Sans CJK SC"/>
-                <w:b/>
-                <w:color w:val="000000"/>
-                <w:sz w:val="21"/>
-                <w:lang w:val="zh-CN" w:eastAsia="zh-CN"/>
-              </w:rPr>
-              <w:t>包含内容</w:t>
-            </w:r>
-          </w:p>
-        </w:tc>
-      </w:tr>
-      <w:tr>
-        <w:trPr>
-          <w:cantSplit/>
-        </w:trPr>
-        <w:tc>
-          <w:tcPr>
-            <w:tcW w:type="dxa" w:w="691"/>
-            <w:vAlign w:val="center"/>
-          </w:tcPr>
-          <w:p>
-            <w:pPr>
-              <w:spacing w:before="0" w:after="0" w:line="269" w:lineRule="auto"/>
-              <w:jc w:val="center"/>
-            </w:pPr>
-            <w:r>
-              <w:rPr>
-                <w:rFonts w:ascii="Arial" w:hAnsi="Arial" w:eastAsia="Noto Sans CJK SC"/>
-                <w:b w:val="0"/>
-                <w:color w:val="000000"/>
-                <w:sz w:val="21"/>
-                <w:lang w:val="zh-CN" w:eastAsia="zh-CN"/>
-              </w:rPr>
-              <w:t>M40</w:t>
-            </w:r>
-          </w:p>
-        </w:tc>
-        <w:tc>
-          <w:tcPr>
-            <w:tcW w:type="dxa" w:w="1944"/>
-            <w:vAlign w:val="center"/>
-          </w:tcPr>
-          <w:p>
-            <w:pPr>
-              <w:spacing w:before="0" w:after="0" w:line="269" w:lineRule="auto"/>
-            </w:pPr>
-            <w:r>
-              <w:rPr>
-                <w:rFonts w:ascii="Arial" w:hAnsi="Arial" w:eastAsia="Noto Sans CJK SC"/>
-                <w:b w:val="0"/>
-                <w:color w:val="000000"/>
-                <w:sz w:val="21"/>
-                <w:lang w:val="zh-CN" w:eastAsia="zh-CN"/>
-              </w:rPr>
-              <w:t>模式与准备</w:t>
-            </w:r>
-          </w:p>
-        </w:tc>
-        <w:tc>
-          <w:tcPr>
-            <w:tcW w:type="dxa" w:w="7301"/>
-            <w:vAlign w:val="center"/>
-          </w:tcPr>
-          <w:p>
-            <w:pPr>
-              <w:spacing w:before="0" w:after="0" w:line="269" w:lineRule="auto"/>
-            </w:pPr>
-            <w:r>
-              <w:rPr>
-                <w:rFonts w:ascii="Arial" w:hAnsi="Arial" w:eastAsia="Noto Sans CJK SC"/>
-                <w:b w:val="0"/>
-                <w:color w:val="000000"/>
-                <w:sz w:val="21"/>
-                <w:lang w:val="zh-CN" w:eastAsia="zh-CN"/>
-              </w:rPr>
-              <w:t>单人或联机入口、集结、队伍和准备。单人不需要邀请码或离队操作。</w:t>
-            </w:r>
-          </w:p>
-        </w:tc>
-      </w:tr>
-      <w:tr>
-        <w:trPr>
-          <w:cantSplit/>
-        </w:trPr>
-        <w:tc>
-          <w:tcPr>
-            <w:tcW w:type="dxa" w:w="691"/>
-            <w:vAlign w:val="center"/>
-          </w:tcPr>
-          <w:p>
-            <w:pPr>
-              <w:spacing w:before="0" w:after="0" w:line="269" w:lineRule="auto"/>
-              <w:jc w:val="center"/>
-            </w:pPr>
-            <w:r>
-              <w:rPr>
-                <w:rFonts w:ascii="Arial" w:hAnsi="Arial" w:eastAsia="Noto Sans CJK SC"/>
-                <w:b w:val="0"/>
-                <w:color w:val="000000"/>
-                <w:sz w:val="21"/>
-                <w:lang w:val="zh-CN" w:eastAsia="zh-CN"/>
-              </w:rPr>
-              <w:t>M41</w:t>
-            </w:r>
-          </w:p>
-        </w:tc>
-        <w:tc>
-          <w:tcPr>
-            <w:tcW w:type="dxa" w:w="1944"/>
-            <w:vAlign w:val="center"/>
-          </w:tcPr>
-          <w:p>
-            <w:pPr>
-              <w:spacing w:before="0" w:after="0" w:line="269" w:lineRule="auto"/>
-            </w:pPr>
-            <w:r>
-              <w:rPr>
-                <w:rFonts w:ascii="Arial" w:hAnsi="Arial" w:eastAsia="Noto Sans CJK SC"/>
-                <w:b w:val="0"/>
-                <w:color w:val="000000"/>
-                <w:sz w:val="21"/>
-                <w:lang w:val="zh-CN" w:eastAsia="zh-CN"/>
-              </w:rPr>
-              <w:t>赏金战局</w:t>
-            </w:r>
-          </w:p>
-        </w:tc>
-        <w:tc>
-          <w:tcPr>
-            <w:tcW w:type="dxa" w:w="7301"/>
-            <w:vAlign w:val="center"/>
-          </w:tcPr>
-          <w:p>
-            <w:pPr>
-              <w:spacing w:before="0" w:after="0" w:line="269" w:lineRule="auto"/>
-            </w:pPr>
-            <w:r>
-              <w:rPr>
-                <w:rFonts w:ascii="Arial" w:hAnsi="Arial" w:eastAsia="Noto Sans CJK SC"/>
-                <w:b w:val="0"/>
-                <w:color w:val="000000"/>
-                <w:sz w:val="21"/>
-                <w:lang w:val="zh-CN" w:eastAsia="zh-CN"/>
-              </w:rPr>
-              <w:t>阶段、目标、放逐进度、赏金地面或携带归属、出口和越界。</w:t>
-            </w:r>
-          </w:p>
-        </w:tc>
-      </w:tr>
-      <w:tr>
-        <w:trPr>
-          <w:cantSplit/>
-        </w:trPr>
-        <w:tc>
-          <w:tcPr>
-            <w:tcW w:type="dxa" w:w="691"/>
-            <w:vAlign w:val="center"/>
-          </w:tcPr>
-          <w:p>
-            <w:pPr>
-              <w:spacing w:before="0" w:after="0" w:line="269" w:lineRule="auto"/>
-              <w:jc w:val="center"/>
-            </w:pPr>
-            <w:r>
-              <w:rPr>
-                <w:rFonts w:ascii="Arial" w:hAnsi="Arial" w:eastAsia="Noto Sans CJK SC"/>
-                <w:b w:val="0"/>
-                <w:color w:val="000000"/>
-                <w:sz w:val="21"/>
-                <w:lang w:val="zh-CN" w:eastAsia="zh-CN"/>
-              </w:rPr>
-              <w:t>M42</w:t>
-            </w:r>
-          </w:p>
-        </w:tc>
-        <w:tc>
-          <w:tcPr>
-            <w:tcW w:type="dxa" w:w="1944"/>
-            <w:vAlign w:val="center"/>
-          </w:tcPr>
-          <w:p>
-            <w:pPr>
-              <w:spacing w:before="0" w:after="0" w:line="269" w:lineRule="auto"/>
-            </w:pPr>
-            <w:r>
-              <w:rPr>
-                <w:rFonts w:ascii="Arial" w:hAnsi="Arial" w:eastAsia="Noto Sans CJK SC"/>
-                <w:b w:val="0"/>
-                <w:color w:val="000000"/>
-                <w:sz w:val="21"/>
-                <w:lang w:val="zh-CN" w:eastAsia="zh-CN"/>
-              </w:rPr>
-              <w:t>暗视</w:t>
-            </w:r>
-          </w:p>
-        </w:tc>
-        <w:tc>
-          <w:tcPr>
-            <w:tcW w:type="dxa" w:w="7301"/>
-            <w:vAlign w:val="center"/>
-          </w:tcPr>
-          <w:p>
-            <w:pPr>
-              <w:spacing w:before="0" w:after="0" w:line="269" w:lineRule="auto"/>
-            </w:pPr>
-            <w:r>
-              <w:rPr>
-                <w:rFonts w:ascii="Arial" w:hAnsi="Arial" w:eastAsia="Noto Sans CJK SC"/>
-                <w:b w:val="0"/>
-                <w:color w:val="000000"/>
-                <w:sz w:val="21"/>
-                <w:lang w:val="zh-CN" w:eastAsia="zh-CN"/>
-              </w:rPr>
-              <w:t>预算、使用中、耗尽和授权模糊存在感；不提供精确敌方轮廓。</w:t>
-            </w:r>
-          </w:p>
-        </w:tc>
-      </w:tr>
-      <w:tr>
-        <w:trPr>
-          <w:cantSplit/>
-        </w:trPr>
-        <w:tc>
-          <w:tcPr>
-            <w:tcW w:type="dxa" w:w="691"/>
-            <w:vAlign w:val="center"/>
-          </w:tcPr>
-          <w:p>
-            <w:pPr>
-              <w:spacing w:before="0" w:after="0" w:line="269" w:lineRule="auto"/>
-              <w:jc w:val="center"/>
-            </w:pPr>
-            <w:r>
-              <w:rPr>
-                <w:rFonts w:ascii="Arial" w:hAnsi="Arial" w:eastAsia="Noto Sans CJK SC"/>
-                <w:b w:val="0"/>
-                <w:color w:val="000000"/>
-                <w:sz w:val="21"/>
-                <w:lang w:val="zh-CN" w:eastAsia="zh-CN"/>
-              </w:rPr>
-              <w:t>M43</w:t>
-            </w:r>
-          </w:p>
-        </w:tc>
-        <w:tc>
-          <w:tcPr>
-            <w:tcW w:type="dxa" w:w="1944"/>
-            <w:vAlign w:val="center"/>
-          </w:tcPr>
-          <w:p>
-            <w:pPr>
-              <w:spacing w:before="0" w:after="0" w:line="269" w:lineRule="auto"/>
-            </w:pPr>
-            <w:r>
-              <w:rPr>
-                <w:rFonts w:ascii="Arial" w:hAnsi="Arial" w:eastAsia="Noto Sans CJK SC"/>
-                <w:b w:val="0"/>
-                <w:color w:val="000000"/>
-                <w:sz w:val="21"/>
-                <w:lang w:val="zh-CN" w:eastAsia="zh-CN"/>
-              </w:rPr>
-              <w:t>小队与救援</w:t>
-            </w:r>
-          </w:p>
-        </w:tc>
-        <w:tc>
-          <w:tcPr>
-            <w:tcW w:type="dxa" w:w="7301"/>
-            <w:vAlign w:val="center"/>
-          </w:tcPr>
-          <w:p>
-            <w:pPr>
-              <w:spacing w:before="0" w:after="0" w:line="269" w:lineRule="auto"/>
-            </w:pPr>
-            <w:r>
-              <w:rPr>
-                <w:rFonts w:ascii="Arial" w:hAnsi="Arial" w:eastAsia="Noto Sans CJK SC"/>
-                <w:b w:val="0"/>
-                <w:color w:val="000000"/>
-                <w:sz w:val="21"/>
-                <w:lang w:val="zh-CN" w:eastAsia="zh-CN"/>
-              </w:rPr>
-              <w:t>队友状态、倒地、救援进度、取消、受阻和本人状态。</w:t>
-            </w:r>
-          </w:p>
-        </w:tc>
-      </w:tr>
-      <w:tr>
-        <w:trPr>
-          <w:cantSplit/>
-        </w:trPr>
-        <w:tc>
-          <w:tcPr>
-            <w:tcW w:type="dxa" w:w="691"/>
-            <w:vAlign w:val="center"/>
-          </w:tcPr>
-          <w:p>
-            <w:pPr>
-              <w:spacing w:before="0" w:after="0" w:line="269" w:lineRule="auto"/>
-              <w:jc w:val="center"/>
-            </w:pPr>
-            <w:r>
-              <w:rPr>
-                <w:rFonts w:ascii="Arial" w:hAnsi="Arial" w:eastAsia="Noto Sans CJK SC"/>
-                <w:b w:val="0"/>
-                <w:color w:val="000000"/>
-                <w:sz w:val="21"/>
-                <w:lang w:val="zh-CN" w:eastAsia="zh-CN"/>
-              </w:rPr>
-              <w:t>M44</w:t>
-            </w:r>
-          </w:p>
-        </w:tc>
-        <w:tc>
-          <w:tcPr>
-            <w:tcW w:type="dxa" w:w="1944"/>
-            <w:vAlign w:val="center"/>
-          </w:tcPr>
-          <w:p>
-            <w:pPr>
-              <w:spacing w:before="0" w:after="0" w:line="269" w:lineRule="auto"/>
-            </w:pPr>
-            <w:r>
-              <w:rPr>
-                <w:rFonts w:ascii="Arial" w:hAnsi="Arial" w:eastAsia="Noto Sans CJK SC"/>
-                <w:b w:val="0"/>
-                <w:color w:val="000000"/>
-                <w:sz w:val="21"/>
-                <w:lang w:val="zh-CN" w:eastAsia="zh-CN"/>
-              </w:rPr>
-              <w:t>赏金结算与下一局</w:t>
-            </w:r>
-          </w:p>
-        </w:tc>
-        <w:tc>
-          <w:tcPr>
-            <w:tcW w:type="dxa" w:w="7301"/>
-            <w:vAlign w:val="center"/>
-          </w:tcPr>
-          <w:p>
-            <w:pPr>
-              <w:spacing w:before="0" w:after="0" w:line="269" w:lineRule="auto"/>
-            </w:pPr>
-            <w:r>
-              <w:rPr>
-                <w:rFonts w:ascii="Arial" w:hAnsi="Arial" w:eastAsia="Noto Sans CJK SC"/>
-                <w:b w:val="0"/>
-                <w:color w:val="000000"/>
-                <w:sz w:val="21"/>
-                <w:lang w:val="zh-CN" w:eastAsia="zh-CN"/>
-              </w:rPr>
-              <w:t>玩法结果、保存、返回准备区和下一局资格。共用下方结算能力。</w:t>
-            </w:r>
-          </w:p>
-        </w:tc>
-      </w:tr>
-    </w:tbl>
-    <w:p>
-      <w:pPr>
-        <w:spacing w:after="20" w:before="0" w:line="96" w:lineRule="auto"/>
-      </w:pPr>
-      <w:r>
-        <w:rPr>
-          <w:sz w:val="4"/>
-        </w:rPr>
-      </w:r>
-    </w:p>
-    <w:p>
-      <w:pPr>
-        <w:pStyle w:val="Heading2"/>
-      </w:pPr>
-      <w:r>
-        <w:rPr>
-          <w:rFonts w:ascii="Arial" w:hAnsi="Arial" w:eastAsia="Noto Sans CJK SC"/>
-          <w:b w:val="0"/>
-          <w:color w:val="000000"/>
-          <w:lang w:val="zh-CN" w:eastAsia="zh-CN"/>
-        </w:rPr>
-        <w:t>各玩法共用的结算层级</w:t>
-      </w:r>
-    </w:p>
-    <w:tbl>
-      <w:tblPr>
-        <w:tblW w:type="auto" w:w="0"/>
-        <w:jc w:val="center"/>
-        <w:tblLayout w:type="fixed"/>
-        <w:tblLook w:firstColumn="1" w:firstRow="1" w:lastColumn="0" w:lastRow="0" w:noHBand="0" w:noVBand="1" w:val="04A0"/>
-        <w:tblBorders>
-          <w:top w:val="single" w:sz="5" w:color="D9D9D9"/>
-          <w:left w:val="single" w:sz="5" w:color="D9D9D9"/>
-          <w:bottom w:val="single" w:sz="5" w:color="D9D9D9"/>
-          <w:right w:val="single" w:sz="5" w:color="D9D9D9"/>
-          <w:insideH w:val="single" w:sz="5" w:color="D9D9D9"/>
-          <w:insideV w:val="single" w:sz="5" w:color="D9D9D9"/>
-        </w:tblBorders>
-        <w:tblCellMar>
-          <w:top w:w="85" w:type="dxa"/>
-          <w:bottom w:w="85" w:type="dxa"/>
-          <w:left w:w="100" w:type="dxa"/>
-          <w:right w:w="100" w:type="dxa"/>
-        </w:tblCellMar>
-      </w:tblPr>
-      <w:tblGrid>
-        <w:gridCol w:w="691"/>
-        <w:gridCol w:w="1944"/>
-        <w:gridCol w:w="7301"/>
-      </w:tblGrid>
-      <w:tr>
-        <w:trPr>
-          <w:cantSplit/>
-          <w:tblHeader/>
-        </w:trPr>
-        <w:tc>
-          <w:tcPr>
-            <w:tcW w:type="dxa" w:w="691"/>
-            <w:vAlign w:val="center"/>
-            <w:shd w:fill="E7EDF2"/>
-          </w:tcPr>
-          <w:p>
-            <w:pPr>
-              <w:spacing w:before="0" w:after="0" w:line="269" w:lineRule="auto"/>
-              <w:jc w:val="center"/>
-            </w:pPr>
-            <w:r>
-              <w:rPr>
-                <w:rFonts w:ascii="Arial" w:hAnsi="Arial" w:eastAsia="Noto Sans CJK SC"/>
-                <w:b/>
-                <w:color w:val="000000"/>
-                <w:sz w:val="21"/>
-                <w:lang w:val="zh-CN" w:eastAsia="zh-CN"/>
-              </w:rPr>
-              <w:t>编号</w:t>
-            </w:r>
-          </w:p>
-        </w:tc>
-        <w:tc>
-          <w:tcPr>
-            <w:tcW w:type="dxa" w:w="1944"/>
-            <w:vAlign w:val="center"/>
-            <w:shd w:fill="E7EDF2"/>
-          </w:tcPr>
-          <w:p>
-            <w:pPr>
-              <w:spacing w:before="0" w:after="0" w:line="269" w:lineRule="auto"/>
-            </w:pPr>
-            <w:r>
-              <w:rPr>
-                <w:rFonts w:ascii="Arial" w:hAnsi="Arial" w:eastAsia="Noto Sans CJK SC"/>
-                <w:b/>
-                <w:color w:val="000000"/>
-                <w:sz w:val="21"/>
-                <w:lang w:val="zh-CN" w:eastAsia="zh-CN"/>
-              </w:rPr>
-              <w:t>模块</w:t>
-            </w:r>
-          </w:p>
-        </w:tc>
-        <w:tc>
-          <w:tcPr>
-            <w:tcW w:type="dxa" w:w="7301"/>
-            <w:vAlign w:val="center"/>
-            <w:shd w:fill="E7EDF2"/>
-          </w:tcPr>
-          <w:p>
-            <w:pPr>
-              <w:spacing w:before="0" w:after="0" w:line="269" w:lineRule="auto"/>
-            </w:pPr>
-            <w:r>
-              <w:rPr>
-                <w:rFonts w:ascii="Arial" w:hAnsi="Arial" w:eastAsia="Noto Sans CJK SC"/>
-                <w:b/>
-                <w:color w:val="000000"/>
-                <w:sz w:val="21"/>
-                <w:lang w:val="zh-CN" w:eastAsia="zh-CN"/>
-              </w:rPr>
-              <w:t>包含内容</w:t>
-            </w:r>
-          </w:p>
-        </w:tc>
-      </w:tr>
-      <w:tr>
-        <w:trPr>
-          <w:cantSplit/>
-        </w:trPr>
-        <w:tc>
-          <w:tcPr>
-            <w:tcW w:type="dxa" w:w="691"/>
-            <w:vAlign w:val="center"/>
-          </w:tcPr>
-          <w:p>
-            <w:pPr>
-              <w:spacing w:before="0" w:after="0" w:line="269" w:lineRule="auto"/>
-              <w:jc w:val="center"/>
-            </w:pPr>
-            <w:r>
-              <w:rPr>
-                <w:rFonts w:ascii="Arial" w:hAnsi="Arial" w:eastAsia="Noto Sans CJK SC"/>
-                <w:b w:val="0"/>
-                <w:color w:val="000000"/>
-                <w:sz w:val="21"/>
-                <w:lang w:val="zh-CN" w:eastAsia="zh-CN"/>
-              </w:rPr>
-              <w:t>M36</w:t>
-            </w:r>
-          </w:p>
-        </w:tc>
-        <w:tc>
-          <w:tcPr>
-            <w:tcW w:type="dxa" w:w="1944"/>
-            <w:vAlign w:val="center"/>
-          </w:tcPr>
-          <w:p>
-            <w:pPr>
-              <w:spacing w:before="0" w:after="0" w:line="269" w:lineRule="auto"/>
-            </w:pPr>
-            <w:r>
-              <w:rPr>
-                <w:rFonts w:ascii="Arial" w:hAnsi="Arial" w:eastAsia="Noto Sans CJK SC"/>
-                <w:b w:val="0"/>
-                <w:color w:val="000000"/>
-                <w:sz w:val="21"/>
-                <w:lang w:val="zh-CN" w:eastAsia="zh-CN"/>
-              </w:rPr>
-              <w:t>行动结果</w:t>
-            </w:r>
-          </w:p>
-        </w:tc>
-        <w:tc>
-          <w:tcPr>
-            <w:tcW w:type="dxa" w:w="7301"/>
-            <w:vAlign w:val="center"/>
-          </w:tcPr>
-          <w:p>
-            <w:pPr>
-              <w:spacing w:before="0" w:after="0" w:line="269" w:lineRule="auto"/>
-            </w:pPr>
-            <w:r>
-              <w:rPr>
-                <w:rFonts w:ascii="Arial" w:hAnsi="Arial" w:eastAsia="Noto Sans CJK SC"/>
-                <w:b w:val="0"/>
-                <w:color w:val="000000"/>
-                <w:sz w:val="21"/>
-                <w:lang w:val="zh-CN" w:eastAsia="zh-CN"/>
-              </w:rPr>
-              <w:t>成功撤离、死亡或超时；原因、收益摘要和后续入口。</w:t>
-            </w:r>
-          </w:p>
-        </w:tc>
-      </w:tr>
-      <w:tr>
-        <w:trPr>
-          <w:cantSplit/>
-        </w:trPr>
-        <w:tc>
-          <w:tcPr>
-            <w:tcW w:type="dxa" w:w="691"/>
-            <w:vAlign w:val="center"/>
-          </w:tcPr>
-          <w:p>
-            <w:pPr>
-              <w:spacing w:before="0" w:after="0" w:line="269" w:lineRule="auto"/>
-              <w:jc w:val="center"/>
-            </w:pPr>
-            <w:r>
-              <w:rPr>
-                <w:rFonts w:ascii="Arial" w:hAnsi="Arial" w:eastAsia="Noto Sans CJK SC"/>
-                <w:b w:val="0"/>
-                <w:color w:val="000000"/>
-                <w:sz w:val="21"/>
-                <w:lang w:val="zh-CN" w:eastAsia="zh-CN"/>
-              </w:rPr>
-              <w:t>M37</w:t>
-            </w:r>
-          </w:p>
-        </w:tc>
-        <w:tc>
-          <w:tcPr>
-            <w:tcW w:type="dxa" w:w="1944"/>
-            <w:vAlign w:val="center"/>
-          </w:tcPr>
-          <w:p>
-            <w:pPr>
-              <w:spacing w:before="0" w:after="0" w:line="269" w:lineRule="auto"/>
-            </w:pPr>
-            <w:r>
-              <w:rPr>
-                <w:rFonts w:ascii="Arial" w:hAnsi="Arial" w:eastAsia="Noto Sans CJK SC"/>
-                <w:b w:val="0"/>
-                <w:color w:val="000000"/>
-                <w:sz w:val="21"/>
-                <w:lang w:val="zh-CN" w:eastAsia="zh-CN"/>
-              </w:rPr>
-              <w:t>物资明细</w:t>
-            </w:r>
-          </w:p>
-        </w:tc>
-        <w:tc>
-          <w:tcPr>
-            <w:tcW w:type="dxa" w:w="7301"/>
-            <w:vAlign w:val="center"/>
-          </w:tcPr>
-          <w:p>
-            <w:pPr>
-              <w:spacing w:before="0" w:after="0" w:line="269" w:lineRule="auto"/>
-            </w:pPr>
-            <w:r>
-              <w:rPr>
-                <w:rFonts w:ascii="Arial" w:hAnsi="Arial" w:eastAsia="Noto Sans CJK SC"/>
-                <w:b w:val="0"/>
-                <w:color w:val="000000"/>
-                <w:sz w:val="21"/>
-                <w:lang w:val="zh-CN" w:eastAsia="zh-CN"/>
-              </w:rPr>
-              <w:t>带出物、完整容器树和失败后的保护返还。</w:t>
-            </w:r>
-          </w:p>
-        </w:tc>
-      </w:tr>
-      <w:tr>
-        <w:trPr>
-          <w:cantSplit/>
-        </w:trPr>
-        <w:tc>
-          <w:tcPr>
-            <w:tcW w:type="dxa" w:w="691"/>
-            <w:vAlign w:val="center"/>
-          </w:tcPr>
-          <w:p>
-            <w:pPr>
-              <w:spacing w:before="0" w:after="0" w:line="269" w:lineRule="auto"/>
-              <w:jc w:val="center"/>
-            </w:pPr>
-            <w:r>
-              <w:rPr>
-                <w:rFonts w:ascii="Arial" w:hAnsi="Arial" w:eastAsia="Noto Sans CJK SC"/>
-                <w:b w:val="0"/>
-                <w:color w:val="000000"/>
-                <w:sz w:val="21"/>
-                <w:lang w:val="zh-CN" w:eastAsia="zh-CN"/>
-              </w:rPr>
-              <w:t>M38</w:t>
-            </w:r>
-          </w:p>
-        </w:tc>
-        <w:tc>
-          <w:tcPr>
-            <w:tcW w:type="dxa" w:w="1944"/>
-            <w:vAlign w:val="center"/>
-          </w:tcPr>
-          <w:p>
-            <w:pPr>
-              <w:spacing w:before="0" w:after="0" w:line="269" w:lineRule="auto"/>
-            </w:pPr>
-            <w:r>
-              <w:rPr>
-                <w:rFonts w:ascii="Arial" w:hAnsi="Arial" w:eastAsia="Noto Sans CJK SC"/>
-                <w:b w:val="0"/>
-                <w:color w:val="000000"/>
-                <w:sz w:val="21"/>
-                <w:lang w:val="zh-CN" w:eastAsia="zh-CN"/>
-              </w:rPr>
-              <w:t>保存入库与再出发</w:t>
-            </w:r>
-          </w:p>
-        </w:tc>
-        <w:tc>
-          <w:tcPr>
-            <w:tcW w:type="dxa" w:w="7301"/>
-            <w:vAlign w:val="center"/>
-          </w:tcPr>
-          <w:p>
-            <w:pPr>
-              <w:spacing w:before="0" w:after="0" w:line="269" w:lineRule="auto"/>
-            </w:pPr>
-            <w:r>
-              <w:rPr>
-                <w:rFonts w:ascii="Arial" w:hAnsi="Arial" w:eastAsia="Noto Sans CJK SC"/>
-                <w:b w:val="0"/>
-                <w:color w:val="000000"/>
-                <w:sz w:val="21"/>
-                <w:lang w:val="zh-CN" w:eastAsia="zh-CN"/>
-              </w:rPr>
-              <w:t>保存中、失败重试、确认完成、入库结果和再次出发资格。</w:t>
-            </w:r>
-          </w:p>
-        </w:tc>
-      </w:tr>
-      <w:tr>
-        <w:trPr>
-          <w:cantSplit/>
-        </w:trPr>
-        <w:tc>
-          <w:tcPr>
-            <w:tcW w:type="dxa" w:w="691"/>
-            <w:vAlign w:val="center"/>
-          </w:tcPr>
-          <w:p>
-            <w:pPr>
-              <w:spacing w:before="0" w:after="0" w:line="269" w:lineRule="auto"/>
-              <w:jc w:val="center"/>
-            </w:pPr>
-            <w:r>
-              <w:rPr>
-                <w:rFonts w:ascii="Arial" w:hAnsi="Arial" w:eastAsia="Noto Sans CJK SC"/>
-                <w:b w:val="0"/>
-                <w:color w:val="000000"/>
-                <w:sz w:val="21"/>
-                <w:lang w:val="zh-CN" w:eastAsia="zh-CN"/>
-              </w:rPr>
-              <w:t>M39</w:t>
-            </w:r>
-          </w:p>
-        </w:tc>
-        <w:tc>
-          <w:tcPr>
-            <w:tcW w:type="dxa" w:w="1944"/>
-            <w:vAlign w:val="center"/>
-          </w:tcPr>
-          <w:p>
-            <w:pPr>
-              <w:spacing w:before="0" w:after="0" w:line="269" w:lineRule="auto"/>
-            </w:pPr>
-            <w:r>
-              <w:rPr>
-                <w:rFonts w:ascii="Arial" w:hAnsi="Arial" w:eastAsia="Noto Sans CJK SC"/>
-                <w:b w:val="0"/>
-                <w:color w:val="000000"/>
-                <w:sz w:val="21"/>
-                <w:lang w:val="zh-CN" w:eastAsia="zh-CN"/>
-              </w:rPr>
-              <w:t>待领取区</w:t>
-            </w:r>
-          </w:p>
-        </w:tc>
-        <w:tc>
-          <w:tcPr>
-            <w:tcW w:type="dxa" w:w="7301"/>
-            <w:vAlign w:val="center"/>
-          </w:tcPr>
-          <w:p>
-            <w:pPr>
-              <w:spacing w:before="0" w:after="0" w:line="269" w:lineRule="auto"/>
-            </w:pPr>
-            <w:r>
-              <w:rPr>
-                <w:rFonts w:ascii="Arial" w:hAnsi="Arial" w:eastAsia="Noto Sans CJK SC"/>
-                <w:b w:val="0"/>
-                <w:color w:val="000000"/>
-                <w:sz w:val="21"/>
-                <w:lang w:val="zh-CN" w:eastAsia="zh-CN"/>
-              </w:rPr>
-              <w:t>未能入库的物品、单项或全部可领取、空间不足、部分成功和出发限制。</w:t>
-            </w:r>
-          </w:p>
-        </w:tc>
-      </w:tr>
-    </w:tbl>
-    <w:p>
-      <w:pPr>
-        <w:spacing w:after="20" w:before="0" w:line="96" w:lineRule="auto"/>
-      </w:pPr>
-      <w:r>
-        <w:rPr>
-          <w:sz w:val="4"/>
-        </w:rPr>
-      </w:r>
-    </w:p>
-    <w:p>
-      <w:r>
-        <w:rPr>
-          <w:rFonts w:ascii="Arial" w:hAnsi="Arial" w:eastAsia="Noto Sans CJK SC"/>
-          <w:b w:val="0"/>
-          <w:color w:val="000000"/>
-          <w:lang w:val="zh-CN" w:eastAsia="zh-CN"/>
-        </w:rPr>
-        <w:t>功能关系：撤离或失败后先有行动结果，再确认物资去向与保存。页面可以合并，但这几个信息层不能丢。保存确认前不得表示可以安全再出发。</w:t>
-      </w:r>
-    </w:p>
-    <w:p>
-      <w:r>
-        <w:rPr>
-          <w:rFonts w:ascii="Arial" w:hAnsi="Arial" w:eastAsia="Noto Sans CJK SC"/>
-          <w:b w:val="0"/>
-          <w:color w:val="000000"/>
-          <w:lang w:val="zh-CN" w:eastAsia="zh-CN"/>
-        </w:rPr>
-        <w:t>待领取区从仓库等管理入口访问。个人保险箱 M12、出发保险 M25 和待领取 M39 三者不同。死亡保护不代表成功撤离，也不授予赏金或任务首次成果。</w:t>
-      </w:r>
-    </w:p>
-    <w:p>
-      <w:r>
-        <w:br w:type="page"/>
-      </w:r>
-    </w:p>
-    <w:p>
-      <w:pPr>
-        <w:pStyle w:val="Heading1"/>
-      </w:pPr>
-      <w:r>
-        <w:rPr>
-          <w:rFonts w:ascii="Arial" w:hAnsi="Arial" w:eastAsia="Noto Sans CJK SC"/>
-          <w:b w:val="0"/>
-          <w:color w:val="000000"/>
-          <w:lang w:val="zh-CN" w:eastAsia="zh-CN"/>
-        </w:rPr>
-        <w:t>系统边界与模块核对</w:t>
-      </w:r>
-    </w:p>
-    <w:p>
-      <w:pPr>
-        <w:pStyle w:val="Heading2"/>
-      </w:pPr>
-      <w:r>
-        <w:rPr>
-          <w:rFonts w:ascii="Arial" w:hAnsi="Arial" w:eastAsia="Noto Sans CJK SC"/>
-          <w:b w:val="0"/>
-          <w:color w:val="000000"/>
-          <w:lang w:val="zh-CN" w:eastAsia="zh-CN"/>
-        </w:rPr>
-        <w:t>系统辅助模块</w:t>
-      </w:r>
-    </w:p>
-    <w:tbl>
-      <w:tblPr>
-        <w:tblW w:type="auto" w:w="0"/>
-        <w:jc w:val="center"/>
-        <w:tblLayout w:type="fixed"/>
-        <w:tblLook w:firstColumn="1" w:firstRow="1" w:lastColumn="0" w:lastRow="0" w:noHBand="0" w:noVBand="1" w:val="04A0"/>
-        <w:tblBorders>
-          <w:top w:val="single" w:sz="5" w:color="D9D9D9"/>
-          <w:left w:val="single" w:sz="5" w:color="D9D9D9"/>
-          <w:bottom w:val="single" w:sz="5" w:color="D9D9D9"/>
-          <w:right w:val="single" w:sz="5" w:color="D9D9D9"/>
-          <w:insideH w:val="single" w:sz="5" w:color="D9D9D9"/>
-          <w:insideV w:val="single" w:sz="5" w:color="D9D9D9"/>
-        </w:tblBorders>
-        <w:tblCellMar>
-          <w:top w:w="85" w:type="dxa"/>
-          <w:bottom w:w="85" w:type="dxa"/>
-          <w:left w:w="100" w:type="dxa"/>
-          <w:right w:w="100" w:type="dxa"/>
-        </w:tblCellMar>
-      </w:tblPr>
-      <w:tblGrid>
-        <w:gridCol w:w="691"/>
-        <w:gridCol w:w="1944"/>
-        <w:gridCol w:w="7301"/>
-      </w:tblGrid>
-      <w:tr>
-        <w:trPr>
-          <w:cantSplit/>
-          <w:tblHeader/>
-        </w:trPr>
-        <w:tc>
-          <w:tcPr>
-            <w:tcW w:type="dxa" w:w="691"/>
-            <w:vAlign w:val="center"/>
-            <w:shd w:fill="E7EDF2"/>
-          </w:tcPr>
-          <w:p>
-            <w:pPr>
-              <w:spacing w:before="0" w:after="0" w:line="269" w:lineRule="auto"/>
-              <w:jc w:val="center"/>
-            </w:pPr>
-            <w:r>
-              <w:rPr>
-                <w:rFonts w:ascii="Arial" w:hAnsi="Arial" w:eastAsia="Noto Sans CJK SC"/>
-                <w:b/>
-                <w:color w:val="000000"/>
-                <w:sz w:val="21"/>
-                <w:lang w:val="zh-CN" w:eastAsia="zh-CN"/>
-              </w:rPr>
-              <w:t>编号</w:t>
-            </w:r>
-          </w:p>
-        </w:tc>
-        <w:tc>
-          <w:tcPr>
-            <w:tcW w:type="dxa" w:w="1944"/>
-            <w:vAlign w:val="center"/>
-            <w:shd w:fill="E7EDF2"/>
-          </w:tcPr>
-          <w:p>
-            <w:pPr>
-              <w:spacing w:before="0" w:after="0" w:line="269" w:lineRule="auto"/>
-            </w:pPr>
-            <w:r>
-              <w:rPr>
-                <w:rFonts w:ascii="Arial" w:hAnsi="Arial" w:eastAsia="Noto Sans CJK SC"/>
-                <w:b/>
-                <w:color w:val="000000"/>
-                <w:sz w:val="21"/>
-                <w:lang w:val="zh-CN" w:eastAsia="zh-CN"/>
-              </w:rPr>
-              <w:t>模块</w:t>
-            </w:r>
-          </w:p>
-        </w:tc>
-        <w:tc>
-          <w:tcPr>
-            <w:tcW w:type="dxa" w:w="7301"/>
-            <w:vAlign w:val="center"/>
-            <w:shd w:fill="E7EDF2"/>
-          </w:tcPr>
-          <w:p>
-            <w:pPr>
-              <w:spacing w:before="0" w:after="0" w:line="269" w:lineRule="auto"/>
-            </w:pPr>
-            <w:r>
-              <w:rPr>
-                <w:rFonts w:ascii="Arial" w:hAnsi="Arial" w:eastAsia="Noto Sans CJK SC"/>
-                <w:b/>
-                <w:color w:val="000000"/>
-                <w:sz w:val="21"/>
-                <w:lang w:val="zh-CN" w:eastAsia="zh-CN"/>
-              </w:rPr>
-              <w:t>包含内容</w:t>
-            </w:r>
-          </w:p>
-        </w:tc>
-      </w:tr>
-      <w:tr>
-        <w:trPr>
-          <w:cantSplit/>
-        </w:trPr>
-        <w:tc>
-          <w:tcPr>
-            <w:tcW w:type="dxa" w:w="691"/>
-            <w:vAlign w:val="center"/>
-          </w:tcPr>
-          <w:p>
-            <w:pPr>
-              <w:spacing w:before="0" w:after="0" w:line="269" w:lineRule="auto"/>
-              <w:jc w:val="center"/>
-            </w:pPr>
-            <w:r>
-              <w:rPr>
-                <w:rFonts w:ascii="Arial" w:hAnsi="Arial" w:eastAsia="Noto Sans CJK SC"/>
-                <w:b w:val="0"/>
-                <w:color w:val="000000"/>
-                <w:sz w:val="21"/>
-                <w:lang w:val="zh-CN" w:eastAsia="zh-CN"/>
-              </w:rPr>
-              <w:t>M45</w:t>
-            </w:r>
-          </w:p>
-        </w:tc>
-        <w:tc>
-          <w:tcPr>
-            <w:tcW w:type="dxa" w:w="1944"/>
-            <w:vAlign w:val="center"/>
-          </w:tcPr>
-          <w:p>
-            <w:pPr>
-              <w:spacing w:before="0" w:after="0" w:line="269" w:lineRule="auto"/>
-            </w:pPr>
-            <w:r>
-              <w:rPr>
-                <w:rFonts w:ascii="Arial" w:hAnsi="Arial" w:eastAsia="Noto Sans CJK SC"/>
-                <w:b w:val="0"/>
-                <w:color w:val="000000"/>
-                <w:sz w:val="21"/>
-                <w:lang w:val="zh-CN" w:eastAsia="zh-CN"/>
-              </w:rPr>
-              <w:t>设置</w:t>
-            </w:r>
-          </w:p>
-        </w:tc>
-        <w:tc>
-          <w:tcPr>
-            <w:tcW w:type="dxa" w:w="7301"/>
-            <w:vAlign w:val="center"/>
-          </w:tcPr>
-          <w:p>
-            <w:pPr>
-              <w:spacing w:before="0" w:after="0" w:line="269" w:lineRule="auto"/>
-            </w:pPr>
-            <w:r>
-              <w:rPr>
-                <w:rFonts w:ascii="Arial" w:hAnsi="Arial" w:eastAsia="Noto Sans CJK SC"/>
-                <w:b w:val="0"/>
-                <w:color w:val="000000"/>
-                <w:sz w:val="21"/>
-                <w:lang w:val="zh-CN" w:eastAsia="zh-CN"/>
-              </w:rPr>
-              <w:t>音量、显示、语言与已有 HUD 设置；当前值、应用和返回。</w:t>
-            </w:r>
-          </w:p>
-        </w:tc>
-      </w:tr>
-      <w:tr>
-        <w:trPr>
-          <w:cantSplit/>
-        </w:trPr>
-        <w:tc>
-          <w:tcPr>
-            <w:tcW w:type="dxa" w:w="691"/>
-            <w:vAlign w:val="center"/>
-          </w:tcPr>
-          <w:p>
-            <w:pPr>
-              <w:spacing w:before="0" w:after="0" w:line="269" w:lineRule="auto"/>
-              <w:jc w:val="center"/>
-            </w:pPr>
-            <w:r>
-              <w:rPr>
-                <w:rFonts w:ascii="Arial" w:hAnsi="Arial" w:eastAsia="Noto Sans CJK SC"/>
-                <w:b w:val="0"/>
-                <w:color w:val="000000"/>
-                <w:sz w:val="21"/>
-                <w:lang w:val="zh-CN" w:eastAsia="zh-CN"/>
-              </w:rPr>
-              <w:t>M46</w:t>
-            </w:r>
-          </w:p>
-        </w:tc>
-        <w:tc>
-          <w:tcPr>
-            <w:tcW w:type="dxa" w:w="1944"/>
-            <w:vAlign w:val="center"/>
-          </w:tcPr>
-          <w:p>
-            <w:pPr>
-              <w:spacing w:before="0" w:after="0" w:line="269" w:lineRule="auto"/>
-            </w:pPr>
-            <w:r>
-              <w:rPr>
-                <w:rFonts w:ascii="Arial" w:hAnsi="Arial" w:eastAsia="Noto Sans CJK SC"/>
-                <w:b w:val="0"/>
-                <w:color w:val="000000"/>
-                <w:sz w:val="21"/>
-                <w:lang w:val="zh-CN" w:eastAsia="zh-CN"/>
-              </w:rPr>
-              <w:t>局内菜单</w:t>
-            </w:r>
-          </w:p>
-        </w:tc>
-        <w:tc>
-          <w:tcPr>
-            <w:tcW w:type="dxa" w:w="7301"/>
-            <w:vAlign w:val="center"/>
-          </w:tcPr>
-          <w:p>
-            <w:pPr>
-              <w:spacing w:before="0" w:after="0" w:line="269" w:lineRule="auto"/>
-            </w:pPr>
-            <w:r>
-              <w:rPr>
-                <w:rFonts w:ascii="Arial" w:hAnsi="Arial" w:eastAsia="Noto Sans CJK SC"/>
-                <w:b w:val="0"/>
-                <w:color w:val="000000"/>
-                <w:sz w:val="21"/>
-                <w:lang w:val="zh-CN" w:eastAsia="zh-CN"/>
-              </w:rPr>
-              <w:t>继续、返回主界面和退出等实际操作。打开菜单不表示在线战局暂停。</w:t>
-            </w:r>
-          </w:p>
-        </w:tc>
-      </w:tr>
-      <w:tr>
-        <w:trPr>
-          <w:cantSplit/>
-        </w:trPr>
-        <w:tc>
-          <w:tcPr>
-            <w:tcW w:type="dxa" w:w="691"/>
-            <w:vAlign w:val="center"/>
-          </w:tcPr>
-          <w:p>
-            <w:pPr>
-              <w:spacing w:before="0" w:after="0" w:line="269" w:lineRule="auto"/>
-              <w:jc w:val="center"/>
-            </w:pPr>
-            <w:r>
-              <w:rPr>
-                <w:rFonts w:ascii="Arial" w:hAnsi="Arial" w:eastAsia="Noto Sans CJK SC"/>
-                <w:b w:val="0"/>
-                <w:color w:val="000000"/>
-                <w:sz w:val="21"/>
-                <w:lang w:val="zh-CN" w:eastAsia="zh-CN"/>
-              </w:rPr>
-              <w:t>M47</w:t>
-            </w:r>
-          </w:p>
-        </w:tc>
-        <w:tc>
-          <w:tcPr>
-            <w:tcW w:type="dxa" w:w="1944"/>
-            <w:vAlign w:val="center"/>
-          </w:tcPr>
-          <w:p>
-            <w:pPr>
-              <w:spacing w:before="0" w:after="0" w:line="269" w:lineRule="auto"/>
-            </w:pPr>
-            <w:r>
-              <w:rPr>
-                <w:rFonts w:ascii="Arial" w:hAnsi="Arial" w:eastAsia="Noto Sans CJK SC"/>
-                <w:b w:val="0"/>
-                <w:color w:val="000000"/>
-                <w:sz w:val="21"/>
-                <w:lang w:val="zh-CN" w:eastAsia="zh-CN"/>
-              </w:rPr>
-              <w:t>死亡呈现</w:t>
-            </w:r>
-          </w:p>
-        </w:tc>
-        <w:tc>
-          <w:tcPr>
-            <w:tcW w:type="dxa" w:w="7301"/>
-            <w:vAlign w:val="center"/>
-          </w:tcPr>
-          <w:p>
-            <w:pPr>
-              <w:spacing w:before="0" w:after="0" w:line="269" w:lineRule="auto"/>
-            </w:pPr>
-            <w:r>
-              <w:rPr>
-                <w:rFonts w:ascii="Arial" w:hAnsi="Arial" w:eastAsia="Noto Sans CJK SC"/>
-                <w:b w:val="0"/>
-                <w:color w:val="000000"/>
-                <w:sz w:val="21"/>
-                <w:lang w:val="zh-CN" w:eastAsia="zh-CN"/>
-              </w:rPr>
-              <w:t>真实可用的死因或状态，以及结算入口。不增加无规则支持的复活选项。</w:t>
-            </w:r>
-          </w:p>
-        </w:tc>
-      </w:tr>
-      <w:tr>
-        <w:trPr>
-          <w:cantSplit/>
-        </w:trPr>
-        <w:tc>
-          <w:tcPr>
-            <w:tcW w:type="dxa" w:w="691"/>
-            <w:vAlign w:val="center"/>
-          </w:tcPr>
-          <w:p>
-            <w:pPr>
-              <w:spacing w:before="0" w:after="0" w:line="269" w:lineRule="auto"/>
-              <w:jc w:val="center"/>
-            </w:pPr>
-            <w:r>
-              <w:rPr>
-                <w:rFonts w:ascii="Arial" w:hAnsi="Arial" w:eastAsia="Noto Sans CJK SC"/>
-                <w:b w:val="0"/>
-                <w:color w:val="000000"/>
-                <w:sz w:val="21"/>
-                <w:lang w:val="zh-CN" w:eastAsia="zh-CN"/>
-              </w:rPr>
-              <w:t>M50</w:t>
-            </w:r>
-          </w:p>
-        </w:tc>
-        <w:tc>
-          <w:tcPr>
-            <w:tcW w:type="dxa" w:w="1944"/>
-            <w:vAlign w:val="center"/>
-          </w:tcPr>
-          <w:p>
-            <w:pPr>
-              <w:spacing w:before="0" w:after="0" w:line="269" w:lineRule="auto"/>
-            </w:pPr>
-            <w:r>
-              <w:rPr>
-                <w:rFonts w:ascii="Arial" w:hAnsi="Arial" w:eastAsia="Noto Sans CJK SC"/>
-                <w:b w:val="0"/>
-                <w:color w:val="000000"/>
-                <w:sz w:val="21"/>
-                <w:lang w:val="zh-CN" w:eastAsia="zh-CN"/>
-              </w:rPr>
-              <w:t>战斗提示与行动播报</w:t>
-            </w:r>
-          </w:p>
-        </w:tc>
-        <w:tc>
-          <w:tcPr>
-            <w:tcW w:type="dxa" w:w="7301"/>
-            <w:vAlign w:val="center"/>
-          </w:tcPr>
-          <w:p>
-            <w:pPr>
-              <w:spacing w:before="0" w:after="0" w:line="269" w:lineRule="auto"/>
-            </w:pPr>
-            <w:r>
-              <w:rPr>
-                <w:rFonts w:ascii="Arial" w:hAnsi="Arial" w:eastAsia="Noto Sans CJK SC"/>
-                <w:b w:val="0"/>
-                <w:color w:val="000000"/>
-                <w:sz w:val="21"/>
-                <w:lang w:val="zh-CN" w:eastAsia="zh-CN"/>
-              </w:rPr>
-              <w:t>命中或击杀确认、加入或击杀等行动信息。属于 HUD 或共用提示层，不要求独立页面。</w:t>
-            </w:r>
-          </w:p>
-        </w:tc>
-      </w:tr>
-      <w:tr>
-        <w:trPr>
-          <w:cantSplit/>
-        </w:trPr>
-        <w:tc>
-          <w:tcPr>
-            <w:tcW w:type="dxa" w:w="691"/>
-            <w:vAlign w:val="center"/>
-          </w:tcPr>
-          <w:p>
-            <w:pPr>
-              <w:spacing w:before="0" w:after="0" w:line="269" w:lineRule="auto"/>
-              <w:jc w:val="center"/>
-            </w:pPr>
-            <w:r>
-              <w:rPr>
-                <w:rFonts w:ascii="Arial" w:hAnsi="Arial" w:eastAsia="Noto Sans CJK SC"/>
-                <w:b w:val="0"/>
-                <w:color w:val="000000"/>
-                <w:sz w:val="21"/>
-                <w:lang w:val="zh-CN" w:eastAsia="zh-CN"/>
-              </w:rPr>
-              <w:t>M51</w:t>
-            </w:r>
-          </w:p>
-        </w:tc>
-        <w:tc>
-          <w:tcPr>
-            <w:tcW w:type="dxa" w:w="1944"/>
-            <w:vAlign w:val="center"/>
-          </w:tcPr>
-          <w:p>
-            <w:pPr>
-              <w:spacing w:before="0" w:after="0" w:line="269" w:lineRule="auto"/>
-            </w:pPr>
-            <w:r>
-              <w:rPr>
-                <w:rFonts w:ascii="Arial" w:hAnsi="Arial" w:eastAsia="Noto Sans CJK SC"/>
-                <w:b w:val="0"/>
-                <w:color w:val="000000"/>
-                <w:sz w:val="21"/>
-                <w:lang w:val="zh-CN" w:eastAsia="zh-CN"/>
-              </w:rPr>
-              <w:t>开发工具 范围外</w:t>
-            </w:r>
-          </w:p>
-        </w:tc>
-        <w:tc>
-          <w:tcPr>
-            <w:tcW w:type="dxa" w:w="7301"/>
-            <w:vAlign w:val="center"/>
-          </w:tcPr>
-          <w:p>
-            <w:pPr>
-              <w:spacing w:before="0" w:after="0" w:line="269" w:lineRule="auto"/>
-            </w:pPr>
-            <w:r>
-              <w:rPr>
-                <w:rFonts w:ascii="Arial" w:hAnsi="Arial" w:eastAsia="Noto Sans CJK SC"/>
-                <w:b w:val="0"/>
-                <w:color w:val="000000"/>
-                <w:sz w:val="21"/>
-                <w:lang w:val="zh-CN" w:eastAsia="zh-CN"/>
-              </w:rPr>
-              <w:t>诊断、LOCAL REVIEW、旧模板排行榜、UI 预览和动作实验室，不计为正式玩家模块。</w:t>
-            </w:r>
-          </w:p>
-        </w:tc>
-      </w:tr>
-    </w:tbl>
-    <w:p>
-      <w:pPr>
-        <w:spacing w:after="20" w:before="0" w:line="96" w:lineRule="auto"/>
-      </w:pPr>
-      <w:r>
-        <w:rPr>
-          <w:sz w:val="4"/>
-        </w:rPr>
-      </w:r>
-    </w:p>
-    <w:p>
-      <w:pPr>
-        <w:pStyle w:val="Heading2"/>
-      </w:pPr>
-      <w:r>
-        <w:rPr>
-          <w:rFonts w:ascii="Arial" w:hAnsi="Arial" w:eastAsia="Noto Sans CJK SC"/>
-          <w:b w:val="0"/>
-          <w:color w:val="000000"/>
-          <w:lang w:val="zh-CN" w:eastAsia="zh-CN"/>
-        </w:rPr>
-        <w:t>如何核对新方案是否完整</w:t>
-      </w:r>
-    </w:p>
-    <w:p>
-      <w:r>
-        <w:rPr>
-          <w:rFonts w:ascii="Arial" w:hAnsi="Arial" w:eastAsia="Noto Sans CJK SC"/>
-          <w:b w:val="0"/>
-          <w:color w:val="000000"/>
-          <w:lang w:val="zh-CN" w:eastAsia="zh-CN"/>
-        </w:rPr>
-        <w:t>每张设计稿标出它承载的 M 编号；另留一份“模块编号 → 设计稿或页面区域”的对照。M01 至 M50 每项都应能找到对应。共享模块只需一个明确实现，不必为了凑数量重复做页面。</w:t>
-      </w:r>
-    </w:p>
-    <w:p>
-      <w:r>
-        <w:rPr>
-          <w:rFonts w:ascii="Arial" w:hAnsi="Arial" w:eastAsia="Noto Sans CJK SC"/>
-          <w:b w:val="0"/>
-          <w:color w:val="000000"/>
-          <w:lang w:val="zh-CN" w:eastAsia="zh-CN"/>
-        </w:rPr>
-        <w:t>核对重点是功能是否能找到、子模块是否齐全、共享关系是否清楚。风格、构图、布局、动效和页面数量交由美术方案决定。本案不要求保留现有导航、三栏库存或五步出发。</w:t>
-      </w:r>
-    </w:p>
-    <w:p>
-      <w:r>
-        <w:rPr>
-          <w:rFonts w:ascii="Arial" w:hAnsi="Arial" w:eastAsia="Noto Sans CJK SC"/>
-          <w:b w:val="0"/>
-          <w:color w:val="000000"/>
-          <w:lang w:val="zh-CN" w:eastAsia="zh-CN"/>
-        </w:rPr>
-        <w:t>未开放的基地、通讯和出发保险仍有对应模块。它们应表达当前边界，不能被当成已经有完整业务的新系统。其他模块的“有代码实现”也不等于已经完成当前实机验收。</w:t>
-      </w:r>
-    </w:p>
-    <w:p>
-      <w:pPr>
-        <w:pStyle w:val="Heading2"/>
-      </w:pPr>
-      <w:r>
-        <w:rPr>
-          <w:rFonts w:ascii="Arial" w:hAnsi="Arial" w:eastAsia="Noto Sans CJK SC"/>
-          <w:b w:val="0"/>
-          <w:color w:val="000000"/>
-          <w:lang w:val="zh-CN" w:eastAsia="zh-CN"/>
-        </w:rPr>
-        <w:t>资料依据</w:t>
-      </w:r>
-    </w:p>
-    <w:p>
-      <w:r>
-        <w:rPr>
-          <w:rFonts w:ascii="Arial" w:hAnsi="Arial" w:eastAsia="Noto Sans CJK SC"/>
-          <w:b w:val="0"/>
-          <w:color w:val="000000"/>
-          <w:lang w:val="zh-CN" w:eastAsia="zh-CN"/>
-        </w:rPr>
-        <w:t>本案按截至 2026年10月25日 的 develop 11c245a3 和项目交接资料整理。历史截图只作背景参考；功能描述冲突时以当前实现为准。</w:t>
-      </w:r>
-    </w:p>
-    <w:p>
-      <w:r>
-        <w:br w:type="page"/>
-      </w:r>
-    </w:p>
-    <w:p>
-      <w:pPr>
-        <w:pStyle w:val="Heading1"/>
-      </w:pPr>
-      <w:r>
-        <w:rPr>
-          <w:rFonts w:ascii="Arial" w:hAnsi="Arial" w:eastAsia="Noto Sans CJK SC"/>
-          <w:b w:val="0"/>
-          <w:color w:val="000000"/>
-          <w:lang w:val="zh-CN" w:eastAsia="zh-CN"/>
-        </w:rPr>
-        <w:t>给美术的最低交付要求</w:t>
-      </w:r>
-    </w:p>
-    <w:p>
-      <w:r>
-        <w:rPr>
-          <w:rFonts w:ascii="Arial" w:hAnsi="Arial" w:eastAsia="Noto Sans CJK SC"/>
-          <w:b w:val="0"/>
-          <w:color w:val="000000"/>
-          <w:lang w:val="zh-CN" w:eastAsia="zh-CN"/>
-        </w:rPr>
-        <w:t>本页只保证设计能被程序还原，不限制创意。不要求使用专业 UI 软件，也不要求美术制作图集、写代码或配置 Unity。先用一个按钮、一个窗口和一个物品格试交接，确认可用后再批量制作。</w:t>
-      </w:r>
-    </w:p>
-    <w:tbl>
-      <w:tblPr>
-        <w:tblW w:type="auto" w:w="0"/>
-        <w:jc w:val="center"/>
-        <w:tblLayout w:type="fixed"/>
-        <w:tblLook w:firstColumn="1" w:firstRow="1" w:lastColumn="0" w:lastRow="0" w:noHBand="0" w:noVBand="1" w:val="04A0"/>
-        <w:tblBorders>
-          <w:top w:val="single" w:sz="5" w:color="D9D9D9"/>
-          <w:left w:val="single" w:sz="5" w:color="D9D9D9"/>
-          <w:bottom w:val="single" w:sz="5" w:color="D9D9D9"/>
-          <w:right w:val="single" w:sz="5" w:color="D9D9D9"/>
-          <w:insideH w:val="single" w:sz="5" w:color="D9D9D9"/>
-          <w:insideV w:val="single" w:sz="5" w:color="D9D9D9"/>
-        </w:tblBorders>
-        <w:tblCellMar>
-          <w:top w:w="85" w:type="dxa"/>
-          <w:bottom w:w="85" w:type="dxa"/>
-          <w:left w:w="100" w:type="dxa"/>
-          <w:right w:w="100" w:type="dxa"/>
-        </w:tblCellMar>
-      </w:tblPr>
-      <w:tblGrid>
-        <w:gridCol w:w="1800"/>
-        <w:gridCol w:w="8136"/>
-      </w:tblGrid>
-      <w:tr>
-        <w:trPr>
-          <w:cantSplit/>
-          <w:tblHeader/>
-        </w:trPr>
-        <w:tc>
-          <w:tcPr>
-            <w:tcW w:type="dxa" w:w="1800"/>
-            <w:vAlign w:val="center"/>
-            <w:shd w:fill="E7EDF2"/>
-          </w:tcPr>
-          <w:p>
-            <w:pPr>
-              <w:spacing w:before="0" w:after="0" w:line="269" w:lineRule="auto"/>
-            </w:pPr>
-            <w:r>
-              <w:rPr>
-                <w:rFonts w:ascii="Arial" w:hAnsi="Arial" w:eastAsia="Noto Sans CJK SC"/>
-                <w:b/>
-                <w:color w:val="000000"/>
-                <w:sz w:val="21"/>
-                <w:lang w:val="zh-CN" w:eastAsia="zh-CN"/>
-              </w:rPr>
-              <w:t>交付物</w:t>
-            </w:r>
-          </w:p>
-        </w:tc>
-        <w:tc>
-          <w:tcPr>
-            <w:tcW w:type="dxa" w:w="8136"/>
-            <w:vAlign w:val="center"/>
-            <w:shd w:fill="E7EDF2"/>
-          </w:tcPr>
-          <w:p>
-            <w:pPr>
-              <w:spacing w:before="0" w:after="0" w:line="269" w:lineRule="auto"/>
-            </w:pPr>
-            <w:r>
-              <w:rPr>
-                <w:rFonts w:ascii="Arial" w:hAnsi="Arial" w:eastAsia="Noto Sans CJK SC"/>
-                <w:b/>
-                <w:color w:val="000000"/>
-                <w:sz w:val="21"/>
-                <w:lang w:val="zh-CN" w:eastAsia="zh-CN"/>
-              </w:rPr>
-              <w:t>最低要求</w:t>
-            </w:r>
-          </w:p>
-        </w:tc>
-      </w:tr>
-      <w:tr>
-        <w:trPr>
-          <w:cantSplit/>
-        </w:trPr>
-        <w:tc>
-          <w:tcPr>
-            <w:tcW w:type="dxa" w:w="1800"/>
-            <w:vAlign w:val="center"/>
-          </w:tcPr>
-          <w:p>
-            <w:pPr>
-              <w:spacing w:before="0" w:after="0" w:line="269" w:lineRule="auto"/>
-            </w:pPr>
-            <w:r>
-              <w:rPr>
-                <w:rFonts w:ascii="Arial" w:hAnsi="Arial" w:eastAsia="Noto Sans CJK SC"/>
-                <w:b w:val="0"/>
-                <w:color w:val="000000"/>
-                <w:sz w:val="21"/>
-                <w:lang w:val="zh-CN" w:eastAsia="zh-CN"/>
-              </w:rPr>
-              <w:t>完整效果图</w:t>
-            </w:r>
-          </w:p>
-        </w:tc>
-        <w:tc>
-          <w:tcPr>
-            <w:tcW w:type="dxa" w:w="8136"/>
-            <w:vAlign w:val="center"/>
-          </w:tcPr>
-          <w:p>
-            <w:pPr>
-              <w:spacing w:before="0" w:after="0" w:line="269" w:lineRule="auto"/>
-            </w:pPr>
-            <w:r>
-              <w:rPr>
-                <w:rFonts w:ascii="Arial" w:hAnsi="Arial" w:eastAsia="Noto Sans CJK SC"/>
-                <w:b w:val="0"/>
-                <w:color w:val="000000"/>
-                <w:sz w:val="21"/>
-                <w:lang w:val="zh-CN" w:eastAsia="zh-CN"/>
-              </w:rPr>
-              <w:t>标出设计尺寸与 M 编号。能看清界面内容、操作与图片裁切即可。</w:t>
-            </w:r>
-          </w:p>
-        </w:tc>
-      </w:tr>
-      <w:tr>
-        <w:trPr>
-          <w:cantSplit/>
-        </w:trPr>
-        <w:tc>
-          <w:tcPr>
-            <w:tcW w:type="dxa" w:w="1800"/>
-            <w:vAlign w:val="center"/>
-          </w:tcPr>
-          <w:p>
-            <w:pPr>
-              <w:spacing w:before="0" w:after="0" w:line="269" w:lineRule="auto"/>
-            </w:pPr>
-            <w:r>
-              <w:rPr>
-                <w:rFonts w:ascii="Arial" w:hAnsi="Arial" w:eastAsia="Noto Sans CJK SC"/>
-                <w:b w:val="0"/>
-                <w:color w:val="000000"/>
-                <w:sz w:val="21"/>
-                <w:lang w:val="zh-CN" w:eastAsia="zh-CN"/>
-              </w:rPr>
-              <w:t>可编辑源稿</w:t>
-            </w:r>
-          </w:p>
-        </w:tc>
-        <w:tc>
-          <w:tcPr>
-            <w:tcW w:type="dxa" w:w="8136"/>
-            <w:vAlign w:val="center"/>
-          </w:tcPr>
-          <w:p>
-            <w:pPr>
-              <w:spacing w:before="0" w:after="0" w:line="269" w:lineRule="auto"/>
-            </w:pPr>
-            <w:r>
-              <w:rPr>
-                <w:rFonts w:ascii="Arial" w:hAnsi="Arial" w:eastAsia="Noto Sans CJK SC"/>
-                <w:b w:val="0"/>
-                <w:color w:val="000000"/>
-                <w:sz w:val="21"/>
-                <w:lang w:val="zh-CN" w:eastAsia="zh-CN"/>
-              </w:rPr>
-              <w:t>用熟悉的软件。背景、插画、边框和文字分层；注明使用的字体。</w:t>
-            </w:r>
-          </w:p>
-        </w:tc>
-      </w:tr>
-      <w:tr>
-        <w:trPr>
-          <w:cantSplit/>
-        </w:trPr>
-        <w:tc>
-          <w:tcPr>
-            <w:tcW w:type="dxa" w:w="1800"/>
-            <w:vAlign w:val="center"/>
-          </w:tcPr>
-          <w:p>
-            <w:pPr>
-              <w:spacing w:before="0" w:after="0" w:line="269" w:lineRule="auto"/>
-            </w:pPr>
-            <w:r>
-              <w:rPr>
-                <w:rFonts w:ascii="Arial" w:hAnsi="Arial" w:eastAsia="Noto Sans CJK SC"/>
-                <w:b w:val="0"/>
-                <w:color w:val="000000"/>
-                <w:sz w:val="21"/>
-                <w:lang w:val="zh-CN" w:eastAsia="zh-CN"/>
-              </w:rPr>
-              <w:t>通用组件</w:t>
-            </w:r>
-          </w:p>
-        </w:tc>
-        <w:tc>
-          <w:tcPr>
-            <w:tcW w:type="dxa" w:w="8136"/>
-            <w:vAlign w:val="center"/>
-          </w:tcPr>
-          <w:p>
-            <w:pPr>
-              <w:spacing w:before="0" w:after="0" w:line="269" w:lineRule="auto"/>
-            </w:pPr>
-            <w:r>
-              <w:rPr>
-                <w:rFonts w:ascii="Arial" w:hAnsi="Arial" w:eastAsia="Noto Sans CJK SC"/>
-                <w:b w:val="0"/>
-                <w:color w:val="000000"/>
-                <w:sz w:val="21"/>
-                <w:lang w:val="zh-CN" w:eastAsia="zh-CN"/>
-              </w:rPr>
-              <w:t>按钮、窗口、页签、物品格、进度条等共用样式只交一份。纯色框、线条和简单圆形可由程序绘制，不必切图。</w:t>
-            </w:r>
-          </w:p>
-        </w:tc>
-      </w:tr>
-      <w:tr>
-        <w:trPr>
-          <w:cantSplit/>
-        </w:trPr>
-        <w:tc>
-          <w:tcPr>
-            <w:tcW w:type="dxa" w:w="1800"/>
-            <w:vAlign w:val="center"/>
-          </w:tcPr>
-          <w:p>
-            <w:pPr>
-              <w:spacing w:before="0" w:after="0" w:line="269" w:lineRule="auto"/>
-            </w:pPr>
-            <w:r>
-              <w:rPr>
-                <w:rFonts w:ascii="Arial" w:hAnsi="Arial" w:eastAsia="Noto Sans CJK SC"/>
-                <w:b w:val="0"/>
-                <w:color w:val="000000"/>
-                <w:sz w:val="21"/>
-                <w:lang w:val="zh-CN" w:eastAsia="zh-CN"/>
-              </w:rPr>
-              <w:t>独立素材</w:t>
-            </w:r>
-          </w:p>
-        </w:tc>
-        <w:tc>
-          <w:tcPr>
-            <w:tcW w:type="dxa" w:w="8136"/>
-            <w:vAlign w:val="center"/>
-          </w:tcPr>
-          <w:p>
-            <w:pPr>
-              <w:spacing w:before="0" w:after="0" w:line="269" w:lineRule="auto"/>
-            </w:pPr>
-            <w:r>
-              <w:rPr>
-                <w:rFonts w:ascii="Arial" w:hAnsi="Arial" w:eastAsia="Noto Sans CJK SC"/>
-                <w:b w:val="0"/>
-                <w:color w:val="000000"/>
-                <w:sz w:val="21"/>
-                <w:lang w:val="zh-CN" w:eastAsia="zh-CN"/>
-              </w:rPr>
-              <w:t>需要贴图的图标、插画、复杂底板分别导出 PNG；镂空处透明。文字、数量和价格不要烘进通用底图。</w:t>
-            </w:r>
-          </w:p>
-        </w:tc>
-      </w:tr>
-      <w:tr>
-        <w:trPr>
-          <w:cantSplit/>
-        </w:trPr>
-        <w:tc>
-          <w:tcPr>
-            <w:tcW w:type="dxa" w:w="1800"/>
-            <w:vAlign w:val="center"/>
-          </w:tcPr>
-          <w:p>
-            <w:pPr>
-              <w:spacing w:before="0" w:after="0" w:line="269" w:lineRule="auto"/>
-            </w:pPr>
-            <w:r>
-              <w:rPr>
-                <w:rFonts w:ascii="Arial" w:hAnsi="Arial" w:eastAsia="Noto Sans CJK SC"/>
-                <w:b w:val="0"/>
-                <w:color w:val="000000"/>
-                <w:sz w:val="21"/>
-                <w:lang w:val="zh-CN" w:eastAsia="zh-CN"/>
-              </w:rPr>
-              <w:t>状态与素材表</w:t>
-            </w:r>
-          </w:p>
-        </w:tc>
-        <w:tc>
-          <w:tcPr>
-            <w:tcW w:type="dxa" w:w="8136"/>
-            <w:vAlign w:val="center"/>
-          </w:tcPr>
-          <w:p>
-            <w:pPr>
-              <w:spacing w:before="0" w:after="0" w:line="269" w:lineRule="auto"/>
-            </w:pPr>
-            <w:r>
-              <w:rPr>
-                <w:rFonts w:ascii="Arial" w:hAnsi="Arial" w:eastAsia="Noto Sans CJK SC"/>
-                <w:b w:val="0"/>
-                <w:color w:val="000000"/>
-                <w:sz w:val="21"/>
-                <w:lang w:val="zh-CN" w:eastAsia="zh-CN"/>
-              </w:rPr>
-              <w:t>说明普通、悬停或焦点、按下、选中、禁用；适用时补等待和错误。表中写名称、用途、尺寸、切片四边和内容边距；不适用的留空。</w:t>
-            </w:r>
-          </w:p>
-        </w:tc>
-      </w:tr>
-    </w:tbl>
-    <w:p>
-      <w:pPr>
-        <w:spacing w:after="20" w:before="0" w:line="96" w:lineRule="auto"/>
-      </w:pPr>
-      <w:r>
-        <w:rPr>
-          <w:sz w:val="4"/>
-        </w:rPr>
-      </w:r>
-    </w:p>
-    <w:p>
-      <w:pPr>
-        <w:pStyle w:val="Heading2"/>
-      </w:pPr>
-      <w:r>
-        <w:rPr>
-          <w:rFonts w:ascii="Arial" w:hAnsi="Arial" w:eastAsia="Noto Sans CJK SC"/>
-          <w:b w:val="0"/>
-          <w:color w:val="000000"/>
-          <w:lang w:val="zh-CN" w:eastAsia="zh-CN"/>
-        </w:rPr>
-        <w:t>九宫格只用于需要拉伸的框</w:t>
-      </w:r>
-    </w:p>
-    <w:p>
-      <w:r>
-        <w:rPr>
-          <w:rFonts w:ascii="Arial" w:hAnsi="Arial" w:eastAsia="Noto Sans CJK SC"/>
-          <w:b w:val="0"/>
-          <w:color w:val="000000"/>
-          <w:lang w:val="zh-CN" w:eastAsia="zh-CN"/>
-        </w:rPr>
-        <w:t>按钮底板、弹窗边框需要变宽或变高，且边角不能变形时，才需要九宫格。通常交一张完整 PNG，不是九张图。标出左、上、右、下固定区域的像素值，并说明最小可用尺寸。图标、人物和插画通常保持比例，不做九宫格。</w:t>
-      </w:r>
-    </w:p>
-    <w:p>
-      <w:r>
-        <w:rPr>
-          <w:rFonts w:ascii="Arial" w:hAnsi="Arial" w:eastAsia="Noto Sans CJK SC"/>
-          <w:b w:val="0"/>
-          <w:color w:val="000000"/>
-          <w:lang w:val="zh-CN" w:eastAsia="zh-CN"/>
-        </w:rPr>
-        <w:t>例如一张 128×64 PNG，四边各保留 12px；这只是标注示例，不是统一标准。文字离框多远要另外标，不能把它和切片边距当成同一个数。若状态需要多张图，保持画布尺寸与位置一致。只改颜色时，用说明即可。</w:t>
-      </w:r>
-    </w:p>
-    <w:p>
-      <w:pPr>
-        <w:pStyle w:val="Heading2"/>
-      </w:pPr>
-      <w:r>
-        <w:rPr>
-          <w:rFonts w:ascii="Arial" w:hAnsi="Arial" w:eastAsia="Noto Sans CJK SC"/>
-          <w:b w:val="0"/>
-          <w:color w:val="000000"/>
-          <w:lang w:val="zh-CN" w:eastAsia="zh-CN"/>
-        </w:rPr>
-        <w:t>程序负责接入和验证</w:t>
-      </w:r>
-    </w:p>
-    <w:p>
-      <w:r>
-        <w:rPr>
-          <w:rFonts w:ascii="Arial" w:hAnsi="Arial" w:eastAsia="Noto Sans CJK SC"/>
-          <w:b w:val="0"/>
-          <w:color w:val="000000"/>
-          <w:lang w:val="zh-CN" w:eastAsia="zh-CN"/>
-        </w:rPr>
-        <w:t>程序负责导入、九宫格参数、动态文字、双语、交互、真实数据与适配。拉宽、缩小后检查边角、边框和文字；有问题再一起调整素材或边距。</w:t>
+        <w:t>说明每张图是什么、用在哪里，以及按钮选中、按下和不能点时是什么样。如果只是颜色变化，写说明就行。程序负责把素材接进 Unity，处理文字、双语、点击和不同尺寸。</w:t>
       </w:r>
     </w:p>
     <w:sectPr>
@@ -6414,12 +2057,12 @@
     <w:rsid w:val="00FC693F"/>
     <w:pPr>
       <w:widowControl/>
-      <w:spacing w:line="283" w:lineRule="auto" w:after="140"/>
+      <w:spacing w:line="283" w:lineRule="auto" w:after="120"/>
     </w:pPr>
     <w:rPr>
       <w:rFonts w:ascii="Arial" w:hAnsi="Arial" w:eastAsia="Noto Sans CJK SC"/>
       <w:color w:val="000000"/>
-      <w:sz w:val="22"/>
+      <w:sz w:val="23"/>
     </w:rPr>
   </w:style>
   <w:style w:type="paragraph" w:styleId="Header">
@@ -6503,7 +2146,7 @@
       <w:keepNext/>
       <w:keepLines/>
       <w:widowControl/>
-      <w:spacing w:before="200" w:after="120"/>
+      <w:spacing w:before="200" w:after="100"/>
       <w:outlineLvl w:val="1"/>
     </w:pPr>
     <w:rPr>
@@ -6511,7 +2154,7 @@
       <w:b/>
       <w:bCs/>
       <w:color w:val="000000"/>
-      <w:sz w:val="25"/>
+      <w:sz w:val="26"/>
       <w:szCs w:val="26"/>
     </w:rPr>
   </w:style>
@@ -6776,7 +2419,7 @@
       <w:color w:val="000000"/>
       <w:spacing w:val="5"/>
       <w:kern w:val="28"/>
-      <w:sz w:val="46"/>
+      <w:sz w:val="44"/>
       <w:szCs w:val="52"/>
     </w:rPr>
   </w:style>
@@ -7252,9 +2895,6 @@
     <w:qFormat/>
     <w:rsid w:val="00FC693F"/>
     <w:pPr>
-      <w:pBdr>
-        <w:bottom w:val="single" w:sz="4" w:space="4" w:color="4F81BD" w:themeColor="accent1"/>
-      </w:pBdr>
       <w:spacing w:before="200" w:after="280"/>
       <w:ind w:left="936" w:right="936"/>
     </w:pPr>

--- a/Docs/UI/ArtBrief-20261025/Moonkov_UI_Modules_zh-CN.docx
+++ b/Docs/UI/ArtBrief-20261025/Moonkov_UI_Modules_zh-CN.docx
@@ -15,7 +15,7 @@
           <w:color w:val="000000"/>
           <w:lang w:val="zh-CN" w:eastAsia="zh-CN"/>
         </w:rPr>
-        <w:t>Moonkov 游戏界面需求</w:t>
+        <w:t>Moonkov 现有 UI 清单</w:t>
       </w:r>
     </w:p>
     <w:p>
@@ -29,1323 +29,7 @@
           <w:color w:val="000000"/>
           <w:lang w:val="zh-CN" w:eastAsia="zh-CN"/>
         </w:rPr>
-        <w:t>给 UI 美术同事  2026年10月25日  第二版</w:t>
-      </w:r>
-    </w:p>
-    <w:p>
-      <w:pPr>
-        <w:spacing w:line="340" w:lineRule="exact" w:after="120"/>
-        <w:snapToGrid w:val="0"/>
-      </w:pPr>
-      <w:r>
-        <w:rPr>
-          <w:rFonts w:ascii="Arial" w:hAnsi="Arial" w:eastAsia="Noto Sans CJK SC"/>
-          <w:color w:val="000000"/>
-          <w:lang w:val="zh-CN" w:eastAsia="zh-CN"/>
-        </w:rPr>
-        <w:t>Moonkov 是一款在月球上战斗、搜刮物资并设法撤离的游戏。玩家出发前准备装备，带回的东西可以存起来、出售，或用于改装和研究。</w:t>
-      </w:r>
-    </w:p>
-    <w:p>
-      <w:pPr>
-        <w:spacing w:line="340" w:lineRule="exact" w:after="120"/>
-        <w:snapToGrid w:val="0"/>
-      </w:pPr>
-      <w:r>
-        <w:rPr>
-          <w:rFonts w:ascii="Arial" w:hAnsi="Arial" w:eastAsia="Noto Sans CJK SC"/>
-          <w:color w:val="000000"/>
-          <w:lang w:val="zh-CN" w:eastAsia="zh-CN"/>
-        </w:rPr>
-        <w:t>主界面要重做。下面列出游戏需要哪些界面，以及每个界面里要有什么。风格、构图和排列由美术决定；可以合并页面，只要功能都能找到。</w:t>
-      </w:r>
-    </w:p>
-    <w:p>
-      <w:pPr>
-        <w:pStyle w:val="Heading2"/>
-        <w:keepNext/>
-        <w:spacing w:line="400" w:lineRule="exact" w:after="100" w:before="240"/>
-        <w:snapToGrid w:val="0"/>
-      </w:pPr>
-      <w:r>
-        <w:rPr>
-          <w:rFonts w:ascii="Arial" w:hAnsi="Arial" w:eastAsia="Noto Sans CJK SC"/>
-          <w:color w:val="000000"/>
-          <w:lang w:val="zh-CN" w:eastAsia="zh-CN"/>
-        </w:rPr>
-        <w:t>先看整体结构</w:t>
-      </w:r>
-    </w:p>
-    <w:p>
-      <w:pPr>
-        <w:pStyle w:val="Heading2"/>
-        <w:keepNext/>
-        <w:spacing w:line="400" w:lineRule="exact" w:after="100" w:before="240"/>
-        <w:snapToGrid w:val="0"/>
-      </w:pPr>
-      <w:r>
-        <w:rPr>
-          <w:rFonts w:ascii="Arial" w:hAnsi="Arial" w:eastAsia="Noto Sans CJK SC"/>
-          <w:color w:val="000000"/>
-          <w:lang w:val="zh-CN" w:eastAsia="zh-CN"/>
-        </w:rPr>
-        <w:t>打开游戏</w:t>
-      </w:r>
-    </w:p>
-    <w:p>
-      <w:pPr>
-        <w:spacing w:line="340" w:lineRule="exact" w:after="120"/>
-        <w:snapToGrid w:val="0"/>
-        <w:ind w:left="288"/>
-      </w:pPr>
-      <w:r>
-        <w:rPr>
-          <w:rFonts w:ascii="Arial" w:hAnsi="Arial" w:eastAsia="Noto Sans CJK SC"/>
-          <w:color w:val="000000"/>
-          <w:lang w:val="zh-CN" w:eastAsia="zh-CN"/>
-        </w:rPr>
-        <w:t>主界面、登录与账号。</w:t>
-      </w:r>
-    </w:p>
-    <w:p>
-      <w:pPr>
-        <w:pStyle w:val="Heading2"/>
-        <w:keepNext/>
-        <w:spacing w:line="400" w:lineRule="exact" w:after="100" w:before="240"/>
-        <w:snapToGrid w:val="0"/>
-      </w:pPr>
-      <w:r>
-        <w:rPr>
-          <w:rFonts w:ascii="Arial" w:hAnsi="Arial" w:eastAsia="Noto Sans CJK SC"/>
-          <w:color w:val="000000"/>
-          <w:lang w:val="zh-CN" w:eastAsia="zh-CN"/>
-        </w:rPr>
-        <w:t>出发之前</w:t>
-      </w:r>
-    </w:p>
-    <w:p>
-      <w:pPr>
-        <w:spacing w:line="340" w:lineRule="exact" w:after="120"/>
-        <w:snapToGrid w:val="0"/>
-        <w:ind w:left="288"/>
-      </w:pPr>
-      <w:r>
-        <w:rPr>
-          <w:rFonts w:ascii="Arial" w:hAnsi="Arial" w:eastAsia="Noto Sans CJK SC"/>
-          <w:color w:val="000000"/>
-          <w:lang w:val="zh-CN" w:eastAsia="zh-CN"/>
-        </w:rPr>
-        <w:t>出发准备、联机队伍与房间。</w:t>
-      </w:r>
-    </w:p>
-    <w:p>
-      <w:pPr>
-        <w:spacing w:line="340" w:lineRule="exact" w:after="120"/>
-        <w:snapToGrid w:val="0"/>
-        <w:ind w:left="288"/>
-      </w:pPr>
-      <w:r>
-        <w:rPr>
-          <w:rFonts w:ascii="Arial" w:hAnsi="Arial" w:eastAsia="Noto Sans CJK SC"/>
-          <w:color w:val="000000"/>
-          <w:lang w:val="zh-CN" w:eastAsia="zh-CN"/>
-        </w:rPr>
-        <w:t>仓库与装备、光环改装、商店与补给、研究与制造、任务与调查记录。</w:t>
-      </w:r>
-    </w:p>
-    <w:p>
-      <w:pPr>
-        <w:pStyle w:val="Heading2"/>
-        <w:keepNext/>
-        <w:spacing w:line="400" w:lineRule="exact" w:after="100" w:before="240"/>
-        <w:snapToGrid w:val="0"/>
-      </w:pPr>
-      <w:r>
-        <w:rPr>
-          <w:rFonts w:ascii="Arial" w:hAnsi="Arial" w:eastAsia="Noto Sans CJK SC"/>
-          <w:color w:val="000000"/>
-          <w:lang w:val="zh-CN" w:eastAsia="zh-CN"/>
-        </w:rPr>
-        <w:t>游戏进行中</w:t>
-      </w:r>
-    </w:p>
-    <w:p>
-      <w:pPr>
-        <w:spacing w:line="340" w:lineRule="exact" w:after="120"/>
-        <w:snapToGrid w:val="0"/>
-        <w:ind w:left="288"/>
-      </w:pPr>
-      <w:r>
-        <w:rPr>
-          <w:rFonts w:ascii="Arial" w:hAnsi="Arial" w:eastAsia="Noto Sans CJK SC"/>
-          <w:color w:val="000000"/>
-          <w:lang w:val="zh-CN" w:eastAsia="zh-CN"/>
-        </w:rPr>
-        <w:t>战斗画面、背包与搜刮、健康与治疗、地图与工具。</w:t>
-      </w:r>
-    </w:p>
-    <w:p>
-      <w:pPr>
-        <w:spacing w:line="340" w:lineRule="exact" w:after="120"/>
-        <w:snapToGrid w:val="0"/>
-        <w:ind w:left="288"/>
-      </w:pPr>
-      <w:r>
-        <w:rPr>
-          <w:rFonts w:ascii="Arial" w:hAnsi="Arial" w:eastAsia="Noto Sans CJK SC"/>
-          <w:color w:val="000000"/>
-          <w:lang w:val="zh-CN" w:eastAsia="zh-CN"/>
-        </w:rPr>
-        <w:t>赏金玩法另加目标争夺、暗视和队友救援。</w:t>
-      </w:r>
-    </w:p>
-    <w:p>
-      <w:pPr>
-        <w:pStyle w:val="Heading2"/>
-        <w:keepNext/>
-        <w:spacing w:line="400" w:lineRule="exact" w:after="100" w:before="240"/>
-        <w:snapToGrid w:val="0"/>
-      </w:pPr>
-      <w:r>
-        <w:rPr>
-          <w:rFonts w:ascii="Arial" w:hAnsi="Arial" w:eastAsia="Noto Sans CJK SC"/>
-          <w:color w:val="000000"/>
-          <w:lang w:val="zh-CN" w:eastAsia="zh-CN"/>
-        </w:rPr>
-        <w:t>一局结束后</w:t>
-      </w:r>
-    </w:p>
-    <w:p>
-      <w:pPr>
-        <w:spacing w:line="340" w:lineRule="exact" w:after="120"/>
-        <w:snapToGrid w:val="0"/>
-        <w:ind w:left="288"/>
-      </w:pPr>
-      <w:r>
-        <w:rPr>
-          <w:rFonts w:ascii="Arial" w:hAnsi="Arial" w:eastAsia="Noto Sans CJK SC"/>
-          <w:color w:val="000000"/>
-          <w:lang w:val="zh-CN" w:eastAsia="zh-CN"/>
-        </w:rPr>
-        <w:t>撤离或死亡、查看结果和物品、入库或领取、回到出发前。</w:t>
-      </w:r>
-    </w:p>
-    <w:p>
-      <w:pPr>
-        <w:pStyle w:val="Heading2"/>
-        <w:keepNext/>
-        <w:spacing w:line="400" w:lineRule="exact" w:after="100" w:before="240"/>
-        <w:snapToGrid w:val="0"/>
-      </w:pPr>
-      <w:r>
-        <w:rPr>
-          <w:rFonts w:ascii="Arial" w:hAnsi="Arial" w:eastAsia="Noto Sans CJK SC"/>
-          <w:color w:val="000000"/>
-          <w:lang w:val="zh-CN" w:eastAsia="zh-CN"/>
-        </w:rPr>
-        <w:t>各处共用</w:t>
-      </w:r>
-    </w:p>
-    <w:p>
-      <w:pPr>
-        <w:spacing w:line="340" w:lineRule="exact" w:after="120"/>
-        <w:snapToGrid w:val="0"/>
-        <w:ind w:left="288"/>
-      </w:pPr>
-      <w:r>
-        <w:rPr>
-          <w:rFonts w:ascii="Arial" w:hAnsi="Arial" w:eastAsia="Noto Sans CJK SC"/>
-          <w:color w:val="000000"/>
-          <w:lang w:val="zh-CN" w:eastAsia="zh-CN"/>
-        </w:rPr>
-        <w:t>设置、暂停菜单、确认窗口、提示和进度条。</w:t>
-      </w:r>
-    </w:p>
-    <w:p>
-      <w:pPr>
-        <w:spacing w:line="340" w:lineRule="exact" w:after="120"/>
-        <w:snapToGrid w:val="0"/>
-      </w:pPr>
-      <w:r>
-        <w:rPr>
-          <w:rFonts w:ascii="Arial" w:hAnsi="Arial" w:eastAsia="Noto Sans CJK SC"/>
-          <w:color w:val="000000"/>
-          <w:lang w:val="zh-CN" w:eastAsia="zh-CN"/>
-        </w:rPr>
-        <w:t>阅读顺序：第 2 页看主界面和出发，第 3 页看装备与成长，第 4 页看战斗，第 5 页看结算，第 6 页看素材怎么交。</w:t>
-      </w:r>
-    </w:p>
-    <w:p>
-      <w:r>
-        <w:br w:type="page"/>
-      </w:r>
-    </w:p>
-    <w:p>
-      <w:pPr>
-        <w:pStyle w:val="Heading1"/>
-        <w:keepNext/>
-        <w:spacing w:line="480" w:lineRule="exact" w:after="160" w:before="0"/>
-        <w:snapToGrid w:val="0"/>
-      </w:pPr>
-      <w:r>
-        <w:rPr>
-          <w:rFonts w:ascii="Arial" w:hAnsi="Arial" w:eastAsia="Noto Sans CJK SC"/>
-          <w:color w:val="000000"/>
-          <w:lang w:val="zh-CN" w:eastAsia="zh-CN"/>
-        </w:rPr>
-        <w:t>主界面和出发</w:t>
-      </w:r>
-    </w:p>
-    <w:p>
-      <w:pPr>
-        <w:pStyle w:val="Heading2"/>
-        <w:keepNext/>
-        <w:spacing w:line="400" w:lineRule="exact" w:after="100" w:before="240"/>
-        <w:snapToGrid w:val="0"/>
-      </w:pPr>
-      <w:r>
-        <w:rPr>
-          <w:rFonts w:ascii="Arial" w:hAnsi="Arial" w:eastAsia="Noto Sans CJK SC"/>
-          <w:color w:val="000000"/>
-          <w:lang w:val="zh-CN" w:eastAsia="zh-CN"/>
-        </w:rPr>
-        <w:t>主界面</w:t>
-      </w:r>
-    </w:p>
-    <w:p>
-      <w:pPr>
-        <w:spacing w:line="340" w:lineRule="exact" w:after="120"/>
-        <w:snapToGrid w:val="0"/>
-      </w:pPr>
-      <w:r>
-        <w:rPr>
-          <w:rFonts w:ascii="Arial" w:hAnsi="Arial" w:eastAsia="Noto Sans CJK SC"/>
-          <w:color w:val="000000"/>
-          <w:lang w:val="zh-CN" w:eastAsia="zh-CN"/>
-        </w:rPr>
-        <w:t>玩家在这里决定接下来做什么。需要能进入出发、仓库、光环改装、商店、研究、任务和设置，并看见当前角色、账号和资源。主次和摆放由美术重新设计。</w:t>
-      </w:r>
-    </w:p>
-    <w:p>
-      <w:pPr>
-        <w:pStyle w:val="Heading2"/>
-        <w:keepNext/>
-        <w:spacing w:line="400" w:lineRule="exact" w:after="100" w:before="240"/>
-        <w:snapToGrid w:val="0"/>
-      </w:pPr>
-      <w:r>
-        <w:rPr>
-          <w:rFonts w:ascii="Arial" w:hAnsi="Arial" w:eastAsia="Noto Sans CJK SC"/>
-          <w:color w:val="000000"/>
-          <w:lang w:val="zh-CN" w:eastAsia="zh-CN"/>
-        </w:rPr>
-        <w:t>登录与账号</w:t>
-      </w:r>
-    </w:p>
-    <w:p>
-      <w:pPr>
-        <w:spacing w:line="340" w:lineRule="exact" w:after="120"/>
-        <w:snapToGrid w:val="0"/>
-      </w:pPr>
-      <w:r>
-        <w:rPr>
-          <w:rFonts w:ascii="Arial" w:hAnsi="Arial" w:eastAsia="Noto Sans CJK SC"/>
-          <w:color w:val="000000"/>
-          <w:lang w:val="zh-CN" w:eastAsia="zh-CN"/>
-        </w:rPr>
-        <w:t>包括登录、注册和退出账号，也要能识别离线游玩。输入账号后，需要告诉玩家正在登录、登录成功，还是哪里出了问题。</w:t>
-      </w:r>
-    </w:p>
-    <w:p>
-      <w:pPr>
-        <w:pStyle w:val="Heading2"/>
-        <w:keepNext/>
-        <w:spacing w:line="400" w:lineRule="exact" w:after="100" w:before="240"/>
-        <w:snapToGrid w:val="0"/>
-      </w:pPr>
-      <w:r>
-        <w:rPr>
-          <w:rFonts w:ascii="Arial" w:hAnsi="Arial" w:eastAsia="Noto Sans CJK SC"/>
-          <w:color w:val="000000"/>
-          <w:lang w:val="zh-CN" w:eastAsia="zh-CN"/>
-        </w:rPr>
-        <w:t>出发准备</w:t>
-      </w:r>
-    </w:p>
-    <w:p>
-      <w:pPr>
-        <w:spacing w:line="340" w:lineRule="exact" w:after="120"/>
-        <w:snapToGrid w:val="0"/>
-      </w:pPr>
-      <w:r>
-        <w:rPr>
-          <w:rFonts w:ascii="Arial" w:hAnsi="Arial" w:eastAsia="Noto Sans CJK SC"/>
-          <w:color w:val="000000"/>
-          <w:lang w:val="zh-CN" w:eastAsia="zh-CN"/>
-        </w:rPr>
-        <w:t>玩家确认这一局带谁、去哪、带什么。需要有：</w:t>
-      </w:r>
-    </w:p>
-    <w:p>
-      <w:pPr>
-        <w:pStyle w:val="ListBullet"/>
-        <w:spacing w:line="340" w:lineRule="exact" w:after="120"/>
-        <w:snapToGrid w:val="0"/>
-      </w:pPr>
-      <w:r>
-        <w:rPr>
-          <w:rFonts w:ascii="Arial" w:hAnsi="Arial" w:eastAsia="Noto Sans CJK SC"/>
-          <w:color w:val="000000"/>
-          <w:lang w:val="zh-CN" w:eastAsia="zh-CN"/>
-        </w:rPr>
-        <w:t>角色选择：人偶歌者、初音未来、诗岸。</w:t>
-      </w:r>
-    </w:p>
-    <w:p>
-      <w:pPr>
-        <w:pStyle w:val="ListBullet"/>
-        <w:spacing w:line="340" w:lineRule="exact" w:after="120"/>
-        <w:snapToGrid w:val="0"/>
-      </w:pPr>
-      <w:r>
-        <w:rPr>
-          <w:rFonts w:ascii="Arial" w:hAnsi="Arial" w:eastAsia="Noto Sans CJK SC"/>
-          <w:color w:val="000000"/>
-          <w:lang w:val="zh-CN" w:eastAsia="zh-CN"/>
-        </w:rPr>
-        <w:t>地点和玩法：本局去哪、玩远征还是赏金。</w:t>
-      </w:r>
-    </w:p>
-    <w:p>
-      <w:pPr>
-        <w:pStyle w:val="ListBullet"/>
-        <w:spacing w:line="340" w:lineRule="exact" w:after="120"/>
-        <w:snapToGrid w:val="0"/>
-      </w:pPr>
-      <w:r>
-        <w:rPr>
-          <w:rFonts w:ascii="Arial" w:hAnsi="Arial" w:eastAsia="Noto Sans CJK SC"/>
-          <w:color w:val="000000"/>
-          <w:lang w:val="zh-CN" w:eastAsia="zh-CN"/>
-        </w:rPr>
-        <w:t>装备检查：身上穿什么、用什么武器、带多少电池。</w:t>
-      </w:r>
-    </w:p>
-    <w:p>
-      <w:pPr>
-        <w:pStyle w:val="ListBullet"/>
-        <w:spacing w:line="340" w:lineRule="exact" w:after="120"/>
-        <w:snapToGrid w:val="0"/>
-      </w:pPr>
-      <w:r>
-        <w:rPr>
-          <w:rFonts w:ascii="Arial" w:hAnsi="Arial" w:eastAsia="Noto Sans CJK SC"/>
-          <w:color w:val="000000"/>
-          <w:lang w:val="zh-CN" w:eastAsia="zh-CN"/>
-        </w:rPr>
-        <w:t>目标和风险：这局要做什么，死亡会失去什么。</w:t>
-      </w:r>
-    </w:p>
-    <w:p>
-      <w:pPr>
-        <w:pStyle w:val="ListBullet"/>
-        <w:spacing w:line="340" w:lineRule="exact" w:after="120"/>
-        <w:snapToGrid w:val="0"/>
-      </w:pPr>
-      <w:r>
-        <w:rPr>
-          <w:rFonts w:ascii="Arial" w:hAnsi="Arial" w:eastAsia="Noto Sans CJK SC"/>
-          <w:color w:val="000000"/>
-          <w:lang w:val="zh-CN" w:eastAsia="zh-CN"/>
-        </w:rPr>
-        <w:t>确认出发，以及返回修改装备。</w:t>
-      </w:r>
-    </w:p>
-    <w:p>
-      <w:pPr>
-        <w:spacing w:line="340" w:lineRule="exact" w:after="120"/>
-        <w:snapToGrid w:val="0"/>
-      </w:pPr>
-      <w:r>
-        <w:rPr>
-          <w:rFonts w:ascii="Arial" w:hAnsi="Arial" w:eastAsia="Noto Sans CJK SC"/>
-          <w:color w:val="000000"/>
-          <w:lang w:val="zh-CN" w:eastAsia="zh-CN"/>
-        </w:rPr>
-        <w:t>这些内容可以在一页里完成，也可以拆成几步，不必沿用现在的五步页面。</w:t>
-      </w:r>
-    </w:p>
-    <w:p>
-      <w:pPr>
-        <w:pStyle w:val="Heading2"/>
-        <w:keepNext/>
-        <w:spacing w:line="400" w:lineRule="exact" w:after="100" w:before="240"/>
-        <w:snapToGrid w:val="0"/>
-      </w:pPr>
-      <w:r>
-        <w:rPr>
-          <w:rFonts w:ascii="Arial" w:hAnsi="Arial" w:eastAsia="Noto Sans CJK SC"/>
-          <w:color w:val="000000"/>
-          <w:lang w:val="zh-CN" w:eastAsia="zh-CN"/>
-        </w:rPr>
-        <w:t>联机队伍与房间</w:t>
-      </w:r>
-    </w:p>
-    <w:p>
-      <w:pPr>
-        <w:spacing w:line="340" w:lineRule="exact" w:after="120"/>
-        <w:snapToGrid w:val="0"/>
-      </w:pPr>
-      <w:r>
-        <w:rPr>
-          <w:rFonts w:ascii="Arial" w:hAnsi="Arial" w:eastAsia="Noto Sans CJK SC"/>
-          <w:color w:val="000000"/>
-          <w:lang w:val="zh-CN" w:eastAsia="zh-CN"/>
-        </w:rPr>
-        <w:t>在线组队需要创建或加入队伍、队伍码、成员名单、队长、准备状态和出发按钮。合作支持 1–4 人，也可以自己开局；好友对抗还需要选择队伍。也可以选择寻找其他队伍，并能取消匹配；暂时没有可用地图时，要显示正在等待。</w:t>
-      </w:r>
-    </w:p>
-    <w:p>
-      <w:pPr>
-        <w:spacing w:line="340" w:lineRule="exact" w:after="120"/>
-        <w:snapToGrid w:val="0"/>
-      </w:pPr>
-      <w:r>
-        <w:rPr>
-          <w:rFonts w:ascii="Arial" w:hAnsi="Arial" w:eastAsia="Noto Sans CJK SC"/>
-          <w:color w:val="000000"/>
-          <w:lang w:val="zh-CN" w:eastAsia="zh-CN"/>
-        </w:rPr>
-        <w:t>局域网需要找房间、建房间和输入地址加入。连接和加载时显示进度或当前情况；失败后可以重试，掉线后可以返回原来的战局。复杂连接设置放在需要时才打开的地方。</w:t>
-      </w:r>
-    </w:p>
-    <w:p>
-      <w:r>
-        <w:br w:type="page"/>
-      </w:r>
-    </w:p>
-    <w:p>
-      <w:pPr>
-        <w:pStyle w:val="Heading1"/>
-        <w:keepNext/>
-        <w:spacing w:line="480" w:lineRule="exact" w:after="160" w:before="0"/>
-        <w:snapToGrid w:val="0"/>
-      </w:pPr>
-      <w:r>
-        <w:rPr>
-          <w:rFonts w:ascii="Arial" w:hAnsi="Arial" w:eastAsia="Noto Sans CJK SC"/>
-          <w:color w:val="000000"/>
-          <w:lang w:val="zh-CN" w:eastAsia="zh-CN"/>
-        </w:rPr>
-        <w:t>装备补给和成长</w:t>
-      </w:r>
-    </w:p>
-    <w:p>
-      <w:pPr>
-        <w:pStyle w:val="Heading2"/>
-        <w:keepNext/>
-        <w:spacing w:line="400" w:lineRule="exact" w:after="100" w:before="240"/>
-        <w:snapToGrid w:val="0"/>
-      </w:pPr>
-      <w:r>
-        <w:rPr>
-          <w:rFonts w:ascii="Arial" w:hAnsi="Arial" w:eastAsia="Noto Sans CJK SC"/>
-          <w:color w:val="000000"/>
-          <w:lang w:val="zh-CN" w:eastAsia="zh-CN"/>
-        </w:rPr>
-        <w:t>仓库与装备</w:t>
-      </w:r>
-    </w:p>
-    <w:p>
-      <w:pPr>
-        <w:spacing w:line="340" w:lineRule="exact" w:after="120"/>
-        <w:snapToGrid w:val="0"/>
-      </w:pPr>
-      <w:r>
-        <w:rPr>
-          <w:rFonts w:ascii="Arial" w:hAnsi="Arial" w:eastAsia="Noto Sans CJK SC"/>
-          <w:color w:val="000000"/>
-          <w:lang w:val="zh-CN" w:eastAsia="zh-CN"/>
-        </w:rPr>
-        <w:t>玩家在这里整理战利品，决定下一局带什么。需要三类内容：</w:t>
-      </w:r>
-    </w:p>
-    <w:p>
-      <w:pPr>
-        <w:pStyle w:val="ListBullet"/>
-        <w:spacing w:line="340" w:lineRule="exact" w:after="120"/>
-        <w:snapToGrid w:val="0"/>
-      </w:pPr>
-      <w:r>
-        <w:rPr>
-          <w:rFonts w:ascii="Arial" w:hAnsi="Arial" w:eastAsia="Noto Sans CJK SC"/>
-          <w:color w:val="000000"/>
-          <w:lang w:val="zh-CN" w:eastAsia="zh-CN"/>
-        </w:rPr>
-        <w:t>角色身上的装备：项圈、护盾、主武器、副武器、手枪、近战。</w:t>
-      </w:r>
-    </w:p>
-    <w:p>
-      <w:pPr>
-        <w:pStyle w:val="ListBullet"/>
-        <w:spacing w:line="340" w:lineRule="exact" w:after="120"/>
-        <w:snapToGrid w:val="0"/>
-      </w:pPr>
-      <w:r>
-        <w:rPr>
-          <w:rFonts w:ascii="Arial" w:hAnsi="Arial" w:eastAsia="Noto Sans CJK SC"/>
-          <w:color w:val="000000"/>
-          <w:lang w:val="zh-CN" w:eastAsia="zh-CN"/>
-        </w:rPr>
-        <w:t>随身物品：衣兜、胸挂、背包、保险箱，以及三个特殊工具槽。</w:t>
-      </w:r>
-    </w:p>
-    <w:p>
-      <w:pPr>
-        <w:pStyle w:val="ListBullet"/>
-        <w:spacing w:line="340" w:lineRule="exact" w:after="120"/>
-        <w:snapToGrid w:val="0"/>
-      </w:pPr>
-      <w:r>
-        <w:rPr>
-          <w:rFonts w:ascii="Arial" w:hAnsi="Arial" w:eastAsia="Noto Sans CJK SC"/>
-          <w:color w:val="000000"/>
-          <w:lang w:val="zh-CN" w:eastAsia="zh-CN"/>
-        </w:rPr>
-        <w:t>留在基地的物品：个人仓库。</w:t>
-      </w:r>
-    </w:p>
-    <w:p>
-      <w:pPr>
-        <w:spacing w:line="340" w:lineRule="exact" w:after="120"/>
-        <w:snapToGrid w:val="0"/>
-      </w:pPr>
-      <w:r>
-        <w:rPr>
-          <w:rFonts w:ascii="Arial" w:hAnsi="Arial" w:eastAsia="Noto Sans CJK SC"/>
-          <w:color w:val="000000"/>
-          <w:lang w:val="zh-CN" w:eastAsia="zh-CN"/>
-        </w:rPr>
-        <w:t>要能查看物品详情、打开容器、换装备、移动和旋转物品、拆分数量。容器里的东西也要看得到。保险箱有保护物品的作用，要和普通背包区分。</w:t>
-      </w:r>
-    </w:p>
-    <w:p>
-      <w:pPr>
-        <w:pStyle w:val="Heading2"/>
-        <w:keepNext/>
-        <w:spacing w:line="400" w:lineRule="exact" w:after="100" w:before="240"/>
-        <w:snapToGrid w:val="0"/>
-      </w:pPr>
-      <w:r>
-        <w:rPr>
-          <w:rFonts w:ascii="Arial" w:hAnsi="Arial" w:eastAsia="Noto Sans CJK SC"/>
-          <w:color w:val="000000"/>
-          <w:lang w:val="zh-CN" w:eastAsia="zh-CN"/>
-        </w:rPr>
-        <w:t>光环改装</w:t>
-      </w:r>
-    </w:p>
-    <w:p>
-      <w:pPr>
-        <w:spacing w:line="340" w:lineRule="exact" w:after="120"/>
-        <w:snapToGrid w:val="0"/>
-      </w:pPr>
-      <w:r>
-        <w:rPr>
-          <w:rFonts w:ascii="Arial" w:hAnsi="Arial" w:eastAsia="Noto Sans CJK SC"/>
-          <w:color w:val="000000"/>
-          <w:lang w:val="zh-CN" w:eastAsia="zh-CN"/>
-        </w:rPr>
-        <w:t>光环是游戏里的武器。玩家选择一件光环，查看已装模块，再比较其他模块的用途、好处和代价。需要安装、替换、拆下，以及更换前后的属性对比。</w:t>
-      </w:r>
-    </w:p>
-    <w:p>
-      <w:pPr>
-        <w:pStyle w:val="Heading2"/>
-        <w:keepNext/>
-        <w:spacing w:line="400" w:lineRule="exact" w:after="100" w:before="240"/>
-        <w:snapToGrid w:val="0"/>
-      </w:pPr>
-      <w:r>
-        <w:rPr>
-          <w:rFonts w:ascii="Arial" w:hAnsi="Arial" w:eastAsia="Noto Sans CJK SC"/>
-          <w:color w:val="000000"/>
-          <w:lang w:val="zh-CN" w:eastAsia="zh-CN"/>
-        </w:rPr>
-        <w:t>商店与补给</w:t>
-      </w:r>
-    </w:p>
-    <w:p>
-      <w:pPr>
-        <w:spacing w:line="340" w:lineRule="exact" w:after="120"/>
-        <w:snapToGrid w:val="0"/>
-      </w:pPr>
-      <w:r>
-        <w:rPr>
-          <w:rFonts w:ascii="Arial" w:hAnsi="Arial" w:eastAsia="Noto Sans CJK SC"/>
-          <w:color w:val="000000"/>
-          <w:lang w:val="zh-CN" w:eastAsia="zh-CN"/>
-        </w:rPr>
-        <w:t>玩家选择补给商、浏览商品、看用途和价格、选择数量、购买或出售。还要有应急补给的领取入口。钱不够、仓库放不下或物品不能卖时，要说明原因。</w:t>
-      </w:r>
-    </w:p>
-    <w:p>
-      <w:pPr>
-        <w:pStyle w:val="Heading2"/>
-        <w:keepNext/>
-        <w:spacing w:line="400" w:lineRule="exact" w:after="100" w:before="240"/>
-        <w:snapToGrid w:val="0"/>
-      </w:pPr>
-      <w:r>
-        <w:rPr>
-          <w:rFonts w:ascii="Arial" w:hAnsi="Arial" w:eastAsia="Noto Sans CJK SC"/>
-          <w:color w:val="000000"/>
-          <w:lang w:val="zh-CN" w:eastAsia="zh-CN"/>
-        </w:rPr>
-        <w:t>研究与制造</w:t>
-      </w:r>
-    </w:p>
-    <w:p>
-      <w:pPr>
-        <w:spacing w:line="340" w:lineRule="exact" w:after="120"/>
-        <w:snapToGrid w:val="0"/>
-      </w:pPr>
-      <w:r>
-        <w:rPr>
-          <w:rFonts w:ascii="Arial" w:hAnsi="Arial" w:eastAsia="Noto Sans CJK SC"/>
-          <w:color w:val="000000"/>
-          <w:lang w:val="zh-CN" w:eastAsia="zh-CN"/>
-        </w:rPr>
-        <w:t>玩家看有哪些研究、能获得什么、需要什么材料、还缺多少。研究解锁后，可以消耗材料制造模块，再去安装。研究、制造、安装是分开的事情。</w:t>
-      </w:r>
-    </w:p>
-    <w:p>
-      <w:pPr>
-        <w:pStyle w:val="Heading2"/>
-        <w:keepNext/>
-        <w:spacing w:line="400" w:lineRule="exact" w:after="100" w:before="240"/>
-        <w:snapToGrid w:val="0"/>
-      </w:pPr>
-      <w:r>
-        <w:rPr>
-          <w:rFonts w:ascii="Arial" w:hAnsi="Arial" w:eastAsia="Noto Sans CJK SC"/>
-          <w:color w:val="000000"/>
-          <w:lang w:val="zh-CN" w:eastAsia="zh-CN"/>
-        </w:rPr>
-        <w:t>任务与调查记录</w:t>
-      </w:r>
-    </w:p>
-    <w:p>
-      <w:pPr>
-        <w:spacing w:line="340" w:lineRule="exact" w:after="120"/>
-        <w:snapToGrid w:val="0"/>
-      </w:pPr>
-      <w:r>
-        <w:rPr>
-          <w:rFonts w:ascii="Arial" w:hAnsi="Arial" w:eastAsia="Noto Sans CJK SC"/>
-          <w:color w:val="000000"/>
-          <w:lang w:val="zh-CN" w:eastAsia="zh-CN"/>
-        </w:rPr>
-        <w:t>玩家查看目标、当前进度和已经找到的调查资料，并选择在游戏里显示哪个目标。局内还需要任务步骤、地点、距离和设备操作详情。追踪只是显示目标，不是接取任务。</w:t>
-      </w:r>
-    </w:p>
-    <w:p>
-      <w:pPr>
-        <w:spacing w:line="340" w:lineRule="exact" w:after="120"/>
-        <w:snapToGrid w:val="0"/>
-      </w:pPr>
-      <w:r>
-        <w:rPr>
-          <w:rFonts w:ascii="Arial" w:hAnsi="Arial" w:eastAsia="Noto Sans CJK SC"/>
-          <w:color w:val="000000"/>
-          <w:lang w:val="zh-CN" w:eastAsia="zh-CN"/>
-        </w:rPr>
-        <w:t>完整剧情战役另有策划，本案不要求美术根据旧随机任务自行编出整套战役内容。</w:t>
-      </w:r>
-    </w:p>
-    <w:p>
-      <w:r>
-        <w:br w:type="page"/>
-      </w:r>
-    </w:p>
-    <w:p>
-      <w:pPr>
-        <w:pStyle w:val="Heading1"/>
-        <w:keepNext/>
-        <w:spacing w:line="480" w:lineRule="exact" w:after="160" w:before="0"/>
-        <w:snapToGrid w:val="0"/>
-      </w:pPr>
-      <w:r>
-        <w:rPr>
-          <w:rFonts w:ascii="Arial" w:hAnsi="Arial" w:eastAsia="Noto Sans CJK SC"/>
-          <w:color w:val="000000"/>
-          <w:lang w:val="zh-CN" w:eastAsia="zh-CN"/>
-        </w:rPr>
-        <w:t>游戏进行中的界面</w:t>
-      </w:r>
-    </w:p>
-    <w:p>
-      <w:pPr>
-        <w:pStyle w:val="Heading2"/>
-        <w:keepNext/>
-        <w:spacing w:line="400" w:lineRule="exact" w:after="100" w:before="240"/>
-        <w:snapToGrid w:val="0"/>
-      </w:pPr>
-      <w:r>
-        <w:rPr>
-          <w:rFonts w:ascii="Arial" w:hAnsi="Arial" w:eastAsia="Noto Sans CJK SC"/>
-          <w:color w:val="000000"/>
-          <w:lang w:val="zh-CN" w:eastAsia="zh-CN"/>
-        </w:rPr>
-        <w:t>战斗画面</w:t>
-      </w:r>
-    </w:p>
-    <w:p>
-      <w:pPr>
-        <w:spacing w:line="340" w:lineRule="exact" w:after="120"/>
-        <w:snapToGrid w:val="0"/>
-      </w:pPr>
-      <w:r>
-        <w:rPr>
-          <w:rFonts w:ascii="Arial" w:hAnsi="Arial" w:eastAsia="Noto Sans CJK SC"/>
-          <w:color w:val="000000"/>
-          <w:lang w:val="zh-CN" w:eastAsia="zh-CN"/>
-        </w:rPr>
-        <w:t>这是玩家移动和射击时一直看到的画面。需要的信息分三类：</w:t>
-      </w:r>
-    </w:p>
-    <w:p>
-      <w:pPr>
-        <w:pStyle w:val="ListBullet"/>
-        <w:spacing w:line="340" w:lineRule="exact" w:after="120"/>
-        <w:snapToGrid w:val="0"/>
-      </w:pPr>
-      <w:r>
-        <w:rPr>
-          <w:rFonts w:ascii="Arial" w:hAnsi="Arial" w:eastAsia="Noto Sans CJK SC"/>
-          <w:color w:val="000000"/>
-          <w:lang w:val="zh-CN" w:eastAsia="zh-CN"/>
-        </w:rPr>
-        <w:t>战斗：生命、当前武器、弹药或充能、护盾、剩余时间。</w:t>
-      </w:r>
-    </w:p>
-    <w:p>
-      <w:pPr>
-        <w:pStyle w:val="ListBullet"/>
-        <w:spacing w:line="340" w:lineRule="exact" w:after="120"/>
-        <w:snapToGrid w:val="0"/>
-      </w:pPr>
-      <w:r>
-        <w:rPr>
-          <w:rFonts w:ascii="Arial" w:hAnsi="Arial" w:eastAsia="Noto Sans CJK SC"/>
-          <w:color w:val="000000"/>
-          <w:lang w:val="zh-CN" w:eastAsia="zh-CN"/>
-        </w:rPr>
-        <w:t>生存：氧气、饮水、饥饿、胃容量，以及受伤、中毒、疲劳等状态。</w:t>
-      </w:r>
-    </w:p>
-    <w:p>
-      <w:pPr>
-        <w:pStyle w:val="ListBullet"/>
-        <w:spacing w:line="340" w:lineRule="exact" w:after="120"/>
-        <w:snapToGrid w:val="0"/>
-      </w:pPr>
-      <w:r>
-        <w:rPr>
-          <w:rFonts w:ascii="Arial" w:hAnsi="Arial" w:eastAsia="Noto Sans CJK SC"/>
-          <w:color w:val="000000"/>
-          <w:lang w:val="zh-CN" w:eastAsia="zh-CN"/>
-        </w:rPr>
-        <w:t>操作：九格快捷栏、当前拿着什么、互动按键、操作进度、命中和击杀提示、当前任务。</w:t>
-      </w:r>
-    </w:p>
-    <w:p>
-      <w:pPr>
-        <w:spacing w:line="340" w:lineRule="exact" w:after="120"/>
-        <w:snapToGrid w:val="0"/>
-      </w:pPr>
-      <w:r>
-        <w:rPr>
-          <w:rFonts w:ascii="Arial" w:hAnsi="Arial" w:eastAsia="Noto Sans CJK SC"/>
-          <w:color w:val="000000"/>
-          <w:lang w:val="zh-CN" w:eastAsia="zh-CN"/>
-        </w:rPr>
-        <w:t>这些是同一个画面里的信息，不是每项都要单独做一页。护盾还剩多少、护盾电量还剩多少，要分别显示。数字键选中物品，左键才使用。</w:t>
-      </w:r>
-    </w:p>
-    <w:p>
-      <w:pPr>
-        <w:pStyle w:val="Heading2"/>
-        <w:keepNext/>
-        <w:spacing w:line="400" w:lineRule="exact" w:after="100" w:before="240"/>
-        <w:snapToGrid w:val="0"/>
-      </w:pPr>
-      <w:r>
-        <w:rPr>
-          <w:rFonts w:ascii="Arial" w:hAnsi="Arial" w:eastAsia="Noto Sans CJK SC"/>
-          <w:color w:val="000000"/>
-          <w:lang w:val="zh-CN" w:eastAsia="zh-CN"/>
-        </w:rPr>
-        <w:t>背包与搜刮</w:t>
-      </w:r>
-    </w:p>
-    <w:p>
-      <w:pPr>
-        <w:spacing w:line="340" w:lineRule="exact" w:after="120"/>
-        <w:snapToGrid w:val="0"/>
-      </w:pPr>
-      <w:r>
-        <w:rPr>
-          <w:rFonts w:ascii="Arial" w:hAnsi="Arial" w:eastAsia="Noto Sans CJK SC"/>
-          <w:color w:val="000000"/>
-          <w:lang w:val="zh-CN" w:eastAsia="zh-CN"/>
-        </w:rPr>
-        <w:t>打开后能看自己的装备和物品，也能看正在搜索的箱子、尸体或地面包。玩家要能搜索、拿取、拖放和整理；箱子空了、空间不够、物品被别人拿走，也要有对应变化。尸体显示对方的角色和装备。</w:t>
-      </w:r>
-    </w:p>
-    <w:p>
-      <w:pPr>
-        <w:pStyle w:val="Heading2"/>
-        <w:keepNext/>
-        <w:spacing w:line="400" w:lineRule="exact" w:after="100" w:before="240"/>
-        <w:snapToGrid w:val="0"/>
-      </w:pPr>
-      <w:r>
-        <w:rPr>
-          <w:rFonts w:ascii="Arial" w:hAnsi="Arial" w:eastAsia="Noto Sans CJK SC"/>
-          <w:color w:val="000000"/>
-          <w:lang w:val="zh-CN" w:eastAsia="zh-CN"/>
-        </w:rPr>
-        <w:t>健康与治疗</w:t>
-      </w:r>
-    </w:p>
-    <w:p>
-      <w:pPr>
-        <w:spacing w:line="340" w:lineRule="exact" w:after="120"/>
-        <w:snapToGrid w:val="0"/>
-      </w:pPr>
-      <w:r>
-        <w:rPr>
-          <w:rFonts w:ascii="Arial" w:hAnsi="Arial" w:eastAsia="Noto Sans CJK SC"/>
-          <w:color w:val="000000"/>
-          <w:lang w:val="zh-CN" w:eastAsia="zh-CN"/>
-        </w:rPr>
-        <w:t>用人体图显示头、胸、腹、双臂和双腿的伤势。玩家选择受伤部位，查看能用的医疗物品并治疗；显示治疗进度，以及被打断或缺少药品的情况。</w:t>
-      </w:r>
-    </w:p>
-    <w:p>
-      <w:pPr>
-        <w:pStyle w:val="Heading2"/>
-        <w:keepNext/>
-        <w:spacing w:line="400" w:lineRule="exact" w:after="100" w:before="240"/>
-        <w:snapToGrid w:val="0"/>
-      </w:pPr>
-      <w:r>
-        <w:rPr>
-          <w:rFonts w:ascii="Arial" w:hAnsi="Arial" w:eastAsia="Noto Sans CJK SC"/>
-          <w:color w:val="000000"/>
-          <w:lang w:val="zh-CN" w:eastAsia="zh-CN"/>
-        </w:rPr>
-        <w:t>地图与工具</w:t>
-      </w:r>
-    </w:p>
-    <w:p>
-      <w:pPr>
-        <w:spacing w:line="340" w:lineRule="exact" w:after="120"/>
-        <w:snapToGrid w:val="0"/>
-      </w:pPr>
-      <w:r>
-        <w:rPr>
-          <w:rFonts w:ascii="Arial" w:hAnsi="Arial" w:eastAsia="Noto Sans CJK SC"/>
-          <w:color w:val="000000"/>
-          <w:lang w:val="zh-CN" w:eastAsia="zh-CN"/>
-        </w:rPr>
-        <w:t>地图需要自己位置和朝向、地点名称、撤离点、个人标记、补给信息，以及缩放和拖动。另有指南针、测距仪读数和光环灯光调节。任务步骤和设备操作详情也要能在局内查看。地图不能显示精确敌方雷达。</w:t>
-      </w:r>
-    </w:p>
-    <w:p>
-      <w:pPr>
-        <w:pStyle w:val="Heading2"/>
-        <w:keepNext/>
-        <w:spacing w:line="400" w:lineRule="exact" w:after="100" w:before="240"/>
-        <w:snapToGrid w:val="0"/>
-      </w:pPr>
-      <w:r>
-        <w:rPr>
-          <w:rFonts w:ascii="Arial" w:hAnsi="Arial" w:eastAsia="Noto Sans CJK SC"/>
-          <w:color w:val="000000"/>
-          <w:lang w:val="zh-CN" w:eastAsia="zh-CN"/>
-        </w:rPr>
-        <w:t>赏金玩法增加的内容</w:t>
-      </w:r>
-    </w:p>
-    <w:p>
-      <w:pPr>
-        <w:spacing w:line="340" w:lineRule="exact" w:after="120"/>
-        <w:snapToGrid w:val="0"/>
-      </w:pPr>
-      <w:r>
-        <w:rPr>
-          <w:rFonts w:ascii="Arial" w:hAnsi="Arial" w:eastAsia="Noto Sans CJK SC"/>
-          <w:color w:val="000000"/>
-          <w:lang w:val="zh-CN" w:eastAsia="zh-CN"/>
-        </w:rPr>
-        <w:t>普通战斗、背包、健康和地图继续共用。额外需要：赏金准备界面、当前目标、放逐进度、谁拿着赏金、暗视剩余量、队友倒地与救援、出口情况，以及结束后进入下一局。</w:t>
-      </w:r>
-    </w:p>
-    <w:p>
-      <w:r>
-        <w:br w:type="page"/>
-      </w:r>
-    </w:p>
-    <w:p>
-      <w:pPr>
-        <w:pStyle w:val="Heading1"/>
-        <w:keepNext/>
-        <w:spacing w:line="480" w:lineRule="exact" w:after="160" w:before="0"/>
-        <w:snapToGrid w:val="0"/>
-      </w:pPr>
-      <w:r>
-        <w:rPr>
-          <w:rFonts w:ascii="Arial" w:hAnsi="Arial" w:eastAsia="Noto Sans CJK SC"/>
-          <w:color w:val="000000"/>
-          <w:lang w:val="zh-CN" w:eastAsia="zh-CN"/>
-        </w:rPr>
-        <w:t>一局结束和共用界面</w:t>
-      </w:r>
-    </w:p>
-    <w:p>
-      <w:pPr>
-        <w:pStyle w:val="Heading2"/>
-        <w:keepNext/>
-        <w:spacing w:line="400" w:lineRule="exact" w:after="100" w:before="240"/>
-        <w:snapToGrid w:val="0"/>
-      </w:pPr>
-      <w:r>
-        <w:rPr>
-          <w:rFonts w:ascii="Arial" w:hAnsi="Arial" w:eastAsia="Noto Sans CJK SC"/>
-          <w:color w:val="000000"/>
-          <w:lang w:val="zh-CN" w:eastAsia="zh-CN"/>
-        </w:rPr>
-        <w:t>撤离与死亡</w:t>
-      </w:r>
-    </w:p>
-    <w:p>
-      <w:pPr>
-        <w:spacing w:line="340" w:lineRule="exact" w:after="120"/>
-        <w:snapToGrid w:val="0"/>
-      </w:pPr>
-      <w:r>
-        <w:rPr>
-          <w:rFonts w:ascii="Arial" w:hAnsi="Arial" w:eastAsia="Noto Sans CJK SC"/>
-          <w:color w:val="000000"/>
-          <w:lang w:val="zh-CN" w:eastAsia="zh-CN"/>
-        </w:rPr>
-        <w:t>准备撤离时，玩家需要知道能不能走、还要等多久、为什么被阻止。撤离成功、死亡和时间耗尽后，都要有清楚的结果。死亡时显示游戏实际能提供的死因信息。</w:t>
-      </w:r>
-    </w:p>
-    <w:p>
-      <w:pPr>
-        <w:pStyle w:val="Heading2"/>
-        <w:keepNext/>
-        <w:spacing w:line="400" w:lineRule="exact" w:after="100" w:before="240"/>
-        <w:snapToGrid w:val="0"/>
-      </w:pPr>
-      <w:r>
-        <w:rPr>
-          <w:rFonts w:ascii="Arial" w:hAnsi="Arial" w:eastAsia="Noto Sans CJK SC"/>
-          <w:color w:val="000000"/>
-          <w:lang w:val="zh-CN" w:eastAsia="zh-CN"/>
-        </w:rPr>
-        <w:t>结算和返回仓库</w:t>
-      </w:r>
-    </w:p>
-    <w:p>
-      <w:pPr>
-        <w:spacing w:line="340" w:lineRule="exact" w:after="120"/>
-        <w:snapToGrid w:val="0"/>
-      </w:pPr>
-      <w:r>
-        <w:rPr>
-          <w:rFonts w:ascii="Arial" w:hAnsi="Arial" w:eastAsia="Noto Sans CJK SC"/>
-          <w:color w:val="000000"/>
-          <w:lang w:val="zh-CN" w:eastAsia="zh-CN"/>
-        </w:rPr>
-        <w:t>结算按玩家关心的三个问题组织：</w:t>
-      </w:r>
-    </w:p>
-    <w:p>
-      <w:pPr>
-        <w:pStyle w:val="ListBullet"/>
-        <w:spacing w:line="340" w:lineRule="exact" w:after="120"/>
-        <w:snapToGrid w:val="0"/>
-      </w:pPr>
-      <w:r>
-        <w:rPr>
-          <w:rFonts w:ascii="Arial" w:hAnsi="Arial" w:eastAsia="Noto Sans CJK SC"/>
-          <w:color w:val="000000"/>
-          <w:lang w:val="zh-CN" w:eastAsia="zh-CN"/>
-        </w:rPr>
-        <w:t>这一局怎么样：是否撤离、为什么失败、获得了什么。</w:t>
-      </w:r>
-    </w:p>
-    <w:p>
-      <w:pPr>
-        <w:pStyle w:val="ListBullet"/>
-        <w:spacing w:line="340" w:lineRule="exact" w:after="120"/>
-        <w:snapToGrid w:val="0"/>
-      </w:pPr>
-      <w:r>
-        <w:rPr>
-          <w:rFonts w:ascii="Arial" w:hAnsi="Arial" w:eastAsia="Noto Sans CJK SC"/>
-          <w:color w:val="000000"/>
-          <w:lang w:val="zh-CN" w:eastAsia="zh-CN"/>
-        </w:rPr>
-        <w:t>东西去了哪里：带回物品、死亡后仍保住的物品、已经放进仓库的物品。</w:t>
-      </w:r>
-    </w:p>
-    <w:p>
-      <w:pPr>
-        <w:pStyle w:val="ListBullet"/>
-        <w:spacing w:line="340" w:lineRule="exact" w:after="120"/>
-        <w:snapToGrid w:val="0"/>
-      </w:pPr>
-      <w:r>
-        <w:rPr>
-          <w:rFonts w:ascii="Arial" w:hAnsi="Arial" w:eastAsia="Noto Sans CJK SC"/>
-          <w:color w:val="000000"/>
-          <w:lang w:val="zh-CN" w:eastAsia="zh-CN"/>
-        </w:rPr>
-        <w:t>接下来能做什么：领取仓库放不下的物品、返回仓库、再次准备。</w:t>
-      </w:r>
-    </w:p>
-    <w:p>
-      <w:pPr>
-        <w:spacing w:line="340" w:lineRule="exact" w:after="120"/>
-        <w:snapToGrid w:val="0"/>
-      </w:pPr>
-      <w:r>
-        <w:rPr>
-          <w:rFonts w:ascii="Arial" w:hAnsi="Arial" w:eastAsia="Noto Sans CJK SC"/>
-          <w:color w:val="000000"/>
-          <w:lang w:val="zh-CN" w:eastAsia="zh-CN"/>
-        </w:rPr>
-        <w:t>还需要“正在保存”“保存失败，可重试”“已保存”这些提示。保险箱保住的东西不算成功撤离成果。放不进仓库的物品进入待领取列表，不能让玩家以为东西丢了。保存还没完成时，不能再次出发。</w:t>
-      </w:r>
-    </w:p>
-    <w:p>
-      <w:pPr>
-        <w:pStyle w:val="Heading2"/>
-        <w:keepNext/>
-        <w:spacing w:line="400" w:lineRule="exact" w:after="100" w:before="240"/>
-        <w:snapToGrid w:val="0"/>
-      </w:pPr>
-      <w:r>
-        <w:rPr>
-          <w:rFonts w:ascii="Arial" w:hAnsi="Arial" w:eastAsia="Noto Sans CJK SC"/>
-          <w:color w:val="000000"/>
-          <w:lang w:val="zh-CN" w:eastAsia="zh-CN"/>
-        </w:rPr>
-        <w:t>设置与暂停</w:t>
-      </w:r>
-    </w:p>
-    <w:p>
-      <w:pPr>
-        <w:spacing w:line="340" w:lineRule="exact" w:after="120"/>
-        <w:snapToGrid w:val="0"/>
-      </w:pPr>
-      <w:r>
-        <w:rPr>
-          <w:rFonts w:ascii="Arial" w:hAnsi="Arial" w:eastAsia="Noto Sans CJK SC"/>
-          <w:color w:val="000000"/>
-          <w:lang w:val="zh-CN" w:eastAsia="zh-CN"/>
-        </w:rPr>
-        <w:t>设置包含声音、画面、语言和已有的战斗画面设置。局内菜单包含继续、返回主界面和退出。在线游戏打开菜单时，战局仍在继续。</w:t>
-      </w:r>
-    </w:p>
-    <w:p>
-      <w:pPr>
-        <w:pStyle w:val="Heading2"/>
-        <w:keepNext/>
-        <w:spacing w:line="400" w:lineRule="exact" w:after="100" w:before="240"/>
-        <w:snapToGrid w:val="0"/>
-      </w:pPr>
-      <w:r>
-        <w:rPr>
-          <w:rFonts w:ascii="Arial" w:hAnsi="Arial" w:eastAsia="Noto Sans CJK SC"/>
-          <w:color w:val="000000"/>
-          <w:lang w:val="zh-CN" w:eastAsia="zh-CN"/>
-        </w:rPr>
-        <w:t>各界面共用的小部件</w:t>
-      </w:r>
-    </w:p>
-    <w:p>
-      <w:pPr>
-        <w:spacing w:line="340" w:lineRule="exact" w:after="120"/>
-        <w:snapToGrid w:val="0"/>
-      </w:pPr>
-      <w:r>
-        <w:rPr>
-          <w:rFonts w:ascii="Arial" w:hAnsi="Arial" w:eastAsia="Noto Sans CJK SC"/>
-          <w:color w:val="000000"/>
-          <w:lang w:val="zh-CN" w:eastAsia="zh-CN"/>
-        </w:rPr>
-        <w:t>按钮、页签、物品格、进度条、提示和确认窗口应能重复使用。需要说明正常、鼠标移上去或键盘选中、按下、不可点，以及等待和出错时的区别。只换文字或颜色的地方，不用重新画整张页面。</w:t>
-      </w:r>
-    </w:p>
-    <w:p>
-      <w:pPr>
-        <w:pStyle w:val="Heading2"/>
-        <w:keepNext/>
-        <w:spacing w:line="400" w:lineRule="exact" w:after="100" w:before="240"/>
-        <w:snapToGrid w:val="0"/>
-      </w:pPr>
-      <w:r>
-        <w:rPr>
-          <w:rFonts w:ascii="Arial" w:hAnsi="Arial" w:eastAsia="Noto Sans CJK SC"/>
-          <w:color w:val="000000"/>
-          <w:lang w:val="zh-CN" w:eastAsia="zh-CN"/>
-        </w:rPr>
-        <w:t>暂时只留入口的内容</w:t>
-      </w:r>
-    </w:p>
-    <w:p>
-      <w:pPr>
-        <w:spacing w:line="340" w:lineRule="exact" w:after="120"/>
-        <w:snapToGrid w:val="0"/>
-      </w:pPr>
-      <w:r>
-        <w:rPr>
-          <w:rFonts w:ascii="Arial" w:hAnsi="Arial" w:eastAsia="Noto Sans CJK SC"/>
-          <w:color w:val="000000"/>
-          <w:lang w:val="zh-CN" w:eastAsia="zh-CN"/>
-        </w:rPr>
-        <w:t>基地建设、通讯和出发前保险尚未开放。这次保留位置和“暂未开放”的表达，不要求画完整建设、聊天、邮件或保险购买流程。</w:t>
-      </w:r>
-    </w:p>
-    <w:p>
-      <w:r>
-        <w:br w:type="page"/>
-      </w:r>
-    </w:p>
-    <w:p>
-      <w:pPr>
-        <w:pStyle w:val="Heading1"/>
-        <w:keepNext/>
-        <w:spacing w:line="480" w:lineRule="exact" w:after="160" w:before="0"/>
-        <w:snapToGrid w:val="0"/>
-      </w:pPr>
-      <w:r>
-        <w:rPr>
-          <w:rFonts w:ascii="Arial" w:hAnsi="Arial" w:eastAsia="Noto Sans CJK SC"/>
-          <w:color w:val="000000"/>
-          <w:lang w:val="zh-CN" w:eastAsia="zh-CN"/>
-        </w:rPr>
-        <w:t>美术最后交什么</w:t>
-      </w:r>
-    </w:p>
-    <w:p>
-      <w:pPr>
-        <w:spacing w:line="340" w:lineRule="exact" w:after="120"/>
-        <w:snapToGrid w:val="0"/>
-      </w:pPr>
-      <w:r>
-        <w:rPr>
-          <w:rFonts w:ascii="Arial" w:hAnsi="Arial" w:eastAsia="Noto Sans CJK SC"/>
-          <w:color w:val="000000"/>
-          <w:lang w:val="zh-CN" w:eastAsia="zh-CN"/>
-        </w:rPr>
-        <w:t>不用学 Unity，也不限定用什么软件。先交一个按钮、一个窗口和一个物品格，让程序试着放进游戏；确认没问题后，再做其余素材。</w:t>
-      </w:r>
-    </w:p>
-    <w:p>
-      <w:pPr>
-        <w:pStyle w:val="Heading2"/>
-        <w:keepNext/>
-        <w:spacing w:line="400" w:lineRule="exact" w:after="100" w:before="240"/>
-        <w:snapToGrid w:val="0"/>
-      </w:pPr>
-      <w:r>
-        <w:rPr>
-          <w:rFonts w:ascii="Arial" w:hAnsi="Arial" w:eastAsia="Noto Sans CJK SC"/>
-          <w:color w:val="000000"/>
-          <w:lang w:val="zh-CN" w:eastAsia="zh-CN"/>
-        </w:rPr>
-        <w:t>一份能修改的原稿</w:t>
-      </w:r>
-    </w:p>
-    <w:p>
-      <w:pPr>
-        <w:spacing w:line="340" w:lineRule="exact" w:after="120"/>
-        <w:snapToGrid w:val="0"/>
-      </w:pPr>
-      <w:r>
-        <w:rPr>
-          <w:rFonts w:ascii="Arial" w:hAnsi="Arial" w:eastAsia="Noto Sans CJK SC"/>
-          <w:color w:val="000000"/>
-          <w:lang w:val="zh-CN" w:eastAsia="zh-CN"/>
-        </w:rPr>
-        <w:t>文字、图标、底板和插画尽量分层。写清设计稿尺寸和字体名称。另导出完整效果图，让程序知道做完应该是什么样。</w:t>
-      </w:r>
-    </w:p>
-    <w:p>
-      <w:pPr>
-        <w:pStyle w:val="Heading2"/>
-        <w:keepNext/>
-        <w:spacing w:line="400" w:lineRule="exact" w:after="100" w:before="240"/>
-        <w:snapToGrid w:val="0"/>
-      </w:pPr>
-      <w:r>
-        <w:rPr>
-          <w:rFonts w:ascii="Arial" w:hAnsi="Arial" w:eastAsia="Noto Sans CJK SC"/>
-          <w:color w:val="000000"/>
-          <w:lang w:val="zh-CN" w:eastAsia="zh-CN"/>
-        </w:rPr>
-        <w:t>游戏里要用的单独图片</w:t>
-      </w:r>
-    </w:p>
-    <w:p>
-      <w:pPr>
-        <w:spacing w:line="340" w:lineRule="exact" w:after="120"/>
-        <w:snapToGrid w:val="0"/>
-      </w:pPr>
-      <w:r>
-        <w:rPr>
-          <w:rFonts w:ascii="Arial" w:hAnsi="Arial" w:eastAsia="Noto Sans CJK SC"/>
-          <w:color w:val="000000"/>
-          <w:lang w:val="zh-CN" w:eastAsia="zh-CN"/>
-        </w:rPr>
-        <w:t>图标、插画和复杂边框分开导出 PNG，需要镂空的地方透明。按钮底图不要带文字，物品图不要带数量和价格。同一种按钮或窗口可以反复用，只交一份。纯色框和简单线条可以由程序画。</w:t>
-      </w:r>
-    </w:p>
-    <w:p>
-      <w:pPr>
-        <w:pStyle w:val="Heading2"/>
-        <w:keepNext/>
-        <w:spacing w:line="400" w:lineRule="exact" w:after="100" w:before="240"/>
-        <w:snapToGrid w:val="0"/>
-      </w:pPr>
-      <w:r>
-        <w:rPr>
-          <w:rFonts w:ascii="Arial" w:hAnsi="Arial" w:eastAsia="Noto Sans CJK SC"/>
-          <w:color w:val="000000"/>
-          <w:lang w:val="zh-CN" w:eastAsia="zh-CN"/>
-        </w:rPr>
-        <w:t>会变宽变高的框才做九宫格</w:t>
-      </w:r>
-    </w:p>
-    <w:p>
-      <w:pPr>
-        <w:spacing w:line="340" w:lineRule="exact" w:after="120"/>
-        <w:snapToGrid w:val="0"/>
-      </w:pPr>
-      <w:r>
-        <w:rPr>
-          <w:rFonts w:ascii="Arial" w:hAnsi="Arial" w:eastAsia="Noto Sans CJK SC"/>
-          <w:color w:val="000000"/>
-          <w:lang w:val="zh-CN" w:eastAsia="zh-CN"/>
-        </w:rPr>
-        <w:t>例如，同一种按钮既要放“返回”，又要放“确认出发”。按钮宽度不同，但四个角不能被拉扁。做法是交一张完整底图，在上面标出四条切分线：四角保留，边和中间允许拉长。不是交九张图片。</w:t>
+        <w:t>2026年10月25日</w:t>
       </w:r>
     </w:p>
     <w:tbl>
@@ -1370,9 +54,8 @@
         </w:tblCellMar>
       </w:tblPr>
       <w:tblGrid>
-        <w:gridCol w:w="2016"/>
-        <w:gridCol w:w="5904"/>
-        <w:gridCol w:w="2016"/>
+        <w:gridCol w:w="2592"/>
+        <w:gridCol w:w="7344"/>
       </w:tblGrid>
       <w:tr>
         <w:trPr>
@@ -1381,14 +64,14 @@
         </w:trPr>
         <w:tc>
           <w:tcPr>
-            <w:tcW w:type="dxa" w:w="2016"/>
+            <w:tcW w:type="dxa" w:w="2592"/>
             <w:vAlign w:val="center"/>
             <w:shd w:fill="E7EDF2"/>
           </w:tcPr>
           <w:p>
             <w:pPr>
-              <w:spacing w:before="0" w:after="0" w:line="269" w:lineRule="auto"/>
-              <w:jc w:val="center"/>
+              <w:spacing w:before="0" w:after="0" w:line="310" w:lineRule="exact"/>
+              <w:snapToGrid w:val="0"/>
             </w:pPr>
             <w:r>
               <w:rPr>
@@ -1398,19 +81,20 @@
                 <w:sz w:val="21"/>
                 <w:lang w:val="zh-CN" w:eastAsia="zh-CN"/>
               </w:rPr>
-              <w:t>角不变</w:t>
+              <w:t>UI 名称</w:t>
             </w:r>
           </w:p>
         </w:tc>
         <w:tc>
           <w:tcPr>
-            <w:tcW w:type="dxa" w:w="5904"/>
+            <w:tcW w:type="dxa" w:w="7344"/>
             <w:vAlign w:val="center"/>
             <w:shd w:fill="E7EDF2"/>
           </w:tcPr>
           <w:p>
             <w:pPr>
-              <w:spacing w:before="0" w:after="0" w:line="269" w:lineRule="auto"/>
+              <w:spacing w:before="0" w:after="0" w:line="310" w:lineRule="exact"/>
+              <w:snapToGrid w:val="0"/>
             </w:pPr>
             <w:r>
               <w:rPr>
@@ -1420,29 +104,7 @@
                 <w:sz w:val="21"/>
                 <w:lang w:val="zh-CN" w:eastAsia="zh-CN"/>
               </w:rPr>
-              <w:t>横向拉伸</w:t>
-            </w:r>
-          </w:p>
-        </w:tc>
-        <w:tc>
-          <w:tcPr>
-            <w:tcW w:type="dxa" w:w="2016"/>
-            <w:vAlign w:val="center"/>
-            <w:shd w:fill="E7EDF2"/>
-          </w:tcPr>
-          <w:p>
-            <w:pPr>
-              <w:spacing w:before="0" w:after="0" w:line="269" w:lineRule="auto"/>
-            </w:pPr>
-            <w:r>
-              <w:rPr>
-                <w:rFonts w:ascii="Arial" w:hAnsi="Arial" w:eastAsia="Noto Sans CJK SC"/>
-                <w:b/>
-                <w:color w:val="000000"/>
-                <w:sz w:val="21"/>
-                <w:lang w:val="zh-CN" w:eastAsia="zh-CN"/>
-              </w:rPr>
-              <w:t>角不变</w:t>
+              <w:t>当前实现</w:t>
             </w:r>
           </w:p>
         </w:tc>
@@ -1453,13 +115,13 @@
         </w:trPr>
         <w:tc>
           <w:tcPr>
-            <w:tcW w:type="dxa" w:w="2016"/>
+            <w:tcW w:type="dxa" w:w="2592"/>
             <w:vAlign w:val="center"/>
           </w:tcPr>
           <w:p>
             <w:pPr>
-              <w:spacing w:before="0" w:after="0" w:line="269" w:lineRule="auto"/>
-              <w:jc w:val="center"/>
+              <w:spacing w:before="0" w:after="0" w:line="310" w:lineRule="exact"/>
+              <w:snapToGrid w:val="0"/>
             </w:pPr>
             <w:r>
               <w:rPr>
@@ -1469,18 +131,19 @@
                 <w:sz w:val="21"/>
                 <w:lang w:val="zh-CN" w:eastAsia="zh-CN"/>
               </w:rPr>
-              <w:t>纵向拉伸</w:t>
+              <w:t>主界面</w:t>
             </w:r>
           </w:p>
         </w:tc>
         <w:tc>
           <w:tcPr>
-            <w:tcW w:type="dxa" w:w="5904"/>
+            <w:tcW w:type="dxa" w:w="7344"/>
             <w:vAlign w:val="center"/>
           </w:tcPr>
           <w:p>
             <w:pPr>
-              <w:spacing w:before="0" w:after="0" w:line="269" w:lineRule="auto"/>
+              <w:spacing w:before="0" w:after="0" w:line="310" w:lineRule="exact"/>
+              <w:snapToGrid w:val="0"/>
             </w:pPr>
             <w:r>
               <w:rPr>
@@ -1490,28 +153,7 @@
                 <w:sz w:val="21"/>
                 <w:lang w:val="zh-CN" w:eastAsia="zh-CN"/>
               </w:rPr>
-              <w:t>中间扩展</w:t>
-            </w:r>
-          </w:p>
-        </w:tc>
-        <w:tc>
-          <w:tcPr>
-            <w:tcW w:type="dxa" w:w="2016"/>
-            <w:vAlign w:val="center"/>
-          </w:tcPr>
-          <w:p>
-            <w:pPr>
-              <w:spacing w:before="0" w:after="0" w:line="269" w:lineRule="auto"/>
-            </w:pPr>
-            <w:r>
-              <w:rPr>
-                <w:rFonts w:ascii="Arial" w:hAnsi="Arial" w:eastAsia="Noto Sans CJK SC"/>
-                <w:b w:val="0"/>
-                <w:color w:val="000000"/>
-                <w:sz w:val="21"/>
-                <w:lang w:val="zh-CN" w:eastAsia="zh-CN"/>
-              </w:rPr>
-              <w:t>纵向拉伸</w:t>
+              <w:t>月面背景、角色预览、出击/仓库/光环入口、次级导航和资源显示。</w:t>
             </w:r>
           </w:p>
         </w:tc>
@@ -1522,13 +164,13 @@
         </w:trPr>
         <w:tc>
           <w:tcPr>
-            <w:tcW w:type="dxa" w:w="2016"/>
+            <w:tcW w:type="dxa" w:w="2592"/>
             <w:vAlign w:val="center"/>
           </w:tcPr>
           <w:p>
             <w:pPr>
-              <w:spacing w:before="0" w:after="0" w:line="269" w:lineRule="auto"/>
-              <w:jc w:val="center"/>
+              <w:spacing w:before="0" w:after="0" w:line="310" w:lineRule="exact"/>
+              <w:snapToGrid w:val="0"/>
             </w:pPr>
             <w:r>
               <w:rPr>
@@ -1538,18 +180,19 @@
                 <w:sz w:val="21"/>
                 <w:lang w:val="zh-CN" w:eastAsia="zh-CN"/>
               </w:rPr>
-              <w:t>角不变</w:t>
+              <w:t>登录与注册</w:t>
             </w:r>
           </w:p>
         </w:tc>
         <w:tc>
           <w:tcPr>
-            <w:tcW w:type="dxa" w:w="5904"/>
+            <w:tcW w:type="dxa" w:w="7344"/>
             <w:vAlign w:val="center"/>
           </w:tcPr>
           <w:p>
             <w:pPr>
-              <w:spacing w:before="0" w:after="0" w:line="269" w:lineRule="auto"/>
+              <w:spacing w:before="0" w:after="0" w:line="310" w:lineRule="exact"/>
+              <w:snapToGrid w:val="0"/>
             </w:pPr>
             <w:r>
               <w:rPr>
@@ -1559,18 +202,24 @@
                 <w:sz w:val="21"/>
                 <w:lang w:val="zh-CN" w:eastAsia="zh-CN"/>
               </w:rPr>
-              <w:t>横向拉伸</w:t>
+              <w:t>账号密码输入、登录、注册、退出账号和错误提示。</w:t>
             </w:r>
           </w:p>
         </w:tc>
+      </w:tr>
+      <w:tr>
+        <w:trPr>
+          <w:cantSplit/>
+        </w:trPr>
         <w:tc>
           <w:tcPr>
-            <w:tcW w:type="dxa" w:w="2016"/>
+            <w:tcW w:type="dxa" w:w="2592"/>
             <w:vAlign w:val="center"/>
           </w:tcPr>
           <w:p>
             <w:pPr>
-              <w:spacing w:before="0" w:after="0" w:line="269" w:lineRule="auto"/>
+              <w:spacing w:before="0" w:after="0" w:line="310" w:lineRule="exact"/>
+              <w:snapToGrid w:val="0"/>
             </w:pPr>
             <w:r>
               <w:rPr>
@@ -1580,7 +229,568 @@
                 <w:sz w:val="21"/>
                 <w:lang w:val="zh-CN" w:eastAsia="zh-CN"/>
               </w:rPr>
-              <w:t>角不变</w:t>
+              <w:t>仓库与装备</w:t>
+            </w:r>
+          </w:p>
+        </w:tc>
+        <w:tc>
+          <w:tcPr>
+            <w:tcW w:type="dxa" w:w="7344"/>
+            <w:vAlign w:val="center"/>
+          </w:tcPr>
+          <w:p>
+            <w:pPr>
+              <w:spacing w:before="0" w:after="0" w:line="310" w:lineRule="exact"/>
+              <w:snapToGrid w:val="0"/>
+            </w:pPr>
+            <w:r>
+              <w:rPr>
+                <w:rFonts w:ascii="Arial" w:hAnsi="Arial" w:eastAsia="Noto Sans CJK SC"/>
+                <w:b w:val="0"/>
+                <w:color w:val="000000"/>
+                <w:sz w:val="21"/>
+                <w:lang w:val="zh-CN" w:eastAsia="zh-CN"/>
+              </w:rPr>
+              <w:t>左侧角色与身体装备，中间胸挂、衣兜、工具、背包、保险箱，右侧个人仓库。</w:t>
+            </w:r>
+          </w:p>
+        </w:tc>
+      </w:tr>
+      <w:tr>
+        <w:trPr>
+          <w:cantSplit/>
+        </w:trPr>
+        <w:tc>
+          <w:tcPr>
+            <w:tcW w:type="dxa" w:w="2592"/>
+            <w:vAlign w:val="center"/>
+          </w:tcPr>
+          <w:p>
+            <w:pPr>
+              <w:spacing w:before="0" w:after="0" w:line="310" w:lineRule="exact"/>
+              <w:snapToGrid w:val="0"/>
+            </w:pPr>
+            <w:r>
+              <w:rPr>
+                <w:rFonts w:ascii="Arial" w:hAnsi="Arial" w:eastAsia="Noto Sans CJK SC"/>
+                <w:b w:val="0"/>
+                <w:color w:val="000000"/>
+                <w:sz w:val="21"/>
+                <w:lang w:val="zh-CN" w:eastAsia="zh-CN"/>
+              </w:rPr>
+              <w:t>物品检查与容器窗口</w:t>
+            </w:r>
+          </w:p>
+        </w:tc>
+        <w:tc>
+          <w:tcPr>
+            <w:tcW w:type="dxa" w:w="7344"/>
+            <w:vAlign w:val="center"/>
+          </w:tcPr>
+          <w:p>
+            <w:pPr>
+              <w:spacing w:before="0" w:after="0" w:line="310" w:lineRule="exact"/>
+              <w:snapToGrid w:val="0"/>
+            </w:pPr>
+            <w:r>
+              <w:rPr>
+                <w:rFonts w:ascii="Arial" w:hAnsi="Arial" w:eastAsia="Noto Sans CJK SC"/>
+                <w:b w:val="0"/>
+                <w:color w:val="000000"/>
+                <w:sz w:val="21"/>
+                <w:lang w:val="zh-CN" w:eastAsia="zh-CN"/>
+              </w:rPr>
+              <w:t>右键查看详情、拆分和操作；容器可单独打开，物品支持拖放和旋转。</w:t>
+            </w:r>
+          </w:p>
+        </w:tc>
+      </w:tr>
+      <w:tr>
+        <w:trPr>
+          <w:cantSplit/>
+        </w:trPr>
+        <w:tc>
+          <w:tcPr>
+            <w:tcW w:type="dxa" w:w="2592"/>
+            <w:vAlign w:val="center"/>
+          </w:tcPr>
+          <w:p>
+            <w:pPr>
+              <w:spacing w:before="0" w:after="0" w:line="310" w:lineRule="exact"/>
+              <w:snapToGrid w:val="0"/>
+            </w:pPr>
+            <w:r>
+              <w:rPr>
+                <w:rFonts w:ascii="Arial" w:hAnsi="Arial" w:eastAsia="Noto Sans CJK SC"/>
+                <w:b w:val="0"/>
+                <w:color w:val="000000"/>
+                <w:sz w:val="21"/>
+                <w:lang w:val="zh-CN" w:eastAsia="zh-CN"/>
+              </w:rPr>
+              <w:t>光环改装台</w:t>
+            </w:r>
+          </w:p>
+        </w:tc>
+        <w:tc>
+          <w:tcPr>
+            <w:tcW w:type="dxa" w:w="7344"/>
+            <w:vAlign w:val="center"/>
+          </w:tcPr>
+          <w:p>
+            <w:pPr>
+              <w:spacing w:before="0" w:after="0" w:line="310" w:lineRule="exact"/>
+              <w:snapToGrid w:val="0"/>
+            </w:pPr>
+            <w:r>
+              <w:rPr>
+                <w:rFonts w:ascii="Arial" w:hAnsi="Arial" w:eastAsia="Noto Sans CJK SC"/>
+                <w:b w:val="0"/>
+                <w:color w:val="000000"/>
+                <w:sz w:val="21"/>
+                <w:lang w:val="zh-CN" w:eastAsia="zh-CN"/>
+              </w:rPr>
+              <w:t>光环与槽位、兼容模块列表、参数比较；安装、替换、拆卸及改装前后外观预览。</w:t>
+            </w:r>
+          </w:p>
+        </w:tc>
+      </w:tr>
+      <w:tr>
+        <w:trPr>
+          <w:cantSplit/>
+        </w:trPr>
+        <w:tc>
+          <w:tcPr>
+            <w:tcW w:type="dxa" w:w="2592"/>
+            <w:vAlign w:val="center"/>
+          </w:tcPr>
+          <w:p>
+            <w:pPr>
+              <w:spacing w:before="0" w:after="0" w:line="310" w:lineRule="exact"/>
+              <w:snapToGrid w:val="0"/>
+            </w:pPr>
+            <w:r>
+              <w:rPr>
+                <w:rFonts w:ascii="Arial" w:hAnsi="Arial" w:eastAsia="Noto Sans CJK SC"/>
+                <w:b w:val="0"/>
+                <w:color w:val="000000"/>
+                <w:sz w:val="21"/>
+                <w:lang w:val="zh-CN" w:eastAsia="zh-CN"/>
+              </w:rPr>
+              <w:t>补给商目录</w:t>
+            </w:r>
+          </w:p>
+        </w:tc>
+        <w:tc>
+          <w:tcPr>
+            <w:tcW w:type="dxa" w:w="7344"/>
+            <w:vAlign w:val="center"/>
+          </w:tcPr>
+          <w:p>
+            <w:pPr>
+              <w:spacing w:before="0" w:after="0" w:line="310" w:lineRule="exact"/>
+              <w:snapToGrid w:val="0"/>
+            </w:pPr>
+            <w:r>
+              <w:rPr>
+                <w:rFonts w:ascii="Arial" w:hAnsi="Arial" w:eastAsia="Noto Sans CJK SC"/>
+                <w:b w:val="0"/>
+                <w:color w:val="000000"/>
+                <w:sz w:val="21"/>
+                <w:lang w:val="zh-CN" w:eastAsia="zh-CN"/>
+              </w:rPr>
+              <w:t>三个补给商入口，另有应急补给和月核研究入口。</w:t>
+            </w:r>
+          </w:p>
+        </w:tc>
+      </w:tr>
+      <w:tr>
+        <w:trPr>
+          <w:cantSplit/>
+        </w:trPr>
+        <w:tc>
+          <w:tcPr>
+            <w:tcW w:type="dxa" w:w="2592"/>
+            <w:vAlign w:val="center"/>
+          </w:tcPr>
+          <w:p>
+            <w:pPr>
+              <w:spacing w:before="0" w:after="0" w:line="310" w:lineRule="exact"/>
+              <w:snapToGrid w:val="0"/>
+            </w:pPr>
+            <w:r>
+              <w:rPr>
+                <w:rFonts w:ascii="Arial" w:hAnsi="Arial" w:eastAsia="Noto Sans CJK SC"/>
+                <w:b w:val="0"/>
+                <w:color w:val="000000"/>
+                <w:sz w:val="21"/>
+                <w:lang w:val="zh-CN" w:eastAsia="zh-CN"/>
+              </w:rPr>
+              <w:t>商品购买与出售</w:t>
+            </w:r>
+          </w:p>
+        </w:tc>
+        <w:tc>
+          <w:tcPr>
+            <w:tcW w:type="dxa" w:w="7344"/>
+            <w:vAlign w:val="center"/>
+          </w:tcPr>
+          <w:p>
+            <w:pPr>
+              <w:spacing w:before="0" w:after="0" w:line="310" w:lineRule="exact"/>
+              <w:snapToGrid w:val="0"/>
+            </w:pPr>
+            <w:r>
+              <w:rPr>
+                <w:rFonts w:ascii="Arial" w:hAnsi="Arial" w:eastAsia="Noto Sans CJK SC"/>
+                <w:b w:val="0"/>
+                <w:color w:val="000000"/>
+                <w:sz w:val="21"/>
+                <w:lang w:val="zh-CN" w:eastAsia="zh-CN"/>
+              </w:rPr>
+              <w:t>商品列表、图标、价格、数量、物品说明，以及购买和出售。</w:t>
+            </w:r>
+          </w:p>
+        </w:tc>
+      </w:tr>
+      <w:tr>
+        <w:trPr>
+          <w:cantSplit/>
+        </w:trPr>
+        <w:tc>
+          <w:tcPr>
+            <w:tcW w:type="dxa" w:w="2592"/>
+            <w:vAlign w:val="center"/>
+          </w:tcPr>
+          <w:p>
+            <w:pPr>
+              <w:spacing w:before="0" w:after="0" w:line="310" w:lineRule="exact"/>
+              <w:snapToGrid w:val="0"/>
+            </w:pPr>
+            <w:r>
+              <w:rPr>
+                <w:rFonts w:ascii="Arial" w:hAnsi="Arial" w:eastAsia="Noto Sans CJK SC"/>
+                <w:b w:val="0"/>
+                <w:color w:val="000000"/>
+                <w:sz w:val="21"/>
+                <w:lang w:val="zh-CN" w:eastAsia="zh-CN"/>
+              </w:rPr>
+              <w:t>应急补给</w:t>
+            </w:r>
+          </w:p>
+        </w:tc>
+        <w:tc>
+          <w:tcPr>
+            <w:tcW w:type="dxa" w:w="7344"/>
+            <w:vAlign w:val="center"/>
+          </w:tcPr>
+          <w:p>
+            <w:pPr>
+              <w:spacing w:before="0" w:after="0" w:line="310" w:lineRule="exact"/>
+              <w:snapToGrid w:val="0"/>
+            </w:pPr>
+            <w:r>
+              <w:rPr>
+                <w:rFonts w:ascii="Arial" w:hAnsi="Arial" w:eastAsia="Noto Sans CJK SC"/>
+                <w:b w:val="0"/>
+                <w:color w:val="000000"/>
+                <w:sz w:val="21"/>
+                <w:lang w:val="zh-CN" w:eastAsia="zh-CN"/>
+              </w:rPr>
+              <w:t>显示补给包内容和领取条件；符合条件时可领取。</w:t>
+            </w:r>
+          </w:p>
+        </w:tc>
+      </w:tr>
+      <w:tr>
+        <w:trPr>
+          <w:cantSplit/>
+        </w:trPr>
+        <w:tc>
+          <w:tcPr>
+            <w:tcW w:type="dxa" w:w="2592"/>
+            <w:vAlign w:val="center"/>
+          </w:tcPr>
+          <w:p>
+            <w:pPr>
+              <w:spacing w:before="0" w:after="0" w:line="310" w:lineRule="exact"/>
+              <w:snapToGrid w:val="0"/>
+            </w:pPr>
+            <w:r>
+              <w:rPr>
+                <w:rFonts w:ascii="Arial" w:hAnsi="Arial" w:eastAsia="Noto Sans CJK SC"/>
+                <w:b w:val="0"/>
+                <w:color w:val="000000"/>
+                <w:sz w:val="21"/>
+                <w:lang w:val="zh-CN" w:eastAsia="zh-CN"/>
+              </w:rPr>
+              <w:t>研究与制造</w:t>
+            </w:r>
+          </w:p>
+        </w:tc>
+        <w:tc>
+          <w:tcPr>
+            <w:tcW w:type="dxa" w:w="7344"/>
+            <w:vAlign w:val="center"/>
+          </w:tcPr>
+          <w:p>
+            <w:pPr>
+              <w:spacing w:before="0" w:after="0" w:line="310" w:lineRule="exact"/>
+              <w:snapToGrid w:val="0"/>
+            </w:pPr>
+            <w:r>
+              <w:rPr>
+                <w:rFonts w:ascii="Arial" w:hAnsi="Arial" w:eastAsia="Noto Sans CJK SC"/>
+                <w:b w:val="0"/>
+                <w:color w:val="000000"/>
+                <w:sz w:val="21"/>
+                <w:lang w:val="zh-CN" w:eastAsia="zh-CN"/>
+              </w:rPr>
+              <w:t>月核与生物研究分区，材料数量与缺口，研究解锁和实体模块制造。</w:t>
+            </w:r>
+          </w:p>
+        </w:tc>
+      </w:tr>
+      <w:tr>
+        <w:trPr>
+          <w:cantSplit/>
+        </w:trPr>
+        <w:tc>
+          <w:tcPr>
+            <w:tcW w:type="dxa" w:w="2592"/>
+            <w:vAlign w:val="center"/>
+          </w:tcPr>
+          <w:p>
+            <w:pPr>
+              <w:spacing w:before="0" w:after="0" w:line="310" w:lineRule="exact"/>
+              <w:snapToGrid w:val="0"/>
+            </w:pPr>
+            <w:r>
+              <w:rPr>
+                <w:rFonts w:ascii="Arial" w:hAnsi="Arial" w:eastAsia="Noto Sans CJK SC"/>
+                <w:b w:val="0"/>
+                <w:color w:val="000000"/>
+                <w:sz w:val="21"/>
+                <w:lang w:val="zh-CN" w:eastAsia="zh-CN"/>
+              </w:rPr>
+              <w:t>任务与调查记录</w:t>
+            </w:r>
+          </w:p>
+        </w:tc>
+        <w:tc>
+          <w:tcPr>
+            <w:tcW w:type="dxa" w:w="7344"/>
+            <w:vAlign w:val="center"/>
+          </w:tcPr>
+          <w:p>
+            <w:pPr>
+              <w:spacing w:before="0" w:after="0" w:line="310" w:lineRule="exact"/>
+              <w:snapToGrid w:val="0"/>
+            </w:pPr>
+            <w:r>
+              <w:rPr>
+                <w:rFonts w:ascii="Arial" w:hAnsi="Arial" w:eastAsia="Noto Sans CJK SC"/>
+                <w:b w:val="0"/>
+                <w:color w:val="000000"/>
+                <w:sz w:val="21"/>
+                <w:lang w:val="zh-CN" w:eastAsia="zh-CN"/>
+              </w:rPr>
+              <w:t>显示三项首次带回记录、调查文字和研究入口；完整战役未接入。</w:t>
+            </w:r>
+          </w:p>
+        </w:tc>
+      </w:tr>
+      <w:tr>
+        <w:trPr>
+          <w:cantSplit/>
+        </w:trPr>
+        <w:tc>
+          <w:tcPr>
+            <w:tcW w:type="dxa" w:w="2592"/>
+            <w:vAlign w:val="center"/>
+          </w:tcPr>
+          <w:p>
+            <w:pPr>
+              <w:spacing w:before="0" w:after="0" w:line="310" w:lineRule="exact"/>
+              <w:snapToGrid w:val="0"/>
+            </w:pPr>
+            <w:r>
+              <w:rPr>
+                <w:rFonts w:ascii="Arial" w:hAnsi="Arial" w:eastAsia="Noto Sans CJK SC"/>
+                <w:b w:val="0"/>
+                <w:color w:val="000000"/>
+                <w:sz w:val="21"/>
+                <w:lang w:val="zh-CN" w:eastAsia="zh-CN"/>
+              </w:rPr>
+              <w:t>待领取物品</w:t>
+            </w:r>
+          </w:p>
+        </w:tc>
+        <w:tc>
+          <w:tcPr>
+            <w:tcW w:type="dxa" w:w="7344"/>
+            <w:vAlign w:val="center"/>
+          </w:tcPr>
+          <w:p>
+            <w:pPr>
+              <w:spacing w:before="0" w:after="0" w:line="310" w:lineRule="exact"/>
+              <w:snapToGrid w:val="0"/>
+            </w:pPr>
+            <w:r>
+              <w:rPr>
+                <w:rFonts w:ascii="Arial" w:hAnsi="Arial" w:eastAsia="Noto Sans CJK SC"/>
+                <w:b w:val="0"/>
+                <w:color w:val="000000"/>
+                <w:sz w:val="21"/>
+                <w:lang w:val="zh-CN" w:eastAsia="zh-CN"/>
+              </w:rPr>
+              <w:t>仓库显示未入库物品，支持单项或全部可入库领取，并提示空间不足。</w:t>
+            </w:r>
+          </w:p>
+        </w:tc>
+      </w:tr>
+      <w:tr>
+        <w:trPr>
+          <w:cantSplit/>
+        </w:trPr>
+        <w:tc>
+          <w:tcPr>
+            <w:tcW w:type="dxa" w:w="2592"/>
+            <w:vAlign w:val="center"/>
+          </w:tcPr>
+          <w:p>
+            <w:pPr>
+              <w:spacing w:before="0" w:after="0" w:line="310" w:lineRule="exact"/>
+              <w:snapToGrid w:val="0"/>
+            </w:pPr>
+            <w:r>
+              <w:rPr>
+                <w:rFonts w:ascii="Arial" w:hAnsi="Arial" w:eastAsia="Noto Sans CJK SC"/>
+                <w:b w:val="0"/>
+                <w:color w:val="000000"/>
+                <w:sz w:val="21"/>
+                <w:lang w:val="zh-CN" w:eastAsia="zh-CN"/>
+              </w:rPr>
+              <w:t>基地</w:t>
+            </w:r>
+          </w:p>
+        </w:tc>
+        <w:tc>
+          <w:tcPr>
+            <w:tcW w:type="dxa" w:w="7344"/>
+            <w:vAlign w:val="center"/>
+          </w:tcPr>
+          <w:p>
+            <w:pPr>
+              <w:spacing w:before="0" w:after="0" w:line="310" w:lineRule="exact"/>
+              <w:snapToGrid w:val="0"/>
+            </w:pPr>
+            <w:r>
+              <w:rPr>
+                <w:rFonts w:ascii="Arial" w:hAnsi="Arial" w:eastAsia="Noto Sans CJK SC"/>
+                <w:b w:val="0"/>
+                <w:color w:val="000000"/>
+                <w:sz w:val="21"/>
+                <w:lang w:val="zh-CN" w:eastAsia="zh-CN"/>
+              </w:rPr>
+              <w:t>资源显示与仓库入口；建设、工坊和升级未开放。</w:t>
+            </w:r>
+          </w:p>
+        </w:tc>
+      </w:tr>
+      <w:tr>
+        <w:trPr>
+          <w:cantSplit/>
+        </w:trPr>
+        <w:tc>
+          <w:tcPr>
+            <w:tcW w:type="dxa" w:w="2592"/>
+            <w:vAlign w:val="center"/>
+          </w:tcPr>
+          <w:p>
+            <w:pPr>
+              <w:spacing w:before="0" w:after="0" w:line="310" w:lineRule="exact"/>
+              <w:snapToGrid w:val="0"/>
+            </w:pPr>
+            <w:r>
+              <w:rPr>
+                <w:rFonts w:ascii="Arial" w:hAnsi="Arial" w:eastAsia="Noto Sans CJK SC"/>
+                <w:b w:val="0"/>
+                <w:color w:val="000000"/>
+                <w:sz w:val="21"/>
+                <w:lang w:val="zh-CN" w:eastAsia="zh-CN"/>
+              </w:rPr>
+              <w:t>通讯</w:t>
+            </w:r>
+          </w:p>
+        </w:tc>
+        <w:tc>
+          <w:tcPr>
+            <w:tcW w:type="dxa" w:w="7344"/>
+            <w:vAlign w:val="center"/>
+          </w:tcPr>
+          <w:p>
+            <w:pPr>
+              <w:spacing w:before="0" w:after="0" w:line="310" w:lineRule="exact"/>
+              <w:snapToGrid w:val="0"/>
+            </w:pPr>
+            <w:r>
+              <w:rPr>
+                <w:rFonts w:ascii="Arial" w:hAnsi="Arial" w:eastAsia="Noto Sans CJK SC"/>
+                <w:b w:val="0"/>
+                <w:color w:val="000000"/>
+                <w:sz w:val="21"/>
+                <w:lang w:val="zh-CN" w:eastAsia="zh-CN"/>
+              </w:rPr>
+              <w:t>联系人、频道和无消息占位；聊天与邮件未接入。</w:t>
+            </w:r>
+          </w:p>
+        </w:tc>
+      </w:tr>
+      <w:tr>
+        <w:trPr>
+          <w:cantSplit/>
+        </w:trPr>
+        <w:tc>
+          <w:tcPr>
+            <w:tcW w:type="dxa" w:w="2592"/>
+            <w:vAlign w:val="center"/>
+          </w:tcPr>
+          <w:p>
+            <w:pPr>
+              <w:spacing w:before="0" w:after="0" w:line="310" w:lineRule="exact"/>
+              <w:snapToGrid w:val="0"/>
+            </w:pPr>
+            <w:r>
+              <w:rPr>
+                <w:rFonts w:ascii="Arial" w:hAnsi="Arial" w:eastAsia="Noto Sans CJK SC"/>
+                <w:b w:val="0"/>
+                <w:color w:val="000000"/>
+                <w:sz w:val="21"/>
+                <w:lang w:val="zh-CN" w:eastAsia="zh-CN"/>
+              </w:rPr>
+              <w:t>设置</w:t>
+            </w:r>
+          </w:p>
+        </w:tc>
+        <w:tc>
+          <w:tcPr>
+            <w:tcW w:type="dxa" w:w="7344"/>
+            <w:vAlign w:val="center"/>
+          </w:tcPr>
+          <w:p>
+            <w:pPr>
+              <w:spacing w:before="0" w:after="0" w:line="310" w:lineRule="exact"/>
+              <w:snapToGrid w:val="0"/>
+            </w:pPr>
+            <w:r>
+              <w:rPr>
+                <w:rFonts w:ascii="Arial" w:hAnsi="Arial" w:eastAsia="Noto Sans CJK SC"/>
+                <w:b w:val="0"/>
+                <w:color w:val="000000"/>
+                <w:sz w:val="21"/>
+                <w:lang w:val="zh-CN" w:eastAsia="zh-CN"/>
+              </w:rPr>
+              <w:t>声音、显示、语言和战斗画面设置。</w:t>
             </w:r>
           </w:p>
         </w:tc>
@@ -1597,8 +807,15 @@
       </w:r>
     </w:p>
     <w:p>
+      <w:r>
+        <w:br w:type="page"/>
+      </w:r>
+    </w:p>
+    <w:p>
       <w:pPr>
-        <w:spacing w:line="340" w:lineRule="exact" w:after="120"/>
+        <w:pStyle w:val="Heading1"/>
+        <w:keepNext/>
+        <w:spacing w:line="480" w:lineRule="exact" w:after="160" w:before="0"/>
         <w:snapToGrid w:val="0"/>
       </w:pPr>
       <w:r>
@@ -1607,14 +824,744 @@
           <w:color w:val="000000"/>
           <w:lang w:val="zh-CN" w:eastAsia="zh-CN"/>
         </w:rPr>
-        <w:t>在图片旁写：左、上、右、下各保留多少像素。文字离边框多远也另外标。图标、人物和插画不按这种方式拉伸。</w:t>
+        <w:t>出发与连接界面</w:t>
+      </w:r>
+    </w:p>
+    <w:tbl>
+      <w:tblPr>
+        <w:tblW w:type="auto" w:w="0"/>
+        <w:jc w:val="center"/>
+        <w:tblLayout w:type="fixed"/>
+        <w:tblLook w:firstColumn="1" w:firstRow="1" w:lastColumn="0" w:lastRow="0" w:noHBand="0" w:noVBand="1" w:val="04A0"/>
+        <w:tblBorders>
+          <w:top w:val="single" w:sz="5" w:color="D9D9D9"/>
+          <w:left w:val="single" w:sz="5" w:color="D9D9D9"/>
+          <w:bottom w:val="single" w:sz="5" w:color="D9D9D9"/>
+          <w:right w:val="single" w:sz="5" w:color="D9D9D9"/>
+          <w:insideH w:val="single" w:sz="5" w:color="D9D9D9"/>
+          <w:insideV w:val="single" w:sz="5" w:color="D9D9D9"/>
+        </w:tblBorders>
+        <w:tblCellMar>
+          <w:top w:w="85" w:type="dxa"/>
+          <w:bottom w:w="85" w:type="dxa"/>
+          <w:left w:w="100" w:type="dxa"/>
+          <w:right w:w="100" w:type="dxa"/>
+        </w:tblCellMar>
+      </w:tblPr>
+      <w:tblGrid>
+        <w:gridCol w:w="2592"/>
+        <w:gridCol w:w="7344"/>
+      </w:tblGrid>
+      <w:tr>
+        <w:trPr>
+          <w:cantSplit/>
+          <w:tblHeader/>
+        </w:trPr>
+        <w:tc>
+          <w:tcPr>
+            <w:tcW w:type="dxa" w:w="2592"/>
+            <w:vAlign w:val="center"/>
+            <w:shd w:fill="E7EDF2"/>
+          </w:tcPr>
+          <w:p>
+            <w:pPr>
+              <w:spacing w:before="0" w:after="0" w:line="310" w:lineRule="exact"/>
+              <w:snapToGrid w:val="0"/>
+            </w:pPr>
+            <w:r>
+              <w:rPr>
+                <w:rFonts w:ascii="Arial" w:hAnsi="Arial" w:eastAsia="Noto Sans CJK SC"/>
+                <w:b/>
+                <w:color w:val="000000"/>
+                <w:sz w:val="21"/>
+                <w:lang w:val="zh-CN" w:eastAsia="zh-CN"/>
+              </w:rPr>
+              <w:t>UI 名称</w:t>
+            </w:r>
+          </w:p>
+        </w:tc>
+        <w:tc>
+          <w:tcPr>
+            <w:tcW w:type="dxa" w:w="7344"/>
+            <w:vAlign w:val="center"/>
+            <w:shd w:fill="E7EDF2"/>
+          </w:tcPr>
+          <w:p>
+            <w:pPr>
+              <w:spacing w:before="0" w:after="0" w:line="310" w:lineRule="exact"/>
+              <w:snapToGrid w:val="0"/>
+            </w:pPr>
+            <w:r>
+              <w:rPr>
+                <w:rFonts w:ascii="Arial" w:hAnsi="Arial" w:eastAsia="Noto Sans CJK SC"/>
+                <w:b/>
+                <w:color w:val="000000"/>
+                <w:sz w:val="21"/>
+                <w:lang w:val="zh-CN" w:eastAsia="zh-CN"/>
+              </w:rPr>
+              <w:t>当前实现</w:t>
+            </w:r>
+          </w:p>
+        </w:tc>
+      </w:tr>
+      <w:tr>
+        <w:trPr>
+          <w:cantSplit/>
+        </w:trPr>
+        <w:tc>
+          <w:tcPr>
+            <w:tcW w:type="dxa" w:w="2592"/>
+            <w:vAlign w:val="center"/>
+          </w:tcPr>
+          <w:p>
+            <w:pPr>
+              <w:spacing w:before="0" w:after="0" w:line="310" w:lineRule="exact"/>
+              <w:snapToGrid w:val="0"/>
+            </w:pPr>
+            <w:r>
+              <w:rPr>
+                <w:rFonts w:ascii="Arial" w:hAnsi="Arial" w:eastAsia="Noto Sans CJK SC"/>
+                <w:b w:val="0"/>
+                <w:color w:val="000000"/>
+                <w:sz w:val="21"/>
+                <w:lang w:val="zh-CN" w:eastAsia="zh-CN"/>
+              </w:rPr>
+              <w:t>出发准备 角色</w:t>
+            </w:r>
+          </w:p>
+        </w:tc>
+        <w:tc>
+          <w:tcPr>
+            <w:tcW w:type="dxa" w:w="7344"/>
+            <w:vAlign w:val="center"/>
+          </w:tcPr>
+          <w:p>
+            <w:pPr>
+              <w:spacing w:before="0" w:after="0" w:line="310" w:lineRule="exact"/>
+              <w:snapToGrid w:val="0"/>
+            </w:pPr>
+            <w:r>
+              <w:rPr>
+                <w:rFonts w:ascii="Arial" w:hAnsi="Arial" w:eastAsia="Noto Sans CJK SC"/>
+                <w:b w:val="0"/>
+                <w:color w:val="000000"/>
+                <w:sz w:val="21"/>
+                <w:lang w:val="zh-CN" w:eastAsia="zh-CN"/>
+              </w:rPr>
+              <w:t>三角色选择、当前角色展示和已装备物品检查。</w:t>
+            </w:r>
+          </w:p>
+        </w:tc>
+      </w:tr>
+      <w:tr>
+        <w:trPr>
+          <w:cantSplit/>
+        </w:trPr>
+        <w:tc>
+          <w:tcPr>
+            <w:tcW w:type="dxa" w:w="2592"/>
+            <w:vAlign w:val="center"/>
+          </w:tcPr>
+          <w:p>
+            <w:pPr>
+              <w:spacing w:before="0" w:after="0" w:line="310" w:lineRule="exact"/>
+              <w:snapToGrid w:val="0"/>
+            </w:pPr>
+            <w:r>
+              <w:rPr>
+                <w:rFonts w:ascii="Arial" w:hAnsi="Arial" w:eastAsia="Noto Sans CJK SC"/>
+                <w:b w:val="0"/>
+                <w:color w:val="000000"/>
+                <w:sz w:val="21"/>
+                <w:lang w:val="zh-CN" w:eastAsia="zh-CN"/>
+              </w:rPr>
+              <w:t>出发准备 地点</w:t>
+            </w:r>
+          </w:p>
+        </w:tc>
+        <w:tc>
+          <w:tcPr>
+            <w:tcW w:type="dxa" w:w="7344"/>
+            <w:vAlign w:val="center"/>
+          </w:tcPr>
+          <w:p>
+            <w:pPr>
+              <w:spacing w:before="0" w:after="0" w:line="310" w:lineRule="exact"/>
+              <w:snapToGrid w:val="0"/>
+            </w:pPr>
+            <w:r>
+              <w:rPr>
+                <w:rFonts w:ascii="Arial" w:hAnsi="Arial" w:eastAsia="Noto Sans CJK SC"/>
+                <w:b w:val="0"/>
+                <w:color w:val="000000"/>
+                <w:sz w:val="21"/>
+                <w:lang w:val="zh-CN" w:eastAsia="zh-CN"/>
+              </w:rPr>
+              <w:t>地点主视觉、区域与信标信息、步骤导航。</w:t>
+            </w:r>
+          </w:p>
+        </w:tc>
+      </w:tr>
+      <w:tr>
+        <w:trPr>
+          <w:cantSplit/>
+        </w:trPr>
+        <w:tc>
+          <w:tcPr>
+            <w:tcW w:type="dxa" w:w="2592"/>
+            <w:vAlign w:val="center"/>
+          </w:tcPr>
+          <w:p>
+            <w:pPr>
+              <w:spacing w:before="0" w:after="0" w:line="310" w:lineRule="exact"/>
+              <w:snapToGrid w:val="0"/>
+            </w:pPr>
+            <w:r>
+              <w:rPr>
+                <w:rFonts w:ascii="Arial" w:hAnsi="Arial" w:eastAsia="Noto Sans CJK SC"/>
+                <w:b w:val="0"/>
+                <w:color w:val="000000"/>
+                <w:sz w:val="21"/>
+                <w:lang w:val="zh-CN" w:eastAsia="zh-CN"/>
+              </w:rPr>
+              <w:t>出发准备 简报</w:t>
+            </w:r>
+          </w:p>
+        </w:tc>
+        <w:tc>
+          <w:tcPr>
+            <w:tcW w:type="dxa" w:w="7344"/>
+            <w:vAlign w:val="center"/>
+          </w:tcPr>
+          <w:p>
+            <w:pPr>
+              <w:spacing w:before="0" w:after="0" w:line="310" w:lineRule="exact"/>
+              <w:snapToGrid w:val="0"/>
+            </w:pPr>
+            <w:r>
+              <w:rPr>
+                <w:rFonts w:ascii="Arial" w:hAnsi="Arial" w:eastAsia="Noto Sans CJK SC"/>
+                <w:b w:val="0"/>
+                <w:color w:val="000000"/>
+                <w:sz w:val="21"/>
+                <w:lang w:val="zh-CN" w:eastAsia="zh-CN"/>
+              </w:rPr>
+              <w:t>搜集、生存、撤离说明，以及携带电池数量调整。</w:t>
+            </w:r>
+          </w:p>
+        </w:tc>
+      </w:tr>
+      <w:tr>
+        <w:trPr>
+          <w:cantSplit/>
+        </w:trPr>
+        <w:tc>
+          <w:tcPr>
+            <w:tcW w:type="dxa" w:w="2592"/>
+            <w:vAlign w:val="center"/>
+          </w:tcPr>
+          <w:p>
+            <w:pPr>
+              <w:spacing w:before="0" w:after="0" w:line="310" w:lineRule="exact"/>
+              <w:snapToGrid w:val="0"/>
+            </w:pPr>
+            <w:r>
+              <w:rPr>
+                <w:rFonts w:ascii="Arial" w:hAnsi="Arial" w:eastAsia="Noto Sans CJK SC"/>
+                <w:b w:val="0"/>
+                <w:color w:val="000000"/>
+                <w:sz w:val="21"/>
+                <w:lang w:val="zh-CN" w:eastAsia="zh-CN"/>
+              </w:rPr>
+              <w:t>出发准备 回收</w:t>
+            </w:r>
+          </w:p>
+        </w:tc>
+        <w:tc>
+          <w:tcPr>
+            <w:tcW w:type="dxa" w:w="7344"/>
+            <w:vAlign w:val="center"/>
+          </w:tcPr>
+          <w:p>
+            <w:pPr>
+              <w:spacing w:before="0" w:after="0" w:line="310" w:lineRule="exact"/>
+              <w:snapToGrid w:val="0"/>
+            </w:pPr>
+            <w:r>
+              <w:rPr>
+                <w:rFonts w:ascii="Arial" w:hAnsi="Arial" w:eastAsia="Noto Sans CJK SC"/>
+                <w:b w:val="0"/>
+                <w:color w:val="000000"/>
+                <w:sz w:val="21"/>
+                <w:lang w:val="zh-CN" w:eastAsia="zh-CN"/>
+              </w:rPr>
+              <w:t>死亡损失和无保障提示；保险合约入口禁用。</w:t>
+            </w:r>
+          </w:p>
+        </w:tc>
+      </w:tr>
+      <w:tr>
+        <w:trPr>
+          <w:cantSplit/>
+        </w:trPr>
+        <w:tc>
+          <w:tcPr>
+            <w:tcW w:type="dxa" w:w="2592"/>
+            <w:vAlign w:val="center"/>
+          </w:tcPr>
+          <w:p>
+            <w:pPr>
+              <w:spacing w:before="0" w:after="0" w:line="310" w:lineRule="exact"/>
+              <w:snapToGrid w:val="0"/>
+            </w:pPr>
+            <w:r>
+              <w:rPr>
+                <w:rFonts w:ascii="Arial" w:hAnsi="Arial" w:eastAsia="Noto Sans CJK SC"/>
+                <w:b w:val="0"/>
+                <w:color w:val="000000"/>
+                <w:sz w:val="21"/>
+                <w:lang w:val="zh-CN" w:eastAsia="zh-CN"/>
+              </w:rPr>
+              <w:t>出发准备 确认</w:t>
+            </w:r>
+          </w:p>
+        </w:tc>
+        <w:tc>
+          <w:tcPr>
+            <w:tcW w:type="dxa" w:w="7344"/>
+            <w:vAlign w:val="center"/>
+          </w:tcPr>
+          <w:p>
+            <w:pPr>
+              <w:spacing w:before="0" w:after="0" w:line="310" w:lineRule="exact"/>
+              <w:snapToGrid w:val="0"/>
+            </w:pPr>
+            <w:r>
+              <w:rPr>
+                <w:rFonts w:ascii="Arial" w:hAnsi="Arial" w:eastAsia="Noto Sans CJK SC"/>
+                <w:b w:val="0"/>
+                <w:color w:val="000000"/>
+                <w:sz w:val="21"/>
+                <w:lang w:val="zh-CN" w:eastAsia="zh-CN"/>
+              </w:rPr>
+              <w:t>角色、地点、装备和携带量汇总，最终出发按钮。</w:t>
+            </w:r>
+          </w:p>
+        </w:tc>
+      </w:tr>
+      <w:tr>
+        <w:trPr>
+          <w:cantSplit/>
+        </w:trPr>
+        <w:tc>
+          <w:tcPr>
+            <w:tcW w:type="dxa" w:w="2592"/>
+            <w:vAlign w:val="center"/>
+          </w:tcPr>
+          <w:p>
+            <w:pPr>
+              <w:spacing w:before="0" w:after="0" w:line="310" w:lineRule="exact"/>
+              <w:snapToGrid w:val="0"/>
+            </w:pPr>
+            <w:r>
+              <w:rPr>
+                <w:rFonts w:ascii="Arial" w:hAnsi="Arial" w:eastAsia="Noto Sans CJK SC"/>
+                <w:b w:val="0"/>
+                <w:color w:val="000000"/>
+                <w:sz w:val="21"/>
+                <w:lang w:val="zh-CN" w:eastAsia="zh-CN"/>
+              </w:rPr>
+              <w:t>玩法选择</w:t>
+            </w:r>
+          </w:p>
+        </w:tc>
+        <w:tc>
+          <w:tcPr>
+            <w:tcW w:type="dxa" w:w="7344"/>
+            <w:vAlign w:val="center"/>
+          </w:tcPr>
+          <w:p>
+            <w:pPr>
+              <w:spacing w:before="0" w:after="0" w:line="310" w:lineRule="exact"/>
+              <w:snapToGrid w:val="0"/>
+            </w:pPr>
+            <w:r>
+              <w:rPr>
+                <w:rFonts w:ascii="Arial" w:hAnsi="Arial" w:eastAsia="Noto Sans CJK SC"/>
+                <w:b w:val="0"/>
+                <w:color w:val="000000"/>
+                <w:sz w:val="21"/>
+                <w:lang w:val="zh-CN" w:eastAsia="zh-CN"/>
+              </w:rPr>
+              <w:t>远征与赏金玩法入口，支持单人或在线选择。</w:t>
+            </w:r>
+          </w:p>
+        </w:tc>
+      </w:tr>
+      <w:tr>
+        <w:trPr>
+          <w:cantSplit/>
+        </w:trPr>
+        <w:tc>
+          <w:tcPr>
+            <w:tcW w:type="dxa" w:w="2592"/>
+            <w:vAlign w:val="center"/>
+          </w:tcPr>
+          <w:p>
+            <w:pPr>
+              <w:spacing w:before="0" w:after="0" w:line="310" w:lineRule="exact"/>
+              <w:snapToGrid w:val="0"/>
+            </w:pPr>
+            <w:r>
+              <w:rPr>
+                <w:rFonts w:ascii="Arial" w:hAnsi="Arial" w:eastAsia="Noto Sans CJK SC"/>
+                <w:b w:val="0"/>
+                <w:color w:val="000000"/>
+                <w:sz w:val="21"/>
+                <w:lang w:val="zh-CN" w:eastAsia="zh-CN"/>
+              </w:rPr>
+              <w:t>在线小队</w:t>
+            </w:r>
+          </w:p>
+        </w:tc>
+        <w:tc>
+          <w:tcPr>
+            <w:tcW w:type="dxa" w:w="7344"/>
+            <w:vAlign w:val="center"/>
+          </w:tcPr>
+          <w:p>
+            <w:pPr>
+              <w:spacing w:before="0" w:after="0" w:line="310" w:lineRule="exact"/>
+              <w:snapToGrid w:val="0"/>
+            </w:pPr>
+            <w:r>
+              <w:rPr>
+                <w:rFonts w:ascii="Arial" w:hAnsi="Arial" w:eastAsia="Noto Sans CJK SC"/>
+                <w:b w:val="0"/>
+                <w:color w:val="000000"/>
+                <w:sz w:val="21"/>
+                <w:lang w:val="zh-CN" w:eastAsia="zh-CN"/>
+              </w:rPr>
+              <w:t>1–4 人创建/加入、队伍码、名单、准备、合作/对抗、可选匹配和出发。</w:t>
+            </w:r>
+          </w:p>
+        </w:tc>
+      </w:tr>
+      <w:tr>
+        <w:trPr>
+          <w:cantSplit/>
+        </w:trPr>
+        <w:tc>
+          <w:tcPr>
+            <w:tcW w:type="dxa" w:w="2592"/>
+            <w:vAlign w:val="center"/>
+          </w:tcPr>
+          <w:p>
+            <w:pPr>
+              <w:spacing w:before="0" w:after="0" w:line="310" w:lineRule="exact"/>
+              <w:snapToGrid w:val="0"/>
+            </w:pPr>
+            <w:r>
+              <w:rPr>
+                <w:rFonts w:ascii="Arial" w:hAnsi="Arial" w:eastAsia="Noto Sans CJK SC"/>
+                <w:b w:val="0"/>
+                <w:color w:val="000000"/>
+                <w:sz w:val="21"/>
+                <w:lang w:val="zh-CN" w:eastAsia="zh-CN"/>
+              </w:rPr>
+              <w:t>LAN 作战室</w:t>
+            </w:r>
+          </w:p>
+        </w:tc>
+        <w:tc>
+          <w:tcPr>
+            <w:tcW w:type="dxa" w:w="7344"/>
+            <w:vAlign w:val="center"/>
+          </w:tcPr>
+          <w:p>
+            <w:pPr>
+              <w:spacing w:before="0" w:after="0" w:line="310" w:lineRule="exact"/>
+              <w:snapToGrid w:val="0"/>
+            </w:pPr>
+            <w:r>
+              <w:rPr>
+                <w:rFonts w:ascii="Arial" w:hAnsi="Arial" w:eastAsia="Noto Sans CJK SC"/>
+                <w:b w:val="0"/>
+                <w:color w:val="000000"/>
+                <w:sz w:val="21"/>
+                <w:lang w:val="zh-CN" w:eastAsia="zh-CN"/>
+              </w:rPr>
+              <w:t>房间浏览、创建、直连、成员名单、准备和房主出发。</w:t>
+            </w:r>
+          </w:p>
+        </w:tc>
+      </w:tr>
+      <w:tr>
+        <w:trPr>
+          <w:cantSplit/>
+        </w:trPr>
+        <w:tc>
+          <w:tcPr>
+            <w:tcW w:type="dxa" w:w="2592"/>
+            <w:vAlign w:val="center"/>
+          </w:tcPr>
+          <w:p>
+            <w:pPr>
+              <w:spacing w:before="0" w:after="0" w:line="310" w:lineRule="exact"/>
+              <w:snapToGrid w:val="0"/>
+            </w:pPr>
+            <w:r>
+              <w:rPr>
+                <w:rFonts w:ascii="Arial" w:hAnsi="Arial" w:eastAsia="Noto Sans CJK SC"/>
+                <w:b w:val="0"/>
+                <w:color w:val="000000"/>
+                <w:sz w:val="21"/>
+                <w:lang w:val="zh-CN" w:eastAsia="zh-CN"/>
+              </w:rPr>
+              <w:t>高级连接设置</w:t>
+            </w:r>
+          </w:p>
+        </w:tc>
+        <w:tc>
+          <w:tcPr>
+            <w:tcW w:type="dxa" w:w="7344"/>
+            <w:vAlign w:val="center"/>
+          </w:tcPr>
+          <w:p>
+            <w:pPr>
+              <w:spacing w:before="0" w:after="0" w:line="310" w:lineRule="exact"/>
+              <w:snapToGrid w:val="0"/>
+            </w:pPr>
+            <w:r>
+              <w:rPr>
+                <w:rFonts w:ascii="Arial" w:hAnsi="Arial" w:eastAsia="Noto Sans CJK SC"/>
+                <w:b w:val="0"/>
+                <w:color w:val="000000"/>
+                <w:sz w:val="21"/>
+                <w:lang w:val="zh-CN" w:eastAsia="zh-CN"/>
+              </w:rPr>
+              <w:t>高级连接入口与 Direct/Relay 选择。</w:t>
+            </w:r>
+          </w:p>
+        </w:tc>
+      </w:tr>
+      <w:tr>
+        <w:trPr>
+          <w:cantSplit/>
+        </w:trPr>
+        <w:tc>
+          <w:tcPr>
+            <w:tcW w:type="dxa" w:w="2592"/>
+            <w:vAlign w:val="center"/>
+          </w:tcPr>
+          <w:p>
+            <w:pPr>
+              <w:spacing w:before="0" w:after="0" w:line="310" w:lineRule="exact"/>
+              <w:snapToGrid w:val="0"/>
+            </w:pPr>
+            <w:r>
+              <w:rPr>
+                <w:rFonts w:ascii="Arial" w:hAnsi="Arial" w:eastAsia="Noto Sans CJK SC"/>
+                <w:b w:val="0"/>
+                <w:color w:val="000000"/>
+                <w:sz w:val="21"/>
+                <w:lang w:val="zh-CN" w:eastAsia="zh-CN"/>
+              </w:rPr>
+              <w:t>创建主机弹窗</w:t>
+            </w:r>
+          </w:p>
+        </w:tc>
+        <w:tc>
+          <w:tcPr>
+            <w:tcW w:type="dxa" w:w="7344"/>
+            <w:vAlign w:val="center"/>
+          </w:tcPr>
+          <w:p>
+            <w:pPr>
+              <w:spacing w:before="0" w:after="0" w:line="310" w:lineRule="exact"/>
+              <w:snapToGrid w:val="0"/>
+            </w:pPr>
+            <w:r>
+              <w:rPr>
+                <w:rFonts w:ascii="Arial" w:hAnsi="Arial" w:eastAsia="Noto Sans CJK SC"/>
+                <w:b w:val="0"/>
+                <w:color w:val="000000"/>
+                <w:sz w:val="21"/>
+                <w:lang w:val="zh-CN" w:eastAsia="zh-CN"/>
+              </w:rPr>
+              <w:t>主机创建参数与确认、取消操作。</w:t>
+            </w:r>
+          </w:p>
+        </w:tc>
+      </w:tr>
+      <w:tr>
+        <w:trPr>
+          <w:cantSplit/>
+        </w:trPr>
+        <w:tc>
+          <w:tcPr>
+            <w:tcW w:type="dxa" w:w="2592"/>
+            <w:vAlign w:val="center"/>
+          </w:tcPr>
+          <w:p>
+            <w:pPr>
+              <w:spacing w:before="0" w:after="0" w:line="310" w:lineRule="exact"/>
+              <w:snapToGrid w:val="0"/>
+            </w:pPr>
+            <w:r>
+              <w:rPr>
+                <w:rFonts w:ascii="Arial" w:hAnsi="Arial" w:eastAsia="Noto Sans CJK SC"/>
+                <w:b w:val="0"/>
+                <w:color w:val="000000"/>
+                <w:sz w:val="21"/>
+                <w:lang w:val="zh-CN" w:eastAsia="zh-CN"/>
+              </w:rPr>
+              <w:t>地址直连弹窗</w:t>
+            </w:r>
+          </w:p>
+        </w:tc>
+        <w:tc>
+          <w:tcPr>
+            <w:tcW w:type="dxa" w:w="7344"/>
+            <w:vAlign w:val="center"/>
+          </w:tcPr>
+          <w:p>
+            <w:pPr>
+              <w:spacing w:before="0" w:after="0" w:line="310" w:lineRule="exact"/>
+              <w:snapToGrid w:val="0"/>
+            </w:pPr>
+            <w:r>
+              <w:rPr>
+                <w:rFonts w:ascii="Arial" w:hAnsi="Arial" w:eastAsia="Noto Sans CJK SC"/>
+                <w:b w:val="0"/>
+                <w:color w:val="000000"/>
+                <w:sz w:val="21"/>
+                <w:lang w:val="zh-CN" w:eastAsia="zh-CN"/>
+              </w:rPr>
+              <w:t>地址、端口输入和连接操作。</w:t>
+            </w:r>
+          </w:p>
+        </w:tc>
+      </w:tr>
+      <w:tr>
+        <w:trPr>
+          <w:cantSplit/>
+        </w:trPr>
+        <w:tc>
+          <w:tcPr>
+            <w:tcW w:type="dxa" w:w="2592"/>
+            <w:vAlign w:val="center"/>
+          </w:tcPr>
+          <w:p>
+            <w:pPr>
+              <w:spacing w:before="0" w:after="0" w:line="310" w:lineRule="exact"/>
+              <w:snapToGrid w:val="0"/>
+            </w:pPr>
+            <w:r>
+              <w:rPr>
+                <w:rFonts w:ascii="Arial" w:hAnsi="Arial" w:eastAsia="Noto Sans CJK SC"/>
+                <w:b w:val="0"/>
+                <w:color w:val="000000"/>
+                <w:sz w:val="21"/>
+                <w:lang w:val="zh-CN" w:eastAsia="zh-CN"/>
+              </w:rPr>
+              <w:t>连接状态与加载</w:t>
+            </w:r>
+          </w:p>
+        </w:tc>
+        <w:tc>
+          <w:tcPr>
+            <w:tcW w:type="dxa" w:w="7344"/>
+            <w:vAlign w:val="center"/>
+          </w:tcPr>
+          <w:p>
+            <w:pPr>
+              <w:spacing w:before="0" w:after="0" w:line="310" w:lineRule="exact"/>
+              <w:snapToGrid w:val="0"/>
+            </w:pPr>
+            <w:r>
+              <w:rPr>
+                <w:rFonts w:ascii="Arial" w:hAnsi="Arial" w:eastAsia="Noto Sans CJK SC"/>
+                <w:b w:val="0"/>
+                <w:color w:val="000000"/>
+                <w:sz w:val="21"/>
+                <w:lang w:val="zh-CN" w:eastAsia="zh-CN"/>
+              </w:rPr>
+              <w:t>等待、加载、错误、重试和原战局重连提示。</w:t>
+            </w:r>
+          </w:p>
+        </w:tc>
+      </w:tr>
+      <w:tr>
+        <w:trPr>
+          <w:cantSplit/>
+        </w:trPr>
+        <w:tc>
+          <w:tcPr>
+            <w:tcW w:type="dxa" w:w="2592"/>
+            <w:vAlign w:val="center"/>
+          </w:tcPr>
+          <w:p>
+            <w:pPr>
+              <w:spacing w:before="0" w:after="0" w:line="310" w:lineRule="exact"/>
+              <w:snapToGrid w:val="0"/>
+            </w:pPr>
+            <w:r>
+              <w:rPr>
+                <w:rFonts w:ascii="Arial" w:hAnsi="Arial" w:eastAsia="Noto Sans CJK SC"/>
+                <w:b w:val="0"/>
+                <w:color w:val="000000"/>
+                <w:sz w:val="21"/>
+                <w:lang w:val="zh-CN" w:eastAsia="zh-CN"/>
+              </w:rPr>
+              <w:t>赏金准备</w:t>
+            </w:r>
+          </w:p>
+        </w:tc>
+        <w:tc>
+          <w:tcPr>
+            <w:tcW w:type="dxa" w:w="7344"/>
+            <w:vAlign w:val="center"/>
+          </w:tcPr>
+          <w:p>
+            <w:pPr>
+              <w:spacing w:before="0" w:after="0" w:line="310" w:lineRule="exact"/>
+              <w:snapToGrid w:val="0"/>
+            </w:pPr>
+            <w:r>
+              <w:rPr>
+                <w:rFonts w:ascii="Arial" w:hAnsi="Arial" w:eastAsia="Noto Sans CJK SC"/>
+                <w:b w:val="0"/>
+                <w:color w:val="000000"/>
+                <w:sz w:val="21"/>
+                <w:lang w:val="zh-CN" w:eastAsia="zh-CN"/>
+              </w:rPr>
+              <w:t>组队、邀请码、名单和准备；单人模式隐藏联机组队控件。</w:t>
+            </w:r>
+          </w:p>
+        </w:tc>
+      </w:tr>
+    </w:tbl>
+    <w:p>
+      <w:pPr>
+        <w:spacing w:after="20" w:before="0" w:line="96" w:lineRule="auto"/>
+      </w:pPr>
+      <w:r>
+        <w:rPr>
+          <w:sz w:val="4"/>
+        </w:rPr>
+      </w:r>
+    </w:p>
+    <w:p>
+      <w:r>
+        <w:br w:type="page"/>
       </w:r>
     </w:p>
     <w:p>
       <w:pPr>
-        <w:pStyle w:val="Heading2"/>
+        <w:pStyle w:val="Heading1"/>
         <w:keepNext/>
-        <w:spacing w:line="400" w:lineRule="exact" w:after="100" w:before="240"/>
+        <w:spacing w:line="480" w:lineRule="exact" w:after="160" w:before="0"/>
         <w:snapToGrid w:val="0"/>
       </w:pPr>
       <w:r>
@@ -1623,21 +1570,928 @@
           <w:color w:val="000000"/>
           <w:lang w:val="zh-CN" w:eastAsia="zh-CN"/>
         </w:rPr>
-        <w:t>附一张简单说明</w:t>
+        <w:t>局内与结算界面</w:t>
       </w:r>
     </w:p>
+    <w:tbl>
+      <w:tblPr>
+        <w:tblW w:type="auto" w:w="0"/>
+        <w:jc w:val="center"/>
+        <w:tblLayout w:type="fixed"/>
+        <w:tblLook w:firstColumn="1" w:firstRow="1" w:lastColumn="0" w:lastRow="0" w:noHBand="0" w:noVBand="1" w:val="04A0"/>
+        <w:tblBorders>
+          <w:top w:val="single" w:sz="5" w:color="D9D9D9"/>
+          <w:left w:val="single" w:sz="5" w:color="D9D9D9"/>
+          <w:bottom w:val="single" w:sz="5" w:color="D9D9D9"/>
+          <w:right w:val="single" w:sz="5" w:color="D9D9D9"/>
+          <w:insideH w:val="single" w:sz="5" w:color="D9D9D9"/>
+          <w:insideV w:val="single" w:sz="5" w:color="D9D9D9"/>
+        </w:tblBorders>
+        <w:tblCellMar>
+          <w:top w:w="85" w:type="dxa"/>
+          <w:bottom w:w="85" w:type="dxa"/>
+          <w:left w:w="100" w:type="dxa"/>
+          <w:right w:w="100" w:type="dxa"/>
+        </w:tblCellMar>
+      </w:tblPr>
+      <w:tblGrid>
+        <w:gridCol w:w="2592"/>
+        <w:gridCol w:w="7344"/>
+      </w:tblGrid>
+      <w:tr>
+        <w:trPr>
+          <w:cantSplit/>
+          <w:tblHeader/>
+        </w:trPr>
+        <w:tc>
+          <w:tcPr>
+            <w:tcW w:type="dxa" w:w="2592"/>
+            <w:vAlign w:val="center"/>
+            <w:shd w:fill="E7EDF2"/>
+          </w:tcPr>
+          <w:p>
+            <w:pPr>
+              <w:spacing w:before="0" w:after="0" w:line="310" w:lineRule="exact"/>
+              <w:snapToGrid w:val="0"/>
+            </w:pPr>
+            <w:r>
+              <w:rPr>
+                <w:rFonts w:ascii="Arial" w:hAnsi="Arial" w:eastAsia="Noto Sans CJK SC"/>
+                <w:b/>
+                <w:color w:val="000000"/>
+                <w:sz w:val="21"/>
+                <w:lang w:val="zh-CN" w:eastAsia="zh-CN"/>
+              </w:rPr>
+              <w:t>UI 名称</w:t>
+            </w:r>
+          </w:p>
+        </w:tc>
+        <w:tc>
+          <w:tcPr>
+            <w:tcW w:type="dxa" w:w="7344"/>
+            <w:vAlign w:val="center"/>
+            <w:shd w:fill="E7EDF2"/>
+          </w:tcPr>
+          <w:p>
+            <w:pPr>
+              <w:spacing w:before="0" w:after="0" w:line="310" w:lineRule="exact"/>
+              <w:snapToGrid w:val="0"/>
+            </w:pPr>
+            <w:r>
+              <w:rPr>
+                <w:rFonts w:ascii="Arial" w:hAnsi="Arial" w:eastAsia="Noto Sans CJK SC"/>
+                <w:b/>
+                <w:color w:val="000000"/>
+                <w:sz w:val="21"/>
+                <w:lang w:val="zh-CN" w:eastAsia="zh-CN"/>
+              </w:rPr>
+              <w:t>当前实现</w:t>
+            </w:r>
+          </w:p>
+        </w:tc>
+      </w:tr>
+      <w:tr>
+        <w:trPr>
+          <w:cantSplit/>
+        </w:trPr>
+        <w:tc>
+          <w:tcPr>
+            <w:tcW w:type="dxa" w:w="2592"/>
+            <w:vAlign w:val="center"/>
+          </w:tcPr>
+          <w:p>
+            <w:pPr>
+              <w:spacing w:before="0" w:after="0" w:line="310" w:lineRule="exact"/>
+              <w:snapToGrid w:val="0"/>
+            </w:pPr>
+            <w:r>
+              <w:rPr>
+                <w:rFonts w:ascii="Arial" w:hAnsi="Arial" w:eastAsia="Noto Sans CJK SC"/>
+                <w:b w:val="0"/>
+                <w:color w:val="000000"/>
+                <w:sz w:val="21"/>
+                <w:lang w:val="zh-CN" w:eastAsia="zh-CN"/>
+              </w:rPr>
+              <w:t>战斗 HUD</w:t>
+            </w:r>
+          </w:p>
+        </w:tc>
+        <w:tc>
+          <w:tcPr>
+            <w:tcW w:type="dxa" w:w="7344"/>
+            <w:vAlign w:val="center"/>
+          </w:tcPr>
+          <w:p>
+            <w:pPr>
+              <w:spacing w:before="0" w:after="0" w:line="310" w:lineRule="exact"/>
+              <w:snapToGrid w:val="0"/>
+            </w:pPr>
+            <w:r>
+              <w:rPr>
+                <w:rFonts w:ascii="Arial" w:hAnsi="Arial" w:eastAsia="Noto Sans CJK SC"/>
+                <w:b w:val="0"/>
+                <w:color w:val="000000"/>
+                <w:sz w:val="21"/>
+                <w:lang w:val="zh-CN" w:eastAsia="zh-CN"/>
+              </w:rPr>
+              <w:t>生命、武器、弹药/充能、时间、氧气、饥渴、护盾与供能，以及战斗提示。</w:t>
+            </w:r>
+          </w:p>
+        </w:tc>
+      </w:tr>
+      <w:tr>
+        <w:trPr>
+          <w:cantSplit/>
+        </w:trPr>
+        <w:tc>
+          <w:tcPr>
+            <w:tcW w:type="dxa" w:w="2592"/>
+            <w:vAlign w:val="center"/>
+          </w:tcPr>
+          <w:p>
+            <w:pPr>
+              <w:spacing w:before="0" w:after="0" w:line="310" w:lineRule="exact"/>
+              <w:snapToGrid w:val="0"/>
+            </w:pPr>
+            <w:r>
+              <w:rPr>
+                <w:rFonts w:ascii="Arial" w:hAnsi="Arial" w:eastAsia="Noto Sans CJK SC"/>
+                <w:b w:val="0"/>
+                <w:color w:val="000000"/>
+                <w:sz w:val="21"/>
+                <w:lang w:val="zh-CN" w:eastAsia="zh-CN"/>
+              </w:rPr>
+              <w:t>局内背包</w:t>
+            </w:r>
+          </w:p>
+        </w:tc>
+        <w:tc>
+          <w:tcPr>
+            <w:tcW w:type="dxa" w:w="7344"/>
+            <w:vAlign w:val="center"/>
+          </w:tcPr>
+          <w:p>
+            <w:pPr>
+              <w:spacing w:before="0" w:after="0" w:line="310" w:lineRule="exact"/>
+              <w:snapToGrid w:val="0"/>
+            </w:pPr>
+            <w:r>
+              <w:rPr>
+                <w:rFonts w:ascii="Arial" w:hAnsi="Arial" w:eastAsia="Noto Sans CJK SC"/>
+                <w:b w:val="0"/>
+                <w:color w:val="000000"/>
+                <w:sz w:val="21"/>
+                <w:lang w:val="zh-CN" w:eastAsia="zh-CN"/>
+              </w:rPr>
+              <w:t>角色装备、随身容器、保险箱、三个工具槽，底部停靠九格快捷栏。</w:t>
+            </w:r>
+          </w:p>
+        </w:tc>
+      </w:tr>
+      <w:tr>
+        <w:trPr>
+          <w:cantSplit/>
+        </w:trPr>
+        <w:tc>
+          <w:tcPr>
+            <w:tcW w:type="dxa" w:w="2592"/>
+            <w:vAlign w:val="center"/>
+          </w:tcPr>
+          <w:p>
+            <w:pPr>
+              <w:spacing w:before="0" w:after="0" w:line="310" w:lineRule="exact"/>
+              <w:snapToGrid w:val="0"/>
+            </w:pPr>
+            <w:r>
+              <w:rPr>
+                <w:rFonts w:ascii="Arial" w:hAnsi="Arial" w:eastAsia="Noto Sans CJK SC"/>
+                <w:b w:val="0"/>
+                <w:color w:val="000000"/>
+                <w:sz w:val="21"/>
+                <w:lang w:val="zh-CN" w:eastAsia="zh-CN"/>
+              </w:rPr>
+              <w:t>搜刮界面</w:t>
+            </w:r>
+          </w:p>
+        </w:tc>
+        <w:tc>
+          <w:tcPr>
+            <w:tcW w:type="dxa" w:w="7344"/>
+            <w:vAlign w:val="center"/>
+          </w:tcPr>
+          <w:p>
+            <w:pPr>
+              <w:spacing w:before="0" w:after="0" w:line="310" w:lineRule="exact"/>
+              <w:snapToGrid w:val="0"/>
+            </w:pPr>
+            <w:r>
+              <w:rPr>
+                <w:rFonts w:ascii="Arial" w:hAnsi="Arial" w:eastAsia="Noto Sans CJK SC"/>
+                <w:b w:val="0"/>
+                <w:color w:val="000000"/>
+                <w:sz w:val="21"/>
+                <w:lang w:val="zh-CN" w:eastAsia="zh-CN"/>
+              </w:rPr>
+              <w:t>自己的装备与箱子/尸体/地面包同时显示；支持搜索、拿取和拖放。</w:t>
+            </w:r>
+          </w:p>
+        </w:tc>
+      </w:tr>
+      <w:tr>
+        <w:trPr>
+          <w:cantSplit/>
+        </w:trPr>
+        <w:tc>
+          <w:tcPr>
+            <w:tcW w:type="dxa" w:w="2592"/>
+            <w:vAlign w:val="center"/>
+          </w:tcPr>
+          <w:p>
+            <w:pPr>
+              <w:spacing w:before="0" w:after="0" w:line="310" w:lineRule="exact"/>
+              <w:snapToGrid w:val="0"/>
+            </w:pPr>
+            <w:r>
+              <w:rPr>
+                <w:rFonts w:ascii="Arial" w:hAnsi="Arial" w:eastAsia="Noto Sans CJK SC"/>
+                <w:b w:val="0"/>
+                <w:color w:val="000000"/>
+                <w:sz w:val="21"/>
+                <w:lang w:val="zh-CN" w:eastAsia="zh-CN"/>
+              </w:rPr>
+              <w:t>健康与治疗</w:t>
+            </w:r>
+          </w:p>
+        </w:tc>
+        <w:tc>
+          <w:tcPr>
+            <w:tcW w:type="dxa" w:w="7344"/>
+            <w:vAlign w:val="center"/>
+          </w:tcPr>
+          <w:p>
+            <w:pPr>
+              <w:spacing w:before="0" w:after="0" w:line="310" w:lineRule="exact"/>
+              <w:snapToGrid w:val="0"/>
+            </w:pPr>
+            <w:r>
+              <w:rPr>
+                <w:rFonts w:ascii="Arial" w:hAnsi="Arial" w:eastAsia="Noto Sans CJK SC"/>
+                <w:b w:val="0"/>
+                <w:color w:val="000000"/>
+                <w:sz w:val="21"/>
+                <w:lang w:val="zh-CN" w:eastAsia="zh-CN"/>
+              </w:rPr>
+              <w:t>七部位人体图、部位血量、医疗选择、治疗进度和中断提示。</w:t>
+            </w:r>
+          </w:p>
+        </w:tc>
+      </w:tr>
+      <w:tr>
+        <w:trPr>
+          <w:cantSplit/>
+        </w:trPr>
+        <w:tc>
+          <w:tcPr>
+            <w:tcW w:type="dxa" w:w="2592"/>
+            <w:vAlign w:val="center"/>
+          </w:tcPr>
+          <w:p>
+            <w:pPr>
+              <w:spacing w:before="0" w:after="0" w:line="310" w:lineRule="exact"/>
+              <w:snapToGrid w:val="0"/>
+            </w:pPr>
+            <w:r>
+              <w:rPr>
+                <w:rFonts w:ascii="Arial" w:hAnsi="Arial" w:eastAsia="Noto Sans CJK SC"/>
+                <w:b w:val="0"/>
+                <w:color w:val="000000"/>
+                <w:sz w:val="21"/>
+                <w:lang w:val="zh-CN" w:eastAsia="zh-CN"/>
+              </w:rPr>
+              <w:t>快捷栏</w:t>
+            </w:r>
+          </w:p>
+        </w:tc>
+        <w:tc>
+          <w:tcPr>
+            <w:tcW w:type="dxa" w:w="7344"/>
+            <w:vAlign w:val="center"/>
+          </w:tcPr>
+          <w:p>
+            <w:pPr>
+              <w:spacing w:before="0" w:after="0" w:line="310" w:lineRule="exact"/>
+              <w:snapToGrid w:val="0"/>
+            </w:pPr>
+            <w:r>
+              <w:rPr>
+                <w:rFonts w:ascii="Arial" w:hAnsi="Arial" w:eastAsia="Noto Sans CJK SC"/>
+                <w:b w:val="0"/>
+                <w:color w:val="000000"/>
+                <w:sz w:val="21"/>
+                <w:lang w:val="zh-CN" w:eastAsia="zh-CN"/>
+              </w:rPr>
+              <w:t>1–9 九格绑定，数字键选中、左键使用；显示图标、数量和不可用状态。</w:t>
+            </w:r>
+          </w:p>
+        </w:tc>
+      </w:tr>
+      <w:tr>
+        <w:trPr>
+          <w:cantSplit/>
+        </w:trPr>
+        <w:tc>
+          <w:tcPr>
+            <w:tcW w:type="dxa" w:w="2592"/>
+            <w:vAlign w:val="center"/>
+          </w:tcPr>
+          <w:p>
+            <w:pPr>
+              <w:spacing w:before="0" w:after="0" w:line="310" w:lineRule="exact"/>
+              <w:snapToGrid w:val="0"/>
+            </w:pPr>
+            <w:r>
+              <w:rPr>
+                <w:rFonts w:ascii="Arial" w:hAnsi="Arial" w:eastAsia="Noto Sans CJK SC"/>
+                <w:b w:val="0"/>
+                <w:color w:val="000000"/>
+                <w:sz w:val="21"/>
+                <w:lang w:val="zh-CN" w:eastAsia="zh-CN"/>
+              </w:rPr>
+              <w:t>局内任务提示与详情</w:t>
+            </w:r>
+          </w:p>
+        </w:tc>
+        <w:tc>
+          <w:tcPr>
+            <w:tcW w:type="dxa" w:w="7344"/>
+            <w:vAlign w:val="center"/>
+          </w:tcPr>
+          <w:p>
+            <w:pPr>
+              <w:spacing w:before="0" w:after="0" w:line="310" w:lineRule="exact"/>
+              <w:snapToGrid w:val="0"/>
+            </w:pPr>
+            <w:r>
+              <w:rPr>
+                <w:rFonts w:ascii="Arial" w:hAnsi="Arial" w:eastAsia="Noto Sans CJK SC"/>
+                <w:b w:val="0"/>
+                <w:color w:val="000000"/>
+                <w:sz w:val="21"/>
+                <w:lang w:val="zh-CN" w:eastAsia="zh-CN"/>
+              </w:rPr>
+              <w:t>任务步骤、区域/楼层、距离、节点和设备进度；J 打开详情。</w:t>
+            </w:r>
+          </w:p>
+        </w:tc>
+      </w:tr>
+      <w:tr>
+        <w:trPr>
+          <w:cantSplit/>
+        </w:trPr>
+        <w:tc>
+          <w:tcPr>
+            <w:tcW w:type="dxa" w:w="2592"/>
+            <w:vAlign w:val="center"/>
+          </w:tcPr>
+          <w:p>
+            <w:pPr>
+              <w:spacing w:before="0" w:after="0" w:line="310" w:lineRule="exact"/>
+              <w:snapToGrid w:val="0"/>
+            </w:pPr>
+            <w:r>
+              <w:rPr>
+                <w:rFonts w:ascii="Arial" w:hAnsi="Arial" w:eastAsia="Noto Sans CJK SC"/>
+                <w:b w:val="0"/>
+                <w:color w:val="000000"/>
+                <w:sz w:val="21"/>
+                <w:lang w:val="zh-CN" w:eastAsia="zh-CN"/>
+              </w:rPr>
+              <w:t>战术地图与工具读数</w:t>
+            </w:r>
+          </w:p>
+        </w:tc>
+        <w:tc>
+          <w:tcPr>
+            <w:tcW w:type="dxa" w:w="7344"/>
+            <w:vAlign w:val="center"/>
+          </w:tcPr>
+          <w:p>
+            <w:pPr>
+              <w:spacing w:before="0" w:after="0" w:line="310" w:lineRule="exact"/>
+              <w:snapToGrid w:val="0"/>
+            </w:pPr>
+            <w:r>
+              <w:rPr>
+                <w:rFonts w:ascii="Arial" w:hAnsi="Arial" w:eastAsia="Noto Sans CJK SC"/>
+                <w:b w:val="0"/>
+                <w:color w:val="000000"/>
+                <w:sz w:val="21"/>
+                <w:lang w:val="zh-CN" w:eastAsia="zh-CN"/>
+              </w:rPr>
+              <w:t>M 打开卫星地图；位置、导航点、撤离和补给图层。另有指南针和测距仪读数。</w:t>
+            </w:r>
+          </w:p>
+        </w:tc>
+      </w:tr>
+      <w:tr>
+        <w:trPr>
+          <w:cantSplit/>
+        </w:trPr>
+        <w:tc>
+          <w:tcPr>
+            <w:tcW w:type="dxa" w:w="2592"/>
+            <w:vAlign w:val="center"/>
+          </w:tcPr>
+          <w:p>
+            <w:pPr>
+              <w:spacing w:before="0" w:after="0" w:line="310" w:lineRule="exact"/>
+              <w:snapToGrid w:val="0"/>
+            </w:pPr>
+            <w:r>
+              <w:rPr>
+                <w:rFonts w:ascii="Arial" w:hAnsi="Arial" w:eastAsia="Noto Sans CJK SC"/>
+                <w:b w:val="0"/>
+                <w:color w:val="000000"/>
+                <w:sz w:val="21"/>
+                <w:lang w:val="zh-CN" w:eastAsia="zh-CN"/>
+              </w:rPr>
+              <w:t>光环灯光面板</w:t>
+            </w:r>
+          </w:p>
+        </w:tc>
+        <w:tc>
+          <w:tcPr>
+            <w:tcW w:type="dxa" w:w="7344"/>
+            <w:vAlign w:val="center"/>
+          </w:tcPr>
+          <w:p>
+            <w:pPr>
+              <w:spacing w:before="0" w:after="0" w:line="310" w:lineRule="exact"/>
+              <w:snapToGrid w:val="0"/>
+            </w:pPr>
+            <w:r>
+              <w:rPr>
+                <w:rFonts w:ascii="Arial" w:hAnsi="Arial" w:eastAsia="Noto Sans CJK SC"/>
+                <w:b w:val="0"/>
+                <w:color w:val="000000"/>
+                <w:sz w:val="21"/>
+                <w:lang w:val="zh-CN" w:eastAsia="zh-CN"/>
+              </w:rPr>
+              <w:t>灯光开关、参数调节和当前状态。</w:t>
+            </w:r>
+          </w:p>
+        </w:tc>
+      </w:tr>
+      <w:tr>
+        <w:trPr>
+          <w:cantSplit/>
+        </w:trPr>
+        <w:tc>
+          <w:tcPr>
+            <w:tcW w:type="dxa" w:w="2592"/>
+            <w:vAlign w:val="center"/>
+          </w:tcPr>
+          <w:p>
+            <w:pPr>
+              <w:spacing w:before="0" w:after="0" w:line="310" w:lineRule="exact"/>
+              <w:snapToGrid w:val="0"/>
+            </w:pPr>
+            <w:r>
+              <w:rPr>
+                <w:rFonts w:ascii="Arial" w:hAnsi="Arial" w:eastAsia="Noto Sans CJK SC"/>
+                <w:b w:val="0"/>
+                <w:color w:val="000000"/>
+                <w:sz w:val="21"/>
+                <w:lang w:val="zh-CN" w:eastAsia="zh-CN"/>
+              </w:rPr>
+              <w:t>世界交互提示</w:t>
+            </w:r>
+          </w:p>
+        </w:tc>
+        <w:tc>
+          <w:tcPr>
+            <w:tcW w:type="dxa" w:w="7344"/>
+            <w:vAlign w:val="center"/>
+          </w:tcPr>
+          <w:p>
+            <w:pPr>
+              <w:spacing w:before="0" w:after="0" w:line="310" w:lineRule="exact"/>
+              <w:snapToGrid w:val="0"/>
+            </w:pPr>
+            <w:r>
+              <w:rPr>
+                <w:rFonts w:ascii="Arial" w:hAnsi="Arial" w:eastAsia="Noto Sans CJK SC"/>
+                <w:b w:val="0"/>
+                <w:color w:val="000000"/>
+                <w:sz w:val="21"/>
+                <w:lang w:val="zh-CN" w:eastAsia="zh-CN"/>
+              </w:rPr>
+              <w:t>拾取、搜索、气闸、灯光、开关和设备的名称、按键与操作进度。</w:t>
+            </w:r>
+          </w:p>
+        </w:tc>
+      </w:tr>
+      <w:tr>
+        <w:trPr>
+          <w:cantSplit/>
+        </w:trPr>
+        <w:tc>
+          <w:tcPr>
+            <w:tcW w:type="dxa" w:w="2592"/>
+            <w:vAlign w:val="center"/>
+          </w:tcPr>
+          <w:p>
+            <w:pPr>
+              <w:spacing w:before="0" w:after="0" w:line="310" w:lineRule="exact"/>
+              <w:snapToGrid w:val="0"/>
+            </w:pPr>
+            <w:r>
+              <w:rPr>
+                <w:rFonts w:ascii="Arial" w:hAnsi="Arial" w:eastAsia="Noto Sans CJK SC"/>
+                <w:b w:val="0"/>
+                <w:color w:val="000000"/>
+                <w:sz w:val="21"/>
+                <w:lang w:val="zh-CN" w:eastAsia="zh-CN"/>
+              </w:rPr>
+              <w:t>撤离提示</w:t>
+            </w:r>
+          </w:p>
+        </w:tc>
+        <w:tc>
+          <w:tcPr>
+            <w:tcW w:type="dxa" w:w="7344"/>
+            <w:vAlign w:val="center"/>
+          </w:tcPr>
+          <w:p>
+            <w:pPr>
+              <w:spacing w:before="0" w:after="0" w:line="310" w:lineRule="exact"/>
+              <w:snapToGrid w:val="0"/>
+            </w:pPr>
+            <w:r>
+              <w:rPr>
+                <w:rFonts w:ascii="Arial" w:hAnsi="Arial" w:eastAsia="Noto Sans CJK SC"/>
+                <w:b w:val="0"/>
+                <w:color w:val="000000"/>
+                <w:sz w:val="21"/>
+                <w:lang w:val="zh-CN" w:eastAsia="zh-CN"/>
+              </w:rPr>
+              <w:t>撤离条件、范围内状态、倒计时，以及受阻或中断提示。</w:t>
+            </w:r>
+          </w:p>
+        </w:tc>
+      </w:tr>
+      <w:tr>
+        <w:trPr>
+          <w:cantSplit/>
+        </w:trPr>
+        <w:tc>
+          <w:tcPr>
+            <w:tcW w:type="dxa" w:w="2592"/>
+            <w:vAlign w:val="center"/>
+          </w:tcPr>
+          <w:p>
+            <w:pPr>
+              <w:spacing w:before="0" w:after="0" w:line="310" w:lineRule="exact"/>
+              <w:snapToGrid w:val="0"/>
+            </w:pPr>
+            <w:r>
+              <w:rPr>
+                <w:rFonts w:ascii="Arial" w:hAnsi="Arial" w:eastAsia="Noto Sans CJK SC"/>
+                <w:b w:val="0"/>
+                <w:color w:val="000000"/>
+                <w:sz w:val="21"/>
+                <w:lang w:val="zh-CN" w:eastAsia="zh-CN"/>
+              </w:rPr>
+              <w:t>行动结果</w:t>
+            </w:r>
+          </w:p>
+        </w:tc>
+        <w:tc>
+          <w:tcPr>
+            <w:tcW w:type="dxa" w:w="7344"/>
+            <w:vAlign w:val="center"/>
+          </w:tcPr>
+          <w:p>
+            <w:pPr>
+              <w:spacing w:before="0" w:after="0" w:line="310" w:lineRule="exact"/>
+              <w:snapToGrid w:val="0"/>
+            </w:pPr>
+            <w:r>
+              <w:rPr>
+                <w:rFonts w:ascii="Arial" w:hAnsi="Arial" w:eastAsia="Noto Sans CJK SC"/>
+                <w:b w:val="0"/>
+                <w:color w:val="000000"/>
+                <w:sz w:val="21"/>
+                <w:lang w:val="zh-CN" w:eastAsia="zh-CN"/>
+              </w:rPr>
+              <w:t>撤离成功、死亡或超时，以及本局结果摘要。</w:t>
+            </w:r>
+          </w:p>
+        </w:tc>
+      </w:tr>
+      <w:tr>
+        <w:trPr>
+          <w:cantSplit/>
+        </w:trPr>
+        <w:tc>
+          <w:tcPr>
+            <w:tcW w:type="dxa" w:w="2592"/>
+            <w:vAlign w:val="center"/>
+          </w:tcPr>
+          <w:p>
+            <w:pPr>
+              <w:spacing w:before="0" w:after="0" w:line="310" w:lineRule="exact"/>
+              <w:snapToGrid w:val="0"/>
+            </w:pPr>
+            <w:r>
+              <w:rPr>
+                <w:rFonts w:ascii="Arial" w:hAnsi="Arial" w:eastAsia="Noto Sans CJK SC"/>
+                <w:b w:val="0"/>
+                <w:color w:val="000000"/>
+                <w:sz w:val="21"/>
+                <w:lang w:val="zh-CN" w:eastAsia="zh-CN"/>
+              </w:rPr>
+              <w:t>结算物资</w:t>
+            </w:r>
+          </w:p>
+        </w:tc>
+        <w:tc>
+          <w:tcPr>
+            <w:tcW w:type="dxa" w:w="7344"/>
+            <w:vAlign w:val="center"/>
+          </w:tcPr>
+          <w:p>
+            <w:pPr>
+              <w:spacing w:before="0" w:after="0" w:line="310" w:lineRule="exact"/>
+              <w:snapToGrid w:val="0"/>
+            </w:pPr>
+            <w:r>
+              <w:rPr>
+                <w:rFonts w:ascii="Arial" w:hAnsi="Arial" w:eastAsia="Noto Sans CJK SC"/>
+                <w:b w:val="0"/>
+                <w:color w:val="000000"/>
+                <w:sz w:val="21"/>
+                <w:lang w:val="zh-CN" w:eastAsia="zh-CN"/>
+              </w:rPr>
+              <w:t>结算第二页，显示本局物品与带回情况。</w:t>
+            </w:r>
+          </w:p>
+        </w:tc>
+      </w:tr>
+      <w:tr>
+        <w:trPr>
+          <w:cantSplit/>
+        </w:trPr>
+        <w:tc>
+          <w:tcPr>
+            <w:tcW w:type="dxa" w:w="2592"/>
+            <w:vAlign w:val="center"/>
+          </w:tcPr>
+          <w:p>
+            <w:pPr>
+              <w:spacing w:before="0" w:after="0" w:line="310" w:lineRule="exact"/>
+              <w:snapToGrid w:val="0"/>
+            </w:pPr>
+            <w:r>
+              <w:rPr>
+                <w:rFonts w:ascii="Arial" w:hAnsi="Arial" w:eastAsia="Noto Sans CJK SC"/>
+                <w:b w:val="0"/>
+                <w:color w:val="000000"/>
+                <w:sz w:val="21"/>
+                <w:lang w:val="zh-CN" w:eastAsia="zh-CN"/>
+              </w:rPr>
+              <w:t>入库与返回</w:t>
+            </w:r>
+          </w:p>
+        </w:tc>
+        <w:tc>
+          <w:tcPr>
+            <w:tcW w:type="dxa" w:w="7344"/>
+            <w:vAlign w:val="center"/>
+          </w:tcPr>
+          <w:p>
+            <w:pPr>
+              <w:spacing w:before="0" w:after="0" w:line="310" w:lineRule="exact"/>
+              <w:snapToGrid w:val="0"/>
+            </w:pPr>
+            <w:r>
+              <w:rPr>
+                <w:rFonts w:ascii="Arial" w:hAnsi="Arial" w:eastAsia="Noto Sans CJK SC"/>
+                <w:b w:val="0"/>
+                <w:color w:val="000000"/>
+                <w:sz w:val="21"/>
+                <w:lang w:val="zh-CN" w:eastAsia="zh-CN"/>
+              </w:rPr>
+              <w:t>结算第三页，显示保存、入库、失败重试与返回。</w:t>
+            </w:r>
+          </w:p>
+        </w:tc>
+      </w:tr>
+      <w:tr>
+        <w:trPr>
+          <w:cantSplit/>
+        </w:trPr>
+        <w:tc>
+          <w:tcPr>
+            <w:tcW w:type="dxa" w:w="2592"/>
+            <w:vAlign w:val="center"/>
+          </w:tcPr>
+          <w:p>
+            <w:pPr>
+              <w:spacing w:before="0" w:after="0" w:line="310" w:lineRule="exact"/>
+              <w:snapToGrid w:val="0"/>
+            </w:pPr>
+            <w:r>
+              <w:rPr>
+                <w:rFonts w:ascii="Arial" w:hAnsi="Arial" w:eastAsia="Noto Sans CJK SC"/>
+                <w:b w:val="0"/>
+                <w:color w:val="000000"/>
+                <w:sz w:val="21"/>
+                <w:lang w:val="zh-CN" w:eastAsia="zh-CN"/>
+              </w:rPr>
+              <w:t>暂停菜单</w:t>
+            </w:r>
+          </w:p>
+        </w:tc>
+        <w:tc>
+          <w:tcPr>
+            <w:tcW w:type="dxa" w:w="7344"/>
+            <w:vAlign w:val="center"/>
+          </w:tcPr>
+          <w:p>
+            <w:pPr>
+              <w:spacing w:before="0" w:after="0" w:line="310" w:lineRule="exact"/>
+              <w:snapToGrid w:val="0"/>
+            </w:pPr>
+            <w:r>
+              <w:rPr>
+                <w:rFonts w:ascii="Arial" w:hAnsi="Arial" w:eastAsia="Noto Sans CJK SC"/>
+                <w:b w:val="0"/>
+                <w:color w:val="000000"/>
+                <w:sz w:val="21"/>
+                <w:lang w:val="zh-CN" w:eastAsia="zh-CN"/>
+              </w:rPr>
+              <w:t>在游戏画面上显示继续、返回主界面和退出。</w:t>
+            </w:r>
+          </w:p>
+        </w:tc>
+      </w:tr>
+      <w:tr>
+        <w:trPr>
+          <w:cantSplit/>
+        </w:trPr>
+        <w:tc>
+          <w:tcPr>
+            <w:tcW w:type="dxa" w:w="2592"/>
+            <w:vAlign w:val="center"/>
+          </w:tcPr>
+          <w:p>
+            <w:pPr>
+              <w:spacing w:before="0" w:after="0" w:line="310" w:lineRule="exact"/>
+              <w:snapToGrid w:val="0"/>
+            </w:pPr>
+            <w:r>
+              <w:rPr>
+                <w:rFonts w:ascii="Arial" w:hAnsi="Arial" w:eastAsia="Noto Sans CJK SC"/>
+                <w:b w:val="0"/>
+                <w:color w:val="000000"/>
+                <w:sz w:val="21"/>
+                <w:lang w:val="zh-CN" w:eastAsia="zh-CN"/>
+              </w:rPr>
+              <w:t>死亡提示</w:t>
+            </w:r>
+          </w:p>
+        </w:tc>
+        <w:tc>
+          <w:tcPr>
+            <w:tcW w:type="dxa" w:w="7344"/>
+            <w:vAlign w:val="center"/>
+          </w:tcPr>
+          <w:p>
+            <w:pPr>
+              <w:spacing w:before="0" w:after="0" w:line="310" w:lineRule="exact"/>
+              <w:snapToGrid w:val="0"/>
+            </w:pPr>
+            <w:r>
+              <w:rPr>
+                <w:rFonts w:ascii="Arial" w:hAnsi="Arial" w:eastAsia="Noto Sans CJK SC"/>
+                <w:b w:val="0"/>
+                <w:color w:val="000000"/>
+                <w:sz w:val="21"/>
+                <w:lang w:val="zh-CN" w:eastAsia="zh-CN"/>
+              </w:rPr>
+              <w:t>显示可取得的死亡信息，并转入结算。</w:t>
+            </w:r>
+          </w:p>
+        </w:tc>
+      </w:tr>
+      <w:tr>
+        <w:trPr>
+          <w:cantSplit/>
+        </w:trPr>
+        <w:tc>
+          <w:tcPr>
+            <w:tcW w:type="dxa" w:w="2592"/>
+            <w:vAlign w:val="center"/>
+          </w:tcPr>
+          <w:p>
+            <w:pPr>
+              <w:spacing w:before="0" w:after="0" w:line="310" w:lineRule="exact"/>
+              <w:snapToGrid w:val="0"/>
+            </w:pPr>
+            <w:r>
+              <w:rPr>
+                <w:rFonts w:ascii="Arial" w:hAnsi="Arial" w:eastAsia="Noto Sans CJK SC"/>
+                <w:b w:val="0"/>
+                <w:color w:val="000000"/>
+                <w:sz w:val="21"/>
+                <w:lang w:val="zh-CN" w:eastAsia="zh-CN"/>
+              </w:rPr>
+              <w:t>赏金战斗界面</w:t>
+            </w:r>
+          </w:p>
+        </w:tc>
+        <w:tc>
+          <w:tcPr>
+            <w:tcW w:type="dxa" w:w="7344"/>
+            <w:vAlign w:val="center"/>
+          </w:tcPr>
+          <w:p>
+            <w:pPr>
+              <w:spacing w:before="0" w:after="0" w:line="310" w:lineRule="exact"/>
+              <w:snapToGrid w:val="0"/>
+            </w:pPr>
+            <w:r>
+              <w:rPr>
+                <w:rFonts w:ascii="Arial" w:hAnsi="Arial" w:eastAsia="Noto Sans CJK SC"/>
+                <w:b w:val="0"/>
+                <w:color w:val="000000"/>
+                <w:sz w:val="21"/>
+                <w:lang w:val="zh-CN" w:eastAsia="zh-CN"/>
+              </w:rPr>
+              <w:t>阶段、目标、放逐、赏金归属、队友状态、暗视、救援和出口提示。</w:t>
+            </w:r>
+          </w:p>
+        </w:tc>
+      </w:tr>
+      <w:tr>
+        <w:trPr>
+          <w:cantSplit/>
+        </w:trPr>
+        <w:tc>
+          <w:tcPr>
+            <w:tcW w:type="dxa" w:w="2592"/>
+            <w:vAlign w:val="center"/>
+          </w:tcPr>
+          <w:p>
+            <w:pPr>
+              <w:spacing w:before="0" w:after="0" w:line="310" w:lineRule="exact"/>
+              <w:snapToGrid w:val="0"/>
+            </w:pPr>
+            <w:r>
+              <w:rPr>
+                <w:rFonts w:ascii="Arial" w:hAnsi="Arial" w:eastAsia="Noto Sans CJK SC"/>
+                <w:b w:val="0"/>
+                <w:color w:val="000000"/>
+                <w:sz w:val="21"/>
+                <w:lang w:val="zh-CN" w:eastAsia="zh-CN"/>
+              </w:rPr>
+              <w:t>赏金结束界面</w:t>
+            </w:r>
+          </w:p>
+        </w:tc>
+        <w:tc>
+          <w:tcPr>
+            <w:tcW w:type="dxa" w:w="7344"/>
+            <w:vAlign w:val="center"/>
+          </w:tcPr>
+          <w:p>
+            <w:pPr>
+              <w:spacing w:before="0" w:after="0" w:line="310" w:lineRule="exact"/>
+              <w:snapToGrid w:val="0"/>
+            </w:pPr>
+            <w:r>
+              <w:rPr>
+                <w:rFonts w:ascii="Arial" w:hAnsi="Arial" w:eastAsia="Noto Sans CJK SC"/>
+                <w:b w:val="0"/>
+                <w:color w:val="000000"/>
+                <w:sz w:val="21"/>
+                <w:lang w:val="zh-CN" w:eastAsia="zh-CN"/>
+              </w:rPr>
+              <w:t>结果与保存状态，返回飞船或准备下一局。</w:t>
+            </w:r>
+          </w:p>
+        </w:tc>
+      </w:tr>
+    </w:tbl>
     <w:p>
       <w:pPr>
-        <w:spacing w:line="340" w:lineRule="exact" w:after="120"/>
-        <w:snapToGrid w:val="0"/>
+        <w:spacing w:after="20" w:before="0" w:line="96" w:lineRule="auto"/>
       </w:pPr>
       <w:r>
         <w:rPr>
-          <w:rFonts w:ascii="Arial" w:hAnsi="Arial" w:eastAsia="Noto Sans CJK SC"/>
-          <w:color w:val="000000"/>
-          <w:lang w:val="zh-CN" w:eastAsia="zh-CN"/>
+          <w:sz w:val="4"/>
         </w:rPr>
-        <w:t>说明每张图是什么、用在哪里，以及按钮选中、按下和不能点时是什么样。如果只是颜色变化，写说明就行。程序负责把素材接进 Unity，处理文字、双语、点击和不同尺寸。</w:t>
       </w:r>
     </w:p>
     <w:sectPr>
